--- a/BACK-END/Pesquisa.docx
+++ b/BACK-END/Pesquisa.docx
@@ -4,91 +4,396 @@
   <w:body>
     <w:p>
       <w:pPr>
-        <w:spacing w:after="0" w:line="240" w:lineRule="auto"/>
-        <w:rPr>
-          <w:rFonts w:ascii="Times New Roman" w:eastAsia="Times New Roman" w:hAnsi="Times New Roman" w:cs="Times New Roman"/>
-          <w:sz w:val="24"/>
-          <w:szCs w:val="24"/>
-          <w:lang w:eastAsia="pt-BR"/>
-        </w:rPr>
-      </w:pPr>
-      <w:r>
-        <w:rPr>
-          <w:rFonts w:ascii="Arial" w:eastAsia="Times New Roman" w:hAnsi="Arial" w:cs="Arial"/>
+        <w:spacing w:before="100" w:beforeAutospacing="1" w:after="100" w:afterAutospacing="1" w:line="240" w:lineRule="auto"/>
+        <w:outlineLvl w:val="2"/>
+        <w:rPr>
+          <w:rFonts w:ascii="Times New Roman" w:eastAsia="Times New Roman" w:hAnsi="Times New Roman" w:cs="Times New Roman"/>
           <w:b/>
           <w:bCs/>
-          <w:color w:val="3C4043"/>
-          <w:spacing w:val="3"/>
-          <w:sz w:val="21"/>
-          <w:szCs w:val="21"/>
-          <w:shd w:val="clear" w:color="auto" w:fill="FFFFFF"/>
+          <w:sz w:val="27"/>
+          <w:szCs w:val="27"/>
+          <w:lang w:eastAsia="pt-BR"/>
+        </w:rPr>
+      </w:pPr>
+      <w:r>
+        <w:rPr>
+          <w:rFonts w:ascii="Times New Roman" w:eastAsia="Times New Roman" w:hAnsi="Times New Roman" w:cs="Times New Roman"/>
+          <w:b/>
+          <w:bCs/>
+          <w:sz w:val="27"/>
+          <w:szCs w:val="27"/>
           <w:lang w:eastAsia="pt-BR"/>
         </w:rPr>
         <w:t>Parte 1 – Classe Abstrata</w:t>
+      </w:r>
+    </w:p>
+    <w:p>
+      <w:pPr>
+        <w:spacing w:before="100" w:beforeAutospacing="1" w:after="100" w:afterAutospacing="1" w:line="240" w:lineRule="auto"/>
+        <w:outlineLvl w:val="3"/>
+        <w:rPr>
+          <w:rFonts w:ascii="Times New Roman" w:eastAsia="Times New Roman" w:hAnsi="Times New Roman" w:cs="Times New Roman"/>
+          <w:b/>
+          <w:bCs/>
+          <w:sz w:val="24"/>
+          <w:szCs w:val="24"/>
+          <w:lang w:eastAsia="pt-BR"/>
+        </w:rPr>
+      </w:pPr>
+      <w:r>
+        <w:rPr>
+          <w:rFonts w:ascii="Times New Roman" w:eastAsia="Times New Roman" w:hAnsi="Times New Roman" w:cs="Times New Roman"/>
+          <w:b/>
+          <w:bCs/>
+          <w:sz w:val="24"/>
+          <w:szCs w:val="24"/>
+          <w:lang w:eastAsia="pt-BR"/>
+        </w:rPr>
+        <w:t xml:space="preserve">O que são e como são simuladas em </w:t>
+      </w:r>
+      <w:proofErr w:type="spellStart"/>
+      <w:r>
+        <w:rPr>
+          <w:rFonts w:ascii="Times New Roman" w:eastAsia="Times New Roman" w:hAnsi="Times New Roman" w:cs="Times New Roman"/>
+          <w:b/>
+          <w:bCs/>
+          <w:sz w:val="24"/>
+          <w:szCs w:val="24"/>
+          <w:lang w:eastAsia="pt-BR"/>
+        </w:rPr>
+        <w:t>JavaScript</w:t>
+      </w:r>
+      <w:proofErr w:type="spellEnd"/>
+      <w:r>
+        <w:rPr>
+          <w:rFonts w:ascii="Times New Roman" w:eastAsia="Times New Roman" w:hAnsi="Times New Roman" w:cs="Times New Roman"/>
+          <w:b/>
+          <w:bCs/>
+          <w:sz w:val="24"/>
+          <w:szCs w:val="24"/>
+          <w:lang w:eastAsia="pt-BR"/>
+        </w:rPr>
+        <w:t>?</w:t>
+      </w:r>
+    </w:p>
+    <w:p>
+      <w:pPr>
+        <w:spacing w:before="100" w:beforeAutospacing="1" w:after="100" w:afterAutospacing="1" w:line="240" w:lineRule="auto"/>
+        <w:rPr>
+          <w:rFonts w:ascii="Times New Roman" w:eastAsia="Times New Roman" w:hAnsi="Times New Roman" w:cs="Times New Roman"/>
+          <w:sz w:val="24"/>
+          <w:szCs w:val="24"/>
+          <w:lang w:eastAsia="pt-BR"/>
+        </w:rPr>
+      </w:pPr>
+      <w:r>
+        <w:rPr>
+          <w:rFonts w:ascii="Times New Roman" w:eastAsia="Times New Roman" w:hAnsi="Times New Roman" w:cs="Times New Roman"/>
+          <w:sz w:val="24"/>
+          <w:szCs w:val="24"/>
+          <w:lang w:eastAsia="pt-BR"/>
+        </w:rPr>
+        <w:t xml:space="preserve">Uma </w:t>
+      </w:r>
+      <w:r>
+        <w:rPr>
+          <w:rFonts w:ascii="Times New Roman" w:eastAsia="Times New Roman" w:hAnsi="Times New Roman" w:cs="Times New Roman"/>
+          <w:b/>
+          <w:bCs/>
+          <w:sz w:val="24"/>
+          <w:szCs w:val="24"/>
+          <w:lang w:eastAsia="pt-BR"/>
+        </w:rPr>
+        <w:t>classe abstrata</w:t>
+      </w:r>
+      <w:r>
+        <w:rPr>
+          <w:rFonts w:ascii="Times New Roman" w:eastAsia="Times New Roman" w:hAnsi="Times New Roman" w:cs="Times New Roman"/>
+          <w:sz w:val="24"/>
+          <w:szCs w:val="24"/>
+          <w:lang w:eastAsia="pt-BR"/>
+        </w:rPr>
+        <w:t xml:space="preserve"> é como um "molde" ou um "contrato" para outras classes. Ela define um conjunto de métodos e propriedades que as classes filhas (as que herdam dela) devem ter, mas não pode ser instanciada diretamente. Ou seja, não podemos criar um objeto a partir de uma classe abstrata com </w:t>
+      </w:r>
+      <w:r>
+        <w:rPr>
+          <w:rFonts w:ascii="Courier New" w:eastAsia="Times New Roman" w:hAnsi="Courier New" w:cs="Courier New"/>
+          <w:sz w:val="20"/>
+          <w:szCs w:val="20"/>
+          <w:lang w:eastAsia="pt-BR"/>
+        </w:rPr>
+        <w:t>new</w:t>
+      </w:r>
+      <w:r>
+        <w:rPr>
+          <w:rFonts w:ascii="Times New Roman" w:eastAsia="Times New Roman" w:hAnsi="Times New Roman" w:cs="Times New Roman"/>
+          <w:sz w:val="24"/>
+          <w:szCs w:val="24"/>
+          <w:lang w:eastAsia="pt-BR"/>
+        </w:rPr>
+        <w:t>. A ideia é que ela sirva apenas como uma base para outras classes mais específicas.</w:t>
+      </w:r>
+    </w:p>
+    <w:p>
+      <w:pPr>
+        <w:spacing w:before="100" w:beforeAutospacing="1" w:after="100" w:afterAutospacing="1" w:line="240" w:lineRule="auto"/>
+        <w:rPr>
+          <w:rFonts w:ascii="Times New Roman" w:eastAsia="Times New Roman" w:hAnsi="Times New Roman" w:cs="Times New Roman"/>
+          <w:sz w:val="24"/>
+          <w:szCs w:val="24"/>
+          <w:lang w:eastAsia="pt-BR"/>
+        </w:rPr>
+      </w:pPr>
+      <w:proofErr w:type="spellStart"/>
+      <w:r>
+        <w:rPr>
+          <w:rFonts w:ascii="Times New Roman" w:eastAsia="Times New Roman" w:hAnsi="Times New Roman" w:cs="Times New Roman"/>
+          <w:sz w:val="24"/>
+          <w:szCs w:val="24"/>
+          <w:lang w:eastAsia="pt-BR"/>
+        </w:rPr>
+        <w:t>JavaScript</w:t>
+      </w:r>
+      <w:proofErr w:type="spellEnd"/>
+      <w:r>
+        <w:rPr>
+          <w:rFonts w:ascii="Times New Roman" w:eastAsia="Times New Roman" w:hAnsi="Times New Roman" w:cs="Times New Roman"/>
+          <w:sz w:val="24"/>
+          <w:szCs w:val="24"/>
+          <w:lang w:eastAsia="pt-BR"/>
+        </w:rPr>
+        <w:t xml:space="preserve">, por padrão, não possui uma palavra-chave </w:t>
+      </w:r>
+      <w:r>
+        <w:rPr>
+          <w:rFonts w:ascii="Courier New" w:eastAsia="Times New Roman" w:hAnsi="Courier New" w:cs="Courier New"/>
+          <w:sz w:val="20"/>
+          <w:szCs w:val="20"/>
+          <w:lang w:eastAsia="pt-BR"/>
+        </w:rPr>
+        <w:t>abstract</w:t>
+      </w:r>
+      <w:r>
+        <w:rPr>
+          <w:rFonts w:ascii="Times New Roman" w:eastAsia="Times New Roman" w:hAnsi="Times New Roman" w:cs="Times New Roman"/>
+          <w:sz w:val="24"/>
+          <w:szCs w:val="24"/>
+          <w:lang w:eastAsia="pt-BR"/>
+        </w:rPr>
+        <w:t xml:space="preserve"> como outras linguagens (Java ou C#, por exemplo). Portanto, precisamos </w:t>
+      </w:r>
+      <w:r>
+        <w:rPr>
+          <w:rFonts w:ascii="Times New Roman" w:eastAsia="Times New Roman" w:hAnsi="Times New Roman" w:cs="Times New Roman"/>
+          <w:b/>
+          <w:bCs/>
+          <w:sz w:val="24"/>
+          <w:szCs w:val="24"/>
+          <w:lang w:eastAsia="pt-BR"/>
+        </w:rPr>
+        <w:t>simular</w:t>
+      </w:r>
+      <w:r>
+        <w:rPr>
+          <w:rFonts w:ascii="Times New Roman" w:eastAsia="Times New Roman" w:hAnsi="Times New Roman" w:cs="Times New Roman"/>
+          <w:sz w:val="24"/>
+          <w:szCs w:val="24"/>
+          <w:lang w:eastAsia="pt-BR"/>
+        </w:rPr>
+        <w:t xml:space="preserve"> esse comportamento. A forma mais comum de fazer isso é verificar no construtor da classe "abstrata" se ela está sendo instanciada diretamente e, em caso afirmativo, lançar um erro.</w:t>
+      </w:r>
+    </w:p>
+    <w:p>
+      <w:pPr>
+        <w:spacing w:before="100" w:beforeAutospacing="1" w:after="100" w:afterAutospacing="1" w:line="240" w:lineRule="auto"/>
+        <w:outlineLvl w:val="3"/>
+        <w:rPr>
+          <w:rFonts w:ascii="Times New Roman" w:eastAsia="Times New Roman" w:hAnsi="Times New Roman" w:cs="Times New Roman"/>
+          <w:b/>
+          <w:bCs/>
+          <w:sz w:val="24"/>
+          <w:szCs w:val="24"/>
+          <w:lang w:eastAsia="pt-BR"/>
+        </w:rPr>
+      </w:pPr>
+      <w:r>
+        <w:rPr>
+          <w:rFonts w:ascii="Times New Roman" w:eastAsia="Times New Roman" w:hAnsi="Times New Roman" w:cs="Times New Roman"/>
+          <w:b/>
+          <w:bCs/>
+          <w:sz w:val="24"/>
+          <w:szCs w:val="24"/>
+          <w:lang w:eastAsia="pt-BR"/>
+        </w:rPr>
+        <w:t>Utilidade como "Contrato"</w:t>
+      </w:r>
+    </w:p>
+    <w:p>
+      <w:pPr>
+        <w:spacing w:before="100" w:beforeAutospacing="1" w:after="100" w:afterAutospacing="1" w:line="240" w:lineRule="auto"/>
+        <w:rPr>
+          <w:rFonts w:ascii="Times New Roman" w:eastAsia="Times New Roman" w:hAnsi="Times New Roman" w:cs="Times New Roman"/>
+          <w:sz w:val="24"/>
+          <w:szCs w:val="24"/>
+          <w:lang w:eastAsia="pt-BR"/>
+        </w:rPr>
+      </w:pPr>
+      <w:r>
+        <w:rPr>
+          <w:rFonts w:ascii="Times New Roman" w:eastAsia="Times New Roman" w:hAnsi="Times New Roman" w:cs="Times New Roman"/>
+          <w:sz w:val="24"/>
+          <w:szCs w:val="24"/>
+          <w:lang w:eastAsia="pt-BR"/>
+        </w:rPr>
+        <w:t xml:space="preserve">A grande utilidade de uma classe abstrata é garantir que todas as classes que herdam dela sigam uma estrutura comum. Ela funciona como um </w:t>
+      </w:r>
+      <w:r>
+        <w:rPr>
+          <w:rFonts w:ascii="Times New Roman" w:eastAsia="Times New Roman" w:hAnsi="Times New Roman" w:cs="Times New Roman"/>
+          <w:b/>
+          <w:bCs/>
+          <w:sz w:val="24"/>
+          <w:szCs w:val="24"/>
+          <w:lang w:eastAsia="pt-BR"/>
+        </w:rPr>
+        <w:t>contrato</w:t>
+      </w:r>
+      <w:r>
+        <w:rPr>
+          <w:rFonts w:ascii="Times New Roman" w:eastAsia="Times New Roman" w:hAnsi="Times New Roman" w:cs="Times New Roman"/>
+          <w:sz w:val="24"/>
+          <w:szCs w:val="24"/>
+          <w:lang w:eastAsia="pt-BR"/>
+        </w:rPr>
+        <w:t xml:space="preserve"> que obriga as classes filhas a implementarem certos métodos. Isso é muito útil em sistemas maiores, pois garante que diferentes partes do código que utilizam objetos de classes herdeiras possam contar com a existência desses métodos, tornando o sistema mais previsível e fácil de manter.</w:t>
+      </w:r>
+    </w:p>
+    <w:p>
+      <w:pPr>
+        <w:spacing w:before="100" w:beforeAutospacing="1" w:after="100" w:afterAutospacing="1" w:line="240" w:lineRule="auto"/>
+        <w:outlineLvl w:val="3"/>
+        <w:rPr>
+          <w:rFonts w:ascii="Times New Roman" w:eastAsia="Times New Roman" w:hAnsi="Times New Roman" w:cs="Times New Roman"/>
+          <w:b/>
+          <w:bCs/>
+          <w:sz w:val="24"/>
+          <w:szCs w:val="24"/>
+          <w:lang w:eastAsia="pt-BR"/>
+        </w:rPr>
+      </w:pPr>
+      <w:r>
+        <w:rPr>
+          <w:rFonts w:ascii="Times New Roman" w:eastAsia="Times New Roman" w:hAnsi="Times New Roman" w:cs="Times New Roman"/>
+          <w:b/>
+          <w:bCs/>
+          <w:sz w:val="24"/>
+          <w:szCs w:val="24"/>
+          <w:lang w:eastAsia="pt-BR"/>
+        </w:rPr>
+        <w:t>Técnica para Impedir Instanciação e Obrigar Implementação</w:t>
       </w:r>
     </w:p>
     <w:p>
       <w:pPr>
         <w:numPr>
           <w:ilvl w:val="0"/>
-          <w:numId w:val="1"/>
+          <w:numId w:val="4"/>
         </w:numPr>
-        <w:shd w:val="clear" w:color="auto" w:fill="FFFFFF"/>
         <w:spacing w:before="100" w:beforeAutospacing="1" w:after="100" w:afterAutospacing="1" w:line="240" w:lineRule="auto"/>
-        <w:ind w:left="0"/>
-        <w:rPr>
-          <w:rFonts w:ascii="Arial" w:eastAsia="Times New Roman" w:hAnsi="Arial" w:cs="Arial"/>
-          <w:color w:val="3C4043"/>
-          <w:spacing w:val="3"/>
-          <w:sz w:val="21"/>
-          <w:szCs w:val="21"/>
-          <w:lang w:eastAsia="pt-BR"/>
-        </w:rPr>
-      </w:pPr>
-      <w:r>
-        <w:rPr>
-          <w:rFonts w:ascii="Arial" w:eastAsia="Times New Roman" w:hAnsi="Arial" w:cs="Arial"/>
+        <w:rPr>
+          <w:rFonts w:ascii="Times New Roman" w:eastAsia="Times New Roman" w:hAnsi="Times New Roman" w:cs="Times New Roman"/>
+          <w:sz w:val="24"/>
+          <w:szCs w:val="24"/>
+          <w:lang w:eastAsia="pt-BR"/>
+        </w:rPr>
+      </w:pPr>
+      <w:r>
+        <w:rPr>
+          <w:rFonts w:ascii="Times New Roman" w:eastAsia="Times New Roman" w:hAnsi="Times New Roman" w:cs="Times New Roman"/>
           <w:b/>
           <w:bCs/>
-          <w:color w:val="3C4043"/>
-          <w:spacing w:val="3"/>
-          <w:sz w:val="21"/>
-          <w:szCs w:val="21"/>
-          <w:lang w:eastAsia="pt-BR"/>
-        </w:rPr>
-        <w:t>Pesquise</w:t>
-      </w:r>
-      <w:r>
-        <w:rPr>
-          <w:rFonts w:ascii="Arial" w:eastAsia="Times New Roman" w:hAnsi="Arial" w:cs="Arial"/>
-          <w:color w:val="3C4043"/>
-          <w:spacing w:val="3"/>
-          <w:sz w:val="21"/>
-          <w:szCs w:val="21"/>
-          <w:lang w:eastAsia="pt-BR"/>
-        </w:rPr>
-        <w:t xml:space="preserve"> o que são classes abstratas e como são simuladas em </w:t>
-      </w:r>
-      <w:proofErr w:type="spellStart"/>
-      <w:r>
-        <w:rPr>
-          <w:rFonts w:ascii="Arial" w:eastAsia="Times New Roman" w:hAnsi="Arial" w:cs="Arial"/>
-          <w:color w:val="3C4043"/>
-          <w:spacing w:val="3"/>
-          <w:sz w:val="21"/>
-          <w:szCs w:val="21"/>
-          <w:lang w:eastAsia="pt-BR"/>
-        </w:rPr>
-        <w:t>JavaScript</w:t>
-      </w:r>
-      <w:proofErr w:type="spellEnd"/>
-      <w:r>
-        <w:rPr>
-          <w:rFonts w:ascii="Arial" w:eastAsia="Times New Roman" w:hAnsi="Arial" w:cs="Arial"/>
-          <w:color w:val="3C4043"/>
-          <w:spacing w:val="3"/>
-          <w:sz w:val="21"/>
-          <w:szCs w:val="21"/>
+          <w:sz w:val="24"/>
+          <w:szCs w:val="24"/>
+          <w:lang w:eastAsia="pt-BR"/>
+        </w:rPr>
+        <w:t>Impedir Instanciação:</w:t>
+      </w:r>
+      <w:r>
+        <w:rPr>
+          <w:rFonts w:ascii="Times New Roman" w:eastAsia="Times New Roman" w:hAnsi="Times New Roman" w:cs="Times New Roman"/>
+          <w:sz w:val="24"/>
+          <w:szCs w:val="24"/>
+          <w:lang w:eastAsia="pt-BR"/>
+        </w:rPr>
+        <w:t xml:space="preserve"> Dentro do construtor da classe que queremos que seja abstrata, verificamos se o construtor do objeto é o mesmo da própria classe. Se for, significa que alguém está tentando instanciá-la diretamente, e então lançamos um erro. Uma forma comum de fazer isso é </w:t>
+      </w:r>
+      <w:proofErr w:type="spellStart"/>
+      <w:r>
+        <w:rPr>
+          <w:rFonts w:ascii="Courier New" w:eastAsia="Times New Roman" w:hAnsi="Courier New" w:cs="Courier New"/>
+          <w:sz w:val="20"/>
+          <w:szCs w:val="20"/>
+          <w:lang w:eastAsia="pt-BR"/>
+        </w:rPr>
+        <w:t>if</w:t>
+      </w:r>
+      <w:proofErr w:type="spellEnd"/>
+      <w:r>
+        <w:rPr>
+          <w:rFonts w:ascii="Courier New" w:eastAsia="Times New Roman" w:hAnsi="Courier New" w:cs="Courier New"/>
+          <w:sz w:val="20"/>
+          <w:szCs w:val="20"/>
+          <w:lang w:eastAsia="pt-BR"/>
+        </w:rPr>
+        <w:t xml:space="preserve"> (</w:t>
+      </w:r>
+      <w:proofErr w:type="spellStart"/>
+      <w:proofErr w:type="gramStart"/>
+      <w:r>
+        <w:rPr>
+          <w:rFonts w:ascii="Courier New" w:eastAsia="Times New Roman" w:hAnsi="Courier New" w:cs="Courier New"/>
+          <w:sz w:val="20"/>
+          <w:szCs w:val="20"/>
+          <w:lang w:eastAsia="pt-BR"/>
+        </w:rPr>
+        <w:t>new.target</w:t>
+      </w:r>
+      <w:proofErr w:type="spellEnd"/>
+      <w:proofErr w:type="gramEnd"/>
+      <w:r>
+        <w:rPr>
+          <w:rFonts w:ascii="Courier New" w:eastAsia="Times New Roman" w:hAnsi="Courier New" w:cs="Courier New"/>
+          <w:sz w:val="20"/>
+          <w:szCs w:val="20"/>
+          <w:lang w:eastAsia="pt-BR"/>
+        </w:rPr>
+        <w:t xml:space="preserve"> === </w:t>
+      </w:r>
+      <w:proofErr w:type="spellStart"/>
+      <w:r>
+        <w:rPr>
+          <w:rFonts w:ascii="Courier New" w:eastAsia="Times New Roman" w:hAnsi="Courier New" w:cs="Courier New"/>
+          <w:sz w:val="20"/>
+          <w:szCs w:val="20"/>
+          <w:lang w:eastAsia="pt-BR"/>
+        </w:rPr>
+        <w:t>NomeDaClasseAbstrata</w:t>
+      </w:r>
+      <w:proofErr w:type="spellEnd"/>
+      <w:r>
+        <w:rPr>
+          <w:rFonts w:ascii="Courier New" w:eastAsia="Times New Roman" w:hAnsi="Courier New" w:cs="Courier New"/>
+          <w:sz w:val="20"/>
+          <w:szCs w:val="20"/>
+          <w:lang w:eastAsia="pt-BR"/>
+        </w:rPr>
+        <w:t>)</w:t>
+      </w:r>
+      <w:r>
+        <w:rPr>
+          <w:rFonts w:ascii="Times New Roman" w:eastAsia="Times New Roman" w:hAnsi="Times New Roman" w:cs="Times New Roman"/>
+          <w:sz w:val="24"/>
+          <w:szCs w:val="24"/>
           <w:lang w:eastAsia="pt-BR"/>
         </w:rPr>
         <w:t>.</w:t>
@@ -98,688 +403,7289 @@
       <w:pPr>
         <w:numPr>
           <w:ilvl w:val="0"/>
-          <w:numId w:val="1"/>
+          <w:numId w:val="4"/>
         </w:numPr>
-        <w:shd w:val="clear" w:color="auto" w:fill="FFFFFF"/>
         <w:spacing w:before="100" w:beforeAutospacing="1" w:after="100" w:afterAutospacing="1" w:line="240" w:lineRule="auto"/>
         <w:rPr>
-          <w:rFonts w:ascii="Arial" w:eastAsia="Times New Roman" w:hAnsi="Arial" w:cs="Arial"/>
-          <w:color w:val="3C4043"/>
-          <w:spacing w:val="3"/>
-          <w:sz w:val="21"/>
-          <w:szCs w:val="21"/>
-          <w:lang w:eastAsia="pt-BR"/>
-        </w:rPr>
-      </w:pPr>
+          <w:rFonts w:ascii="Times New Roman" w:eastAsia="Times New Roman" w:hAnsi="Times New Roman" w:cs="Times New Roman"/>
+          <w:sz w:val="24"/>
+          <w:szCs w:val="24"/>
+          <w:lang w:eastAsia="pt-BR"/>
+        </w:rPr>
+      </w:pPr>
+      <w:r>
+        <w:rPr>
+          <w:rFonts w:ascii="Times New Roman" w:eastAsia="Times New Roman" w:hAnsi="Times New Roman" w:cs="Times New Roman"/>
+          <w:b/>
+          <w:bCs/>
+          <w:sz w:val="24"/>
+          <w:szCs w:val="24"/>
+          <w:lang w:eastAsia="pt-BR"/>
+        </w:rPr>
+        <w:t>Obrigar Implementação de Métodos:</w:t>
+      </w:r>
+      <w:r>
+        <w:rPr>
+          <w:rFonts w:ascii="Times New Roman" w:eastAsia="Times New Roman" w:hAnsi="Times New Roman" w:cs="Times New Roman"/>
+          <w:sz w:val="24"/>
+          <w:szCs w:val="24"/>
+          <w:lang w:eastAsia="pt-BR"/>
+        </w:rPr>
+        <w:t xml:space="preserve"> Nos métodos que queremos que sejam abstratos (e, portanto, obrigatórios para as classes filhas), simplesmente lançamos um erro, indicando que aquele método precisa ser implementado pela subclasse.</w:t>
+      </w:r>
+    </w:p>
+    <w:p>
+      <w:pPr>
+        <w:spacing w:before="100" w:beforeAutospacing="1" w:after="100" w:afterAutospacing="1" w:line="240" w:lineRule="auto"/>
+        <w:outlineLvl w:val="3"/>
+        <w:rPr>
+          <w:rFonts w:ascii="Times New Roman" w:eastAsia="Times New Roman" w:hAnsi="Times New Roman" w:cs="Times New Roman"/>
+          <w:b/>
+          <w:bCs/>
+          <w:sz w:val="24"/>
+          <w:szCs w:val="24"/>
+          <w:lang w:eastAsia="pt-BR"/>
+        </w:rPr>
+      </w:pPr>
+      <w:r>
+        <w:rPr>
+          <w:rFonts w:ascii="Times New Roman" w:eastAsia="Times New Roman" w:hAnsi="Times New Roman" w:cs="Times New Roman"/>
+          <w:b/>
+          <w:bCs/>
+          <w:sz w:val="24"/>
+          <w:szCs w:val="24"/>
+          <w:lang w:eastAsia="pt-BR"/>
+        </w:rPr>
+        <w:t>Exemplo Simples</w:t>
+      </w:r>
+    </w:p>
+    <w:p>
+      <w:pPr>
+        <w:spacing w:before="100" w:beforeAutospacing="1" w:after="100" w:afterAutospacing="1" w:line="240" w:lineRule="auto"/>
+        <w:rPr>
+          <w:rFonts w:ascii="Times New Roman" w:eastAsia="Times New Roman" w:hAnsi="Times New Roman" w:cs="Times New Roman"/>
+          <w:sz w:val="24"/>
+          <w:szCs w:val="24"/>
+          <w:lang w:eastAsia="pt-BR"/>
+        </w:rPr>
+      </w:pPr>
+      <w:r>
+        <w:rPr>
+          <w:rFonts w:ascii="Times New Roman" w:eastAsia="Times New Roman" w:hAnsi="Times New Roman" w:cs="Times New Roman"/>
+          <w:sz w:val="24"/>
+          <w:szCs w:val="24"/>
+          <w:lang w:eastAsia="pt-BR"/>
+        </w:rPr>
+        <w:t xml:space="preserve">Vamos imaginar que estamos criando um sistema para diferentes formas geométricas. Todas as formas devem ter um método para calcular a área, mas a fórmula é diferente para cada uma. Uma classe abstrata </w:t>
+      </w:r>
+      <w:r>
+        <w:rPr>
+          <w:rFonts w:ascii="Courier New" w:eastAsia="Times New Roman" w:hAnsi="Courier New" w:cs="Courier New"/>
+          <w:sz w:val="20"/>
+          <w:szCs w:val="20"/>
+          <w:lang w:eastAsia="pt-BR"/>
+        </w:rPr>
+        <w:t>Forma</w:t>
+      </w:r>
+      <w:r>
+        <w:rPr>
+          <w:rFonts w:ascii="Times New Roman" w:eastAsia="Times New Roman" w:hAnsi="Times New Roman" w:cs="Times New Roman"/>
+          <w:sz w:val="24"/>
+          <w:szCs w:val="24"/>
+          <w:lang w:eastAsia="pt-BR"/>
+        </w:rPr>
+        <w:t xml:space="preserve"> é perfeita para isso.</w:t>
+      </w:r>
+    </w:p>
+    <w:p>
+      <w:pPr>
+        <w:spacing w:after="0" w:line="240" w:lineRule="auto"/>
+        <w:rPr>
+          <w:rFonts w:ascii="Times New Roman" w:eastAsia="Times New Roman" w:hAnsi="Times New Roman" w:cs="Times New Roman"/>
+          <w:sz w:val="24"/>
+          <w:szCs w:val="24"/>
+          <w:lang w:eastAsia="pt-BR"/>
+        </w:rPr>
+      </w:pPr>
+      <w:proofErr w:type="spellStart"/>
+      <w:r>
+        <w:rPr>
+          <w:rFonts w:ascii="Times New Roman" w:eastAsia="Times New Roman" w:hAnsi="Times New Roman" w:cs="Times New Roman"/>
+          <w:sz w:val="24"/>
+          <w:szCs w:val="24"/>
+          <w:lang w:eastAsia="pt-BR"/>
+        </w:rPr>
+        <w:t>JavaScript</w:t>
+      </w:r>
+      <w:proofErr w:type="spellEnd"/>
+    </w:p>
+    <w:p>
+      <w:pPr>
+        <w:tabs>
+          <w:tab w:val="left" w:pos="916"/>
+          <w:tab w:val="left" w:pos="1832"/>
+          <w:tab w:val="left" w:pos="2748"/>
+          <w:tab w:val="left" w:pos="3664"/>
+          <w:tab w:val="left" w:pos="4580"/>
+          <w:tab w:val="left" w:pos="5496"/>
+          <w:tab w:val="left" w:pos="6412"/>
+          <w:tab w:val="left" w:pos="7328"/>
+          <w:tab w:val="left" w:pos="8244"/>
+          <w:tab w:val="left" w:pos="9160"/>
+          <w:tab w:val="left" w:pos="10076"/>
+          <w:tab w:val="left" w:pos="10992"/>
+          <w:tab w:val="left" w:pos="11908"/>
+          <w:tab w:val="left" w:pos="12824"/>
+          <w:tab w:val="left" w:pos="13740"/>
+          <w:tab w:val="left" w:pos="14656"/>
+        </w:tabs>
+        <w:spacing w:after="0" w:line="240" w:lineRule="auto"/>
+        <w:rPr>
+          <w:rFonts w:ascii="Courier New" w:eastAsia="Times New Roman" w:hAnsi="Courier New" w:cs="Courier New"/>
+          <w:sz w:val="20"/>
+          <w:szCs w:val="20"/>
+          <w:lang w:eastAsia="pt-BR"/>
+        </w:rPr>
+      </w:pPr>
+      <w:r>
+        <w:rPr>
+          <w:rFonts w:ascii="Courier New" w:eastAsia="Times New Roman" w:hAnsi="Courier New" w:cs="Courier New"/>
+          <w:sz w:val="20"/>
+          <w:szCs w:val="20"/>
+          <w:lang w:eastAsia="pt-BR"/>
+        </w:rPr>
+        <w:t>// Parte 1: Classe Abstrata - Forma</w:t>
+      </w:r>
+    </w:p>
+    <w:p>
+      <w:pPr>
+        <w:tabs>
+          <w:tab w:val="left" w:pos="916"/>
+          <w:tab w:val="left" w:pos="1832"/>
+          <w:tab w:val="left" w:pos="2748"/>
+          <w:tab w:val="left" w:pos="3664"/>
+          <w:tab w:val="left" w:pos="4580"/>
+          <w:tab w:val="left" w:pos="5496"/>
+          <w:tab w:val="left" w:pos="6412"/>
+          <w:tab w:val="left" w:pos="7328"/>
+          <w:tab w:val="left" w:pos="8244"/>
+          <w:tab w:val="left" w:pos="9160"/>
+          <w:tab w:val="left" w:pos="10076"/>
+          <w:tab w:val="left" w:pos="10992"/>
+          <w:tab w:val="left" w:pos="11908"/>
+          <w:tab w:val="left" w:pos="12824"/>
+          <w:tab w:val="left" w:pos="13740"/>
+          <w:tab w:val="left" w:pos="14656"/>
+        </w:tabs>
+        <w:spacing w:after="0" w:line="240" w:lineRule="auto"/>
+        <w:rPr>
+          <w:rFonts w:ascii="Courier New" w:eastAsia="Times New Roman" w:hAnsi="Courier New" w:cs="Courier New"/>
+          <w:sz w:val="20"/>
+          <w:szCs w:val="20"/>
+          <w:lang w:eastAsia="pt-BR"/>
+        </w:rPr>
+      </w:pPr>
+    </w:p>
+    <w:p>
+      <w:pPr>
+        <w:tabs>
+          <w:tab w:val="left" w:pos="916"/>
+          <w:tab w:val="left" w:pos="1832"/>
+          <w:tab w:val="left" w:pos="2748"/>
+          <w:tab w:val="left" w:pos="3664"/>
+          <w:tab w:val="left" w:pos="4580"/>
+          <w:tab w:val="left" w:pos="5496"/>
+          <w:tab w:val="left" w:pos="6412"/>
+          <w:tab w:val="left" w:pos="7328"/>
+          <w:tab w:val="left" w:pos="8244"/>
+          <w:tab w:val="left" w:pos="9160"/>
+          <w:tab w:val="left" w:pos="10076"/>
+          <w:tab w:val="left" w:pos="10992"/>
+          <w:tab w:val="left" w:pos="11908"/>
+          <w:tab w:val="left" w:pos="12824"/>
+          <w:tab w:val="left" w:pos="13740"/>
+          <w:tab w:val="left" w:pos="14656"/>
+        </w:tabs>
+        <w:spacing w:after="0" w:line="240" w:lineRule="auto"/>
+        <w:rPr>
+          <w:rFonts w:ascii="Courier New" w:eastAsia="Times New Roman" w:hAnsi="Courier New" w:cs="Courier New"/>
+          <w:sz w:val="20"/>
+          <w:szCs w:val="20"/>
+          <w:lang w:eastAsia="pt-BR"/>
+        </w:rPr>
+      </w:pPr>
+      <w:r>
+        <w:rPr>
+          <w:rFonts w:ascii="Courier New" w:eastAsia="Times New Roman" w:hAnsi="Courier New" w:cs="Courier New"/>
+          <w:sz w:val="20"/>
+          <w:szCs w:val="20"/>
+          <w:lang w:eastAsia="pt-BR"/>
+        </w:rPr>
+        <w:t>// Simulando uma classe abstrata "Forma"</w:t>
+      </w:r>
+    </w:p>
+    <w:p>
+      <w:pPr>
+        <w:tabs>
+          <w:tab w:val="left" w:pos="916"/>
+          <w:tab w:val="left" w:pos="1832"/>
+          <w:tab w:val="left" w:pos="2748"/>
+          <w:tab w:val="left" w:pos="3664"/>
+          <w:tab w:val="left" w:pos="4580"/>
+          <w:tab w:val="left" w:pos="5496"/>
+          <w:tab w:val="left" w:pos="6412"/>
+          <w:tab w:val="left" w:pos="7328"/>
+          <w:tab w:val="left" w:pos="8244"/>
+          <w:tab w:val="left" w:pos="9160"/>
+          <w:tab w:val="left" w:pos="10076"/>
+          <w:tab w:val="left" w:pos="10992"/>
+          <w:tab w:val="left" w:pos="11908"/>
+          <w:tab w:val="left" w:pos="12824"/>
+          <w:tab w:val="left" w:pos="13740"/>
+          <w:tab w:val="left" w:pos="14656"/>
+        </w:tabs>
+        <w:spacing w:after="0" w:line="240" w:lineRule="auto"/>
+        <w:rPr>
+          <w:rFonts w:ascii="Courier New" w:eastAsia="Times New Roman" w:hAnsi="Courier New" w:cs="Courier New"/>
+          <w:sz w:val="20"/>
+          <w:szCs w:val="20"/>
+          <w:lang w:eastAsia="pt-BR"/>
+        </w:rPr>
+      </w:pPr>
+      <w:proofErr w:type="spellStart"/>
+      <w:r>
+        <w:rPr>
+          <w:rFonts w:ascii="Courier New" w:eastAsia="Times New Roman" w:hAnsi="Courier New" w:cs="Courier New"/>
+          <w:sz w:val="20"/>
+          <w:szCs w:val="20"/>
+          <w:lang w:eastAsia="pt-BR"/>
+        </w:rPr>
+        <w:t>class</w:t>
+      </w:r>
+      <w:proofErr w:type="spellEnd"/>
+      <w:r>
+        <w:rPr>
+          <w:rFonts w:ascii="Courier New" w:eastAsia="Times New Roman" w:hAnsi="Courier New" w:cs="Courier New"/>
+          <w:sz w:val="20"/>
+          <w:szCs w:val="20"/>
+          <w:lang w:eastAsia="pt-BR"/>
+        </w:rPr>
+        <w:t xml:space="preserve"> Forma {</w:t>
+      </w:r>
+    </w:p>
+    <w:p>
+      <w:pPr>
+        <w:tabs>
+          <w:tab w:val="left" w:pos="916"/>
+          <w:tab w:val="left" w:pos="1832"/>
+          <w:tab w:val="left" w:pos="2748"/>
+          <w:tab w:val="left" w:pos="3664"/>
+          <w:tab w:val="left" w:pos="4580"/>
+          <w:tab w:val="left" w:pos="5496"/>
+          <w:tab w:val="left" w:pos="6412"/>
+          <w:tab w:val="left" w:pos="7328"/>
+          <w:tab w:val="left" w:pos="8244"/>
+          <w:tab w:val="left" w:pos="9160"/>
+          <w:tab w:val="left" w:pos="10076"/>
+          <w:tab w:val="left" w:pos="10992"/>
+          <w:tab w:val="left" w:pos="11908"/>
+          <w:tab w:val="left" w:pos="12824"/>
+          <w:tab w:val="left" w:pos="13740"/>
+          <w:tab w:val="left" w:pos="14656"/>
+        </w:tabs>
+        <w:spacing w:after="0" w:line="240" w:lineRule="auto"/>
+        <w:rPr>
+          <w:rFonts w:ascii="Courier New" w:eastAsia="Times New Roman" w:hAnsi="Courier New" w:cs="Courier New"/>
+          <w:sz w:val="20"/>
+          <w:szCs w:val="20"/>
+          <w:lang w:eastAsia="pt-BR"/>
+        </w:rPr>
+      </w:pPr>
+      <w:r>
+        <w:rPr>
+          <w:rFonts w:ascii="Courier New" w:eastAsia="Times New Roman" w:hAnsi="Courier New" w:cs="Courier New"/>
+          <w:sz w:val="20"/>
+          <w:szCs w:val="20"/>
+          <w:lang w:eastAsia="pt-BR"/>
+        </w:rPr>
+        <w:t xml:space="preserve">  </w:t>
+      </w:r>
+      <w:proofErr w:type="spellStart"/>
+      <w:proofErr w:type="gramStart"/>
+      <w:r>
+        <w:rPr>
+          <w:rFonts w:ascii="Courier New" w:eastAsia="Times New Roman" w:hAnsi="Courier New" w:cs="Courier New"/>
+          <w:sz w:val="20"/>
+          <w:szCs w:val="20"/>
+          <w:lang w:eastAsia="pt-BR"/>
+        </w:rPr>
+        <w:t>constructor</w:t>
+      </w:r>
+      <w:proofErr w:type="spellEnd"/>
+      <w:r>
+        <w:rPr>
+          <w:rFonts w:ascii="Courier New" w:eastAsia="Times New Roman" w:hAnsi="Courier New" w:cs="Courier New"/>
+          <w:sz w:val="20"/>
+          <w:szCs w:val="20"/>
+          <w:lang w:eastAsia="pt-BR"/>
+        </w:rPr>
+        <w:t>(</w:t>
+      </w:r>
+      <w:proofErr w:type="gramEnd"/>
+      <w:r>
+        <w:rPr>
+          <w:rFonts w:ascii="Courier New" w:eastAsia="Times New Roman" w:hAnsi="Courier New" w:cs="Courier New"/>
+          <w:sz w:val="20"/>
+          <w:szCs w:val="20"/>
+          <w:lang w:eastAsia="pt-BR"/>
+        </w:rPr>
+        <w:t>) {</w:t>
+      </w:r>
+    </w:p>
+    <w:p>
+      <w:pPr>
+        <w:tabs>
+          <w:tab w:val="left" w:pos="916"/>
+          <w:tab w:val="left" w:pos="1832"/>
+          <w:tab w:val="left" w:pos="2748"/>
+          <w:tab w:val="left" w:pos="3664"/>
+          <w:tab w:val="left" w:pos="4580"/>
+          <w:tab w:val="left" w:pos="5496"/>
+          <w:tab w:val="left" w:pos="6412"/>
+          <w:tab w:val="left" w:pos="7328"/>
+          <w:tab w:val="left" w:pos="8244"/>
+          <w:tab w:val="left" w:pos="9160"/>
+          <w:tab w:val="left" w:pos="10076"/>
+          <w:tab w:val="left" w:pos="10992"/>
+          <w:tab w:val="left" w:pos="11908"/>
+          <w:tab w:val="left" w:pos="12824"/>
+          <w:tab w:val="left" w:pos="13740"/>
+          <w:tab w:val="left" w:pos="14656"/>
+        </w:tabs>
+        <w:spacing w:after="0" w:line="240" w:lineRule="auto"/>
+        <w:rPr>
+          <w:rFonts w:ascii="Courier New" w:eastAsia="Times New Roman" w:hAnsi="Courier New" w:cs="Courier New"/>
+          <w:sz w:val="20"/>
+          <w:szCs w:val="20"/>
+          <w:lang w:eastAsia="pt-BR"/>
+        </w:rPr>
+      </w:pPr>
+      <w:r>
+        <w:rPr>
+          <w:rFonts w:ascii="Courier New" w:eastAsia="Times New Roman" w:hAnsi="Courier New" w:cs="Courier New"/>
+          <w:sz w:val="20"/>
+          <w:szCs w:val="20"/>
+          <w:lang w:eastAsia="pt-BR"/>
+        </w:rPr>
+        <w:t xml:space="preserve">    // Impede que a classe Forma seja instanciada diretamente</w:t>
+      </w:r>
+    </w:p>
+    <w:p>
+      <w:pPr>
+        <w:tabs>
+          <w:tab w:val="left" w:pos="916"/>
+          <w:tab w:val="left" w:pos="1832"/>
+          <w:tab w:val="left" w:pos="2748"/>
+          <w:tab w:val="left" w:pos="3664"/>
+          <w:tab w:val="left" w:pos="4580"/>
+          <w:tab w:val="left" w:pos="5496"/>
+          <w:tab w:val="left" w:pos="6412"/>
+          <w:tab w:val="left" w:pos="7328"/>
+          <w:tab w:val="left" w:pos="8244"/>
+          <w:tab w:val="left" w:pos="9160"/>
+          <w:tab w:val="left" w:pos="10076"/>
+          <w:tab w:val="left" w:pos="10992"/>
+          <w:tab w:val="left" w:pos="11908"/>
+          <w:tab w:val="left" w:pos="12824"/>
+          <w:tab w:val="left" w:pos="13740"/>
+          <w:tab w:val="left" w:pos="14656"/>
+        </w:tabs>
+        <w:spacing w:after="0" w:line="240" w:lineRule="auto"/>
+        <w:rPr>
+          <w:rFonts w:ascii="Courier New" w:eastAsia="Times New Roman" w:hAnsi="Courier New" w:cs="Courier New"/>
+          <w:sz w:val="20"/>
+          <w:szCs w:val="20"/>
+          <w:lang w:eastAsia="pt-BR"/>
+        </w:rPr>
+      </w:pPr>
+      <w:r>
+        <w:rPr>
+          <w:rFonts w:ascii="Courier New" w:eastAsia="Times New Roman" w:hAnsi="Courier New" w:cs="Courier New"/>
+          <w:sz w:val="20"/>
+          <w:szCs w:val="20"/>
+          <w:lang w:eastAsia="pt-BR"/>
+        </w:rPr>
+        <w:t xml:space="preserve">    </w:t>
+      </w:r>
+      <w:proofErr w:type="spellStart"/>
+      <w:r>
+        <w:rPr>
+          <w:rFonts w:ascii="Courier New" w:eastAsia="Times New Roman" w:hAnsi="Courier New" w:cs="Courier New"/>
+          <w:sz w:val="20"/>
+          <w:szCs w:val="20"/>
+          <w:lang w:eastAsia="pt-BR"/>
+        </w:rPr>
+        <w:t>if</w:t>
+      </w:r>
+      <w:proofErr w:type="spellEnd"/>
+      <w:r>
+        <w:rPr>
+          <w:rFonts w:ascii="Courier New" w:eastAsia="Times New Roman" w:hAnsi="Courier New" w:cs="Courier New"/>
+          <w:sz w:val="20"/>
+          <w:szCs w:val="20"/>
+          <w:lang w:eastAsia="pt-BR"/>
+        </w:rPr>
+        <w:t xml:space="preserve"> (</w:t>
+      </w:r>
+      <w:proofErr w:type="spellStart"/>
+      <w:proofErr w:type="gramStart"/>
+      <w:r>
+        <w:rPr>
+          <w:rFonts w:ascii="Courier New" w:eastAsia="Times New Roman" w:hAnsi="Courier New" w:cs="Courier New"/>
+          <w:sz w:val="20"/>
+          <w:szCs w:val="20"/>
+          <w:lang w:eastAsia="pt-BR"/>
+        </w:rPr>
+        <w:t>new.target</w:t>
+      </w:r>
+      <w:proofErr w:type="spellEnd"/>
+      <w:proofErr w:type="gramEnd"/>
+      <w:r>
+        <w:rPr>
+          <w:rFonts w:ascii="Courier New" w:eastAsia="Times New Roman" w:hAnsi="Courier New" w:cs="Courier New"/>
+          <w:sz w:val="20"/>
+          <w:szCs w:val="20"/>
+          <w:lang w:eastAsia="pt-BR"/>
+        </w:rPr>
+        <w:t xml:space="preserve"> === Forma) {</w:t>
+      </w:r>
+    </w:p>
+    <w:p>
+      <w:pPr>
+        <w:tabs>
+          <w:tab w:val="left" w:pos="916"/>
+          <w:tab w:val="left" w:pos="1832"/>
+          <w:tab w:val="left" w:pos="2748"/>
+          <w:tab w:val="left" w:pos="3664"/>
+          <w:tab w:val="left" w:pos="4580"/>
+          <w:tab w:val="left" w:pos="5496"/>
+          <w:tab w:val="left" w:pos="6412"/>
+          <w:tab w:val="left" w:pos="7328"/>
+          <w:tab w:val="left" w:pos="8244"/>
+          <w:tab w:val="left" w:pos="9160"/>
+          <w:tab w:val="left" w:pos="10076"/>
+          <w:tab w:val="left" w:pos="10992"/>
+          <w:tab w:val="left" w:pos="11908"/>
+          <w:tab w:val="left" w:pos="12824"/>
+          <w:tab w:val="left" w:pos="13740"/>
+          <w:tab w:val="left" w:pos="14656"/>
+        </w:tabs>
+        <w:spacing w:after="0" w:line="240" w:lineRule="auto"/>
+        <w:rPr>
+          <w:rFonts w:ascii="Courier New" w:eastAsia="Times New Roman" w:hAnsi="Courier New" w:cs="Courier New"/>
+          <w:sz w:val="20"/>
+          <w:szCs w:val="20"/>
+          <w:lang w:eastAsia="pt-BR"/>
+        </w:rPr>
+      </w:pPr>
+      <w:r>
+        <w:rPr>
+          <w:rFonts w:ascii="Courier New" w:eastAsia="Times New Roman" w:hAnsi="Courier New" w:cs="Courier New"/>
+          <w:sz w:val="20"/>
+          <w:szCs w:val="20"/>
+          <w:lang w:eastAsia="pt-BR"/>
+        </w:rPr>
+        <w:lastRenderedPageBreak/>
+        <w:t xml:space="preserve">      </w:t>
+      </w:r>
+      <w:proofErr w:type="spellStart"/>
+      <w:r>
+        <w:rPr>
+          <w:rFonts w:ascii="Courier New" w:eastAsia="Times New Roman" w:hAnsi="Courier New" w:cs="Courier New"/>
+          <w:sz w:val="20"/>
+          <w:szCs w:val="20"/>
+          <w:lang w:eastAsia="pt-BR"/>
+        </w:rPr>
+        <w:t>throw</w:t>
+      </w:r>
+      <w:proofErr w:type="spellEnd"/>
+      <w:r>
+        <w:rPr>
+          <w:rFonts w:ascii="Courier New" w:eastAsia="Times New Roman" w:hAnsi="Courier New" w:cs="Courier New"/>
+          <w:sz w:val="20"/>
+          <w:szCs w:val="20"/>
+          <w:lang w:eastAsia="pt-BR"/>
+        </w:rPr>
+        <w:t xml:space="preserve"> new </w:t>
+      </w:r>
+      <w:proofErr w:type="spellStart"/>
+      <w:proofErr w:type="gramStart"/>
+      <w:r>
+        <w:rPr>
+          <w:rFonts w:ascii="Courier New" w:eastAsia="Times New Roman" w:hAnsi="Courier New" w:cs="Courier New"/>
+          <w:sz w:val="20"/>
+          <w:szCs w:val="20"/>
+          <w:lang w:eastAsia="pt-BR"/>
+        </w:rPr>
+        <w:t>Error</w:t>
+      </w:r>
+      <w:proofErr w:type="spellEnd"/>
+      <w:r>
+        <w:rPr>
+          <w:rFonts w:ascii="Courier New" w:eastAsia="Times New Roman" w:hAnsi="Courier New" w:cs="Courier New"/>
+          <w:sz w:val="20"/>
+          <w:szCs w:val="20"/>
+          <w:lang w:eastAsia="pt-BR"/>
+        </w:rPr>
+        <w:t>(</w:t>
+      </w:r>
+      <w:proofErr w:type="gramEnd"/>
+      <w:r>
+        <w:rPr>
+          <w:rFonts w:ascii="Courier New" w:eastAsia="Times New Roman" w:hAnsi="Courier New" w:cs="Courier New"/>
+          <w:sz w:val="20"/>
+          <w:szCs w:val="20"/>
+          <w:lang w:eastAsia="pt-BR"/>
+        </w:rPr>
+        <w:t>"Não é possível instanciar uma classe abstrata diretamente.");</w:t>
+      </w:r>
+    </w:p>
+    <w:p>
+      <w:pPr>
+        <w:tabs>
+          <w:tab w:val="left" w:pos="916"/>
+          <w:tab w:val="left" w:pos="1832"/>
+          <w:tab w:val="left" w:pos="2748"/>
+          <w:tab w:val="left" w:pos="3664"/>
+          <w:tab w:val="left" w:pos="4580"/>
+          <w:tab w:val="left" w:pos="5496"/>
+          <w:tab w:val="left" w:pos="6412"/>
+          <w:tab w:val="left" w:pos="7328"/>
+          <w:tab w:val="left" w:pos="8244"/>
+          <w:tab w:val="left" w:pos="9160"/>
+          <w:tab w:val="left" w:pos="10076"/>
+          <w:tab w:val="left" w:pos="10992"/>
+          <w:tab w:val="left" w:pos="11908"/>
+          <w:tab w:val="left" w:pos="12824"/>
+          <w:tab w:val="left" w:pos="13740"/>
+          <w:tab w:val="left" w:pos="14656"/>
+        </w:tabs>
+        <w:spacing w:after="0" w:line="240" w:lineRule="auto"/>
+        <w:rPr>
+          <w:rFonts w:ascii="Courier New" w:eastAsia="Times New Roman" w:hAnsi="Courier New" w:cs="Courier New"/>
+          <w:sz w:val="20"/>
+          <w:szCs w:val="20"/>
+          <w:lang w:eastAsia="pt-BR"/>
+        </w:rPr>
+      </w:pPr>
+      <w:r>
+        <w:rPr>
+          <w:rFonts w:ascii="Courier New" w:eastAsia="Times New Roman" w:hAnsi="Courier New" w:cs="Courier New"/>
+          <w:sz w:val="20"/>
+          <w:szCs w:val="20"/>
+          <w:lang w:eastAsia="pt-BR"/>
+        </w:rPr>
+        <w:t xml:space="preserve">    }</w:t>
+      </w:r>
+    </w:p>
+    <w:p>
+      <w:pPr>
+        <w:tabs>
+          <w:tab w:val="left" w:pos="916"/>
+          <w:tab w:val="left" w:pos="1832"/>
+          <w:tab w:val="left" w:pos="2748"/>
+          <w:tab w:val="left" w:pos="3664"/>
+          <w:tab w:val="left" w:pos="4580"/>
+          <w:tab w:val="left" w:pos="5496"/>
+          <w:tab w:val="left" w:pos="6412"/>
+          <w:tab w:val="left" w:pos="7328"/>
+          <w:tab w:val="left" w:pos="8244"/>
+          <w:tab w:val="left" w:pos="9160"/>
+          <w:tab w:val="left" w:pos="10076"/>
+          <w:tab w:val="left" w:pos="10992"/>
+          <w:tab w:val="left" w:pos="11908"/>
+          <w:tab w:val="left" w:pos="12824"/>
+          <w:tab w:val="left" w:pos="13740"/>
+          <w:tab w:val="left" w:pos="14656"/>
+        </w:tabs>
+        <w:spacing w:after="0" w:line="240" w:lineRule="auto"/>
+        <w:rPr>
+          <w:rFonts w:ascii="Courier New" w:eastAsia="Times New Roman" w:hAnsi="Courier New" w:cs="Courier New"/>
+          <w:sz w:val="20"/>
+          <w:szCs w:val="20"/>
+          <w:lang w:eastAsia="pt-BR"/>
+        </w:rPr>
+      </w:pPr>
+      <w:r>
+        <w:rPr>
+          <w:rFonts w:ascii="Courier New" w:eastAsia="Times New Roman" w:hAnsi="Courier New" w:cs="Courier New"/>
+          <w:sz w:val="20"/>
+          <w:szCs w:val="20"/>
+          <w:lang w:eastAsia="pt-BR"/>
+        </w:rPr>
+        <w:t xml:space="preserve">  }</w:t>
+      </w:r>
+    </w:p>
+    <w:p>
+      <w:pPr>
+        <w:tabs>
+          <w:tab w:val="left" w:pos="916"/>
+          <w:tab w:val="left" w:pos="1832"/>
+          <w:tab w:val="left" w:pos="2748"/>
+          <w:tab w:val="left" w:pos="3664"/>
+          <w:tab w:val="left" w:pos="4580"/>
+          <w:tab w:val="left" w:pos="5496"/>
+          <w:tab w:val="left" w:pos="6412"/>
+          <w:tab w:val="left" w:pos="7328"/>
+          <w:tab w:val="left" w:pos="8244"/>
+          <w:tab w:val="left" w:pos="9160"/>
+          <w:tab w:val="left" w:pos="10076"/>
+          <w:tab w:val="left" w:pos="10992"/>
+          <w:tab w:val="left" w:pos="11908"/>
+          <w:tab w:val="left" w:pos="12824"/>
+          <w:tab w:val="left" w:pos="13740"/>
+          <w:tab w:val="left" w:pos="14656"/>
+        </w:tabs>
+        <w:spacing w:after="0" w:line="240" w:lineRule="auto"/>
+        <w:rPr>
+          <w:rFonts w:ascii="Courier New" w:eastAsia="Times New Roman" w:hAnsi="Courier New" w:cs="Courier New"/>
+          <w:sz w:val="20"/>
+          <w:szCs w:val="20"/>
+          <w:lang w:eastAsia="pt-BR"/>
+        </w:rPr>
+      </w:pPr>
+    </w:p>
+    <w:p>
+      <w:pPr>
+        <w:tabs>
+          <w:tab w:val="left" w:pos="916"/>
+          <w:tab w:val="left" w:pos="1832"/>
+          <w:tab w:val="left" w:pos="2748"/>
+          <w:tab w:val="left" w:pos="3664"/>
+          <w:tab w:val="left" w:pos="4580"/>
+          <w:tab w:val="left" w:pos="5496"/>
+          <w:tab w:val="left" w:pos="6412"/>
+          <w:tab w:val="left" w:pos="7328"/>
+          <w:tab w:val="left" w:pos="8244"/>
+          <w:tab w:val="left" w:pos="9160"/>
+          <w:tab w:val="left" w:pos="10076"/>
+          <w:tab w:val="left" w:pos="10992"/>
+          <w:tab w:val="left" w:pos="11908"/>
+          <w:tab w:val="left" w:pos="12824"/>
+          <w:tab w:val="left" w:pos="13740"/>
+          <w:tab w:val="left" w:pos="14656"/>
+        </w:tabs>
+        <w:spacing w:after="0" w:line="240" w:lineRule="auto"/>
+        <w:rPr>
+          <w:rFonts w:ascii="Courier New" w:eastAsia="Times New Roman" w:hAnsi="Courier New" w:cs="Courier New"/>
+          <w:sz w:val="20"/>
+          <w:szCs w:val="20"/>
+          <w:lang w:eastAsia="pt-BR"/>
+        </w:rPr>
+      </w:pPr>
+      <w:r>
+        <w:rPr>
+          <w:rFonts w:ascii="Courier New" w:eastAsia="Times New Roman" w:hAnsi="Courier New" w:cs="Courier New"/>
+          <w:sz w:val="20"/>
+          <w:szCs w:val="20"/>
+          <w:lang w:eastAsia="pt-BR"/>
+        </w:rPr>
+        <w:t xml:space="preserve">  // Método "abstrato" que deve ser implementado pelas classes filhas</w:t>
+      </w:r>
+    </w:p>
+    <w:p>
+      <w:pPr>
+        <w:tabs>
+          <w:tab w:val="left" w:pos="916"/>
+          <w:tab w:val="left" w:pos="1832"/>
+          <w:tab w:val="left" w:pos="2748"/>
+          <w:tab w:val="left" w:pos="3664"/>
+          <w:tab w:val="left" w:pos="4580"/>
+          <w:tab w:val="left" w:pos="5496"/>
+          <w:tab w:val="left" w:pos="6412"/>
+          <w:tab w:val="left" w:pos="7328"/>
+          <w:tab w:val="left" w:pos="8244"/>
+          <w:tab w:val="left" w:pos="9160"/>
+          <w:tab w:val="left" w:pos="10076"/>
+          <w:tab w:val="left" w:pos="10992"/>
+          <w:tab w:val="left" w:pos="11908"/>
+          <w:tab w:val="left" w:pos="12824"/>
+          <w:tab w:val="left" w:pos="13740"/>
+          <w:tab w:val="left" w:pos="14656"/>
+        </w:tabs>
+        <w:spacing w:after="0" w:line="240" w:lineRule="auto"/>
+        <w:rPr>
+          <w:rFonts w:ascii="Courier New" w:eastAsia="Times New Roman" w:hAnsi="Courier New" w:cs="Courier New"/>
+          <w:sz w:val="20"/>
+          <w:szCs w:val="20"/>
+          <w:lang w:eastAsia="pt-BR"/>
+        </w:rPr>
+      </w:pPr>
+      <w:r>
+        <w:rPr>
+          <w:rFonts w:ascii="Courier New" w:eastAsia="Times New Roman" w:hAnsi="Courier New" w:cs="Courier New"/>
+          <w:sz w:val="20"/>
+          <w:szCs w:val="20"/>
+          <w:lang w:eastAsia="pt-BR"/>
+        </w:rPr>
+        <w:t xml:space="preserve">  </w:t>
+      </w:r>
+      <w:proofErr w:type="spellStart"/>
+      <w:proofErr w:type="gramStart"/>
+      <w:r>
+        <w:rPr>
+          <w:rFonts w:ascii="Courier New" w:eastAsia="Times New Roman" w:hAnsi="Courier New" w:cs="Courier New"/>
+          <w:sz w:val="20"/>
+          <w:szCs w:val="20"/>
+          <w:lang w:eastAsia="pt-BR"/>
+        </w:rPr>
+        <w:t>calcularArea</w:t>
+      </w:r>
+      <w:proofErr w:type="spellEnd"/>
+      <w:r>
+        <w:rPr>
+          <w:rFonts w:ascii="Courier New" w:eastAsia="Times New Roman" w:hAnsi="Courier New" w:cs="Courier New"/>
+          <w:sz w:val="20"/>
+          <w:szCs w:val="20"/>
+          <w:lang w:eastAsia="pt-BR"/>
+        </w:rPr>
+        <w:t>(</w:t>
+      </w:r>
+      <w:proofErr w:type="gramEnd"/>
+      <w:r>
+        <w:rPr>
+          <w:rFonts w:ascii="Courier New" w:eastAsia="Times New Roman" w:hAnsi="Courier New" w:cs="Courier New"/>
+          <w:sz w:val="20"/>
+          <w:szCs w:val="20"/>
+          <w:lang w:eastAsia="pt-BR"/>
+        </w:rPr>
+        <w:t>) {</w:t>
+      </w:r>
+    </w:p>
+    <w:p>
+      <w:pPr>
+        <w:tabs>
+          <w:tab w:val="left" w:pos="916"/>
+          <w:tab w:val="left" w:pos="1832"/>
+          <w:tab w:val="left" w:pos="2748"/>
+          <w:tab w:val="left" w:pos="3664"/>
+          <w:tab w:val="left" w:pos="4580"/>
+          <w:tab w:val="left" w:pos="5496"/>
+          <w:tab w:val="left" w:pos="6412"/>
+          <w:tab w:val="left" w:pos="7328"/>
+          <w:tab w:val="left" w:pos="8244"/>
+          <w:tab w:val="left" w:pos="9160"/>
+          <w:tab w:val="left" w:pos="10076"/>
+          <w:tab w:val="left" w:pos="10992"/>
+          <w:tab w:val="left" w:pos="11908"/>
+          <w:tab w:val="left" w:pos="12824"/>
+          <w:tab w:val="left" w:pos="13740"/>
+          <w:tab w:val="left" w:pos="14656"/>
+        </w:tabs>
+        <w:spacing w:after="0" w:line="240" w:lineRule="auto"/>
+        <w:rPr>
+          <w:rFonts w:ascii="Courier New" w:eastAsia="Times New Roman" w:hAnsi="Courier New" w:cs="Courier New"/>
+          <w:sz w:val="20"/>
+          <w:szCs w:val="20"/>
+          <w:lang w:eastAsia="pt-BR"/>
+        </w:rPr>
+      </w:pPr>
+      <w:r>
+        <w:rPr>
+          <w:rFonts w:ascii="Courier New" w:eastAsia="Times New Roman" w:hAnsi="Courier New" w:cs="Courier New"/>
+          <w:sz w:val="20"/>
+          <w:szCs w:val="20"/>
+          <w:lang w:eastAsia="pt-BR"/>
+        </w:rPr>
+        <w:t xml:space="preserve">    </w:t>
+      </w:r>
+      <w:proofErr w:type="spellStart"/>
+      <w:r>
+        <w:rPr>
+          <w:rFonts w:ascii="Courier New" w:eastAsia="Times New Roman" w:hAnsi="Courier New" w:cs="Courier New"/>
+          <w:sz w:val="20"/>
+          <w:szCs w:val="20"/>
+          <w:lang w:eastAsia="pt-BR"/>
+        </w:rPr>
+        <w:t>throw</w:t>
+      </w:r>
+      <w:proofErr w:type="spellEnd"/>
+      <w:r>
+        <w:rPr>
+          <w:rFonts w:ascii="Courier New" w:eastAsia="Times New Roman" w:hAnsi="Courier New" w:cs="Courier New"/>
+          <w:sz w:val="20"/>
+          <w:szCs w:val="20"/>
+          <w:lang w:eastAsia="pt-BR"/>
+        </w:rPr>
+        <w:t xml:space="preserve"> new </w:t>
+      </w:r>
+      <w:proofErr w:type="spellStart"/>
+      <w:proofErr w:type="gramStart"/>
+      <w:r>
+        <w:rPr>
+          <w:rFonts w:ascii="Courier New" w:eastAsia="Times New Roman" w:hAnsi="Courier New" w:cs="Courier New"/>
+          <w:sz w:val="20"/>
+          <w:szCs w:val="20"/>
+          <w:lang w:eastAsia="pt-BR"/>
+        </w:rPr>
+        <w:t>Error</w:t>
+      </w:r>
+      <w:proofErr w:type="spellEnd"/>
+      <w:r>
+        <w:rPr>
+          <w:rFonts w:ascii="Courier New" w:eastAsia="Times New Roman" w:hAnsi="Courier New" w:cs="Courier New"/>
+          <w:sz w:val="20"/>
+          <w:szCs w:val="20"/>
+          <w:lang w:eastAsia="pt-BR"/>
+        </w:rPr>
+        <w:t>(</w:t>
+      </w:r>
+      <w:proofErr w:type="gramEnd"/>
+      <w:r>
+        <w:rPr>
+          <w:rFonts w:ascii="Courier New" w:eastAsia="Times New Roman" w:hAnsi="Courier New" w:cs="Courier New"/>
+          <w:sz w:val="20"/>
+          <w:szCs w:val="20"/>
+          <w:lang w:eastAsia="pt-BR"/>
+        </w:rPr>
+        <w:t>"O método '</w:t>
+      </w:r>
+      <w:proofErr w:type="spellStart"/>
+      <w:r>
+        <w:rPr>
+          <w:rFonts w:ascii="Courier New" w:eastAsia="Times New Roman" w:hAnsi="Courier New" w:cs="Courier New"/>
+          <w:sz w:val="20"/>
+          <w:szCs w:val="20"/>
+          <w:lang w:eastAsia="pt-BR"/>
+        </w:rPr>
+        <w:t>calcularArea</w:t>
+      </w:r>
+      <w:proofErr w:type="spellEnd"/>
+      <w:r>
+        <w:rPr>
+          <w:rFonts w:ascii="Courier New" w:eastAsia="Times New Roman" w:hAnsi="Courier New" w:cs="Courier New"/>
+          <w:sz w:val="20"/>
+          <w:szCs w:val="20"/>
+          <w:lang w:eastAsia="pt-BR"/>
+        </w:rPr>
+        <w:t>' deve ser implementado pela classe filha.");</w:t>
+      </w:r>
+    </w:p>
+    <w:p>
+      <w:pPr>
+        <w:tabs>
+          <w:tab w:val="left" w:pos="916"/>
+          <w:tab w:val="left" w:pos="1832"/>
+          <w:tab w:val="left" w:pos="2748"/>
+          <w:tab w:val="left" w:pos="3664"/>
+          <w:tab w:val="left" w:pos="4580"/>
+          <w:tab w:val="left" w:pos="5496"/>
+          <w:tab w:val="left" w:pos="6412"/>
+          <w:tab w:val="left" w:pos="7328"/>
+          <w:tab w:val="left" w:pos="8244"/>
+          <w:tab w:val="left" w:pos="9160"/>
+          <w:tab w:val="left" w:pos="10076"/>
+          <w:tab w:val="left" w:pos="10992"/>
+          <w:tab w:val="left" w:pos="11908"/>
+          <w:tab w:val="left" w:pos="12824"/>
+          <w:tab w:val="left" w:pos="13740"/>
+          <w:tab w:val="left" w:pos="14656"/>
+        </w:tabs>
+        <w:spacing w:after="0" w:line="240" w:lineRule="auto"/>
+        <w:rPr>
+          <w:rFonts w:ascii="Courier New" w:eastAsia="Times New Roman" w:hAnsi="Courier New" w:cs="Courier New"/>
+          <w:sz w:val="20"/>
+          <w:szCs w:val="20"/>
+          <w:lang w:eastAsia="pt-BR"/>
+        </w:rPr>
+      </w:pPr>
+      <w:r>
+        <w:rPr>
+          <w:rFonts w:ascii="Courier New" w:eastAsia="Times New Roman" w:hAnsi="Courier New" w:cs="Courier New"/>
+          <w:sz w:val="20"/>
+          <w:szCs w:val="20"/>
+          <w:lang w:eastAsia="pt-BR"/>
+        </w:rPr>
+        <w:t xml:space="preserve">  }</w:t>
+      </w:r>
+    </w:p>
+    <w:p>
+      <w:pPr>
+        <w:tabs>
+          <w:tab w:val="left" w:pos="916"/>
+          <w:tab w:val="left" w:pos="1832"/>
+          <w:tab w:val="left" w:pos="2748"/>
+          <w:tab w:val="left" w:pos="3664"/>
+          <w:tab w:val="left" w:pos="4580"/>
+          <w:tab w:val="left" w:pos="5496"/>
+          <w:tab w:val="left" w:pos="6412"/>
+          <w:tab w:val="left" w:pos="7328"/>
+          <w:tab w:val="left" w:pos="8244"/>
+          <w:tab w:val="left" w:pos="9160"/>
+          <w:tab w:val="left" w:pos="10076"/>
+          <w:tab w:val="left" w:pos="10992"/>
+          <w:tab w:val="left" w:pos="11908"/>
+          <w:tab w:val="left" w:pos="12824"/>
+          <w:tab w:val="left" w:pos="13740"/>
+          <w:tab w:val="left" w:pos="14656"/>
+        </w:tabs>
+        <w:spacing w:after="0" w:line="240" w:lineRule="auto"/>
+        <w:rPr>
+          <w:rFonts w:ascii="Courier New" w:eastAsia="Times New Roman" w:hAnsi="Courier New" w:cs="Courier New"/>
+          <w:sz w:val="20"/>
+          <w:szCs w:val="20"/>
+          <w:lang w:eastAsia="pt-BR"/>
+        </w:rPr>
+      </w:pPr>
+      <w:r>
+        <w:rPr>
+          <w:rFonts w:ascii="Courier New" w:eastAsia="Times New Roman" w:hAnsi="Courier New" w:cs="Courier New"/>
+          <w:sz w:val="20"/>
+          <w:szCs w:val="20"/>
+          <w:lang w:eastAsia="pt-BR"/>
+        </w:rPr>
+        <w:t>}</w:t>
+      </w:r>
+    </w:p>
+    <w:p>
+      <w:pPr>
+        <w:tabs>
+          <w:tab w:val="left" w:pos="916"/>
+          <w:tab w:val="left" w:pos="1832"/>
+          <w:tab w:val="left" w:pos="2748"/>
+          <w:tab w:val="left" w:pos="3664"/>
+          <w:tab w:val="left" w:pos="4580"/>
+          <w:tab w:val="left" w:pos="5496"/>
+          <w:tab w:val="left" w:pos="6412"/>
+          <w:tab w:val="left" w:pos="7328"/>
+          <w:tab w:val="left" w:pos="8244"/>
+          <w:tab w:val="left" w:pos="9160"/>
+          <w:tab w:val="left" w:pos="10076"/>
+          <w:tab w:val="left" w:pos="10992"/>
+          <w:tab w:val="left" w:pos="11908"/>
+          <w:tab w:val="left" w:pos="12824"/>
+          <w:tab w:val="left" w:pos="13740"/>
+          <w:tab w:val="left" w:pos="14656"/>
+        </w:tabs>
+        <w:spacing w:after="0" w:line="240" w:lineRule="auto"/>
+        <w:rPr>
+          <w:rFonts w:ascii="Courier New" w:eastAsia="Times New Roman" w:hAnsi="Courier New" w:cs="Courier New"/>
+          <w:sz w:val="20"/>
+          <w:szCs w:val="20"/>
+          <w:lang w:eastAsia="pt-BR"/>
+        </w:rPr>
+      </w:pPr>
+    </w:p>
+    <w:p>
+      <w:pPr>
+        <w:tabs>
+          <w:tab w:val="left" w:pos="916"/>
+          <w:tab w:val="left" w:pos="1832"/>
+          <w:tab w:val="left" w:pos="2748"/>
+          <w:tab w:val="left" w:pos="3664"/>
+          <w:tab w:val="left" w:pos="4580"/>
+          <w:tab w:val="left" w:pos="5496"/>
+          <w:tab w:val="left" w:pos="6412"/>
+          <w:tab w:val="left" w:pos="7328"/>
+          <w:tab w:val="left" w:pos="8244"/>
+          <w:tab w:val="left" w:pos="9160"/>
+          <w:tab w:val="left" w:pos="10076"/>
+          <w:tab w:val="left" w:pos="10992"/>
+          <w:tab w:val="left" w:pos="11908"/>
+          <w:tab w:val="left" w:pos="12824"/>
+          <w:tab w:val="left" w:pos="13740"/>
+          <w:tab w:val="left" w:pos="14656"/>
+        </w:tabs>
+        <w:spacing w:after="0" w:line="240" w:lineRule="auto"/>
+        <w:rPr>
+          <w:rFonts w:ascii="Courier New" w:eastAsia="Times New Roman" w:hAnsi="Courier New" w:cs="Courier New"/>
+          <w:sz w:val="20"/>
+          <w:szCs w:val="20"/>
+          <w:lang w:eastAsia="pt-BR"/>
+        </w:rPr>
+      </w:pPr>
+      <w:r>
+        <w:rPr>
+          <w:rFonts w:ascii="Courier New" w:eastAsia="Times New Roman" w:hAnsi="Courier New" w:cs="Courier New"/>
+          <w:sz w:val="20"/>
+          <w:szCs w:val="20"/>
+          <w:lang w:eastAsia="pt-BR"/>
+        </w:rPr>
+        <w:t>// Classe filha 1: Circulo</w:t>
+      </w:r>
+    </w:p>
+    <w:p>
+      <w:pPr>
+        <w:tabs>
+          <w:tab w:val="left" w:pos="916"/>
+          <w:tab w:val="left" w:pos="1832"/>
+          <w:tab w:val="left" w:pos="2748"/>
+          <w:tab w:val="left" w:pos="3664"/>
+          <w:tab w:val="left" w:pos="4580"/>
+          <w:tab w:val="left" w:pos="5496"/>
+          <w:tab w:val="left" w:pos="6412"/>
+          <w:tab w:val="left" w:pos="7328"/>
+          <w:tab w:val="left" w:pos="8244"/>
+          <w:tab w:val="left" w:pos="9160"/>
+          <w:tab w:val="left" w:pos="10076"/>
+          <w:tab w:val="left" w:pos="10992"/>
+          <w:tab w:val="left" w:pos="11908"/>
+          <w:tab w:val="left" w:pos="12824"/>
+          <w:tab w:val="left" w:pos="13740"/>
+          <w:tab w:val="left" w:pos="14656"/>
+        </w:tabs>
+        <w:spacing w:after="0" w:line="240" w:lineRule="auto"/>
+        <w:rPr>
+          <w:rFonts w:ascii="Courier New" w:eastAsia="Times New Roman" w:hAnsi="Courier New" w:cs="Courier New"/>
+          <w:sz w:val="20"/>
+          <w:szCs w:val="20"/>
+          <w:lang w:eastAsia="pt-BR"/>
+        </w:rPr>
+      </w:pPr>
+      <w:proofErr w:type="spellStart"/>
+      <w:r>
+        <w:rPr>
+          <w:rFonts w:ascii="Courier New" w:eastAsia="Times New Roman" w:hAnsi="Courier New" w:cs="Courier New"/>
+          <w:sz w:val="20"/>
+          <w:szCs w:val="20"/>
+          <w:lang w:eastAsia="pt-BR"/>
+        </w:rPr>
+        <w:t>class</w:t>
+      </w:r>
+      <w:proofErr w:type="spellEnd"/>
+      <w:r>
+        <w:rPr>
+          <w:rFonts w:ascii="Courier New" w:eastAsia="Times New Roman" w:hAnsi="Courier New" w:cs="Courier New"/>
+          <w:sz w:val="20"/>
+          <w:szCs w:val="20"/>
+          <w:lang w:eastAsia="pt-BR"/>
+        </w:rPr>
+        <w:t xml:space="preserve"> Circulo </w:t>
+      </w:r>
+      <w:proofErr w:type="spellStart"/>
+      <w:r>
+        <w:rPr>
+          <w:rFonts w:ascii="Courier New" w:eastAsia="Times New Roman" w:hAnsi="Courier New" w:cs="Courier New"/>
+          <w:sz w:val="20"/>
+          <w:szCs w:val="20"/>
+          <w:lang w:eastAsia="pt-BR"/>
+        </w:rPr>
+        <w:t>extends</w:t>
+      </w:r>
+      <w:proofErr w:type="spellEnd"/>
+      <w:r>
+        <w:rPr>
+          <w:rFonts w:ascii="Courier New" w:eastAsia="Times New Roman" w:hAnsi="Courier New" w:cs="Courier New"/>
+          <w:sz w:val="20"/>
+          <w:szCs w:val="20"/>
+          <w:lang w:eastAsia="pt-BR"/>
+        </w:rPr>
+        <w:t xml:space="preserve"> Forma {</w:t>
+      </w:r>
+    </w:p>
+    <w:p>
+      <w:pPr>
+        <w:tabs>
+          <w:tab w:val="left" w:pos="916"/>
+          <w:tab w:val="left" w:pos="1832"/>
+          <w:tab w:val="left" w:pos="2748"/>
+          <w:tab w:val="left" w:pos="3664"/>
+          <w:tab w:val="left" w:pos="4580"/>
+          <w:tab w:val="left" w:pos="5496"/>
+          <w:tab w:val="left" w:pos="6412"/>
+          <w:tab w:val="left" w:pos="7328"/>
+          <w:tab w:val="left" w:pos="8244"/>
+          <w:tab w:val="left" w:pos="9160"/>
+          <w:tab w:val="left" w:pos="10076"/>
+          <w:tab w:val="left" w:pos="10992"/>
+          <w:tab w:val="left" w:pos="11908"/>
+          <w:tab w:val="left" w:pos="12824"/>
+          <w:tab w:val="left" w:pos="13740"/>
+          <w:tab w:val="left" w:pos="14656"/>
+        </w:tabs>
+        <w:spacing w:after="0" w:line="240" w:lineRule="auto"/>
+        <w:rPr>
+          <w:rFonts w:ascii="Courier New" w:eastAsia="Times New Roman" w:hAnsi="Courier New" w:cs="Courier New"/>
+          <w:sz w:val="20"/>
+          <w:szCs w:val="20"/>
+          <w:lang w:eastAsia="pt-BR"/>
+        </w:rPr>
+      </w:pPr>
+      <w:r>
+        <w:rPr>
+          <w:rFonts w:ascii="Courier New" w:eastAsia="Times New Roman" w:hAnsi="Courier New" w:cs="Courier New"/>
+          <w:sz w:val="20"/>
+          <w:szCs w:val="20"/>
+          <w:lang w:eastAsia="pt-BR"/>
+        </w:rPr>
+        <w:t xml:space="preserve">  </w:t>
+      </w:r>
+      <w:proofErr w:type="spellStart"/>
+      <w:r>
+        <w:rPr>
+          <w:rFonts w:ascii="Courier New" w:eastAsia="Times New Roman" w:hAnsi="Courier New" w:cs="Courier New"/>
+          <w:sz w:val="20"/>
+          <w:szCs w:val="20"/>
+          <w:lang w:eastAsia="pt-BR"/>
+        </w:rPr>
+        <w:t>constructor</w:t>
+      </w:r>
+      <w:proofErr w:type="spellEnd"/>
+      <w:r>
+        <w:rPr>
+          <w:rFonts w:ascii="Courier New" w:eastAsia="Times New Roman" w:hAnsi="Courier New" w:cs="Courier New"/>
+          <w:sz w:val="20"/>
+          <w:szCs w:val="20"/>
+          <w:lang w:eastAsia="pt-BR"/>
+        </w:rPr>
+        <w:t>(raio) {</w:t>
+      </w:r>
+    </w:p>
+    <w:p>
+      <w:pPr>
+        <w:tabs>
+          <w:tab w:val="left" w:pos="916"/>
+          <w:tab w:val="left" w:pos="1832"/>
+          <w:tab w:val="left" w:pos="2748"/>
+          <w:tab w:val="left" w:pos="3664"/>
+          <w:tab w:val="left" w:pos="4580"/>
+          <w:tab w:val="left" w:pos="5496"/>
+          <w:tab w:val="left" w:pos="6412"/>
+          <w:tab w:val="left" w:pos="7328"/>
+          <w:tab w:val="left" w:pos="8244"/>
+          <w:tab w:val="left" w:pos="9160"/>
+          <w:tab w:val="left" w:pos="10076"/>
+          <w:tab w:val="left" w:pos="10992"/>
+          <w:tab w:val="left" w:pos="11908"/>
+          <w:tab w:val="left" w:pos="12824"/>
+          <w:tab w:val="left" w:pos="13740"/>
+          <w:tab w:val="left" w:pos="14656"/>
+        </w:tabs>
+        <w:spacing w:after="0" w:line="240" w:lineRule="auto"/>
+        <w:rPr>
+          <w:rFonts w:ascii="Courier New" w:eastAsia="Times New Roman" w:hAnsi="Courier New" w:cs="Courier New"/>
+          <w:sz w:val="20"/>
+          <w:szCs w:val="20"/>
+          <w:lang w:eastAsia="pt-BR"/>
+        </w:rPr>
+      </w:pPr>
+      <w:r>
+        <w:rPr>
+          <w:rFonts w:ascii="Courier New" w:eastAsia="Times New Roman" w:hAnsi="Courier New" w:cs="Courier New"/>
+          <w:sz w:val="20"/>
+          <w:szCs w:val="20"/>
+          <w:lang w:eastAsia="pt-BR"/>
+        </w:rPr>
+        <w:t xml:space="preserve">    </w:t>
+      </w:r>
+      <w:proofErr w:type="spellStart"/>
+      <w:proofErr w:type="gramStart"/>
+      <w:r>
+        <w:rPr>
+          <w:rFonts w:ascii="Courier New" w:eastAsia="Times New Roman" w:hAnsi="Courier New" w:cs="Courier New"/>
+          <w:sz w:val="20"/>
+          <w:szCs w:val="20"/>
+          <w:lang w:eastAsia="pt-BR"/>
+        </w:rPr>
+        <w:t>super</w:t>
+      </w:r>
+      <w:proofErr w:type="spellEnd"/>
+      <w:r>
+        <w:rPr>
+          <w:rFonts w:ascii="Courier New" w:eastAsia="Times New Roman" w:hAnsi="Courier New" w:cs="Courier New"/>
+          <w:sz w:val="20"/>
+          <w:szCs w:val="20"/>
+          <w:lang w:eastAsia="pt-BR"/>
+        </w:rPr>
+        <w:t>(</w:t>
+      </w:r>
+      <w:proofErr w:type="gramEnd"/>
+      <w:r>
+        <w:rPr>
+          <w:rFonts w:ascii="Courier New" w:eastAsia="Times New Roman" w:hAnsi="Courier New" w:cs="Courier New"/>
+          <w:sz w:val="20"/>
+          <w:szCs w:val="20"/>
+          <w:lang w:eastAsia="pt-BR"/>
+        </w:rPr>
+        <w:t>); // Chama o construtor da classe pai (Forma)</w:t>
+      </w:r>
+    </w:p>
+    <w:p>
+      <w:pPr>
+        <w:tabs>
+          <w:tab w:val="left" w:pos="916"/>
+          <w:tab w:val="left" w:pos="1832"/>
+          <w:tab w:val="left" w:pos="2748"/>
+          <w:tab w:val="left" w:pos="3664"/>
+          <w:tab w:val="left" w:pos="4580"/>
+          <w:tab w:val="left" w:pos="5496"/>
+          <w:tab w:val="left" w:pos="6412"/>
+          <w:tab w:val="left" w:pos="7328"/>
+          <w:tab w:val="left" w:pos="8244"/>
+          <w:tab w:val="left" w:pos="9160"/>
+          <w:tab w:val="left" w:pos="10076"/>
+          <w:tab w:val="left" w:pos="10992"/>
+          <w:tab w:val="left" w:pos="11908"/>
+          <w:tab w:val="left" w:pos="12824"/>
+          <w:tab w:val="left" w:pos="13740"/>
+          <w:tab w:val="left" w:pos="14656"/>
+        </w:tabs>
+        <w:spacing w:after="0" w:line="240" w:lineRule="auto"/>
+        <w:rPr>
+          <w:rFonts w:ascii="Courier New" w:eastAsia="Times New Roman" w:hAnsi="Courier New" w:cs="Courier New"/>
+          <w:sz w:val="20"/>
+          <w:szCs w:val="20"/>
+          <w:lang w:eastAsia="pt-BR"/>
+        </w:rPr>
+      </w:pPr>
+      <w:r>
+        <w:rPr>
+          <w:rFonts w:ascii="Courier New" w:eastAsia="Times New Roman" w:hAnsi="Courier New" w:cs="Courier New"/>
+          <w:sz w:val="20"/>
+          <w:szCs w:val="20"/>
+          <w:lang w:eastAsia="pt-BR"/>
+        </w:rPr>
+        <w:t xml:space="preserve">    </w:t>
+      </w:r>
+      <w:proofErr w:type="spellStart"/>
+      <w:proofErr w:type="gramStart"/>
+      <w:r>
+        <w:rPr>
+          <w:rFonts w:ascii="Courier New" w:eastAsia="Times New Roman" w:hAnsi="Courier New" w:cs="Courier New"/>
+          <w:sz w:val="20"/>
+          <w:szCs w:val="20"/>
+          <w:lang w:eastAsia="pt-BR"/>
+        </w:rPr>
+        <w:t>this.raio</w:t>
+      </w:r>
+      <w:proofErr w:type="spellEnd"/>
+      <w:proofErr w:type="gramEnd"/>
+      <w:r>
+        <w:rPr>
+          <w:rFonts w:ascii="Courier New" w:eastAsia="Times New Roman" w:hAnsi="Courier New" w:cs="Courier New"/>
+          <w:sz w:val="20"/>
+          <w:szCs w:val="20"/>
+          <w:lang w:eastAsia="pt-BR"/>
+        </w:rPr>
+        <w:t xml:space="preserve"> = raio;</w:t>
+      </w:r>
+    </w:p>
+    <w:p>
+      <w:pPr>
+        <w:tabs>
+          <w:tab w:val="left" w:pos="916"/>
+          <w:tab w:val="left" w:pos="1832"/>
+          <w:tab w:val="left" w:pos="2748"/>
+          <w:tab w:val="left" w:pos="3664"/>
+          <w:tab w:val="left" w:pos="4580"/>
+          <w:tab w:val="left" w:pos="5496"/>
+          <w:tab w:val="left" w:pos="6412"/>
+          <w:tab w:val="left" w:pos="7328"/>
+          <w:tab w:val="left" w:pos="8244"/>
+          <w:tab w:val="left" w:pos="9160"/>
+          <w:tab w:val="left" w:pos="10076"/>
+          <w:tab w:val="left" w:pos="10992"/>
+          <w:tab w:val="left" w:pos="11908"/>
+          <w:tab w:val="left" w:pos="12824"/>
+          <w:tab w:val="left" w:pos="13740"/>
+          <w:tab w:val="left" w:pos="14656"/>
+        </w:tabs>
+        <w:spacing w:after="0" w:line="240" w:lineRule="auto"/>
+        <w:rPr>
+          <w:rFonts w:ascii="Courier New" w:eastAsia="Times New Roman" w:hAnsi="Courier New" w:cs="Courier New"/>
+          <w:sz w:val="20"/>
+          <w:szCs w:val="20"/>
+          <w:lang w:eastAsia="pt-BR"/>
+        </w:rPr>
+      </w:pPr>
+      <w:r>
+        <w:rPr>
+          <w:rFonts w:ascii="Courier New" w:eastAsia="Times New Roman" w:hAnsi="Courier New" w:cs="Courier New"/>
+          <w:sz w:val="20"/>
+          <w:szCs w:val="20"/>
+          <w:lang w:eastAsia="pt-BR"/>
+        </w:rPr>
+        <w:t xml:space="preserve">  }</w:t>
+      </w:r>
+    </w:p>
+    <w:p>
+      <w:pPr>
+        <w:tabs>
+          <w:tab w:val="left" w:pos="916"/>
+          <w:tab w:val="left" w:pos="1832"/>
+          <w:tab w:val="left" w:pos="2748"/>
+          <w:tab w:val="left" w:pos="3664"/>
+          <w:tab w:val="left" w:pos="4580"/>
+          <w:tab w:val="left" w:pos="5496"/>
+          <w:tab w:val="left" w:pos="6412"/>
+          <w:tab w:val="left" w:pos="7328"/>
+          <w:tab w:val="left" w:pos="8244"/>
+          <w:tab w:val="left" w:pos="9160"/>
+          <w:tab w:val="left" w:pos="10076"/>
+          <w:tab w:val="left" w:pos="10992"/>
+          <w:tab w:val="left" w:pos="11908"/>
+          <w:tab w:val="left" w:pos="12824"/>
+          <w:tab w:val="left" w:pos="13740"/>
+          <w:tab w:val="left" w:pos="14656"/>
+        </w:tabs>
+        <w:spacing w:after="0" w:line="240" w:lineRule="auto"/>
+        <w:rPr>
+          <w:rFonts w:ascii="Courier New" w:eastAsia="Times New Roman" w:hAnsi="Courier New" w:cs="Courier New"/>
+          <w:sz w:val="20"/>
+          <w:szCs w:val="20"/>
+          <w:lang w:eastAsia="pt-BR"/>
+        </w:rPr>
+      </w:pPr>
+    </w:p>
+    <w:p>
+      <w:pPr>
+        <w:tabs>
+          <w:tab w:val="left" w:pos="916"/>
+          <w:tab w:val="left" w:pos="1832"/>
+          <w:tab w:val="left" w:pos="2748"/>
+          <w:tab w:val="left" w:pos="3664"/>
+          <w:tab w:val="left" w:pos="4580"/>
+          <w:tab w:val="left" w:pos="5496"/>
+          <w:tab w:val="left" w:pos="6412"/>
+          <w:tab w:val="left" w:pos="7328"/>
+          <w:tab w:val="left" w:pos="8244"/>
+          <w:tab w:val="left" w:pos="9160"/>
+          <w:tab w:val="left" w:pos="10076"/>
+          <w:tab w:val="left" w:pos="10992"/>
+          <w:tab w:val="left" w:pos="11908"/>
+          <w:tab w:val="left" w:pos="12824"/>
+          <w:tab w:val="left" w:pos="13740"/>
+          <w:tab w:val="left" w:pos="14656"/>
+        </w:tabs>
+        <w:spacing w:after="0" w:line="240" w:lineRule="auto"/>
+        <w:rPr>
+          <w:rFonts w:ascii="Courier New" w:eastAsia="Times New Roman" w:hAnsi="Courier New" w:cs="Courier New"/>
+          <w:sz w:val="20"/>
+          <w:szCs w:val="20"/>
+          <w:lang w:eastAsia="pt-BR"/>
+        </w:rPr>
+      </w:pPr>
+      <w:r>
+        <w:rPr>
+          <w:rFonts w:ascii="Courier New" w:eastAsia="Times New Roman" w:hAnsi="Courier New" w:cs="Courier New"/>
+          <w:sz w:val="20"/>
+          <w:szCs w:val="20"/>
+          <w:lang w:eastAsia="pt-BR"/>
+        </w:rPr>
+        <w:t xml:space="preserve">  // Implementação obrigatória do método "contratado"</w:t>
+      </w:r>
+    </w:p>
+    <w:p>
+      <w:pPr>
+        <w:tabs>
+          <w:tab w:val="left" w:pos="916"/>
+          <w:tab w:val="left" w:pos="1832"/>
+          <w:tab w:val="left" w:pos="2748"/>
+          <w:tab w:val="left" w:pos="3664"/>
+          <w:tab w:val="left" w:pos="4580"/>
+          <w:tab w:val="left" w:pos="5496"/>
+          <w:tab w:val="left" w:pos="6412"/>
+          <w:tab w:val="left" w:pos="7328"/>
+          <w:tab w:val="left" w:pos="8244"/>
+          <w:tab w:val="left" w:pos="9160"/>
+          <w:tab w:val="left" w:pos="10076"/>
+          <w:tab w:val="left" w:pos="10992"/>
+          <w:tab w:val="left" w:pos="11908"/>
+          <w:tab w:val="left" w:pos="12824"/>
+          <w:tab w:val="left" w:pos="13740"/>
+          <w:tab w:val="left" w:pos="14656"/>
+        </w:tabs>
+        <w:spacing w:after="0" w:line="240" w:lineRule="auto"/>
+        <w:rPr>
+          <w:rFonts w:ascii="Courier New" w:eastAsia="Times New Roman" w:hAnsi="Courier New" w:cs="Courier New"/>
+          <w:sz w:val="20"/>
+          <w:szCs w:val="20"/>
+          <w:lang w:eastAsia="pt-BR"/>
+        </w:rPr>
+      </w:pPr>
+      <w:r>
+        <w:rPr>
+          <w:rFonts w:ascii="Courier New" w:eastAsia="Times New Roman" w:hAnsi="Courier New" w:cs="Courier New"/>
+          <w:sz w:val="20"/>
+          <w:szCs w:val="20"/>
+          <w:lang w:eastAsia="pt-BR"/>
+        </w:rPr>
+        <w:t xml:space="preserve">  </w:t>
+      </w:r>
+      <w:proofErr w:type="spellStart"/>
+      <w:proofErr w:type="gramStart"/>
+      <w:r>
+        <w:rPr>
+          <w:rFonts w:ascii="Courier New" w:eastAsia="Times New Roman" w:hAnsi="Courier New" w:cs="Courier New"/>
+          <w:sz w:val="20"/>
+          <w:szCs w:val="20"/>
+          <w:lang w:eastAsia="pt-BR"/>
+        </w:rPr>
+        <w:t>calcularArea</w:t>
+      </w:r>
+      <w:proofErr w:type="spellEnd"/>
+      <w:r>
+        <w:rPr>
+          <w:rFonts w:ascii="Courier New" w:eastAsia="Times New Roman" w:hAnsi="Courier New" w:cs="Courier New"/>
+          <w:sz w:val="20"/>
+          <w:szCs w:val="20"/>
+          <w:lang w:eastAsia="pt-BR"/>
+        </w:rPr>
+        <w:t>(</w:t>
+      </w:r>
+      <w:proofErr w:type="gramEnd"/>
+      <w:r>
+        <w:rPr>
+          <w:rFonts w:ascii="Courier New" w:eastAsia="Times New Roman" w:hAnsi="Courier New" w:cs="Courier New"/>
+          <w:sz w:val="20"/>
+          <w:szCs w:val="20"/>
+          <w:lang w:eastAsia="pt-BR"/>
+        </w:rPr>
+        <w:t>) {</w:t>
+      </w:r>
+    </w:p>
+    <w:p>
+      <w:pPr>
+        <w:tabs>
+          <w:tab w:val="left" w:pos="916"/>
+          <w:tab w:val="left" w:pos="1832"/>
+          <w:tab w:val="left" w:pos="2748"/>
+          <w:tab w:val="left" w:pos="3664"/>
+          <w:tab w:val="left" w:pos="4580"/>
+          <w:tab w:val="left" w:pos="5496"/>
+          <w:tab w:val="left" w:pos="6412"/>
+          <w:tab w:val="left" w:pos="7328"/>
+          <w:tab w:val="left" w:pos="8244"/>
+          <w:tab w:val="left" w:pos="9160"/>
+          <w:tab w:val="left" w:pos="10076"/>
+          <w:tab w:val="left" w:pos="10992"/>
+          <w:tab w:val="left" w:pos="11908"/>
+          <w:tab w:val="left" w:pos="12824"/>
+          <w:tab w:val="left" w:pos="13740"/>
+          <w:tab w:val="left" w:pos="14656"/>
+        </w:tabs>
+        <w:spacing w:after="0" w:line="240" w:lineRule="auto"/>
+        <w:rPr>
+          <w:rFonts w:ascii="Courier New" w:eastAsia="Times New Roman" w:hAnsi="Courier New" w:cs="Courier New"/>
+          <w:sz w:val="20"/>
+          <w:szCs w:val="20"/>
+          <w:lang w:eastAsia="pt-BR"/>
+        </w:rPr>
+      </w:pPr>
+      <w:r>
+        <w:rPr>
+          <w:rFonts w:ascii="Courier New" w:eastAsia="Times New Roman" w:hAnsi="Courier New" w:cs="Courier New"/>
+          <w:sz w:val="20"/>
+          <w:szCs w:val="20"/>
+          <w:lang w:eastAsia="pt-BR"/>
+        </w:rPr>
+        <w:t xml:space="preserve">    </w:t>
+      </w:r>
+      <w:proofErr w:type="spellStart"/>
+      <w:r>
+        <w:rPr>
+          <w:rFonts w:ascii="Courier New" w:eastAsia="Times New Roman" w:hAnsi="Courier New" w:cs="Courier New"/>
+          <w:sz w:val="20"/>
+          <w:szCs w:val="20"/>
+          <w:lang w:eastAsia="pt-BR"/>
+        </w:rPr>
+        <w:t>return</w:t>
+      </w:r>
+      <w:proofErr w:type="spellEnd"/>
+      <w:r>
+        <w:rPr>
+          <w:rFonts w:ascii="Courier New" w:eastAsia="Times New Roman" w:hAnsi="Courier New" w:cs="Courier New"/>
+          <w:sz w:val="20"/>
+          <w:szCs w:val="20"/>
+          <w:lang w:eastAsia="pt-BR"/>
+        </w:rPr>
+        <w:t xml:space="preserve"> </w:t>
+      </w:r>
+      <w:proofErr w:type="spellStart"/>
+      <w:r>
+        <w:rPr>
+          <w:rFonts w:ascii="Courier New" w:eastAsia="Times New Roman" w:hAnsi="Courier New" w:cs="Courier New"/>
+          <w:sz w:val="20"/>
+          <w:szCs w:val="20"/>
+          <w:lang w:eastAsia="pt-BR"/>
+        </w:rPr>
+        <w:t>Math.PI</w:t>
+      </w:r>
+      <w:proofErr w:type="spellEnd"/>
+      <w:r>
+        <w:rPr>
+          <w:rFonts w:ascii="Courier New" w:eastAsia="Times New Roman" w:hAnsi="Courier New" w:cs="Courier New"/>
+          <w:sz w:val="20"/>
+          <w:szCs w:val="20"/>
+          <w:lang w:eastAsia="pt-BR"/>
+        </w:rPr>
+        <w:t xml:space="preserve"> * </w:t>
+      </w:r>
+      <w:proofErr w:type="spellStart"/>
+      <w:proofErr w:type="gramStart"/>
+      <w:r>
+        <w:rPr>
+          <w:rFonts w:ascii="Courier New" w:eastAsia="Times New Roman" w:hAnsi="Courier New" w:cs="Courier New"/>
+          <w:sz w:val="20"/>
+          <w:szCs w:val="20"/>
+          <w:lang w:eastAsia="pt-BR"/>
+        </w:rPr>
+        <w:t>this.raio</w:t>
+      </w:r>
+      <w:proofErr w:type="spellEnd"/>
+      <w:proofErr w:type="gramEnd"/>
+      <w:r>
+        <w:rPr>
+          <w:rFonts w:ascii="Courier New" w:eastAsia="Times New Roman" w:hAnsi="Courier New" w:cs="Courier New"/>
+          <w:sz w:val="20"/>
+          <w:szCs w:val="20"/>
+          <w:lang w:eastAsia="pt-BR"/>
+        </w:rPr>
+        <w:t xml:space="preserve"> * </w:t>
+      </w:r>
+      <w:proofErr w:type="spellStart"/>
+      <w:r>
+        <w:rPr>
+          <w:rFonts w:ascii="Courier New" w:eastAsia="Times New Roman" w:hAnsi="Courier New" w:cs="Courier New"/>
+          <w:sz w:val="20"/>
+          <w:szCs w:val="20"/>
+          <w:lang w:eastAsia="pt-BR"/>
+        </w:rPr>
+        <w:t>this.raio</w:t>
+      </w:r>
+      <w:proofErr w:type="spellEnd"/>
+      <w:r>
+        <w:rPr>
+          <w:rFonts w:ascii="Courier New" w:eastAsia="Times New Roman" w:hAnsi="Courier New" w:cs="Courier New"/>
+          <w:sz w:val="20"/>
+          <w:szCs w:val="20"/>
+          <w:lang w:eastAsia="pt-BR"/>
+        </w:rPr>
+        <w:t>;</w:t>
+      </w:r>
+    </w:p>
+    <w:p>
+      <w:pPr>
+        <w:tabs>
+          <w:tab w:val="left" w:pos="916"/>
+          <w:tab w:val="left" w:pos="1832"/>
+          <w:tab w:val="left" w:pos="2748"/>
+          <w:tab w:val="left" w:pos="3664"/>
+          <w:tab w:val="left" w:pos="4580"/>
+          <w:tab w:val="left" w:pos="5496"/>
+          <w:tab w:val="left" w:pos="6412"/>
+          <w:tab w:val="left" w:pos="7328"/>
+          <w:tab w:val="left" w:pos="8244"/>
+          <w:tab w:val="left" w:pos="9160"/>
+          <w:tab w:val="left" w:pos="10076"/>
+          <w:tab w:val="left" w:pos="10992"/>
+          <w:tab w:val="left" w:pos="11908"/>
+          <w:tab w:val="left" w:pos="12824"/>
+          <w:tab w:val="left" w:pos="13740"/>
+          <w:tab w:val="left" w:pos="14656"/>
+        </w:tabs>
+        <w:spacing w:after="0" w:line="240" w:lineRule="auto"/>
+        <w:rPr>
+          <w:rFonts w:ascii="Courier New" w:eastAsia="Times New Roman" w:hAnsi="Courier New" w:cs="Courier New"/>
+          <w:sz w:val="20"/>
+          <w:szCs w:val="20"/>
+          <w:lang w:eastAsia="pt-BR"/>
+        </w:rPr>
+      </w:pPr>
+      <w:r>
+        <w:rPr>
+          <w:rFonts w:ascii="Courier New" w:eastAsia="Times New Roman" w:hAnsi="Courier New" w:cs="Courier New"/>
+          <w:sz w:val="20"/>
+          <w:szCs w:val="20"/>
+          <w:lang w:eastAsia="pt-BR"/>
+        </w:rPr>
+        <w:t xml:space="preserve">  }</w:t>
+      </w:r>
+    </w:p>
+    <w:p>
+      <w:pPr>
+        <w:tabs>
+          <w:tab w:val="left" w:pos="916"/>
+          <w:tab w:val="left" w:pos="1832"/>
+          <w:tab w:val="left" w:pos="2748"/>
+          <w:tab w:val="left" w:pos="3664"/>
+          <w:tab w:val="left" w:pos="4580"/>
+          <w:tab w:val="left" w:pos="5496"/>
+          <w:tab w:val="left" w:pos="6412"/>
+          <w:tab w:val="left" w:pos="7328"/>
+          <w:tab w:val="left" w:pos="8244"/>
+          <w:tab w:val="left" w:pos="9160"/>
+          <w:tab w:val="left" w:pos="10076"/>
+          <w:tab w:val="left" w:pos="10992"/>
+          <w:tab w:val="left" w:pos="11908"/>
+          <w:tab w:val="left" w:pos="12824"/>
+          <w:tab w:val="left" w:pos="13740"/>
+          <w:tab w:val="left" w:pos="14656"/>
+        </w:tabs>
+        <w:spacing w:after="0" w:line="240" w:lineRule="auto"/>
+        <w:rPr>
+          <w:rFonts w:ascii="Courier New" w:eastAsia="Times New Roman" w:hAnsi="Courier New" w:cs="Courier New"/>
+          <w:sz w:val="20"/>
+          <w:szCs w:val="20"/>
+          <w:lang w:eastAsia="pt-BR"/>
+        </w:rPr>
+      </w:pPr>
+      <w:r>
+        <w:rPr>
+          <w:rFonts w:ascii="Courier New" w:eastAsia="Times New Roman" w:hAnsi="Courier New" w:cs="Courier New"/>
+          <w:sz w:val="20"/>
+          <w:szCs w:val="20"/>
+          <w:lang w:eastAsia="pt-BR"/>
+        </w:rPr>
+        <w:t>}</w:t>
+      </w:r>
+    </w:p>
+    <w:p>
+      <w:pPr>
+        <w:tabs>
+          <w:tab w:val="left" w:pos="916"/>
+          <w:tab w:val="left" w:pos="1832"/>
+          <w:tab w:val="left" w:pos="2748"/>
+          <w:tab w:val="left" w:pos="3664"/>
+          <w:tab w:val="left" w:pos="4580"/>
+          <w:tab w:val="left" w:pos="5496"/>
+          <w:tab w:val="left" w:pos="6412"/>
+          <w:tab w:val="left" w:pos="7328"/>
+          <w:tab w:val="left" w:pos="8244"/>
+          <w:tab w:val="left" w:pos="9160"/>
+          <w:tab w:val="left" w:pos="10076"/>
+          <w:tab w:val="left" w:pos="10992"/>
+          <w:tab w:val="left" w:pos="11908"/>
+          <w:tab w:val="left" w:pos="12824"/>
+          <w:tab w:val="left" w:pos="13740"/>
+          <w:tab w:val="left" w:pos="14656"/>
+        </w:tabs>
+        <w:spacing w:after="0" w:line="240" w:lineRule="auto"/>
+        <w:rPr>
+          <w:rFonts w:ascii="Courier New" w:eastAsia="Times New Roman" w:hAnsi="Courier New" w:cs="Courier New"/>
+          <w:sz w:val="20"/>
+          <w:szCs w:val="20"/>
+          <w:lang w:eastAsia="pt-BR"/>
+        </w:rPr>
+      </w:pPr>
+    </w:p>
+    <w:p>
+      <w:pPr>
+        <w:tabs>
+          <w:tab w:val="left" w:pos="916"/>
+          <w:tab w:val="left" w:pos="1832"/>
+          <w:tab w:val="left" w:pos="2748"/>
+          <w:tab w:val="left" w:pos="3664"/>
+          <w:tab w:val="left" w:pos="4580"/>
+          <w:tab w:val="left" w:pos="5496"/>
+          <w:tab w:val="left" w:pos="6412"/>
+          <w:tab w:val="left" w:pos="7328"/>
+          <w:tab w:val="left" w:pos="8244"/>
+          <w:tab w:val="left" w:pos="9160"/>
+          <w:tab w:val="left" w:pos="10076"/>
+          <w:tab w:val="left" w:pos="10992"/>
+          <w:tab w:val="left" w:pos="11908"/>
+          <w:tab w:val="left" w:pos="12824"/>
+          <w:tab w:val="left" w:pos="13740"/>
+          <w:tab w:val="left" w:pos="14656"/>
+        </w:tabs>
+        <w:spacing w:after="0" w:line="240" w:lineRule="auto"/>
+        <w:rPr>
+          <w:rFonts w:ascii="Courier New" w:eastAsia="Times New Roman" w:hAnsi="Courier New" w:cs="Courier New"/>
+          <w:sz w:val="20"/>
+          <w:szCs w:val="20"/>
+          <w:lang w:eastAsia="pt-BR"/>
+        </w:rPr>
+      </w:pPr>
+      <w:r>
+        <w:rPr>
+          <w:rFonts w:ascii="Courier New" w:eastAsia="Times New Roman" w:hAnsi="Courier New" w:cs="Courier New"/>
+          <w:sz w:val="20"/>
+          <w:szCs w:val="20"/>
+          <w:lang w:eastAsia="pt-BR"/>
+        </w:rPr>
+        <w:t xml:space="preserve">// Classe filha 2: </w:t>
+      </w:r>
+      <w:proofErr w:type="spellStart"/>
+      <w:r>
+        <w:rPr>
+          <w:rFonts w:ascii="Courier New" w:eastAsia="Times New Roman" w:hAnsi="Courier New" w:cs="Courier New"/>
+          <w:sz w:val="20"/>
+          <w:szCs w:val="20"/>
+          <w:lang w:eastAsia="pt-BR"/>
+        </w:rPr>
+        <w:t>Retangulo</w:t>
+      </w:r>
+      <w:proofErr w:type="spellEnd"/>
+    </w:p>
+    <w:p>
+      <w:pPr>
+        <w:tabs>
+          <w:tab w:val="left" w:pos="916"/>
+          <w:tab w:val="left" w:pos="1832"/>
+          <w:tab w:val="left" w:pos="2748"/>
+          <w:tab w:val="left" w:pos="3664"/>
+          <w:tab w:val="left" w:pos="4580"/>
+          <w:tab w:val="left" w:pos="5496"/>
+          <w:tab w:val="left" w:pos="6412"/>
+          <w:tab w:val="left" w:pos="7328"/>
+          <w:tab w:val="left" w:pos="8244"/>
+          <w:tab w:val="left" w:pos="9160"/>
+          <w:tab w:val="left" w:pos="10076"/>
+          <w:tab w:val="left" w:pos="10992"/>
+          <w:tab w:val="left" w:pos="11908"/>
+          <w:tab w:val="left" w:pos="12824"/>
+          <w:tab w:val="left" w:pos="13740"/>
+          <w:tab w:val="left" w:pos="14656"/>
+        </w:tabs>
+        <w:spacing w:after="0" w:line="240" w:lineRule="auto"/>
+        <w:rPr>
+          <w:rFonts w:ascii="Courier New" w:eastAsia="Times New Roman" w:hAnsi="Courier New" w:cs="Courier New"/>
+          <w:sz w:val="20"/>
+          <w:szCs w:val="20"/>
+          <w:lang w:eastAsia="pt-BR"/>
+        </w:rPr>
+      </w:pPr>
+      <w:proofErr w:type="spellStart"/>
+      <w:r>
+        <w:rPr>
+          <w:rFonts w:ascii="Courier New" w:eastAsia="Times New Roman" w:hAnsi="Courier New" w:cs="Courier New"/>
+          <w:sz w:val="20"/>
+          <w:szCs w:val="20"/>
+          <w:lang w:eastAsia="pt-BR"/>
+        </w:rPr>
+        <w:t>class</w:t>
+      </w:r>
+      <w:proofErr w:type="spellEnd"/>
+      <w:r>
+        <w:rPr>
+          <w:rFonts w:ascii="Courier New" w:eastAsia="Times New Roman" w:hAnsi="Courier New" w:cs="Courier New"/>
+          <w:sz w:val="20"/>
+          <w:szCs w:val="20"/>
+          <w:lang w:eastAsia="pt-BR"/>
+        </w:rPr>
+        <w:t xml:space="preserve"> </w:t>
+      </w:r>
+      <w:proofErr w:type="spellStart"/>
+      <w:r>
+        <w:rPr>
+          <w:rFonts w:ascii="Courier New" w:eastAsia="Times New Roman" w:hAnsi="Courier New" w:cs="Courier New"/>
+          <w:sz w:val="20"/>
+          <w:szCs w:val="20"/>
+          <w:lang w:eastAsia="pt-BR"/>
+        </w:rPr>
+        <w:t>Retangulo</w:t>
+      </w:r>
+      <w:proofErr w:type="spellEnd"/>
+      <w:r>
+        <w:rPr>
+          <w:rFonts w:ascii="Courier New" w:eastAsia="Times New Roman" w:hAnsi="Courier New" w:cs="Courier New"/>
+          <w:sz w:val="20"/>
+          <w:szCs w:val="20"/>
+          <w:lang w:eastAsia="pt-BR"/>
+        </w:rPr>
+        <w:t xml:space="preserve"> </w:t>
+      </w:r>
+      <w:proofErr w:type="spellStart"/>
+      <w:r>
+        <w:rPr>
+          <w:rFonts w:ascii="Courier New" w:eastAsia="Times New Roman" w:hAnsi="Courier New" w:cs="Courier New"/>
+          <w:sz w:val="20"/>
+          <w:szCs w:val="20"/>
+          <w:lang w:eastAsia="pt-BR"/>
+        </w:rPr>
+        <w:t>extends</w:t>
+      </w:r>
+      <w:proofErr w:type="spellEnd"/>
+      <w:r>
+        <w:rPr>
+          <w:rFonts w:ascii="Courier New" w:eastAsia="Times New Roman" w:hAnsi="Courier New" w:cs="Courier New"/>
+          <w:sz w:val="20"/>
+          <w:szCs w:val="20"/>
+          <w:lang w:eastAsia="pt-BR"/>
+        </w:rPr>
+        <w:t xml:space="preserve"> Forma {</w:t>
+      </w:r>
+    </w:p>
+    <w:p>
+      <w:pPr>
+        <w:tabs>
+          <w:tab w:val="left" w:pos="916"/>
+          <w:tab w:val="left" w:pos="1832"/>
+          <w:tab w:val="left" w:pos="2748"/>
+          <w:tab w:val="left" w:pos="3664"/>
+          <w:tab w:val="left" w:pos="4580"/>
+          <w:tab w:val="left" w:pos="5496"/>
+          <w:tab w:val="left" w:pos="6412"/>
+          <w:tab w:val="left" w:pos="7328"/>
+          <w:tab w:val="left" w:pos="8244"/>
+          <w:tab w:val="left" w:pos="9160"/>
+          <w:tab w:val="left" w:pos="10076"/>
+          <w:tab w:val="left" w:pos="10992"/>
+          <w:tab w:val="left" w:pos="11908"/>
+          <w:tab w:val="left" w:pos="12824"/>
+          <w:tab w:val="left" w:pos="13740"/>
+          <w:tab w:val="left" w:pos="14656"/>
+        </w:tabs>
+        <w:spacing w:after="0" w:line="240" w:lineRule="auto"/>
+        <w:rPr>
+          <w:rFonts w:ascii="Courier New" w:eastAsia="Times New Roman" w:hAnsi="Courier New" w:cs="Courier New"/>
+          <w:sz w:val="20"/>
+          <w:szCs w:val="20"/>
+          <w:lang w:eastAsia="pt-BR"/>
+        </w:rPr>
+      </w:pPr>
+      <w:r>
+        <w:rPr>
+          <w:rFonts w:ascii="Courier New" w:eastAsia="Times New Roman" w:hAnsi="Courier New" w:cs="Courier New"/>
+          <w:sz w:val="20"/>
+          <w:szCs w:val="20"/>
+          <w:lang w:eastAsia="pt-BR"/>
+        </w:rPr>
+        <w:t xml:space="preserve">  </w:t>
+      </w:r>
+      <w:proofErr w:type="spellStart"/>
+      <w:proofErr w:type="gramStart"/>
+      <w:r>
+        <w:rPr>
+          <w:rFonts w:ascii="Courier New" w:eastAsia="Times New Roman" w:hAnsi="Courier New" w:cs="Courier New"/>
+          <w:sz w:val="20"/>
+          <w:szCs w:val="20"/>
+          <w:lang w:eastAsia="pt-BR"/>
+        </w:rPr>
+        <w:t>constructor</w:t>
+      </w:r>
+      <w:proofErr w:type="spellEnd"/>
+      <w:r>
+        <w:rPr>
+          <w:rFonts w:ascii="Courier New" w:eastAsia="Times New Roman" w:hAnsi="Courier New" w:cs="Courier New"/>
+          <w:sz w:val="20"/>
+          <w:szCs w:val="20"/>
+          <w:lang w:eastAsia="pt-BR"/>
+        </w:rPr>
+        <w:t>(</w:t>
+      </w:r>
+      <w:proofErr w:type="gramEnd"/>
+      <w:r>
+        <w:rPr>
+          <w:rFonts w:ascii="Courier New" w:eastAsia="Times New Roman" w:hAnsi="Courier New" w:cs="Courier New"/>
+          <w:sz w:val="20"/>
+          <w:szCs w:val="20"/>
+          <w:lang w:eastAsia="pt-BR"/>
+        </w:rPr>
+        <w:t>largura, altura) {</w:t>
+      </w:r>
+    </w:p>
+    <w:p>
+      <w:pPr>
+        <w:tabs>
+          <w:tab w:val="left" w:pos="916"/>
+          <w:tab w:val="left" w:pos="1832"/>
+          <w:tab w:val="left" w:pos="2748"/>
+          <w:tab w:val="left" w:pos="3664"/>
+          <w:tab w:val="left" w:pos="4580"/>
+          <w:tab w:val="left" w:pos="5496"/>
+          <w:tab w:val="left" w:pos="6412"/>
+          <w:tab w:val="left" w:pos="7328"/>
+          <w:tab w:val="left" w:pos="8244"/>
+          <w:tab w:val="left" w:pos="9160"/>
+          <w:tab w:val="left" w:pos="10076"/>
+          <w:tab w:val="left" w:pos="10992"/>
+          <w:tab w:val="left" w:pos="11908"/>
+          <w:tab w:val="left" w:pos="12824"/>
+          <w:tab w:val="left" w:pos="13740"/>
+          <w:tab w:val="left" w:pos="14656"/>
+        </w:tabs>
+        <w:spacing w:after="0" w:line="240" w:lineRule="auto"/>
+        <w:rPr>
+          <w:rFonts w:ascii="Courier New" w:eastAsia="Times New Roman" w:hAnsi="Courier New" w:cs="Courier New"/>
+          <w:sz w:val="20"/>
+          <w:szCs w:val="20"/>
+          <w:lang w:eastAsia="pt-BR"/>
+        </w:rPr>
+      </w:pPr>
+      <w:r>
+        <w:rPr>
+          <w:rFonts w:ascii="Courier New" w:eastAsia="Times New Roman" w:hAnsi="Courier New" w:cs="Courier New"/>
+          <w:sz w:val="20"/>
+          <w:szCs w:val="20"/>
+          <w:lang w:eastAsia="pt-BR"/>
+        </w:rPr>
+        <w:t xml:space="preserve">    </w:t>
+      </w:r>
+      <w:proofErr w:type="spellStart"/>
+      <w:proofErr w:type="gramStart"/>
+      <w:r>
+        <w:rPr>
+          <w:rFonts w:ascii="Courier New" w:eastAsia="Times New Roman" w:hAnsi="Courier New" w:cs="Courier New"/>
+          <w:sz w:val="20"/>
+          <w:szCs w:val="20"/>
+          <w:lang w:eastAsia="pt-BR"/>
+        </w:rPr>
+        <w:t>super</w:t>
+      </w:r>
+      <w:proofErr w:type="spellEnd"/>
+      <w:r>
+        <w:rPr>
+          <w:rFonts w:ascii="Courier New" w:eastAsia="Times New Roman" w:hAnsi="Courier New" w:cs="Courier New"/>
+          <w:sz w:val="20"/>
+          <w:szCs w:val="20"/>
+          <w:lang w:eastAsia="pt-BR"/>
+        </w:rPr>
+        <w:t>(</w:t>
+      </w:r>
+      <w:proofErr w:type="gramEnd"/>
+      <w:r>
+        <w:rPr>
+          <w:rFonts w:ascii="Courier New" w:eastAsia="Times New Roman" w:hAnsi="Courier New" w:cs="Courier New"/>
+          <w:sz w:val="20"/>
+          <w:szCs w:val="20"/>
+          <w:lang w:eastAsia="pt-BR"/>
+        </w:rPr>
+        <w:t>);</w:t>
+      </w:r>
+    </w:p>
+    <w:p>
+      <w:pPr>
+        <w:tabs>
+          <w:tab w:val="left" w:pos="916"/>
+          <w:tab w:val="left" w:pos="1832"/>
+          <w:tab w:val="left" w:pos="2748"/>
+          <w:tab w:val="left" w:pos="3664"/>
+          <w:tab w:val="left" w:pos="4580"/>
+          <w:tab w:val="left" w:pos="5496"/>
+          <w:tab w:val="left" w:pos="6412"/>
+          <w:tab w:val="left" w:pos="7328"/>
+          <w:tab w:val="left" w:pos="8244"/>
+          <w:tab w:val="left" w:pos="9160"/>
+          <w:tab w:val="left" w:pos="10076"/>
+          <w:tab w:val="left" w:pos="10992"/>
+          <w:tab w:val="left" w:pos="11908"/>
+          <w:tab w:val="left" w:pos="12824"/>
+          <w:tab w:val="left" w:pos="13740"/>
+          <w:tab w:val="left" w:pos="14656"/>
+        </w:tabs>
+        <w:spacing w:after="0" w:line="240" w:lineRule="auto"/>
+        <w:rPr>
+          <w:rFonts w:ascii="Courier New" w:eastAsia="Times New Roman" w:hAnsi="Courier New" w:cs="Courier New"/>
+          <w:sz w:val="20"/>
+          <w:szCs w:val="20"/>
+          <w:lang w:eastAsia="pt-BR"/>
+        </w:rPr>
+      </w:pPr>
+      <w:r>
+        <w:rPr>
+          <w:rFonts w:ascii="Courier New" w:eastAsia="Times New Roman" w:hAnsi="Courier New" w:cs="Courier New"/>
+          <w:sz w:val="20"/>
+          <w:szCs w:val="20"/>
+          <w:lang w:eastAsia="pt-BR"/>
+        </w:rPr>
+        <w:t xml:space="preserve">    </w:t>
+      </w:r>
+      <w:proofErr w:type="spellStart"/>
+      <w:proofErr w:type="gramStart"/>
+      <w:r>
+        <w:rPr>
+          <w:rFonts w:ascii="Courier New" w:eastAsia="Times New Roman" w:hAnsi="Courier New" w:cs="Courier New"/>
+          <w:sz w:val="20"/>
+          <w:szCs w:val="20"/>
+          <w:lang w:eastAsia="pt-BR"/>
+        </w:rPr>
+        <w:t>this.largura</w:t>
+      </w:r>
+      <w:proofErr w:type="spellEnd"/>
+      <w:proofErr w:type="gramEnd"/>
+      <w:r>
+        <w:rPr>
+          <w:rFonts w:ascii="Courier New" w:eastAsia="Times New Roman" w:hAnsi="Courier New" w:cs="Courier New"/>
+          <w:sz w:val="20"/>
+          <w:szCs w:val="20"/>
+          <w:lang w:eastAsia="pt-BR"/>
+        </w:rPr>
+        <w:t xml:space="preserve"> = largura;</w:t>
+      </w:r>
+    </w:p>
+    <w:p>
+      <w:pPr>
+        <w:tabs>
+          <w:tab w:val="left" w:pos="916"/>
+          <w:tab w:val="left" w:pos="1832"/>
+          <w:tab w:val="left" w:pos="2748"/>
+          <w:tab w:val="left" w:pos="3664"/>
+          <w:tab w:val="left" w:pos="4580"/>
+          <w:tab w:val="left" w:pos="5496"/>
+          <w:tab w:val="left" w:pos="6412"/>
+          <w:tab w:val="left" w:pos="7328"/>
+          <w:tab w:val="left" w:pos="8244"/>
+          <w:tab w:val="left" w:pos="9160"/>
+          <w:tab w:val="left" w:pos="10076"/>
+          <w:tab w:val="left" w:pos="10992"/>
+          <w:tab w:val="left" w:pos="11908"/>
+          <w:tab w:val="left" w:pos="12824"/>
+          <w:tab w:val="left" w:pos="13740"/>
+          <w:tab w:val="left" w:pos="14656"/>
+        </w:tabs>
+        <w:spacing w:after="0" w:line="240" w:lineRule="auto"/>
+        <w:rPr>
+          <w:rFonts w:ascii="Courier New" w:eastAsia="Times New Roman" w:hAnsi="Courier New" w:cs="Courier New"/>
+          <w:sz w:val="20"/>
+          <w:szCs w:val="20"/>
+          <w:lang w:eastAsia="pt-BR"/>
+        </w:rPr>
+      </w:pPr>
+      <w:r>
+        <w:rPr>
+          <w:rFonts w:ascii="Courier New" w:eastAsia="Times New Roman" w:hAnsi="Courier New" w:cs="Courier New"/>
+          <w:sz w:val="20"/>
+          <w:szCs w:val="20"/>
+          <w:lang w:eastAsia="pt-BR"/>
+        </w:rPr>
+        <w:t xml:space="preserve">    </w:t>
+      </w:r>
+      <w:proofErr w:type="spellStart"/>
+      <w:proofErr w:type="gramStart"/>
+      <w:r>
+        <w:rPr>
+          <w:rFonts w:ascii="Courier New" w:eastAsia="Times New Roman" w:hAnsi="Courier New" w:cs="Courier New"/>
+          <w:sz w:val="20"/>
+          <w:szCs w:val="20"/>
+          <w:lang w:eastAsia="pt-BR"/>
+        </w:rPr>
+        <w:t>this.altura</w:t>
+      </w:r>
+      <w:proofErr w:type="spellEnd"/>
+      <w:proofErr w:type="gramEnd"/>
+      <w:r>
+        <w:rPr>
+          <w:rFonts w:ascii="Courier New" w:eastAsia="Times New Roman" w:hAnsi="Courier New" w:cs="Courier New"/>
+          <w:sz w:val="20"/>
+          <w:szCs w:val="20"/>
+          <w:lang w:eastAsia="pt-BR"/>
+        </w:rPr>
+        <w:t xml:space="preserve"> = altura;</w:t>
+      </w:r>
+    </w:p>
+    <w:p>
+      <w:pPr>
+        <w:tabs>
+          <w:tab w:val="left" w:pos="916"/>
+          <w:tab w:val="left" w:pos="1832"/>
+          <w:tab w:val="left" w:pos="2748"/>
+          <w:tab w:val="left" w:pos="3664"/>
+          <w:tab w:val="left" w:pos="4580"/>
+          <w:tab w:val="left" w:pos="5496"/>
+          <w:tab w:val="left" w:pos="6412"/>
+          <w:tab w:val="left" w:pos="7328"/>
+          <w:tab w:val="left" w:pos="8244"/>
+          <w:tab w:val="left" w:pos="9160"/>
+          <w:tab w:val="left" w:pos="10076"/>
+          <w:tab w:val="left" w:pos="10992"/>
+          <w:tab w:val="left" w:pos="11908"/>
+          <w:tab w:val="left" w:pos="12824"/>
+          <w:tab w:val="left" w:pos="13740"/>
+          <w:tab w:val="left" w:pos="14656"/>
+        </w:tabs>
+        <w:spacing w:after="0" w:line="240" w:lineRule="auto"/>
+        <w:rPr>
+          <w:rFonts w:ascii="Courier New" w:eastAsia="Times New Roman" w:hAnsi="Courier New" w:cs="Courier New"/>
+          <w:sz w:val="20"/>
+          <w:szCs w:val="20"/>
+          <w:lang w:eastAsia="pt-BR"/>
+        </w:rPr>
+      </w:pPr>
+      <w:r>
+        <w:rPr>
+          <w:rFonts w:ascii="Courier New" w:eastAsia="Times New Roman" w:hAnsi="Courier New" w:cs="Courier New"/>
+          <w:sz w:val="20"/>
+          <w:szCs w:val="20"/>
+          <w:lang w:eastAsia="pt-BR"/>
+        </w:rPr>
+        <w:t xml:space="preserve">  }</w:t>
+      </w:r>
+    </w:p>
+    <w:p>
+      <w:pPr>
+        <w:tabs>
+          <w:tab w:val="left" w:pos="916"/>
+          <w:tab w:val="left" w:pos="1832"/>
+          <w:tab w:val="left" w:pos="2748"/>
+          <w:tab w:val="left" w:pos="3664"/>
+          <w:tab w:val="left" w:pos="4580"/>
+          <w:tab w:val="left" w:pos="5496"/>
+          <w:tab w:val="left" w:pos="6412"/>
+          <w:tab w:val="left" w:pos="7328"/>
+          <w:tab w:val="left" w:pos="8244"/>
+          <w:tab w:val="left" w:pos="9160"/>
+          <w:tab w:val="left" w:pos="10076"/>
+          <w:tab w:val="left" w:pos="10992"/>
+          <w:tab w:val="left" w:pos="11908"/>
+          <w:tab w:val="left" w:pos="12824"/>
+          <w:tab w:val="left" w:pos="13740"/>
+          <w:tab w:val="left" w:pos="14656"/>
+        </w:tabs>
+        <w:spacing w:after="0" w:line="240" w:lineRule="auto"/>
+        <w:rPr>
+          <w:rFonts w:ascii="Courier New" w:eastAsia="Times New Roman" w:hAnsi="Courier New" w:cs="Courier New"/>
+          <w:sz w:val="20"/>
+          <w:szCs w:val="20"/>
+          <w:lang w:eastAsia="pt-BR"/>
+        </w:rPr>
+      </w:pPr>
+    </w:p>
+    <w:p>
+      <w:pPr>
+        <w:tabs>
+          <w:tab w:val="left" w:pos="916"/>
+          <w:tab w:val="left" w:pos="1832"/>
+          <w:tab w:val="left" w:pos="2748"/>
+          <w:tab w:val="left" w:pos="3664"/>
+          <w:tab w:val="left" w:pos="4580"/>
+          <w:tab w:val="left" w:pos="5496"/>
+          <w:tab w:val="left" w:pos="6412"/>
+          <w:tab w:val="left" w:pos="7328"/>
+          <w:tab w:val="left" w:pos="8244"/>
+          <w:tab w:val="left" w:pos="9160"/>
+          <w:tab w:val="left" w:pos="10076"/>
+          <w:tab w:val="left" w:pos="10992"/>
+          <w:tab w:val="left" w:pos="11908"/>
+          <w:tab w:val="left" w:pos="12824"/>
+          <w:tab w:val="left" w:pos="13740"/>
+          <w:tab w:val="left" w:pos="14656"/>
+        </w:tabs>
+        <w:spacing w:after="0" w:line="240" w:lineRule="auto"/>
+        <w:rPr>
+          <w:rFonts w:ascii="Courier New" w:eastAsia="Times New Roman" w:hAnsi="Courier New" w:cs="Courier New"/>
+          <w:sz w:val="20"/>
+          <w:szCs w:val="20"/>
+          <w:lang w:eastAsia="pt-BR"/>
+        </w:rPr>
+      </w:pPr>
+      <w:r>
+        <w:rPr>
+          <w:rFonts w:ascii="Courier New" w:eastAsia="Times New Roman" w:hAnsi="Courier New" w:cs="Courier New"/>
+          <w:sz w:val="20"/>
+          <w:szCs w:val="20"/>
+          <w:lang w:eastAsia="pt-BR"/>
+        </w:rPr>
+        <w:t xml:space="preserve">  // Implementação obrigatória do método "contratado"</w:t>
+      </w:r>
+    </w:p>
+    <w:p>
+      <w:pPr>
+        <w:tabs>
+          <w:tab w:val="left" w:pos="916"/>
+          <w:tab w:val="left" w:pos="1832"/>
+          <w:tab w:val="left" w:pos="2748"/>
+          <w:tab w:val="left" w:pos="3664"/>
+          <w:tab w:val="left" w:pos="4580"/>
+          <w:tab w:val="left" w:pos="5496"/>
+          <w:tab w:val="left" w:pos="6412"/>
+          <w:tab w:val="left" w:pos="7328"/>
+          <w:tab w:val="left" w:pos="8244"/>
+          <w:tab w:val="left" w:pos="9160"/>
+          <w:tab w:val="left" w:pos="10076"/>
+          <w:tab w:val="left" w:pos="10992"/>
+          <w:tab w:val="left" w:pos="11908"/>
+          <w:tab w:val="left" w:pos="12824"/>
+          <w:tab w:val="left" w:pos="13740"/>
+          <w:tab w:val="left" w:pos="14656"/>
+        </w:tabs>
+        <w:spacing w:after="0" w:line="240" w:lineRule="auto"/>
+        <w:rPr>
+          <w:rFonts w:ascii="Courier New" w:eastAsia="Times New Roman" w:hAnsi="Courier New" w:cs="Courier New"/>
+          <w:sz w:val="20"/>
+          <w:szCs w:val="20"/>
+          <w:lang w:eastAsia="pt-BR"/>
+        </w:rPr>
+      </w:pPr>
+      <w:r>
+        <w:rPr>
+          <w:rFonts w:ascii="Courier New" w:eastAsia="Times New Roman" w:hAnsi="Courier New" w:cs="Courier New"/>
+          <w:sz w:val="20"/>
+          <w:szCs w:val="20"/>
+          <w:lang w:eastAsia="pt-BR"/>
+        </w:rPr>
+        <w:t xml:space="preserve">  </w:t>
+      </w:r>
+      <w:proofErr w:type="spellStart"/>
+      <w:proofErr w:type="gramStart"/>
+      <w:r>
+        <w:rPr>
+          <w:rFonts w:ascii="Courier New" w:eastAsia="Times New Roman" w:hAnsi="Courier New" w:cs="Courier New"/>
+          <w:sz w:val="20"/>
+          <w:szCs w:val="20"/>
+          <w:lang w:eastAsia="pt-BR"/>
+        </w:rPr>
+        <w:t>calcularArea</w:t>
+      </w:r>
+      <w:proofErr w:type="spellEnd"/>
+      <w:r>
+        <w:rPr>
+          <w:rFonts w:ascii="Courier New" w:eastAsia="Times New Roman" w:hAnsi="Courier New" w:cs="Courier New"/>
+          <w:sz w:val="20"/>
+          <w:szCs w:val="20"/>
+          <w:lang w:eastAsia="pt-BR"/>
+        </w:rPr>
+        <w:t>(</w:t>
+      </w:r>
+      <w:proofErr w:type="gramEnd"/>
+      <w:r>
+        <w:rPr>
+          <w:rFonts w:ascii="Courier New" w:eastAsia="Times New Roman" w:hAnsi="Courier New" w:cs="Courier New"/>
+          <w:sz w:val="20"/>
+          <w:szCs w:val="20"/>
+          <w:lang w:eastAsia="pt-BR"/>
+        </w:rPr>
+        <w:t>) {</w:t>
+      </w:r>
+    </w:p>
+    <w:p>
+      <w:pPr>
+        <w:tabs>
+          <w:tab w:val="left" w:pos="916"/>
+          <w:tab w:val="left" w:pos="1832"/>
+          <w:tab w:val="left" w:pos="2748"/>
+          <w:tab w:val="left" w:pos="3664"/>
+          <w:tab w:val="left" w:pos="4580"/>
+          <w:tab w:val="left" w:pos="5496"/>
+          <w:tab w:val="left" w:pos="6412"/>
+          <w:tab w:val="left" w:pos="7328"/>
+          <w:tab w:val="left" w:pos="8244"/>
+          <w:tab w:val="left" w:pos="9160"/>
+          <w:tab w:val="left" w:pos="10076"/>
+          <w:tab w:val="left" w:pos="10992"/>
+          <w:tab w:val="left" w:pos="11908"/>
+          <w:tab w:val="left" w:pos="12824"/>
+          <w:tab w:val="left" w:pos="13740"/>
+          <w:tab w:val="left" w:pos="14656"/>
+        </w:tabs>
+        <w:spacing w:after="0" w:line="240" w:lineRule="auto"/>
+        <w:rPr>
+          <w:rFonts w:ascii="Courier New" w:eastAsia="Times New Roman" w:hAnsi="Courier New" w:cs="Courier New"/>
+          <w:sz w:val="20"/>
+          <w:szCs w:val="20"/>
+          <w:lang w:eastAsia="pt-BR"/>
+        </w:rPr>
+      </w:pPr>
+      <w:r>
+        <w:rPr>
+          <w:rFonts w:ascii="Courier New" w:eastAsia="Times New Roman" w:hAnsi="Courier New" w:cs="Courier New"/>
+          <w:sz w:val="20"/>
+          <w:szCs w:val="20"/>
+          <w:lang w:eastAsia="pt-BR"/>
+        </w:rPr>
+        <w:t xml:space="preserve">    </w:t>
+      </w:r>
+      <w:proofErr w:type="spellStart"/>
+      <w:r>
+        <w:rPr>
+          <w:rFonts w:ascii="Courier New" w:eastAsia="Times New Roman" w:hAnsi="Courier New" w:cs="Courier New"/>
+          <w:sz w:val="20"/>
+          <w:szCs w:val="20"/>
+          <w:lang w:eastAsia="pt-BR"/>
+        </w:rPr>
+        <w:t>return</w:t>
+      </w:r>
+      <w:proofErr w:type="spellEnd"/>
+      <w:r>
+        <w:rPr>
+          <w:rFonts w:ascii="Courier New" w:eastAsia="Times New Roman" w:hAnsi="Courier New" w:cs="Courier New"/>
+          <w:sz w:val="20"/>
+          <w:szCs w:val="20"/>
+          <w:lang w:eastAsia="pt-BR"/>
+        </w:rPr>
+        <w:t xml:space="preserve"> </w:t>
+      </w:r>
+      <w:proofErr w:type="spellStart"/>
+      <w:proofErr w:type="gramStart"/>
+      <w:r>
+        <w:rPr>
+          <w:rFonts w:ascii="Courier New" w:eastAsia="Times New Roman" w:hAnsi="Courier New" w:cs="Courier New"/>
+          <w:sz w:val="20"/>
+          <w:szCs w:val="20"/>
+          <w:lang w:eastAsia="pt-BR"/>
+        </w:rPr>
+        <w:t>this.largura</w:t>
+      </w:r>
+      <w:proofErr w:type="spellEnd"/>
+      <w:proofErr w:type="gramEnd"/>
+      <w:r>
+        <w:rPr>
+          <w:rFonts w:ascii="Courier New" w:eastAsia="Times New Roman" w:hAnsi="Courier New" w:cs="Courier New"/>
+          <w:sz w:val="20"/>
+          <w:szCs w:val="20"/>
+          <w:lang w:eastAsia="pt-BR"/>
+        </w:rPr>
+        <w:t xml:space="preserve"> * </w:t>
+      </w:r>
+      <w:proofErr w:type="spellStart"/>
+      <w:r>
+        <w:rPr>
+          <w:rFonts w:ascii="Courier New" w:eastAsia="Times New Roman" w:hAnsi="Courier New" w:cs="Courier New"/>
+          <w:sz w:val="20"/>
+          <w:szCs w:val="20"/>
+          <w:lang w:eastAsia="pt-BR"/>
+        </w:rPr>
+        <w:t>this.altura</w:t>
+      </w:r>
+      <w:proofErr w:type="spellEnd"/>
+      <w:r>
+        <w:rPr>
+          <w:rFonts w:ascii="Courier New" w:eastAsia="Times New Roman" w:hAnsi="Courier New" w:cs="Courier New"/>
+          <w:sz w:val="20"/>
+          <w:szCs w:val="20"/>
+          <w:lang w:eastAsia="pt-BR"/>
+        </w:rPr>
+        <w:t>;</w:t>
+      </w:r>
+    </w:p>
+    <w:p>
+      <w:pPr>
+        <w:tabs>
+          <w:tab w:val="left" w:pos="916"/>
+          <w:tab w:val="left" w:pos="1832"/>
+          <w:tab w:val="left" w:pos="2748"/>
+          <w:tab w:val="left" w:pos="3664"/>
+          <w:tab w:val="left" w:pos="4580"/>
+          <w:tab w:val="left" w:pos="5496"/>
+          <w:tab w:val="left" w:pos="6412"/>
+          <w:tab w:val="left" w:pos="7328"/>
+          <w:tab w:val="left" w:pos="8244"/>
+          <w:tab w:val="left" w:pos="9160"/>
+          <w:tab w:val="left" w:pos="10076"/>
+          <w:tab w:val="left" w:pos="10992"/>
+          <w:tab w:val="left" w:pos="11908"/>
+          <w:tab w:val="left" w:pos="12824"/>
+          <w:tab w:val="left" w:pos="13740"/>
+          <w:tab w:val="left" w:pos="14656"/>
+        </w:tabs>
+        <w:spacing w:after="0" w:line="240" w:lineRule="auto"/>
+        <w:rPr>
+          <w:rFonts w:ascii="Courier New" w:eastAsia="Times New Roman" w:hAnsi="Courier New" w:cs="Courier New"/>
+          <w:sz w:val="20"/>
+          <w:szCs w:val="20"/>
+          <w:lang w:eastAsia="pt-BR"/>
+        </w:rPr>
+      </w:pPr>
+      <w:r>
+        <w:rPr>
+          <w:rFonts w:ascii="Courier New" w:eastAsia="Times New Roman" w:hAnsi="Courier New" w:cs="Courier New"/>
+          <w:sz w:val="20"/>
+          <w:szCs w:val="20"/>
+          <w:lang w:eastAsia="pt-BR"/>
+        </w:rPr>
+        <w:t xml:space="preserve">  }</w:t>
+      </w:r>
+    </w:p>
+    <w:p>
+      <w:pPr>
+        <w:tabs>
+          <w:tab w:val="left" w:pos="916"/>
+          <w:tab w:val="left" w:pos="1832"/>
+          <w:tab w:val="left" w:pos="2748"/>
+          <w:tab w:val="left" w:pos="3664"/>
+          <w:tab w:val="left" w:pos="4580"/>
+          <w:tab w:val="left" w:pos="5496"/>
+          <w:tab w:val="left" w:pos="6412"/>
+          <w:tab w:val="left" w:pos="7328"/>
+          <w:tab w:val="left" w:pos="8244"/>
+          <w:tab w:val="left" w:pos="9160"/>
+          <w:tab w:val="left" w:pos="10076"/>
+          <w:tab w:val="left" w:pos="10992"/>
+          <w:tab w:val="left" w:pos="11908"/>
+          <w:tab w:val="left" w:pos="12824"/>
+          <w:tab w:val="left" w:pos="13740"/>
+          <w:tab w:val="left" w:pos="14656"/>
+        </w:tabs>
+        <w:spacing w:after="0" w:line="240" w:lineRule="auto"/>
+        <w:rPr>
+          <w:rFonts w:ascii="Courier New" w:eastAsia="Times New Roman" w:hAnsi="Courier New" w:cs="Courier New"/>
+          <w:sz w:val="20"/>
+          <w:szCs w:val="20"/>
+          <w:lang w:eastAsia="pt-BR"/>
+        </w:rPr>
+      </w:pPr>
+      <w:r>
+        <w:rPr>
+          <w:rFonts w:ascii="Courier New" w:eastAsia="Times New Roman" w:hAnsi="Courier New" w:cs="Courier New"/>
+          <w:sz w:val="20"/>
+          <w:szCs w:val="20"/>
+          <w:lang w:eastAsia="pt-BR"/>
+        </w:rPr>
+        <w:t>}</w:t>
+      </w:r>
+    </w:p>
+    <w:p>
+      <w:pPr>
+        <w:tabs>
+          <w:tab w:val="left" w:pos="916"/>
+          <w:tab w:val="left" w:pos="1832"/>
+          <w:tab w:val="left" w:pos="2748"/>
+          <w:tab w:val="left" w:pos="3664"/>
+          <w:tab w:val="left" w:pos="4580"/>
+          <w:tab w:val="left" w:pos="5496"/>
+          <w:tab w:val="left" w:pos="6412"/>
+          <w:tab w:val="left" w:pos="7328"/>
+          <w:tab w:val="left" w:pos="8244"/>
+          <w:tab w:val="left" w:pos="9160"/>
+          <w:tab w:val="left" w:pos="10076"/>
+          <w:tab w:val="left" w:pos="10992"/>
+          <w:tab w:val="left" w:pos="11908"/>
+          <w:tab w:val="left" w:pos="12824"/>
+          <w:tab w:val="left" w:pos="13740"/>
+          <w:tab w:val="left" w:pos="14656"/>
+        </w:tabs>
+        <w:spacing w:after="0" w:line="240" w:lineRule="auto"/>
+        <w:rPr>
+          <w:rFonts w:ascii="Courier New" w:eastAsia="Times New Roman" w:hAnsi="Courier New" w:cs="Courier New"/>
+          <w:sz w:val="20"/>
+          <w:szCs w:val="20"/>
+          <w:lang w:eastAsia="pt-BR"/>
+        </w:rPr>
+      </w:pPr>
+    </w:p>
+    <w:p>
+      <w:pPr>
+        <w:tabs>
+          <w:tab w:val="left" w:pos="916"/>
+          <w:tab w:val="left" w:pos="1832"/>
+          <w:tab w:val="left" w:pos="2748"/>
+          <w:tab w:val="left" w:pos="3664"/>
+          <w:tab w:val="left" w:pos="4580"/>
+          <w:tab w:val="left" w:pos="5496"/>
+          <w:tab w:val="left" w:pos="6412"/>
+          <w:tab w:val="left" w:pos="7328"/>
+          <w:tab w:val="left" w:pos="8244"/>
+          <w:tab w:val="left" w:pos="9160"/>
+          <w:tab w:val="left" w:pos="10076"/>
+          <w:tab w:val="left" w:pos="10992"/>
+          <w:tab w:val="left" w:pos="11908"/>
+          <w:tab w:val="left" w:pos="12824"/>
+          <w:tab w:val="left" w:pos="13740"/>
+          <w:tab w:val="left" w:pos="14656"/>
+        </w:tabs>
+        <w:spacing w:after="0" w:line="240" w:lineRule="auto"/>
+        <w:rPr>
+          <w:rFonts w:ascii="Courier New" w:eastAsia="Times New Roman" w:hAnsi="Courier New" w:cs="Courier New"/>
+          <w:sz w:val="20"/>
+          <w:szCs w:val="20"/>
+          <w:lang w:eastAsia="pt-BR"/>
+        </w:rPr>
+      </w:pPr>
+      <w:r>
+        <w:rPr>
+          <w:rFonts w:ascii="Courier New" w:eastAsia="Times New Roman" w:hAnsi="Courier New" w:cs="Courier New"/>
+          <w:sz w:val="20"/>
+          <w:szCs w:val="20"/>
+          <w:lang w:eastAsia="pt-BR"/>
+        </w:rPr>
+        <w:t>// Tentando usar as classes</w:t>
+      </w:r>
+    </w:p>
+    <w:p>
+      <w:pPr>
+        <w:tabs>
+          <w:tab w:val="left" w:pos="916"/>
+          <w:tab w:val="left" w:pos="1832"/>
+          <w:tab w:val="left" w:pos="2748"/>
+          <w:tab w:val="left" w:pos="3664"/>
+          <w:tab w:val="left" w:pos="4580"/>
+          <w:tab w:val="left" w:pos="5496"/>
+          <w:tab w:val="left" w:pos="6412"/>
+          <w:tab w:val="left" w:pos="7328"/>
+          <w:tab w:val="left" w:pos="8244"/>
+          <w:tab w:val="left" w:pos="9160"/>
+          <w:tab w:val="left" w:pos="10076"/>
+          <w:tab w:val="left" w:pos="10992"/>
+          <w:tab w:val="left" w:pos="11908"/>
+          <w:tab w:val="left" w:pos="12824"/>
+          <w:tab w:val="left" w:pos="13740"/>
+          <w:tab w:val="left" w:pos="14656"/>
+        </w:tabs>
+        <w:spacing w:after="0" w:line="240" w:lineRule="auto"/>
+        <w:rPr>
+          <w:rFonts w:ascii="Courier New" w:eastAsia="Times New Roman" w:hAnsi="Courier New" w:cs="Courier New"/>
+          <w:sz w:val="20"/>
+          <w:szCs w:val="20"/>
+          <w:lang w:eastAsia="pt-BR"/>
+        </w:rPr>
+      </w:pPr>
+      <w:proofErr w:type="spellStart"/>
+      <w:r>
+        <w:rPr>
+          <w:rFonts w:ascii="Courier New" w:eastAsia="Times New Roman" w:hAnsi="Courier New" w:cs="Courier New"/>
+          <w:sz w:val="20"/>
+          <w:szCs w:val="20"/>
+          <w:lang w:eastAsia="pt-BR"/>
+        </w:rPr>
+        <w:t>try</w:t>
+      </w:r>
+      <w:proofErr w:type="spellEnd"/>
+      <w:r>
+        <w:rPr>
+          <w:rFonts w:ascii="Courier New" w:eastAsia="Times New Roman" w:hAnsi="Courier New" w:cs="Courier New"/>
+          <w:sz w:val="20"/>
+          <w:szCs w:val="20"/>
+          <w:lang w:eastAsia="pt-BR"/>
+        </w:rPr>
+        <w:t xml:space="preserve"> {</w:t>
+      </w:r>
+    </w:p>
+    <w:p>
+      <w:pPr>
+        <w:tabs>
+          <w:tab w:val="left" w:pos="916"/>
+          <w:tab w:val="left" w:pos="1832"/>
+          <w:tab w:val="left" w:pos="2748"/>
+          <w:tab w:val="left" w:pos="3664"/>
+          <w:tab w:val="left" w:pos="4580"/>
+          <w:tab w:val="left" w:pos="5496"/>
+          <w:tab w:val="left" w:pos="6412"/>
+          <w:tab w:val="left" w:pos="7328"/>
+          <w:tab w:val="left" w:pos="8244"/>
+          <w:tab w:val="left" w:pos="9160"/>
+          <w:tab w:val="left" w:pos="10076"/>
+          <w:tab w:val="left" w:pos="10992"/>
+          <w:tab w:val="left" w:pos="11908"/>
+          <w:tab w:val="left" w:pos="12824"/>
+          <w:tab w:val="left" w:pos="13740"/>
+          <w:tab w:val="left" w:pos="14656"/>
+        </w:tabs>
+        <w:spacing w:after="0" w:line="240" w:lineRule="auto"/>
+        <w:rPr>
+          <w:rFonts w:ascii="Courier New" w:eastAsia="Times New Roman" w:hAnsi="Courier New" w:cs="Courier New"/>
+          <w:sz w:val="20"/>
+          <w:szCs w:val="20"/>
+          <w:lang w:eastAsia="pt-BR"/>
+        </w:rPr>
+      </w:pPr>
+      <w:r>
+        <w:rPr>
+          <w:rFonts w:ascii="Courier New" w:eastAsia="Times New Roman" w:hAnsi="Courier New" w:cs="Courier New"/>
+          <w:sz w:val="20"/>
+          <w:szCs w:val="20"/>
+          <w:lang w:eastAsia="pt-BR"/>
+        </w:rPr>
+        <w:t xml:space="preserve">  </w:t>
+      </w:r>
+      <w:proofErr w:type="spellStart"/>
+      <w:r>
+        <w:rPr>
+          <w:rFonts w:ascii="Courier New" w:eastAsia="Times New Roman" w:hAnsi="Courier New" w:cs="Courier New"/>
+          <w:sz w:val="20"/>
+          <w:szCs w:val="20"/>
+          <w:lang w:eastAsia="pt-BR"/>
+        </w:rPr>
+        <w:t>const</w:t>
+      </w:r>
+      <w:proofErr w:type="spellEnd"/>
+      <w:r>
+        <w:rPr>
+          <w:rFonts w:ascii="Courier New" w:eastAsia="Times New Roman" w:hAnsi="Courier New" w:cs="Courier New"/>
+          <w:sz w:val="20"/>
+          <w:szCs w:val="20"/>
+          <w:lang w:eastAsia="pt-BR"/>
+        </w:rPr>
+        <w:t xml:space="preserve"> forma = new </w:t>
+      </w:r>
+      <w:proofErr w:type="gramStart"/>
+      <w:r>
+        <w:rPr>
+          <w:rFonts w:ascii="Courier New" w:eastAsia="Times New Roman" w:hAnsi="Courier New" w:cs="Courier New"/>
+          <w:sz w:val="20"/>
+          <w:szCs w:val="20"/>
+          <w:lang w:eastAsia="pt-BR"/>
+        </w:rPr>
+        <w:t>Forma(</w:t>
+      </w:r>
+      <w:proofErr w:type="gramEnd"/>
+      <w:r>
+        <w:rPr>
+          <w:rFonts w:ascii="Courier New" w:eastAsia="Times New Roman" w:hAnsi="Courier New" w:cs="Courier New"/>
+          <w:sz w:val="20"/>
+          <w:szCs w:val="20"/>
+          <w:lang w:eastAsia="pt-BR"/>
+        </w:rPr>
+        <w:t>); // Isso vai dar erro!</w:t>
+      </w:r>
+    </w:p>
+    <w:p>
+      <w:pPr>
+        <w:tabs>
+          <w:tab w:val="left" w:pos="916"/>
+          <w:tab w:val="left" w:pos="1832"/>
+          <w:tab w:val="left" w:pos="2748"/>
+          <w:tab w:val="left" w:pos="3664"/>
+          <w:tab w:val="left" w:pos="4580"/>
+          <w:tab w:val="left" w:pos="5496"/>
+          <w:tab w:val="left" w:pos="6412"/>
+          <w:tab w:val="left" w:pos="7328"/>
+          <w:tab w:val="left" w:pos="8244"/>
+          <w:tab w:val="left" w:pos="9160"/>
+          <w:tab w:val="left" w:pos="10076"/>
+          <w:tab w:val="left" w:pos="10992"/>
+          <w:tab w:val="left" w:pos="11908"/>
+          <w:tab w:val="left" w:pos="12824"/>
+          <w:tab w:val="left" w:pos="13740"/>
+          <w:tab w:val="left" w:pos="14656"/>
+        </w:tabs>
+        <w:spacing w:after="0" w:line="240" w:lineRule="auto"/>
+        <w:rPr>
+          <w:rFonts w:ascii="Courier New" w:eastAsia="Times New Roman" w:hAnsi="Courier New" w:cs="Courier New"/>
+          <w:sz w:val="20"/>
+          <w:szCs w:val="20"/>
+          <w:lang w:eastAsia="pt-BR"/>
+        </w:rPr>
+      </w:pPr>
+      <w:r>
+        <w:rPr>
+          <w:rFonts w:ascii="Courier New" w:eastAsia="Times New Roman" w:hAnsi="Courier New" w:cs="Courier New"/>
+          <w:sz w:val="20"/>
+          <w:szCs w:val="20"/>
+          <w:lang w:eastAsia="pt-BR"/>
+        </w:rPr>
+        <w:t>} catch (</w:t>
+      </w:r>
+      <w:proofErr w:type="spellStart"/>
+      <w:r>
+        <w:rPr>
+          <w:rFonts w:ascii="Courier New" w:eastAsia="Times New Roman" w:hAnsi="Courier New" w:cs="Courier New"/>
+          <w:sz w:val="20"/>
+          <w:szCs w:val="20"/>
+          <w:lang w:eastAsia="pt-BR"/>
+        </w:rPr>
+        <w:t>error</w:t>
+      </w:r>
+      <w:proofErr w:type="spellEnd"/>
+      <w:r>
+        <w:rPr>
+          <w:rFonts w:ascii="Courier New" w:eastAsia="Times New Roman" w:hAnsi="Courier New" w:cs="Courier New"/>
+          <w:sz w:val="20"/>
+          <w:szCs w:val="20"/>
+          <w:lang w:eastAsia="pt-BR"/>
+        </w:rPr>
+        <w:t>) {</w:t>
+      </w:r>
+    </w:p>
+    <w:p>
+      <w:pPr>
+        <w:tabs>
+          <w:tab w:val="left" w:pos="916"/>
+          <w:tab w:val="left" w:pos="1832"/>
+          <w:tab w:val="left" w:pos="2748"/>
+          <w:tab w:val="left" w:pos="3664"/>
+          <w:tab w:val="left" w:pos="4580"/>
+          <w:tab w:val="left" w:pos="5496"/>
+          <w:tab w:val="left" w:pos="6412"/>
+          <w:tab w:val="left" w:pos="7328"/>
+          <w:tab w:val="left" w:pos="8244"/>
+          <w:tab w:val="left" w:pos="9160"/>
+          <w:tab w:val="left" w:pos="10076"/>
+          <w:tab w:val="left" w:pos="10992"/>
+          <w:tab w:val="left" w:pos="11908"/>
+          <w:tab w:val="left" w:pos="12824"/>
+          <w:tab w:val="left" w:pos="13740"/>
+          <w:tab w:val="left" w:pos="14656"/>
+        </w:tabs>
+        <w:spacing w:after="0" w:line="240" w:lineRule="auto"/>
+        <w:rPr>
+          <w:rFonts w:ascii="Courier New" w:eastAsia="Times New Roman" w:hAnsi="Courier New" w:cs="Courier New"/>
+          <w:sz w:val="20"/>
+          <w:szCs w:val="20"/>
+          <w:lang w:eastAsia="pt-BR"/>
+        </w:rPr>
+      </w:pPr>
+      <w:r>
+        <w:rPr>
+          <w:rFonts w:ascii="Courier New" w:eastAsia="Times New Roman" w:hAnsi="Courier New" w:cs="Courier New"/>
+          <w:sz w:val="20"/>
+          <w:szCs w:val="20"/>
+          <w:lang w:eastAsia="pt-BR"/>
+        </w:rPr>
+        <w:t xml:space="preserve">  </w:t>
+      </w:r>
+      <w:proofErr w:type="spellStart"/>
+      <w:proofErr w:type="gramStart"/>
+      <w:r>
+        <w:rPr>
+          <w:rFonts w:ascii="Courier New" w:eastAsia="Times New Roman" w:hAnsi="Courier New" w:cs="Courier New"/>
+          <w:sz w:val="20"/>
+          <w:szCs w:val="20"/>
+          <w:lang w:eastAsia="pt-BR"/>
+        </w:rPr>
+        <w:t>console.error</w:t>
+      </w:r>
+      <w:proofErr w:type="spellEnd"/>
+      <w:proofErr w:type="gramEnd"/>
+      <w:r>
+        <w:rPr>
+          <w:rFonts w:ascii="Courier New" w:eastAsia="Times New Roman" w:hAnsi="Courier New" w:cs="Courier New"/>
+          <w:sz w:val="20"/>
+          <w:szCs w:val="20"/>
+          <w:lang w:eastAsia="pt-BR"/>
+        </w:rPr>
+        <w:t xml:space="preserve">("Erro esperado:", </w:t>
+      </w:r>
+      <w:proofErr w:type="spellStart"/>
+      <w:r>
+        <w:rPr>
+          <w:rFonts w:ascii="Courier New" w:eastAsia="Times New Roman" w:hAnsi="Courier New" w:cs="Courier New"/>
+          <w:sz w:val="20"/>
+          <w:szCs w:val="20"/>
+          <w:lang w:eastAsia="pt-BR"/>
+        </w:rPr>
+        <w:t>error.message</w:t>
+      </w:r>
+      <w:proofErr w:type="spellEnd"/>
+      <w:r>
+        <w:rPr>
+          <w:rFonts w:ascii="Courier New" w:eastAsia="Times New Roman" w:hAnsi="Courier New" w:cs="Courier New"/>
+          <w:sz w:val="20"/>
+          <w:szCs w:val="20"/>
+          <w:lang w:eastAsia="pt-BR"/>
+        </w:rPr>
+        <w:t>);</w:t>
+      </w:r>
+    </w:p>
+    <w:p>
+      <w:pPr>
+        <w:tabs>
+          <w:tab w:val="left" w:pos="916"/>
+          <w:tab w:val="left" w:pos="1832"/>
+          <w:tab w:val="left" w:pos="2748"/>
+          <w:tab w:val="left" w:pos="3664"/>
+          <w:tab w:val="left" w:pos="4580"/>
+          <w:tab w:val="left" w:pos="5496"/>
+          <w:tab w:val="left" w:pos="6412"/>
+          <w:tab w:val="left" w:pos="7328"/>
+          <w:tab w:val="left" w:pos="8244"/>
+          <w:tab w:val="left" w:pos="9160"/>
+          <w:tab w:val="left" w:pos="10076"/>
+          <w:tab w:val="left" w:pos="10992"/>
+          <w:tab w:val="left" w:pos="11908"/>
+          <w:tab w:val="left" w:pos="12824"/>
+          <w:tab w:val="left" w:pos="13740"/>
+          <w:tab w:val="left" w:pos="14656"/>
+        </w:tabs>
+        <w:spacing w:after="0" w:line="240" w:lineRule="auto"/>
+        <w:rPr>
+          <w:rFonts w:ascii="Courier New" w:eastAsia="Times New Roman" w:hAnsi="Courier New" w:cs="Courier New"/>
+          <w:sz w:val="20"/>
+          <w:szCs w:val="20"/>
+          <w:lang w:eastAsia="pt-BR"/>
+        </w:rPr>
+      </w:pPr>
+      <w:r>
+        <w:rPr>
+          <w:rFonts w:ascii="Courier New" w:eastAsia="Times New Roman" w:hAnsi="Courier New" w:cs="Courier New"/>
+          <w:sz w:val="20"/>
+          <w:szCs w:val="20"/>
+          <w:lang w:eastAsia="pt-BR"/>
+        </w:rPr>
+        <w:t>}</w:t>
+      </w:r>
+    </w:p>
+    <w:p>
+      <w:pPr>
+        <w:tabs>
+          <w:tab w:val="left" w:pos="916"/>
+          <w:tab w:val="left" w:pos="1832"/>
+          <w:tab w:val="left" w:pos="2748"/>
+          <w:tab w:val="left" w:pos="3664"/>
+          <w:tab w:val="left" w:pos="4580"/>
+          <w:tab w:val="left" w:pos="5496"/>
+          <w:tab w:val="left" w:pos="6412"/>
+          <w:tab w:val="left" w:pos="7328"/>
+          <w:tab w:val="left" w:pos="8244"/>
+          <w:tab w:val="left" w:pos="9160"/>
+          <w:tab w:val="left" w:pos="10076"/>
+          <w:tab w:val="left" w:pos="10992"/>
+          <w:tab w:val="left" w:pos="11908"/>
+          <w:tab w:val="left" w:pos="12824"/>
+          <w:tab w:val="left" w:pos="13740"/>
+          <w:tab w:val="left" w:pos="14656"/>
+        </w:tabs>
+        <w:spacing w:after="0" w:line="240" w:lineRule="auto"/>
+        <w:rPr>
+          <w:rFonts w:ascii="Courier New" w:eastAsia="Times New Roman" w:hAnsi="Courier New" w:cs="Courier New"/>
+          <w:sz w:val="20"/>
+          <w:szCs w:val="20"/>
+          <w:lang w:eastAsia="pt-BR"/>
+        </w:rPr>
+      </w:pPr>
+    </w:p>
+    <w:p>
+      <w:pPr>
+        <w:tabs>
+          <w:tab w:val="left" w:pos="916"/>
+          <w:tab w:val="left" w:pos="1832"/>
+          <w:tab w:val="left" w:pos="2748"/>
+          <w:tab w:val="left" w:pos="3664"/>
+          <w:tab w:val="left" w:pos="4580"/>
+          <w:tab w:val="left" w:pos="5496"/>
+          <w:tab w:val="left" w:pos="6412"/>
+          <w:tab w:val="left" w:pos="7328"/>
+          <w:tab w:val="left" w:pos="8244"/>
+          <w:tab w:val="left" w:pos="9160"/>
+          <w:tab w:val="left" w:pos="10076"/>
+          <w:tab w:val="left" w:pos="10992"/>
+          <w:tab w:val="left" w:pos="11908"/>
+          <w:tab w:val="left" w:pos="12824"/>
+          <w:tab w:val="left" w:pos="13740"/>
+          <w:tab w:val="left" w:pos="14656"/>
+        </w:tabs>
+        <w:spacing w:after="0" w:line="240" w:lineRule="auto"/>
+        <w:rPr>
+          <w:rFonts w:ascii="Courier New" w:eastAsia="Times New Roman" w:hAnsi="Courier New" w:cs="Courier New"/>
+          <w:sz w:val="20"/>
+          <w:szCs w:val="20"/>
+          <w:lang w:eastAsia="pt-BR"/>
+        </w:rPr>
+      </w:pPr>
+      <w:proofErr w:type="spellStart"/>
+      <w:r>
+        <w:rPr>
+          <w:rFonts w:ascii="Courier New" w:eastAsia="Times New Roman" w:hAnsi="Courier New" w:cs="Courier New"/>
+          <w:sz w:val="20"/>
+          <w:szCs w:val="20"/>
+          <w:lang w:eastAsia="pt-BR"/>
+        </w:rPr>
+        <w:t>const</w:t>
+      </w:r>
+      <w:proofErr w:type="spellEnd"/>
+      <w:r>
+        <w:rPr>
+          <w:rFonts w:ascii="Courier New" w:eastAsia="Times New Roman" w:hAnsi="Courier New" w:cs="Courier New"/>
+          <w:sz w:val="20"/>
+          <w:szCs w:val="20"/>
+          <w:lang w:eastAsia="pt-BR"/>
+        </w:rPr>
+        <w:t xml:space="preserve"> </w:t>
+      </w:r>
+      <w:proofErr w:type="spellStart"/>
+      <w:r>
+        <w:rPr>
+          <w:rFonts w:ascii="Courier New" w:eastAsia="Times New Roman" w:hAnsi="Courier New" w:cs="Courier New"/>
+          <w:sz w:val="20"/>
+          <w:szCs w:val="20"/>
+          <w:lang w:eastAsia="pt-BR"/>
+        </w:rPr>
+        <w:t>meuCirculo</w:t>
+      </w:r>
+      <w:proofErr w:type="spellEnd"/>
+      <w:r>
+        <w:rPr>
+          <w:rFonts w:ascii="Courier New" w:eastAsia="Times New Roman" w:hAnsi="Courier New" w:cs="Courier New"/>
+          <w:sz w:val="20"/>
+          <w:szCs w:val="20"/>
+          <w:lang w:eastAsia="pt-BR"/>
+        </w:rPr>
+        <w:t xml:space="preserve"> = new </w:t>
+      </w:r>
+      <w:proofErr w:type="gramStart"/>
+      <w:r>
+        <w:rPr>
+          <w:rFonts w:ascii="Courier New" w:eastAsia="Times New Roman" w:hAnsi="Courier New" w:cs="Courier New"/>
+          <w:sz w:val="20"/>
+          <w:szCs w:val="20"/>
+          <w:lang w:eastAsia="pt-BR"/>
+        </w:rPr>
+        <w:t>Circulo(</w:t>
+      </w:r>
+      <w:proofErr w:type="gramEnd"/>
+      <w:r>
+        <w:rPr>
+          <w:rFonts w:ascii="Courier New" w:eastAsia="Times New Roman" w:hAnsi="Courier New" w:cs="Courier New"/>
+          <w:sz w:val="20"/>
+          <w:szCs w:val="20"/>
+          <w:lang w:eastAsia="pt-BR"/>
+        </w:rPr>
+        <w:t>5);</w:t>
+      </w:r>
+    </w:p>
+    <w:p>
+      <w:pPr>
+        <w:tabs>
+          <w:tab w:val="left" w:pos="916"/>
+          <w:tab w:val="left" w:pos="1832"/>
+          <w:tab w:val="left" w:pos="2748"/>
+          <w:tab w:val="left" w:pos="3664"/>
+          <w:tab w:val="left" w:pos="4580"/>
+          <w:tab w:val="left" w:pos="5496"/>
+          <w:tab w:val="left" w:pos="6412"/>
+          <w:tab w:val="left" w:pos="7328"/>
+          <w:tab w:val="left" w:pos="8244"/>
+          <w:tab w:val="left" w:pos="9160"/>
+          <w:tab w:val="left" w:pos="10076"/>
+          <w:tab w:val="left" w:pos="10992"/>
+          <w:tab w:val="left" w:pos="11908"/>
+          <w:tab w:val="left" w:pos="12824"/>
+          <w:tab w:val="left" w:pos="13740"/>
+          <w:tab w:val="left" w:pos="14656"/>
+        </w:tabs>
+        <w:spacing w:after="0" w:line="240" w:lineRule="auto"/>
+        <w:rPr>
+          <w:rFonts w:ascii="Courier New" w:eastAsia="Times New Roman" w:hAnsi="Courier New" w:cs="Courier New"/>
+          <w:sz w:val="20"/>
+          <w:szCs w:val="20"/>
+          <w:lang w:eastAsia="pt-BR"/>
+        </w:rPr>
+      </w:pPr>
+      <w:proofErr w:type="gramStart"/>
+      <w:r>
+        <w:rPr>
+          <w:rFonts w:ascii="Courier New" w:eastAsia="Times New Roman" w:hAnsi="Courier New" w:cs="Courier New"/>
+          <w:sz w:val="20"/>
+          <w:szCs w:val="20"/>
+          <w:lang w:eastAsia="pt-BR"/>
+        </w:rPr>
+        <w:t>console.log(</w:t>
+      </w:r>
+      <w:proofErr w:type="gramEnd"/>
+      <w:r>
+        <w:rPr>
+          <w:rFonts w:ascii="Courier New" w:eastAsia="Times New Roman" w:hAnsi="Courier New" w:cs="Courier New"/>
+          <w:sz w:val="20"/>
+          <w:szCs w:val="20"/>
+          <w:lang w:eastAsia="pt-BR"/>
+        </w:rPr>
+        <w:t>`Área do Círculo: ${</w:t>
+      </w:r>
+      <w:proofErr w:type="spellStart"/>
+      <w:r>
+        <w:rPr>
+          <w:rFonts w:ascii="Courier New" w:eastAsia="Times New Roman" w:hAnsi="Courier New" w:cs="Courier New"/>
+          <w:sz w:val="20"/>
+          <w:szCs w:val="20"/>
+          <w:lang w:eastAsia="pt-BR"/>
+        </w:rPr>
+        <w:t>meuCirculo.calcularArea</w:t>
+      </w:r>
+      <w:proofErr w:type="spellEnd"/>
+      <w:r>
+        <w:rPr>
+          <w:rFonts w:ascii="Courier New" w:eastAsia="Times New Roman" w:hAnsi="Courier New" w:cs="Courier New"/>
+          <w:sz w:val="20"/>
+          <w:szCs w:val="20"/>
+          <w:lang w:eastAsia="pt-BR"/>
+        </w:rPr>
+        <w:t>().</w:t>
+      </w:r>
+      <w:proofErr w:type="spellStart"/>
+      <w:r>
+        <w:rPr>
+          <w:rFonts w:ascii="Courier New" w:eastAsia="Times New Roman" w:hAnsi="Courier New" w:cs="Courier New"/>
+          <w:sz w:val="20"/>
+          <w:szCs w:val="20"/>
+          <w:lang w:eastAsia="pt-BR"/>
+        </w:rPr>
+        <w:t>toFixed</w:t>
+      </w:r>
+      <w:proofErr w:type="spellEnd"/>
+      <w:r>
+        <w:rPr>
+          <w:rFonts w:ascii="Courier New" w:eastAsia="Times New Roman" w:hAnsi="Courier New" w:cs="Courier New"/>
+          <w:sz w:val="20"/>
+          <w:szCs w:val="20"/>
+          <w:lang w:eastAsia="pt-BR"/>
+        </w:rPr>
+        <w:t>(2)}`);</w:t>
+      </w:r>
+    </w:p>
+    <w:p>
+      <w:pPr>
+        <w:tabs>
+          <w:tab w:val="left" w:pos="916"/>
+          <w:tab w:val="left" w:pos="1832"/>
+          <w:tab w:val="left" w:pos="2748"/>
+          <w:tab w:val="left" w:pos="3664"/>
+          <w:tab w:val="left" w:pos="4580"/>
+          <w:tab w:val="left" w:pos="5496"/>
+          <w:tab w:val="left" w:pos="6412"/>
+          <w:tab w:val="left" w:pos="7328"/>
+          <w:tab w:val="left" w:pos="8244"/>
+          <w:tab w:val="left" w:pos="9160"/>
+          <w:tab w:val="left" w:pos="10076"/>
+          <w:tab w:val="left" w:pos="10992"/>
+          <w:tab w:val="left" w:pos="11908"/>
+          <w:tab w:val="left" w:pos="12824"/>
+          <w:tab w:val="left" w:pos="13740"/>
+          <w:tab w:val="left" w:pos="14656"/>
+        </w:tabs>
+        <w:spacing w:after="0" w:line="240" w:lineRule="auto"/>
+        <w:rPr>
+          <w:rFonts w:ascii="Courier New" w:eastAsia="Times New Roman" w:hAnsi="Courier New" w:cs="Courier New"/>
+          <w:sz w:val="20"/>
+          <w:szCs w:val="20"/>
+          <w:lang w:eastAsia="pt-BR"/>
+        </w:rPr>
+      </w:pPr>
+    </w:p>
+    <w:p>
+      <w:pPr>
+        <w:tabs>
+          <w:tab w:val="left" w:pos="916"/>
+          <w:tab w:val="left" w:pos="1832"/>
+          <w:tab w:val="left" w:pos="2748"/>
+          <w:tab w:val="left" w:pos="3664"/>
+          <w:tab w:val="left" w:pos="4580"/>
+          <w:tab w:val="left" w:pos="5496"/>
+          <w:tab w:val="left" w:pos="6412"/>
+          <w:tab w:val="left" w:pos="7328"/>
+          <w:tab w:val="left" w:pos="8244"/>
+          <w:tab w:val="left" w:pos="9160"/>
+          <w:tab w:val="left" w:pos="10076"/>
+          <w:tab w:val="left" w:pos="10992"/>
+          <w:tab w:val="left" w:pos="11908"/>
+          <w:tab w:val="left" w:pos="12824"/>
+          <w:tab w:val="left" w:pos="13740"/>
+          <w:tab w:val="left" w:pos="14656"/>
+        </w:tabs>
+        <w:spacing w:after="0" w:line="240" w:lineRule="auto"/>
+        <w:rPr>
+          <w:rFonts w:ascii="Courier New" w:eastAsia="Times New Roman" w:hAnsi="Courier New" w:cs="Courier New"/>
+          <w:sz w:val="20"/>
+          <w:szCs w:val="20"/>
+          <w:lang w:eastAsia="pt-BR"/>
+        </w:rPr>
+      </w:pPr>
+      <w:proofErr w:type="spellStart"/>
+      <w:r>
+        <w:rPr>
+          <w:rFonts w:ascii="Courier New" w:eastAsia="Times New Roman" w:hAnsi="Courier New" w:cs="Courier New"/>
+          <w:sz w:val="20"/>
+          <w:szCs w:val="20"/>
+          <w:lang w:eastAsia="pt-BR"/>
+        </w:rPr>
+        <w:t>const</w:t>
+      </w:r>
+      <w:proofErr w:type="spellEnd"/>
+      <w:r>
+        <w:rPr>
+          <w:rFonts w:ascii="Courier New" w:eastAsia="Times New Roman" w:hAnsi="Courier New" w:cs="Courier New"/>
+          <w:sz w:val="20"/>
+          <w:szCs w:val="20"/>
+          <w:lang w:eastAsia="pt-BR"/>
+        </w:rPr>
+        <w:t xml:space="preserve"> </w:t>
+      </w:r>
+      <w:proofErr w:type="spellStart"/>
+      <w:r>
+        <w:rPr>
+          <w:rFonts w:ascii="Courier New" w:eastAsia="Times New Roman" w:hAnsi="Courier New" w:cs="Courier New"/>
+          <w:sz w:val="20"/>
+          <w:szCs w:val="20"/>
+          <w:lang w:eastAsia="pt-BR"/>
+        </w:rPr>
+        <w:t>meuRetangulo</w:t>
+      </w:r>
+      <w:proofErr w:type="spellEnd"/>
+      <w:r>
+        <w:rPr>
+          <w:rFonts w:ascii="Courier New" w:eastAsia="Times New Roman" w:hAnsi="Courier New" w:cs="Courier New"/>
+          <w:sz w:val="20"/>
+          <w:szCs w:val="20"/>
+          <w:lang w:eastAsia="pt-BR"/>
+        </w:rPr>
+        <w:t xml:space="preserve"> = new </w:t>
+      </w:r>
+      <w:proofErr w:type="spellStart"/>
+      <w:proofErr w:type="gramStart"/>
+      <w:r>
+        <w:rPr>
+          <w:rFonts w:ascii="Courier New" w:eastAsia="Times New Roman" w:hAnsi="Courier New" w:cs="Courier New"/>
+          <w:sz w:val="20"/>
+          <w:szCs w:val="20"/>
+          <w:lang w:eastAsia="pt-BR"/>
+        </w:rPr>
+        <w:t>Retangulo</w:t>
+      </w:r>
+      <w:proofErr w:type="spellEnd"/>
+      <w:r>
+        <w:rPr>
+          <w:rFonts w:ascii="Courier New" w:eastAsia="Times New Roman" w:hAnsi="Courier New" w:cs="Courier New"/>
+          <w:sz w:val="20"/>
+          <w:szCs w:val="20"/>
+          <w:lang w:eastAsia="pt-BR"/>
+        </w:rPr>
+        <w:t>(</w:t>
+      </w:r>
+      <w:proofErr w:type="gramEnd"/>
+      <w:r>
+        <w:rPr>
+          <w:rFonts w:ascii="Courier New" w:eastAsia="Times New Roman" w:hAnsi="Courier New" w:cs="Courier New"/>
+          <w:sz w:val="20"/>
+          <w:szCs w:val="20"/>
+          <w:lang w:eastAsia="pt-BR"/>
+        </w:rPr>
+        <w:t>10, 4);</w:t>
+      </w:r>
+    </w:p>
+    <w:p>
+      <w:pPr>
+        <w:tabs>
+          <w:tab w:val="left" w:pos="916"/>
+          <w:tab w:val="left" w:pos="1832"/>
+          <w:tab w:val="left" w:pos="2748"/>
+          <w:tab w:val="left" w:pos="3664"/>
+          <w:tab w:val="left" w:pos="4580"/>
+          <w:tab w:val="left" w:pos="5496"/>
+          <w:tab w:val="left" w:pos="6412"/>
+          <w:tab w:val="left" w:pos="7328"/>
+          <w:tab w:val="left" w:pos="8244"/>
+          <w:tab w:val="left" w:pos="9160"/>
+          <w:tab w:val="left" w:pos="10076"/>
+          <w:tab w:val="left" w:pos="10992"/>
+          <w:tab w:val="left" w:pos="11908"/>
+          <w:tab w:val="left" w:pos="12824"/>
+          <w:tab w:val="left" w:pos="13740"/>
+          <w:tab w:val="left" w:pos="14656"/>
+        </w:tabs>
+        <w:spacing w:after="0" w:line="240" w:lineRule="auto"/>
+        <w:rPr>
+          <w:rFonts w:ascii="Courier New" w:eastAsia="Times New Roman" w:hAnsi="Courier New" w:cs="Courier New"/>
+          <w:sz w:val="20"/>
+          <w:szCs w:val="20"/>
+          <w:lang w:eastAsia="pt-BR"/>
+        </w:rPr>
+      </w:pPr>
+      <w:proofErr w:type="gramStart"/>
+      <w:r>
+        <w:rPr>
+          <w:rFonts w:ascii="Courier New" w:eastAsia="Times New Roman" w:hAnsi="Courier New" w:cs="Courier New"/>
+          <w:sz w:val="20"/>
+          <w:szCs w:val="20"/>
+          <w:lang w:eastAsia="pt-BR"/>
+        </w:rPr>
+        <w:t>console.log(</w:t>
+      </w:r>
+      <w:proofErr w:type="gramEnd"/>
+      <w:r>
+        <w:rPr>
+          <w:rFonts w:ascii="Courier New" w:eastAsia="Times New Roman" w:hAnsi="Courier New" w:cs="Courier New"/>
+          <w:sz w:val="20"/>
+          <w:szCs w:val="20"/>
+          <w:lang w:eastAsia="pt-BR"/>
+        </w:rPr>
+        <w:t>`Área do Retângulo: ${</w:t>
+      </w:r>
+      <w:proofErr w:type="spellStart"/>
+      <w:r>
+        <w:rPr>
+          <w:rFonts w:ascii="Courier New" w:eastAsia="Times New Roman" w:hAnsi="Courier New" w:cs="Courier New"/>
+          <w:sz w:val="20"/>
+          <w:szCs w:val="20"/>
+          <w:lang w:eastAsia="pt-BR"/>
+        </w:rPr>
+        <w:t>meuRetangulo.calcularArea</w:t>
+      </w:r>
+      <w:proofErr w:type="spellEnd"/>
+      <w:r>
+        <w:rPr>
+          <w:rFonts w:ascii="Courier New" w:eastAsia="Times New Roman" w:hAnsi="Courier New" w:cs="Courier New"/>
+          <w:sz w:val="20"/>
+          <w:szCs w:val="20"/>
+          <w:lang w:eastAsia="pt-BR"/>
+        </w:rPr>
+        <w:t>()}`);</w:t>
+      </w:r>
+    </w:p>
+    <w:p>
+      <w:pPr>
+        <w:spacing w:before="100" w:beforeAutospacing="1" w:after="100" w:afterAutospacing="1" w:line="240" w:lineRule="auto"/>
+        <w:outlineLvl w:val="2"/>
+        <w:rPr>
+          <w:rFonts w:ascii="Times New Roman" w:eastAsia="Times New Roman" w:hAnsi="Times New Roman" w:cs="Times New Roman"/>
+          <w:b/>
+          <w:bCs/>
+          <w:sz w:val="27"/>
+          <w:szCs w:val="27"/>
+          <w:lang w:eastAsia="pt-BR"/>
+        </w:rPr>
+      </w:pPr>
+      <w:r>
+        <w:rPr>
+          <w:rFonts w:ascii="Times New Roman" w:eastAsia="Times New Roman" w:hAnsi="Times New Roman" w:cs="Times New Roman"/>
+          <w:b/>
+          <w:bCs/>
+          <w:sz w:val="27"/>
+          <w:szCs w:val="27"/>
+          <w:lang w:eastAsia="pt-BR"/>
+        </w:rPr>
+        <w:t>Parte 2 – Classe Interna (</w:t>
+      </w:r>
+      <w:proofErr w:type="gramStart"/>
+      <w:r>
+        <w:rPr>
+          <w:rFonts w:ascii="Times New Roman" w:eastAsia="Times New Roman" w:hAnsi="Times New Roman" w:cs="Times New Roman"/>
+          <w:b/>
+          <w:bCs/>
+          <w:sz w:val="27"/>
+          <w:szCs w:val="27"/>
+          <w:lang w:eastAsia="pt-BR"/>
+        </w:rPr>
+        <w:t>ou Aninhada</w:t>
+      </w:r>
+      <w:proofErr w:type="gramEnd"/>
+      <w:r>
+        <w:rPr>
+          <w:rFonts w:ascii="Times New Roman" w:eastAsia="Times New Roman" w:hAnsi="Times New Roman" w:cs="Times New Roman"/>
+          <w:b/>
+          <w:bCs/>
+          <w:sz w:val="27"/>
+          <w:szCs w:val="27"/>
+          <w:lang w:eastAsia="pt-BR"/>
+        </w:rPr>
+        <w:t>)</w:t>
+      </w:r>
+    </w:p>
+    <w:p>
+      <w:pPr>
+        <w:spacing w:before="100" w:beforeAutospacing="1" w:after="100" w:afterAutospacing="1" w:line="240" w:lineRule="auto"/>
+        <w:outlineLvl w:val="3"/>
+        <w:rPr>
+          <w:rFonts w:ascii="Times New Roman" w:eastAsia="Times New Roman" w:hAnsi="Times New Roman" w:cs="Times New Roman"/>
+          <w:b/>
+          <w:bCs/>
+          <w:sz w:val="24"/>
+          <w:szCs w:val="24"/>
+          <w:lang w:eastAsia="pt-BR"/>
+        </w:rPr>
+      </w:pPr>
+      <w:r>
+        <w:rPr>
+          <w:rFonts w:ascii="Times New Roman" w:eastAsia="Times New Roman" w:hAnsi="Times New Roman" w:cs="Times New Roman"/>
+          <w:b/>
+          <w:bCs/>
+          <w:sz w:val="24"/>
+          <w:szCs w:val="24"/>
+          <w:lang w:eastAsia="pt-BR"/>
+        </w:rPr>
+        <w:t>O que são?</w:t>
+      </w:r>
+    </w:p>
+    <w:p>
+      <w:pPr>
+        <w:spacing w:before="100" w:beforeAutospacing="1" w:after="100" w:afterAutospacing="1" w:line="240" w:lineRule="auto"/>
+        <w:rPr>
+          <w:rFonts w:ascii="Times New Roman" w:eastAsia="Times New Roman" w:hAnsi="Times New Roman" w:cs="Times New Roman"/>
+          <w:sz w:val="24"/>
+          <w:szCs w:val="24"/>
+          <w:lang w:eastAsia="pt-BR"/>
+        </w:rPr>
+      </w:pPr>
+      <w:r>
+        <w:rPr>
+          <w:rFonts w:ascii="Times New Roman" w:eastAsia="Times New Roman" w:hAnsi="Times New Roman" w:cs="Times New Roman"/>
+          <w:sz w:val="24"/>
+          <w:szCs w:val="24"/>
+          <w:lang w:eastAsia="pt-BR"/>
+        </w:rPr>
+        <w:lastRenderedPageBreak/>
+        <w:t xml:space="preserve">Uma </w:t>
+      </w:r>
+      <w:r>
+        <w:rPr>
+          <w:rFonts w:ascii="Times New Roman" w:eastAsia="Times New Roman" w:hAnsi="Times New Roman" w:cs="Times New Roman"/>
+          <w:b/>
+          <w:bCs/>
+          <w:sz w:val="24"/>
+          <w:szCs w:val="24"/>
+          <w:lang w:eastAsia="pt-BR"/>
+        </w:rPr>
+        <w:t>classe interna</w:t>
+      </w:r>
+      <w:r>
+        <w:rPr>
+          <w:rFonts w:ascii="Times New Roman" w:eastAsia="Times New Roman" w:hAnsi="Times New Roman" w:cs="Times New Roman"/>
+          <w:sz w:val="24"/>
+          <w:szCs w:val="24"/>
+          <w:lang w:eastAsia="pt-BR"/>
+        </w:rPr>
+        <w:t xml:space="preserve"> (ou aninhada) é uma classe definida dentro de outra classe. A ideia principal é agrupar classes que são logicamente relacionadas, onde uma delas só faz sentido no contexto da outra.</w:t>
+      </w:r>
+    </w:p>
+    <w:p>
+      <w:pPr>
+        <w:spacing w:before="100" w:beforeAutospacing="1" w:after="100" w:afterAutospacing="1" w:line="240" w:lineRule="auto"/>
+        <w:outlineLvl w:val="3"/>
+        <w:rPr>
+          <w:rFonts w:ascii="Times New Roman" w:eastAsia="Times New Roman" w:hAnsi="Times New Roman" w:cs="Times New Roman"/>
+          <w:b/>
+          <w:bCs/>
+          <w:sz w:val="24"/>
+          <w:szCs w:val="24"/>
+          <w:lang w:eastAsia="pt-BR"/>
+        </w:rPr>
+      </w:pPr>
+      <w:r>
+        <w:rPr>
+          <w:rFonts w:ascii="Times New Roman" w:eastAsia="Times New Roman" w:hAnsi="Times New Roman" w:cs="Times New Roman"/>
+          <w:b/>
+          <w:bCs/>
+          <w:sz w:val="24"/>
+          <w:szCs w:val="24"/>
+          <w:lang w:eastAsia="pt-BR"/>
+        </w:rPr>
+        <w:t>Utilidade para Encapsulamento</w:t>
+      </w:r>
+    </w:p>
+    <w:p>
+      <w:pPr>
+        <w:spacing w:before="100" w:beforeAutospacing="1" w:after="100" w:afterAutospacing="1" w:line="240" w:lineRule="auto"/>
+        <w:rPr>
+          <w:rFonts w:ascii="Times New Roman" w:eastAsia="Times New Roman" w:hAnsi="Times New Roman" w:cs="Times New Roman"/>
+          <w:sz w:val="24"/>
+          <w:szCs w:val="24"/>
+          <w:lang w:eastAsia="pt-BR"/>
+        </w:rPr>
+      </w:pPr>
+      <w:r>
+        <w:rPr>
+          <w:rFonts w:ascii="Times New Roman" w:eastAsia="Times New Roman" w:hAnsi="Times New Roman" w:cs="Times New Roman"/>
+          <w:sz w:val="24"/>
+          <w:szCs w:val="24"/>
+          <w:lang w:eastAsia="pt-BR"/>
+        </w:rPr>
+        <w:t xml:space="preserve">Elas são muito úteis para </w:t>
+      </w:r>
+      <w:r>
+        <w:rPr>
+          <w:rFonts w:ascii="Times New Roman" w:eastAsia="Times New Roman" w:hAnsi="Times New Roman" w:cs="Times New Roman"/>
+          <w:b/>
+          <w:bCs/>
+          <w:sz w:val="24"/>
+          <w:szCs w:val="24"/>
+          <w:lang w:eastAsia="pt-BR"/>
+        </w:rPr>
+        <w:t>encapsular funcionalidades</w:t>
+      </w:r>
+      <w:r>
+        <w:rPr>
+          <w:rFonts w:ascii="Times New Roman" w:eastAsia="Times New Roman" w:hAnsi="Times New Roman" w:cs="Times New Roman"/>
+          <w:sz w:val="24"/>
+          <w:szCs w:val="24"/>
+          <w:lang w:eastAsia="pt-BR"/>
+        </w:rPr>
+        <w:t xml:space="preserve">. Se temos uma classe </w:t>
+      </w:r>
+      <w:r>
+        <w:rPr>
+          <w:rFonts w:ascii="Courier New" w:eastAsia="Times New Roman" w:hAnsi="Courier New" w:cs="Courier New"/>
+          <w:sz w:val="20"/>
+          <w:szCs w:val="20"/>
+          <w:lang w:eastAsia="pt-BR"/>
+        </w:rPr>
+        <w:t>Motor</w:t>
+      </w:r>
+      <w:r>
+        <w:rPr>
+          <w:rFonts w:ascii="Times New Roman" w:eastAsia="Times New Roman" w:hAnsi="Times New Roman" w:cs="Times New Roman"/>
+          <w:sz w:val="24"/>
+          <w:szCs w:val="24"/>
+          <w:lang w:eastAsia="pt-BR"/>
+        </w:rPr>
+        <w:t xml:space="preserve"> que é usada exclusivamente por uma classe </w:t>
+      </w:r>
+      <w:r>
+        <w:rPr>
+          <w:rFonts w:ascii="Courier New" w:eastAsia="Times New Roman" w:hAnsi="Courier New" w:cs="Courier New"/>
+          <w:sz w:val="20"/>
+          <w:szCs w:val="20"/>
+          <w:lang w:eastAsia="pt-BR"/>
+        </w:rPr>
+        <w:t>Carro</w:t>
+      </w:r>
+      <w:r>
+        <w:rPr>
+          <w:rFonts w:ascii="Times New Roman" w:eastAsia="Times New Roman" w:hAnsi="Times New Roman" w:cs="Times New Roman"/>
+          <w:sz w:val="24"/>
+          <w:szCs w:val="24"/>
+          <w:lang w:eastAsia="pt-BR"/>
+        </w:rPr>
+        <w:t xml:space="preserve">, faz sentido definir </w:t>
+      </w:r>
+      <w:r>
+        <w:rPr>
+          <w:rFonts w:ascii="Courier New" w:eastAsia="Times New Roman" w:hAnsi="Courier New" w:cs="Courier New"/>
+          <w:sz w:val="20"/>
+          <w:szCs w:val="20"/>
+          <w:lang w:eastAsia="pt-BR"/>
+        </w:rPr>
+        <w:t>Motor</w:t>
+      </w:r>
+      <w:r>
+        <w:rPr>
+          <w:rFonts w:ascii="Times New Roman" w:eastAsia="Times New Roman" w:hAnsi="Times New Roman" w:cs="Times New Roman"/>
+          <w:sz w:val="24"/>
+          <w:szCs w:val="24"/>
+          <w:lang w:eastAsia="pt-BR"/>
+        </w:rPr>
+        <w:t xml:space="preserve"> dentro de </w:t>
+      </w:r>
+      <w:r>
+        <w:rPr>
+          <w:rFonts w:ascii="Courier New" w:eastAsia="Times New Roman" w:hAnsi="Courier New" w:cs="Courier New"/>
+          <w:sz w:val="20"/>
+          <w:szCs w:val="20"/>
+          <w:lang w:eastAsia="pt-BR"/>
+        </w:rPr>
+        <w:t>Carro</w:t>
+      </w:r>
+      <w:r>
+        <w:rPr>
+          <w:rFonts w:ascii="Times New Roman" w:eastAsia="Times New Roman" w:hAnsi="Times New Roman" w:cs="Times New Roman"/>
+          <w:sz w:val="24"/>
+          <w:szCs w:val="24"/>
+          <w:lang w:eastAsia="pt-BR"/>
+        </w:rPr>
+        <w:t>. Isso melhora a organização do código, pois a classe interna não "polui" o escopo global e fica claro que sua existência está diretamente ligada à classe externa.</w:t>
+      </w:r>
+    </w:p>
+    <w:p>
+      <w:pPr>
+        <w:spacing w:before="100" w:beforeAutospacing="1" w:after="100" w:afterAutospacing="1" w:line="240" w:lineRule="auto"/>
+        <w:outlineLvl w:val="3"/>
+        <w:rPr>
+          <w:rFonts w:ascii="Times New Roman" w:eastAsia="Times New Roman" w:hAnsi="Times New Roman" w:cs="Times New Roman"/>
+          <w:b/>
+          <w:bCs/>
+          <w:sz w:val="24"/>
+          <w:szCs w:val="24"/>
+          <w:lang w:eastAsia="pt-BR"/>
+        </w:rPr>
+      </w:pPr>
+      <w:r>
+        <w:rPr>
+          <w:rFonts w:ascii="Times New Roman" w:eastAsia="Times New Roman" w:hAnsi="Times New Roman" w:cs="Times New Roman"/>
+          <w:b/>
+          <w:bCs/>
+          <w:sz w:val="24"/>
+          <w:szCs w:val="24"/>
+          <w:lang w:eastAsia="pt-BR"/>
+        </w:rPr>
+        <w:t>Acesso aos Membros da Classe Externa</w:t>
+      </w:r>
+    </w:p>
+    <w:p>
+      <w:pPr>
+        <w:spacing w:before="100" w:beforeAutospacing="1" w:after="100" w:afterAutospacing="1" w:line="240" w:lineRule="auto"/>
+        <w:rPr>
+          <w:rFonts w:ascii="Times New Roman" w:eastAsia="Times New Roman" w:hAnsi="Times New Roman" w:cs="Times New Roman"/>
+          <w:sz w:val="24"/>
+          <w:szCs w:val="24"/>
+          <w:lang w:eastAsia="pt-BR"/>
+        </w:rPr>
+      </w:pPr>
+      <w:r>
+        <w:rPr>
+          <w:rFonts w:ascii="Times New Roman" w:eastAsia="Times New Roman" w:hAnsi="Times New Roman" w:cs="Times New Roman"/>
+          <w:sz w:val="24"/>
+          <w:szCs w:val="24"/>
+          <w:lang w:eastAsia="pt-BR"/>
+        </w:rPr>
+        <w:t xml:space="preserve">Em </w:t>
+      </w:r>
+      <w:proofErr w:type="spellStart"/>
+      <w:r>
+        <w:rPr>
+          <w:rFonts w:ascii="Times New Roman" w:eastAsia="Times New Roman" w:hAnsi="Times New Roman" w:cs="Times New Roman"/>
+          <w:sz w:val="24"/>
+          <w:szCs w:val="24"/>
+          <w:lang w:eastAsia="pt-BR"/>
+        </w:rPr>
+        <w:t>JavaScript</w:t>
+      </w:r>
+      <w:proofErr w:type="spellEnd"/>
+      <w:r>
+        <w:rPr>
+          <w:rFonts w:ascii="Times New Roman" w:eastAsia="Times New Roman" w:hAnsi="Times New Roman" w:cs="Times New Roman"/>
+          <w:sz w:val="24"/>
+          <w:szCs w:val="24"/>
+          <w:lang w:eastAsia="pt-BR"/>
+        </w:rPr>
+        <w:t xml:space="preserve">, uma classe interna não tem acesso direto aos membros da instância da classe externa usando </w:t>
+      </w:r>
+      <w:proofErr w:type="spellStart"/>
+      <w:r>
+        <w:rPr>
+          <w:rFonts w:ascii="Courier New" w:eastAsia="Times New Roman" w:hAnsi="Courier New" w:cs="Courier New"/>
+          <w:sz w:val="20"/>
+          <w:szCs w:val="20"/>
+          <w:lang w:eastAsia="pt-BR"/>
+        </w:rPr>
+        <w:t>this</w:t>
+      </w:r>
+      <w:proofErr w:type="spellEnd"/>
+      <w:r>
+        <w:rPr>
+          <w:rFonts w:ascii="Times New Roman" w:eastAsia="Times New Roman" w:hAnsi="Times New Roman" w:cs="Times New Roman"/>
+          <w:sz w:val="24"/>
+          <w:szCs w:val="24"/>
+          <w:lang w:eastAsia="pt-BR"/>
+        </w:rPr>
+        <w:t>. Para que a classe interna possa acessar as propriedades ou métodos da classe externa, a instância da classe externa (ou as propriedades necessárias) precisa ser passada para o construtor da classe interna.</w:t>
+      </w:r>
+    </w:p>
+    <w:p>
+      <w:pPr>
+        <w:spacing w:before="100" w:beforeAutospacing="1" w:after="100" w:afterAutospacing="1" w:line="240" w:lineRule="auto"/>
+        <w:outlineLvl w:val="3"/>
+        <w:rPr>
+          <w:rFonts w:ascii="Times New Roman" w:eastAsia="Times New Roman" w:hAnsi="Times New Roman" w:cs="Times New Roman"/>
+          <w:b/>
+          <w:bCs/>
+          <w:sz w:val="24"/>
+          <w:szCs w:val="24"/>
+          <w:lang w:eastAsia="pt-BR"/>
+        </w:rPr>
+      </w:pPr>
+      <w:r>
+        <w:rPr>
+          <w:rFonts w:ascii="Times New Roman" w:eastAsia="Times New Roman" w:hAnsi="Times New Roman" w:cs="Times New Roman"/>
+          <w:b/>
+          <w:bCs/>
+          <w:sz w:val="24"/>
+          <w:szCs w:val="24"/>
+          <w:lang w:eastAsia="pt-BR"/>
+        </w:rPr>
+        <w:t>Exemplo de Classe com Classe Interna</w:t>
+      </w:r>
+    </w:p>
+    <w:p>
+      <w:pPr>
+        <w:spacing w:before="100" w:beforeAutospacing="1" w:after="100" w:afterAutospacing="1" w:line="240" w:lineRule="auto"/>
+        <w:rPr>
+          <w:rFonts w:ascii="Times New Roman" w:eastAsia="Times New Roman" w:hAnsi="Times New Roman" w:cs="Times New Roman"/>
+          <w:sz w:val="24"/>
+          <w:szCs w:val="24"/>
+          <w:lang w:eastAsia="pt-BR"/>
+        </w:rPr>
+      </w:pPr>
+      <w:r>
+        <w:rPr>
+          <w:rFonts w:ascii="Times New Roman" w:eastAsia="Times New Roman" w:hAnsi="Times New Roman" w:cs="Times New Roman"/>
+          <w:sz w:val="24"/>
+          <w:szCs w:val="24"/>
+          <w:lang w:eastAsia="pt-BR"/>
+        </w:rPr>
+        <w:t xml:space="preserve">Vamos usar o exemplo de um </w:t>
+      </w:r>
+      <w:r>
+        <w:rPr>
+          <w:rFonts w:ascii="Courier New" w:eastAsia="Times New Roman" w:hAnsi="Courier New" w:cs="Courier New"/>
+          <w:sz w:val="20"/>
+          <w:szCs w:val="20"/>
+          <w:lang w:eastAsia="pt-BR"/>
+        </w:rPr>
+        <w:t>Carro</w:t>
+      </w:r>
+      <w:r>
+        <w:rPr>
+          <w:rFonts w:ascii="Times New Roman" w:eastAsia="Times New Roman" w:hAnsi="Times New Roman" w:cs="Times New Roman"/>
+          <w:sz w:val="24"/>
+          <w:szCs w:val="24"/>
+          <w:lang w:eastAsia="pt-BR"/>
+        </w:rPr>
+        <w:t xml:space="preserve"> que gerencia seu próprio </w:t>
+      </w:r>
+      <w:r>
+        <w:rPr>
+          <w:rFonts w:ascii="Courier New" w:eastAsia="Times New Roman" w:hAnsi="Courier New" w:cs="Courier New"/>
+          <w:sz w:val="20"/>
+          <w:szCs w:val="20"/>
+          <w:lang w:eastAsia="pt-BR"/>
+        </w:rPr>
+        <w:t>Motor</w:t>
+      </w:r>
+      <w:r>
+        <w:rPr>
+          <w:rFonts w:ascii="Times New Roman" w:eastAsia="Times New Roman" w:hAnsi="Times New Roman" w:cs="Times New Roman"/>
+          <w:sz w:val="24"/>
+          <w:szCs w:val="24"/>
+          <w:lang w:eastAsia="pt-BR"/>
+        </w:rPr>
+        <w:t xml:space="preserve">. A classe </w:t>
+      </w:r>
+      <w:r>
+        <w:rPr>
+          <w:rFonts w:ascii="Courier New" w:eastAsia="Times New Roman" w:hAnsi="Courier New" w:cs="Courier New"/>
+          <w:sz w:val="20"/>
+          <w:szCs w:val="20"/>
+          <w:lang w:eastAsia="pt-BR"/>
+        </w:rPr>
+        <w:t>Motor</w:t>
+      </w:r>
+      <w:r>
+        <w:rPr>
+          <w:rFonts w:ascii="Times New Roman" w:eastAsia="Times New Roman" w:hAnsi="Times New Roman" w:cs="Times New Roman"/>
+          <w:sz w:val="24"/>
+          <w:szCs w:val="24"/>
+          <w:lang w:eastAsia="pt-BR"/>
+        </w:rPr>
+        <w:t xml:space="preserve"> será interna à classe </w:t>
+      </w:r>
+      <w:r>
+        <w:rPr>
+          <w:rFonts w:ascii="Courier New" w:eastAsia="Times New Roman" w:hAnsi="Courier New" w:cs="Courier New"/>
+          <w:sz w:val="20"/>
+          <w:szCs w:val="20"/>
+          <w:lang w:eastAsia="pt-BR"/>
+        </w:rPr>
+        <w:t>Carro</w:t>
+      </w:r>
+      <w:r>
+        <w:rPr>
+          <w:rFonts w:ascii="Times New Roman" w:eastAsia="Times New Roman" w:hAnsi="Times New Roman" w:cs="Times New Roman"/>
+          <w:sz w:val="24"/>
+          <w:szCs w:val="24"/>
+          <w:lang w:eastAsia="pt-BR"/>
+        </w:rPr>
+        <w:t>.</w:t>
+      </w:r>
+    </w:p>
+    <w:p>
+      <w:pPr>
+        <w:spacing w:after="0" w:line="240" w:lineRule="auto"/>
+        <w:rPr>
+          <w:rFonts w:ascii="Times New Roman" w:eastAsia="Times New Roman" w:hAnsi="Times New Roman" w:cs="Times New Roman"/>
+          <w:sz w:val="24"/>
+          <w:szCs w:val="24"/>
+          <w:lang w:eastAsia="pt-BR"/>
+        </w:rPr>
+      </w:pPr>
+      <w:proofErr w:type="spellStart"/>
+      <w:r>
+        <w:rPr>
+          <w:rFonts w:ascii="Times New Roman" w:eastAsia="Times New Roman" w:hAnsi="Times New Roman" w:cs="Times New Roman"/>
+          <w:sz w:val="24"/>
+          <w:szCs w:val="24"/>
+          <w:lang w:eastAsia="pt-BR"/>
+        </w:rPr>
+        <w:t>JavaScript</w:t>
+      </w:r>
+      <w:proofErr w:type="spellEnd"/>
+    </w:p>
+    <w:p>
+      <w:pPr>
+        <w:tabs>
+          <w:tab w:val="left" w:pos="916"/>
+          <w:tab w:val="left" w:pos="1832"/>
+          <w:tab w:val="left" w:pos="2748"/>
+          <w:tab w:val="left" w:pos="3664"/>
+          <w:tab w:val="left" w:pos="4580"/>
+          <w:tab w:val="left" w:pos="5496"/>
+          <w:tab w:val="left" w:pos="6412"/>
+          <w:tab w:val="left" w:pos="7328"/>
+          <w:tab w:val="left" w:pos="8244"/>
+          <w:tab w:val="left" w:pos="9160"/>
+          <w:tab w:val="left" w:pos="10076"/>
+          <w:tab w:val="left" w:pos="10992"/>
+          <w:tab w:val="left" w:pos="11908"/>
+          <w:tab w:val="left" w:pos="12824"/>
+          <w:tab w:val="left" w:pos="13740"/>
+          <w:tab w:val="left" w:pos="14656"/>
+        </w:tabs>
+        <w:spacing w:after="0" w:line="240" w:lineRule="auto"/>
+        <w:rPr>
+          <w:rFonts w:ascii="Courier New" w:eastAsia="Times New Roman" w:hAnsi="Courier New" w:cs="Courier New"/>
+          <w:sz w:val="20"/>
+          <w:szCs w:val="20"/>
+          <w:lang w:eastAsia="pt-BR"/>
+        </w:rPr>
+      </w:pPr>
+      <w:r>
+        <w:rPr>
+          <w:rFonts w:ascii="Courier New" w:eastAsia="Times New Roman" w:hAnsi="Courier New" w:cs="Courier New"/>
+          <w:sz w:val="20"/>
+          <w:szCs w:val="20"/>
+          <w:lang w:eastAsia="pt-BR"/>
+        </w:rPr>
+        <w:t>// Parte 2: Classe Interna - Carro e Motor</w:t>
+      </w:r>
+    </w:p>
+    <w:p>
+      <w:pPr>
+        <w:tabs>
+          <w:tab w:val="left" w:pos="916"/>
+          <w:tab w:val="left" w:pos="1832"/>
+          <w:tab w:val="left" w:pos="2748"/>
+          <w:tab w:val="left" w:pos="3664"/>
+          <w:tab w:val="left" w:pos="4580"/>
+          <w:tab w:val="left" w:pos="5496"/>
+          <w:tab w:val="left" w:pos="6412"/>
+          <w:tab w:val="left" w:pos="7328"/>
+          <w:tab w:val="left" w:pos="8244"/>
+          <w:tab w:val="left" w:pos="9160"/>
+          <w:tab w:val="left" w:pos="10076"/>
+          <w:tab w:val="left" w:pos="10992"/>
+          <w:tab w:val="left" w:pos="11908"/>
+          <w:tab w:val="left" w:pos="12824"/>
+          <w:tab w:val="left" w:pos="13740"/>
+          <w:tab w:val="left" w:pos="14656"/>
+        </w:tabs>
+        <w:spacing w:after="0" w:line="240" w:lineRule="auto"/>
+        <w:rPr>
+          <w:rFonts w:ascii="Courier New" w:eastAsia="Times New Roman" w:hAnsi="Courier New" w:cs="Courier New"/>
+          <w:sz w:val="20"/>
+          <w:szCs w:val="20"/>
+          <w:lang w:eastAsia="pt-BR"/>
+        </w:rPr>
+      </w:pPr>
+    </w:p>
+    <w:p>
+      <w:pPr>
+        <w:tabs>
+          <w:tab w:val="left" w:pos="916"/>
+          <w:tab w:val="left" w:pos="1832"/>
+          <w:tab w:val="left" w:pos="2748"/>
+          <w:tab w:val="left" w:pos="3664"/>
+          <w:tab w:val="left" w:pos="4580"/>
+          <w:tab w:val="left" w:pos="5496"/>
+          <w:tab w:val="left" w:pos="6412"/>
+          <w:tab w:val="left" w:pos="7328"/>
+          <w:tab w:val="left" w:pos="8244"/>
+          <w:tab w:val="left" w:pos="9160"/>
+          <w:tab w:val="left" w:pos="10076"/>
+          <w:tab w:val="left" w:pos="10992"/>
+          <w:tab w:val="left" w:pos="11908"/>
+          <w:tab w:val="left" w:pos="12824"/>
+          <w:tab w:val="left" w:pos="13740"/>
+          <w:tab w:val="left" w:pos="14656"/>
+        </w:tabs>
+        <w:spacing w:after="0" w:line="240" w:lineRule="auto"/>
+        <w:rPr>
+          <w:rFonts w:ascii="Courier New" w:eastAsia="Times New Roman" w:hAnsi="Courier New" w:cs="Courier New"/>
+          <w:sz w:val="20"/>
+          <w:szCs w:val="20"/>
+          <w:lang w:eastAsia="pt-BR"/>
+        </w:rPr>
+      </w:pPr>
+      <w:proofErr w:type="spellStart"/>
+      <w:r>
+        <w:rPr>
+          <w:rFonts w:ascii="Courier New" w:eastAsia="Times New Roman" w:hAnsi="Courier New" w:cs="Courier New"/>
+          <w:sz w:val="20"/>
+          <w:szCs w:val="20"/>
+          <w:lang w:eastAsia="pt-BR"/>
+        </w:rPr>
+        <w:t>class</w:t>
+      </w:r>
+      <w:proofErr w:type="spellEnd"/>
+      <w:r>
+        <w:rPr>
+          <w:rFonts w:ascii="Courier New" w:eastAsia="Times New Roman" w:hAnsi="Courier New" w:cs="Courier New"/>
+          <w:sz w:val="20"/>
+          <w:szCs w:val="20"/>
+          <w:lang w:eastAsia="pt-BR"/>
+        </w:rPr>
+        <w:t xml:space="preserve"> Carro {</w:t>
+      </w:r>
+    </w:p>
+    <w:p>
+      <w:pPr>
+        <w:tabs>
+          <w:tab w:val="left" w:pos="916"/>
+          <w:tab w:val="left" w:pos="1832"/>
+          <w:tab w:val="left" w:pos="2748"/>
+          <w:tab w:val="left" w:pos="3664"/>
+          <w:tab w:val="left" w:pos="4580"/>
+          <w:tab w:val="left" w:pos="5496"/>
+          <w:tab w:val="left" w:pos="6412"/>
+          <w:tab w:val="left" w:pos="7328"/>
+          <w:tab w:val="left" w:pos="8244"/>
+          <w:tab w:val="left" w:pos="9160"/>
+          <w:tab w:val="left" w:pos="10076"/>
+          <w:tab w:val="left" w:pos="10992"/>
+          <w:tab w:val="left" w:pos="11908"/>
+          <w:tab w:val="left" w:pos="12824"/>
+          <w:tab w:val="left" w:pos="13740"/>
+          <w:tab w:val="left" w:pos="14656"/>
+        </w:tabs>
+        <w:spacing w:after="0" w:line="240" w:lineRule="auto"/>
+        <w:rPr>
+          <w:rFonts w:ascii="Courier New" w:eastAsia="Times New Roman" w:hAnsi="Courier New" w:cs="Courier New"/>
+          <w:sz w:val="20"/>
+          <w:szCs w:val="20"/>
+          <w:lang w:eastAsia="pt-BR"/>
+        </w:rPr>
+      </w:pPr>
+      <w:r>
+        <w:rPr>
+          <w:rFonts w:ascii="Courier New" w:eastAsia="Times New Roman" w:hAnsi="Courier New" w:cs="Courier New"/>
+          <w:sz w:val="20"/>
+          <w:szCs w:val="20"/>
+          <w:lang w:eastAsia="pt-BR"/>
+        </w:rPr>
+        <w:t xml:space="preserve">  </w:t>
+      </w:r>
+      <w:proofErr w:type="spellStart"/>
+      <w:r>
+        <w:rPr>
+          <w:rFonts w:ascii="Courier New" w:eastAsia="Times New Roman" w:hAnsi="Courier New" w:cs="Courier New"/>
+          <w:sz w:val="20"/>
+          <w:szCs w:val="20"/>
+          <w:lang w:eastAsia="pt-BR"/>
+        </w:rPr>
+        <w:t>constructor</w:t>
+      </w:r>
+      <w:proofErr w:type="spellEnd"/>
+      <w:r>
+        <w:rPr>
+          <w:rFonts w:ascii="Courier New" w:eastAsia="Times New Roman" w:hAnsi="Courier New" w:cs="Courier New"/>
+          <w:sz w:val="20"/>
+          <w:szCs w:val="20"/>
+          <w:lang w:eastAsia="pt-BR"/>
+        </w:rPr>
+        <w:t>(modelo) {</w:t>
+      </w:r>
+    </w:p>
+    <w:p>
+      <w:pPr>
+        <w:tabs>
+          <w:tab w:val="left" w:pos="916"/>
+          <w:tab w:val="left" w:pos="1832"/>
+          <w:tab w:val="left" w:pos="2748"/>
+          <w:tab w:val="left" w:pos="3664"/>
+          <w:tab w:val="left" w:pos="4580"/>
+          <w:tab w:val="left" w:pos="5496"/>
+          <w:tab w:val="left" w:pos="6412"/>
+          <w:tab w:val="left" w:pos="7328"/>
+          <w:tab w:val="left" w:pos="8244"/>
+          <w:tab w:val="left" w:pos="9160"/>
+          <w:tab w:val="left" w:pos="10076"/>
+          <w:tab w:val="left" w:pos="10992"/>
+          <w:tab w:val="left" w:pos="11908"/>
+          <w:tab w:val="left" w:pos="12824"/>
+          <w:tab w:val="left" w:pos="13740"/>
+          <w:tab w:val="left" w:pos="14656"/>
+        </w:tabs>
+        <w:spacing w:after="0" w:line="240" w:lineRule="auto"/>
+        <w:rPr>
+          <w:rFonts w:ascii="Courier New" w:eastAsia="Times New Roman" w:hAnsi="Courier New" w:cs="Courier New"/>
+          <w:sz w:val="20"/>
+          <w:szCs w:val="20"/>
+          <w:lang w:eastAsia="pt-BR"/>
+        </w:rPr>
+      </w:pPr>
+      <w:r>
+        <w:rPr>
+          <w:rFonts w:ascii="Courier New" w:eastAsia="Times New Roman" w:hAnsi="Courier New" w:cs="Courier New"/>
+          <w:sz w:val="20"/>
+          <w:szCs w:val="20"/>
+          <w:lang w:eastAsia="pt-BR"/>
+        </w:rPr>
+        <w:t xml:space="preserve">    </w:t>
+      </w:r>
+      <w:proofErr w:type="spellStart"/>
+      <w:proofErr w:type="gramStart"/>
+      <w:r>
+        <w:rPr>
+          <w:rFonts w:ascii="Courier New" w:eastAsia="Times New Roman" w:hAnsi="Courier New" w:cs="Courier New"/>
+          <w:sz w:val="20"/>
+          <w:szCs w:val="20"/>
+          <w:lang w:eastAsia="pt-BR"/>
+        </w:rPr>
+        <w:t>this.modelo</w:t>
+      </w:r>
+      <w:proofErr w:type="spellEnd"/>
+      <w:proofErr w:type="gramEnd"/>
+      <w:r>
+        <w:rPr>
+          <w:rFonts w:ascii="Courier New" w:eastAsia="Times New Roman" w:hAnsi="Courier New" w:cs="Courier New"/>
+          <w:sz w:val="20"/>
+          <w:szCs w:val="20"/>
+          <w:lang w:eastAsia="pt-BR"/>
+        </w:rPr>
+        <w:t xml:space="preserve"> = modelo;</w:t>
+      </w:r>
+    </w:p>
+    <w:p>
+      <w:pPr>
+        <w:tabs>
+          <w:tab w:val="left" w:pos="916"/>
+          <w:tab w:val="left" w:pos="1832"/>
+          <w:tab w:val="left" w:pos="2748"/>
+          <w:tab w:val="left" w:pos="3664"/>
+          <w:tab w:val="left" w:pos="4580"/>
+          <w:tab w:val="left" w:pos="5496"/>
+          <w:tab w:val="left" w:pos="6412"/>
+          <w:tab w:val="left" w:pos="7328"/>
+          <w:tab w:val="left" w:pos="8244"/>
+          <w:tab w:val="left" w:pos="9160"/>
+          <w:tab w:val="left" w:pos="10076"/>
+          <w:tab w:val="left" w:pos="10992"/>
+          <w:tab w:val="left" w:pos="11908"/>
+          <w:tab w:val="left" w:pos="12824"/>
+          <w:tab w:val="left" w:pos="13740"/>
+          <w:tab w:val="left" w:pos="14656"/>
+        </w:tabs>
+        <w:spacing w:after="0" w:line="240" w:lineRule="auto"/>
+        <w:rPr>
+          <w:rFonts w:ascii="Courier New" w:eastAsia="Times New Roman" w:hAnsi="Courier New" w:cs="Courier New"/>
+          <w:sz w:val="20"/>
+          <w:szCs w:val="20"/>
+          <w:lang w:eastAsia="pt-BR"/>
+        </w:rPr>
+      </w:pPr>
+      <w:r>
+        <w:rPr>
+          <w:rFonts w:ascii="Courier New" w:eastAsia="Times New Roman" w:hAnsi="Courier New" w:cs="Courier New"/>
+          <w:sz w:val="20"/>
+          <w:szCs w:val="20"/>
+          <w:lang w:eastAsia="pt-BR"/>
+        </w:rPr>
+        <w:t xml:space="preserve">    </w:t>
+      </w:r>
+      <w:proofErr w:type="spellStart"/>
+      <w:proofErr w:type="gramStart"/>
+      <w:r>
+        <w:rPr>
+          <w:rFonts w:ascii="Courier New" w:eastAsia="Times New Roman" w:hAnsi="Courier New" w:cs="Courier New"/>
+          <w:sz w:val="20"/>
+          <w:szCs w:val="20"/>
+          <w:lang w:eastAsia="pt-BR"/>
+        </w:rPr>
+        <w:t>this.motor</w:t>
+      </w:r>
+      <w:proofErr w:type="spellEnd"/>
+      <w:proofErr w:type="gramEnd"/>
+      <w:r>
+        <w:rPr>
+          <w:rFonts w:ascii="Courier New" w:eastAsia="Times New Roman" w:hAnsi="Courier New" w:cs="Courier New"/>
+          <w:sz w:val="20"/>
+          <w:szCs w:val="20"/>
+          <w:lang w:eastAsia="pt-BR"/>
+        </w:rPr>
+        <w:t xml:space="preserve"> = new </w:t>
+      </w:r>
+      <w:proofErr w:type="spellStart"/>
+      <w:r>
+        <w:rPr>
+          <w:rFonts w:ascii="Courier New" w:eastAsia="Times New Roman" w:hAnsi="Courier New" w:cs="Courier New"/>
+          <w:sz w:val="20"/>
+          <w:szCs w:val="20"/>
+          <w:lang w:eastAsia="pt-BR"/>
+        </w:rPr>
+        <w:t>this.Motor</w:t>
+      </w:r>
+      <w:proofErr w:type="spellEnd"/>
+      <w:r>
+        <w:rPr>
+          <w:rFonts w:ascii="Courier New" w:eastAsia="Times New Roman" w:hAnsi="Courier New" w:cs="Courier New"/>
+          <w:sz w:val="20"/>
+          <w:szCs w:val="20"/>
+          <w:lang w:eastAsia="pt-BR"/>
+        </w:rPr>
+        <w:t>(</w:t>
+      </w:r>
+      <w:proofErr w:type="spellStart"/>
+      <w:r>
+        <w:rPr>
+          <w:rFonts w:ascii="Courier New" w:eastAsia="Times New Roman" w:hAnsi="Courier New" w:cs="Courier New"/>
+          <w:sz w:val="20"/>
+          <w:szCs w:val="20"/>
+          <w:lang w:eastAsia="pt-BR"/>
+        </w:rPr>
+        <w:t>this</w:t>
+      </w:r>
+      <w:proofErr w:type="spellEnd"/>
+      <w:r>
+        <w:rPr>
+          <w:rFonts w:ascii="Courier New" w:eastAsia="Times New Roman" w:hAnsi="Courier New" w:cs="Courier New"/>
+          <w:sz w:val="20"/>
+          <w:szCs w:val="20"/>
+          <w:lang w:eastAsia="pt-BR"/>
+        </w:rPr>
+        <w:t>); // Cria uma instância da classe interna</w:t>
+      </w:r>
+    </w:p>
+    <w:p>
+      <w:pPr>
+        <w:tabs>
+          <w:tab w:val="left" w:pos="916"/>
+          <w:tab w:val="left" w:pos="1832"/>
+          <w:tab w:val="left" w:pos="2748"/>
+          <w:tab w:val="left" w:pos="3664"/>
+          <w:tab w:val="left" w:pos="4580"/>
+          <w:tab w:val="left" w:pos="5496"/>
+          <w:tab w:val="left" w:pos="6412"/>
+          <w:tab w:val="left" w:pos="7328"/>
+          <w:tab w:val="left" w:pos="8244"/>
+          <w:tab w:val="left" w:pos="9160"/>
+          <w:tab w:val="left" w:pos="10076"/>
+          <w:tab w:val="left" w:pos="10992"/>
+          <w:tab w:val="left" w:pos="11908"/>
+          <w:tab w:val="left" w:pos="12824"/>
+          <w:tab w:val="left" w:pos="13740"/>
+          <w:tab w:val="left" w:pos="14656"/>
+        </w:tabs>
+        <w:spacing w:after="0" w:line="240" w:lineRule="auto"/>
+        <w:rPr>
+          <w:rFonts w:ascii="Courier New" w:eastAsia="Times New Roman" w:hAnsi="Courier New" w:cs="Courier New"/>
+          <w:sz w:val="20"/>
+          <w:szCs w:val="20"/>
+          <w:lang w:eastAsia="pt-BR"/>
+        </w:rPr>
+      </w:pPr>
+      <w:r>
+        <w:rPr>
+          <w:rFonts w:ascii="Courier New" w:eastAsia="Times New Roman" w:hAnsi="Courier New" w:cs="Courier New"/>
+          <w:sz w:val="20"/>
+          <w:szCs w:val="20"/>
+          <w:lang w:eastAsia="pt-BR"/>
+        </w:rPr>
+        <w:t xml:space="preserve">  }</w:t>
+      </w:r>
+    </w:p>
+    <w:p>
+      <w:pPr>
+        <w:tabs>
+          <w:tab w:val="left" w:pos="916"/>
+          <w:tab w:val="left" w:pos="1832"/>
+          <w:tab w:val="left" w:pos="2748"/>
+          <w:tab w:val="left" w:pos="3664"/>
+          <w:tab w:val="left" w:pos="4580"/>
+          <w:tab w:val="left" w:pos="5496"/>
+          <w:tab w:val="left" w:pos="6412"/>
+          <w:tab w:val="left" w:pos="7328"/>
+          <w:tab w:val="left" w:pos="8244"/>
+          <w:tab w:val="left" w:pos="9160"/>
+          <w:tab w:val="left" w:pos="10076"/>
+          <w:tab w:val="left" w:pos="10992"/>
+          <w:tab w:val="left" w:pos="11908"/>
+          <w:tab w:val="left" w:pos="12824"/>
+          <w:tab w:val="left" w:pos="13740"/>
+          <w:tab w:val="left" w:pos="14656"/>
+        </w:tabs>
+        <w:spacing w:after="0" w:line="240" w:lineRule="auto"/>
+        <w:rPr>
+          <w:rFonts w:ascii="Courier New" w:eastAsia="Times New Roman" w:hAnsi="Courier New" w:cs="Courier New"/>
+          <w:sz w:val="20"/>
+          <w:szCs w:val="20"/>
+          <w:lang w:eastAsia="pt-BR"/>
+        </w:rPr>
+      </w:pPr>
+    </w:p>
+    <w:p>
+      <w:pPr>
+        <w:tabs>
+          <w:tab w:val="left" w:pos="916"/>
+          <w:tab w:val="left" w:pos="1832"/>
+          <w:tab w:val="left" w:pos="2748"/>
+          <w:tab w:val="left" w:pos="3664"/>
+          <w:tab w:val="left" w:pos="4580"/>
+          <w:tab w:val="left" w:pos="5496"/>
+          <w:tab w:val="left" w:pos="6412"/>
+          <w:tab w:val="left" w:pos="7328"/>
+          <w:tab w:val="left" w:pos="8244"/>
+          <w:tab w:val="left" w:pos="9160"/>
+          <w:tab w:val="left" w:pos="10076"/>
+          <w:tab w:val="left" w:pos="10992"/>
+          <w:tab w:val="left" w:pos="11908"/>
+          <w:tab w:val="left" w:pos="12824"/>
+          <w:tab w:val="left" w:pos="13740"/>
+          <w:tab w:val="left" w:pos="14656"/>
+        </w:tabs>
+        <w:spacing w:after="0" w:line="240" w:lineRule="auto"/>
+        <w:rPr>
+          <w:rFonts w:ascii="Courier New" w:eastAsia="Times New Roman" w:hAnsi="Courier New" w:cs="Courier New"/>
+          <w:sz w:val="20"/>
+          <w:szCs w:val="20"/>
+          <w:lang w:eastAsia="pt-BR"/>
+        </w:rPr>
+      </w:pPr>
+      <w:r>
+        <w:rPr>
+          <w:rFonts w:ascii="Courier New" w:eastAsia="Times New Roman" w:hAnsi="Courier New" w:cs="Courier New"/>
+          <w:sz w:val="20"/>
+          <w:szCs w:val="20"/>
+          <w:lang w:eastAsia="pt-BR"/>
+        </w:rPr>
+        <w:t xml:space="preserve">  </w:t>
+      </w:r>
+      <w:proofErr w:type="spellStart"/>
+      <w:proofErr w:type="gramStart"/>
+      <w:r>
+        <w:rPr>
+          <w:rFonts w:ascii="Courier New" w:eastAsia="Times New Roman" w:hAnsi="Courier New" w:cs="Courier New"/>
+          <w:sz w:val="20"/>
+          <w:szCs w:val="20"/>
+          <w:lang w:eastAsia="pt-BR"/>
+        </w:rPr>
+        <w:t>ligarCarro</w:t>
+      </w:r>
+      <w:proofErr w:type="spellEnd"/>
+      <w:r>
+        <w:rPr>
+          <w:rFonts w:ascii="Courier New" w:eastAsia="Times New Roman" w:hAnsi="Courier New" w:cs="Courier New"/>
+          <w:sz w:val="20"/>
+          <w:szCs w:val="20"/>
+          <w:lang w:eastAsia="pt-BR"/>
+        </w:rPr>
+        <w:t>(</w:t>
+      </w:r>
+      <w:proofErr w:type="gramEnd"/>
+      <w:r>
+        <w:rPr>
+          <w:rFonts w:ascii="Courier New" w:eastAsia="Times New Roman" w:hAnsi="Courier New" w:cs="Courier New"/>
+          <w:sz w:val="20"/>
+          <w:szCs w:val="20"/>
+          <w:lang w:eastAsia="pt-BR"/>
+        </w:rPr>
+        <w:t>) {</w:t>
+      </w:r>
+    </w:p>
+    <w:p>
+      <w:pPr>
+        <w:tabs>
+          <w:tab w:val="left" w:pos="916"/>
+          <w:tab w:val="left" w:pos="1832"/>
+          <w:tab w:val="left" w:pos="2748"/>
+          <w:tab w:val="left" w:pos="3664"/>
+          <w:tab w:val="left" w:pos="4580"/>
+          <w:tab w:val="left" w:pos="5496"/>
+          <w:tab w:val="left" w:pos="6412"/>
+          <w:tab w:val="left" w:pos="7328"/>
+          <w:tab w:val="left" w:pos="8244"/>
+          <w:tab w:val="left" w:pos="9160"/>
+          <w:tab w:val="left" w:pos="10076"/>
+          <w:tab w:val="left" w:pos="10992"/>
+          <w:tab w:val="left" w:pos="11908"/>
+          <w:tab w:val="left" w:pos="12824"/>
+          <w:tab w:val="left" w:pos="13740"/>
+          <w:tab w:val="left" w:pos="14656"/>
+        </w:tabs>
+        <w:spacing w:after="0" w:line="240" w:lineRule="auto"/>
+        <w:rPr>
+          <w:rFonts w:ascii="Courier New" w:eastAsia="Times New Roman" w:hAnsi="Courier New" w:cs="Courier New"/>
+          <w:sz w:val="20"/>
+          <w:szCs w:val="20"/>
+          <w:lang w:eastAsia="pt-BR"/>
+        </w:rPr>
+      </w:pPr>
+      <w:r>
+        <w:rPr>
+          <w:rFonts w:ascii="Courier New" w:eastAsia="Times New Roman" w:hAnsi="Courier New" w:cs="Courier New"/>
+          <w:sz w:val="20"/>
+          <w:szCs w:val="20"/>
+          <w:lang w:eastAsia="pt-BR"/>
+        </w:rPr>
+        <w:t xml:space="preserve">    </w:t>
+      </w:r>
+      <w:proofErr w:type="spellStart"/>
+      <w:proofErr w:type="gramStart"/>
+      <w:r>
+        <w:rPr>
+          <w:rFonts w:ascii="Courier New" w:eastAsia="Times New Roman" w:hAnsi="Courier New" w:cs="Courier New"/>
+          <w:sz w:val="20"/>
+          <w:szCs w:val="20"/>
+          <w:lang w:eastAsia="pt-BR"/>
+        </w:rPr>
+        <w:t>this.motor</w:t>
+      </w:r>
+      <w:proofErr w:type="gramEnd"/>
+      <w:r>
+        <w:rPr>
+          <w:rFonts w:ascii="Courier New" w:eastAsia="Times New Roman" w:hAnsi="Courier New" w:cs="Courier New"/>
+          <w:sz w:val="20"/>
+          <w:szCs w:val="20"/>
+          <w:lang w:eastAsia="pt-BR"/>
+        </w:rPr>
+        <w:t>.ignicao</w:t>
+      </w:r>
+      <w:proofErr w:type="spellEnd"/>
+      <w:r>
+        <w:rPr>
+          <w:rFonts w:ascii="Courier New" w:eastAsia="Times New Roman" w:hAnsi="Courier New" w:cs="Courier New"/>
+          <w:sz w:val="20"/>
+          <w:szCs w:val="20"/>
+          <w:lang w:eastAsia="pt-BR"/>
+        </w:rPr>
+        <w:t>();</w:t>
+      </w:r>
+    </w:p>
+    <w:p>
+      <w:pPr>
+        <w:tabs>
+          <w:tab w:val="left" w:pos="916"/>
+          <w:tab w:val="left" w:pos="1832"/>
+          <w:tab w:val="left" w:pos="2748"/>
+          <w:tab w:val="left" w:pos="3664"/>
+          <w:tab w:val="left" w:pos="4580"/>
+          <w:tab w:val="left" w:pos="5496"/>
+          <w:tab w:val="left" w:pos="6412"/>
+          <w:tab w:val="left" w:pos="7328"/>
+          <w:tab w:val="left" w:pos="8244"/>
+          <w:tab w:val="left" w:pos="9160"/>
+          <w:tab w:val="left" w:pos="10076"/>
+          <w:tab w:val="left" w:pos="10992"/>
+          <w:tab w:val="left" w:pos="11908"/>
+          <w:tab w:val="left" w:pos="12824"/>
+          <w:tab w:val="left" w:pos="13740"/>
+          <w:tab w:val="left" w:pos="14656"/>
+        </w:tabs>
+        <w:spacing w:after="0" w:line="240" w:lineRule="auto"/>
+        <w:rPr>
+          <w:rFonts w:ascii="Courier New" w:eastAsia="Times New Roman" w:hAnsi="Courier New" w:cs="Courier New"/>
+          <w:sz w:val="20"/>
+          <w:szCs w:val="20"/>
+          <w:lang w:eastAsia="pt-BR"/>
+        </w:rPr>
+      </w:pPr>
+      <w:r>
+        <w:rPr>
+          <w:rFonts w:ascii="Courier New" w:eastAsia="Times New Roman" w:hAnsi="Courier New" w:cs="Courier New"/>
+          <w:sz w:val="20"/>
+          <w:szCs w:val="20"/>
+          <w:lang w:eastAsia="pt-BR"/>
+        </w:rPr>
+        <w:t xml:space="preserve">    console.log(`${</w:t>
+      </w:r>
+      <w:proofErr w:type="spellStart"/>
+      <w:proofErr w:type="gramStart"/>
+      <w:r>
+        <w:rPr>
+          <w:rFonts w:ascii="Courier New" w:eastAsia="Times New Roman" w:hAnsi="Courier New" w:cs="Courier New"/>
+          <w:sz w:val="20"/>
+          <w:szCs w:val="20"/>
+          <w:lang w:eastAsia="pt-BR"/>
+        </w:rPr>
+        <w:t>this.modelo</w:t>
+      </w:r>
+      <w:proofErr w:type="spellEnd"/>
+      <w:proofErr w:type="gramEnd"/>
+      <w:r>
+        <w:rPr>
+          <w:rFonts w:ascii="Courier New" w:eastAsia="Times New Roman" w:hAnsi="Courier New" w:cs="Courier New"/>
+          <w:sz w:val="20"/>
+          <w:szCs w:val="20"/>
+          <w:lang w:eastAsia="pt-BR"/>
+        </w:rPr>
+        <w:t>} ligado.`);</w:t>
+      </w:r>
+    </w:p>
+    <w:p>
+      <w:pPr>
+        <w:tabs>
+          <w:tab w:val="left" w:pos="916"/>
+          <w:tab w:val="left" w:pos="1832"/>
+          <w:tab w:val="left" w:pos="2748"/>
+          <w:tab w:val="left" w:pos="3664"/>
+          <w:tab w:val="left" w:pos="4580"/>
+          <w:tab w:val="left" w:pos="5496"/>
+          <w:tab w:val="left" w:pos="6412"/>
+          <w:tab w:val="left" w:pos="7328"/>
+          <w:tab w:val="left" w:pos="8244"/>
+          <w:tab w:val="left" w:pos="9160"/>
+          <w:tab w:val="left" w:pos="10076"/>
+          <w:tab w:val="left" w:pos="10992"/>
+          <w:tab w:val="left" w:pos="11908"/>
+          <w:tab w:val="left" w:pos="12824"/>
+          <w:tab w:val="left" w:pos="13740"/>
+          <w:tab w:val="left" w:pos="14656"/>
+        </w:tabs>
+        <w:spacing w:after="0" w:line="240" w:lineRule="auto"/>
+        <w:rPr>
+          <w:rFonts w:ascii="Courier New" w:eastAsia="Times New Roman" w:hAnsi="Courier New" w:cs="Courier New"/>
+          <w:sz w:val="20"/>
+          <w:szCs w:val="20"/>
+          <w:lang w:eastAsia="pt-BR"/>
+        </w:rPr>
+      </w:pPr>
+      <w:r>
+        <w:rPr>
+          <w:rFonts w:ascii="Courier New" w:eastAsia="Times New Roman" w:hAnsi="Courier New" w:cs="Courier New"/>
+          <w:sz w:val="20"/>
+          <w:szCs w:val="20"/>
+          <w:lang w:eastAsia="pt-BR"/>
+        </w:rPr>
+        <w:t xml:space="preserve">  }</w:t>
+      </w:r>
+    </w:p>
+    <w:p>
+      <w:pPr>
+        <w:tabs>
+          <w:tab w:val="left" w:pos="916"/>
+          <w:tab w:val="left" w:pos="1832"/>
+          <w:tab w:val="left" w:pos="2748"/>
+          <w:tab w:val="left" w:pos="3664"/>
+          <w:tab w:val="left" w:pos="4580"/>
+          <w:tab w:val="left" w:pos="5496"/>
+          <w:tab w:val="left" w:pos="6412"/>
+          <w:tab w:val="left" w:pos="7328"/>
+          <w:tab w:val="left" w:pos="8244"/>
+          <w:tab w:val="left" w:pos="9160"/>
+          <w:tab w:val="left" w:pos="10076"/>
+          <w:tab w:val="left" w:pos="10992"/>
+          <w:tab w:val="left" w:pos="11908"/>
+          <w:tab w:val="left" w:pos="12824"/>
+          <w:tab w:val="left" w:pos="13740"/>
+          <w:tab w:val="left" w:pos="14656"/>
+        </w:tabs>
+        <w:spacing w:after="0" w:line="240" w:lineRule="auto"/>
+        <w:rPr>
+          <w:rFonts w:ascii="Courier New" w:eastAsia="Times New Roman" w:hAnsi="Courier New" w:cs="Courier New"/>
+          <w:sz w:val="20"/>
+          <w:szCs w:val="20"/>
+          <w:lang w:eastAsia="pt-BR"/>
+        </w:rPr>
+      </w:pPr>
+    </w:p>
+    <w:p>
+      <w:pPr>
+        <w:tabs>
+          <w:tab w:val="left" w:pos="916"/>
+          <w:tab w:val="left" w:pos="1832"/>
+          <w:tab w:val="left" w:pos="2748"/>
+          <w:tab w:val="left" w:pos="3664"/>
+          <w:tab w:val="left" w:pos="4580"/>
+          <w:tab w:val="left" w:pos="5496"/>
+          <w:tab w:val="left" w:pos="6412"/>
+          <w:tab w:val="left" w:pos="7328"/>
+          <w:tab w:val="left" w:pos="8244"/>
+          <w:tab w:val="left" w:pos="9160"/>
+          <w:tab w:val="left" w:pos="10076"/>
+          <w:tab w:val="left" w:pos="10992"/>
+          <w:tab w:val="left" w:pos="11908"/>
+          <w:tab w:val="left" w:pos="12824"/>
+          <w:tab w:val="left" w:pos="13740"/>
+          <w:tab w:val="left" w:pos="14656"/>
+        </w:tabs>
+        <w:spacing w:after="0" w:line="240" w:lineRule="auto"/>
+        <w:rPr>
+          <w:rFonts w:ascii="Courier New" w:eastAsia="Times New Roman" w:hAnsi="Courier New" w:cs="Courier New"/>
+          <w:sz w:val="20"/>
+          <w:szCs w:val="20"/>
+          <w:lang w:eastAsia="pt-BR"/>
+        </w:rPr>
+      </w:pPr>
+      <w:r>
+        <w:rPr>
+          <w:rFonts w:ascii="Courier New" w:eastAsia="Times New Roman" w:hAnsi="Courier New" w:cs="Courier New"/>
+          <w:sz w:val="20"/>
+          <w:szCs w:val="20"/>
+          <w:lang w:eastAsia="pt-BR"/>
+        </w:rPr>
+        <w:t xml:space="preserve">  // Definição da classe interna "Motor"</w:t>
+      </w:r>
+    </w:p>
+    <w:p>
+      <w:pPr>
+        <w:tabs>
+          <w:tab w:val="left" w:pos="916"/>
+          <w:tab w:val="left" w:pos="1832"/>
+          <w:tab w:val="left" w:pos="2748"/>
+          <w:tab w:val="left" w:pos="3664"/>
+          <w:tab w:val="left" w:pos="4580"/>
+          <w:tab w:val="left" w:pos="5496"/>
+          <w:tab w:val="left" w:pos="6412"/>
+          <w:tab w:val="left" w:pos="7328"/>
+          <w:tab w:val="left" w:pos="8244"/>
+          <w:tab w:val="left" w:pos="9160"/>
+          <w:tab w:val="left" w:pos="10076"/>
+          <w:tab w:val="left" w:pos="10992"/>
+          <w:tab w:val="left" w:pos="11908"/>
+          <w:tab w:val="left" w:pos="12824"/>
+          <w:tab w:val="left" w:pos="13740"/>
+          <w:tab w:val="left" w:pos="14656"/>
+        </w:tabs>
+        <w:spacing w:after="0" w:line="240" w:lineRule="auto"/>
+        <w:rPr>
+          <w:rFonts w:ascii="Courier New" w:eastAsia="Times New Roman" w:hAnsi="Courier New" w:cs="Courier New"/>
+          <w:sz w:val="20"/>
+          <w:szCs w:val="20"/>
+          <w:lang w:eastAsia="pt-BR"/>
+        </w:rPr>
+      </w:pPr>
+      <w:r>
+        <w:rPr>
+          <w:rFonts w:ascii="Courier New" w:eastAsia="Times New Roman" w:hAnsi="Courier New" w:cs="Courier New"/>
+          <w:sz w:val="20"/>
+          <w:szCs w:val="20"/>
+          <w:lang w:eastAsia="pt-BR"/>
+        </w:rPr>
+        <w:t xml:space="preserve">  Motor = </w:t>
+      </w:r>
+      <w:proofErr w:type="spellStart"/>
+      <w:r>
+        <w:rPr>
+          <w:rFonts w:ascii="Courier New" w:eastAsia="Times New Roman" w:hAnsi="Courier New" w:cs="Courier New"/>
+          <w:sz w:val="20"/>
+          <w:szCs w:val="20"/>
+          <w:lang w:eastAsia="pt-BR"/>
+        </w:rPr>
+        <w:t>class</w:t>
+      </w:r>
+      <w:proofErr w:type="spellEnd"/>
+      <w:r>
+        <w:rPr>
+          <w:rFonts w:ascii="Courier New" w:eastAsia="Times New Roman" w:hAnsi="Courier New" w:cs="Courier New"/>
+          <w:sz w:val="20"/>
+          <w:szCs w:val="20"/>
+          <w:lang w:eastAsia="pt-BR"/>
+        </w:rPr>
+        <w:t xml:space="preserve"> {</w:t>
+      </w:r>
+    </w:p>
+    <w:p>
+      <w:pPr>
+        <w:tabs>
+          <w:tab w:val="left" w:pos="916"/>
+          <w:tab w:val="left" w:pos="1832"/>
+          <w:tab w:val="left" w:pos="2748"/>
+          <w:tab w:val="left" w:pos="3664"/>
+          <w:tab w:val="left" w:pos="4580"/>
+          <w:tab w:val="left" w:pos="5496"/>
+          <w:tab w:val="left" w:pos="6412"/>
+          <w:tab w:val="left" w:pos="7328"/>
+          <w:tab w:val="left" w:pos="8244"/>
+          <w:tab w:val="left" w:pos="9160"/>
+          <w:tab w:val="left" w:pos="10076"/>
+          <w:tab w:val="left" w:pos="10992"/>
+          <w:tab w:val="left" w:pos="11908"/>
+          <w:tab w:val="left" w:pos="12824"/>
+          <w:tab w:val="left" w:pos="13740"/>
+          <w:tab w:val="left" w:pos="14656"/>
+        </w:tabs>
+        <w:spacing w:after="0" w:line="240" w:lineRule="auto"/>
+        <w:rPr>
+          <w:rFonts w:ascii="Courier New" w:eastAsia="Times New Roman" w:hAnsi="Courier New" w:cs="Courier New"/>
+          <w:sz w:val="20"/>
+          <w:szCs w:val="20"/>
+          <w:lang w:eastAsia="pt-BR"/>
+        </w:rPr>
+      </w:pPr>
+      <w:r>
+        <w:rPr>
+          <w:rFonts w:ascii="Courier New" w:eastAsia="Times New Roman" w:hAnsi="Courier New" w:cs="Courier New"/>
+          <w:sz w:val="20"/>
+          <w:szCs w:val="20"/>
+          <w:lang w:eastAsia="pt-BR"/>
+        </w:rPr>
+        <w:t xml:space="preserve">    </w:t>
+      </w:r>
+      <w:proofErr w:type="spellStart"/>
+      <w:r>
+        <w:rPr>
+          <w:rFonts w:ascii="Courier New" w:eastAsia="Times New Roman" w:hAnsi="Courier New" w:cs="Courier New"/>
+          <w:sz w:val="20"/>
+          <w:szCs w:val="20"/>
+          <w:lang w:eastAsia="pt-BR"/>
+        </w:rPr>
+        <w:t>constructor</w:t>
+      </w:r>
+      <w:proofErr w:type="spellEnd"/>
+      <w:r>
+        <w:rPr>
+          <w:rFonts w:ascii="Courier New" w:eastAsia="Times New Roman" w:hAnsi="Courier New" w:cs="Courier New"/>
+          <w:sz w:val="20"/>
+          <w:szCs w:val="20"/>
+          <w:lang w:eastAsia="pt-BR"/>
+        </w:rPr>
+        <w:t>(carro) {</w:t>
+      </w:r>
+    </w:p>
+    <w:p>
+      <w:pPr>
+        <w:tabs>
+          <w:tab w:val="left" w:pos="916"/>
+          <w:tab w:val="left" w:pos="1832"/>
+          <w:tab w:val="left" w:pos="2748"/>
+          <w:tab w:val="left" w:pos="3664"/>
+          <w:tab w:val="left" w:pos="4580"/>
+          <w:tab w:val="left" w:pos="5496"/>
+          <w:tab w:val="left" w:pos="6412"/>
+          <w:tab w:val="left" w:pos="7328"/>
+          <w:tab w:val="left" w:pos="8244"/>
+          <w:tab w:val="left" w:pos="9160"/>
+          <w:tab w:val="left" w:pos="10076"/>
+          <w:tab w:val="left" w:pos="10992"/>
+          <w:tab w:val="left" w:pos="11908"/>
+          <w:tab w:val="left" w:pos="12824"/>
+          <w:tab w:val="left" w:pos="13740"/>
+          <w:tab w:val="left" w:pos="14656"/>
+        </w:tabs>
+        <w:spacing w:after="0" w:line="240" w:lineRule="auto"/>
+        <w:rPr>
+          <w:rFonts w:ascii="Courier New" w:eastAsia="Times New Roman" w:hAnsi="Courier New" w:cs="Courier New"/>
+          <w:sz w:val="20"/>
+          <w:szCs w:val="20"/>
+          <w:lang w:eastAsia="pt-BR"/>
+        </w:rPr>
+      </w:pPr>
+      <w:r>
+        <w:rPr>
+          <w:rFonts w:ascii="Courier New" w:eastAsia="Times New Roman" w:hAnsi="Courier New" w:cs="Courier New"/>
+          <w:sz w:val="20"/>
+          <w:szCs w:val="20"/>
+          <w:lang w:eastAsia="pt-BR"/>
+        </w:rPr>
+        <w:t xml:space="preserve">      // Recebe a instância da classe externa para poder acessá-la</w:t>
+      </w:r>
+    </w:p>
+    <w:p>
+      <w:pPr>
+        <w:tabs>
+          <w:tab w:val="left" w:pos="916"/>
+          <w:tab w:val="left" w:pos="1832"/>
+          <w:tab w:val="left" w:pos="2748"/>
+          <w:tab w:val="left" w:pos="3664"/>
+          <w:tab w:val="left" w:pos="4580"/>
+          <w:tab w:val="left" w:pos="5496"/>
+          <w:tab w:val="left" w:pos="6412"/>
+          <w:tab w:val="left" w:pos="7328"/>
+          <w:tab w:val="left" w:pos="8244"/>
+          <w:tab w:val="left" w:pos="9160"/>
+          <w:tab w:val="left" w:pos="10076"/>
+          <w:tab w:val="left" w:pos="10992"/>
+          <w:tab w:val="left" w:pos="11908"/>
+          <w:tab w:val="left" w:pos="12824"/>
+          <w:tab w:val="left" w:pos="13740"/>
+          <w:tab w:val="left" w:pos="14656"/>
+        </w:tabs>
+        <w:spacing w:after="0" w:line="240" w:lineRule="auto"/>
+        <w:rPr>
+          <w:rFonts w:ascii="Courier New" w:eastAsia="Times New Roman" w:hAnsi="Courier New" w:cs="Courier New"/>
+          <w:sz w:val="20"/>
+          <w:szCs w:val="20"/>
+          <w:lang w:eastAsia="pt-BR"/>
+        </w:rPr>
+      </w:pPr>
+      <w:r>
+        <w:rPr>
+          <w:rFonts w:ascii="Courier New" w:eastAsia="Times New Roman" w:hAnsi="Courier New" w:cs="Courier New"/>
+          <w:sz w:val="20"/>
+          <w:szCs w:val="20"/>
+          <w:lang w:eastAsia="pt-BR"/>
+        </w:rPr>
+        <w:t xml:space="preserve">      </w:t>
+      </w:r>
+      <w:proofErr w:type="spellStart"/>
+      <w:proofErr w:type="gramStart"/>
+      <w:r>
+        <w:rPr>
+          <w:rFonts w:ascii="Courier New" w:eastAsia="Times New Roman" w:hAnsi="Courier New" w:cs="Courier New"/>
+          <w:sz w:val="20"/>
+          <w:szCs w:val="20"/>
+          <w:lang w:eastAsia="pt-BR"/>
+        </w:rPr>
+        <w:t>this.carroPai</w:t>
+      </w:r>
+      <w:proofErr w:type="spellEnd"/>
+      <w:proofErr w:type="gramEnd"/>
+      <w:r>
+        <w:rPr>
+          <w:rFonts w:ascii="Courier New" w:eastAsia="Times New Roman" w:hAnsi="Courier New" w:cs="Courier New"/>
+          <w:sz w:val="20"/>
+          <w:szCs w:val="20"/>
+          <w:lang w:eastAsia="pt-BR"/>
+        </w:rPr>
+        <w:t xml:space="preserve"> = carro;</w:t>
+      </w:r>
+    </w:p>
+    <w:p>
+      <w:pPr>
+        <w:tabs>
+          <w:tab w:val="left" w:pos="916"/>
+          <w:tab w:val="left" w:pos="1832"/>
+          <w:tab w:val="left" w:pos="2748"/>
+          <w:tab w:val="left" w:pos="3664"/>
+          <w:tab w:val="left" w:pos="4580"/>
+          <w:tab w:val="left" w:pos="5496"/>
+          <w:tab w:val="left" w:pos="6412"/>
+          <w:tab w:val="left" w:pos="7328"/>
+          <w:tab w:val="left" w:pos="8244"/>
+          <w:tab w:val="left" w:pos="9160"/>
+          <w:tab w:val="left" w:pos="10076"/>
+          <w:tab w:val="left" w:pos="10992"/>
+          <w:tab w:val="left" w:pos="11908"/>
+          <w:tab w:val="left" w:pos="12824"/>
+          <w:tab w:val="left" w:pos="13740"/>
+          <w:tab w:val="left" w:pos="14656"/>
+        </w:tabs>
+        <w:spacing w:after="0" w:line="240" w:lineRule="auto"/>
+        <w:rPr>
+          <w:rFonts w:ascii="Courier New" w:eastAsia="Times New Roman" w:hAnsi="Courier New" w:cs="Courier New"/>
+          <w:sz w:val="20"/>
+          <w:szCs w:val="20"/>
+          <w:lang w:eastAsia="pt-BR"/>
+        </w:rPr>
+      </w:pPr>
+      <w:r>
+        <w:rPr>
+          <w:rFonts w:ascii="Courier New" w:eastAsia="Times New Roman" w:hAnsi="Courier New" w:cs="Courier New"/>
+          <w:sz w:val="20"/>
+          <w:szCs w:val="20"/>
+          <w:lang w:eastAsia="pt-BR"/>
+        </w:rPr>
+        <w:t xml:space="preserve">    }</w:t>
+      </w:r>
+    </w:p>
+    <w:p>
+      <w:pPr>
+        <w:tabs>
+          <w:tab w:val="left" w:pos="916"/>
+          <w:tab w:val="left" w:pos="1832"/>
+          <w:tab w:val="left" w:pos="2748"/>
+          <w:tab w:val="left" w:pos="3664"/>
+          <w:tab w:val="left" w:pos="4580"/>
+          <w:tab w:val="left" w:pos="5496"/>
+          <w:tab w:val="left" w:pos="6412"/>
+          <w:tab w:val="left" w:pos="7328"/>
+          <w:tab w:val="left" w:pos="8244"/>
+          <w:tab w:val="left" w:pos="9160"/>
+          <w:tab w:val="left" w:pos="10076"/>
+          <w:tab w:val="left" w:pos="10992"/>
+          <w:tab w:val="left" w:pos="11908"/>
+          <w:tab w:val="left" w:pos="12824"/>
+          <w:tab w:val="left" w:pos="13740"/>
+          <w:tab w:val="left" w:pos="14656"/>
+        </w:tabs>
+        <w:spacing w:after="0" w:line="240" w:lineRule="auto"/>
+        <w:rPr>
+          <w:rFonts w:ascii="Courier New" w:eastAsia="Times New Roman" w:hAnsi="Courier New" w:cs="Courier New"/>
+          <w:sz w:val="20"/>
+          <w:szCs w:val="20"/>
+          <w:lang w:eastAsia="pt-BR"/>
+        </w:rPr>
+      </w:pPr>
+    </w:p>
+    <w:p>
+      <w:pPr>
+        <w:tabs>
+          <w:tab w:val="left" w:pos="916"/>
+          <w:tab w:val="left" w:pos="1832"/>
+          <w:tab w:val="left" w:pos="2748"/>
+          <w:tab w:val="left" w:pos="3664"/>
+          <w:tab w:val="left" w:pos="4580"/>
+          <w:tab w:val="left" w:pos="5496"/>
+          <w:tab w:val="left" w:pos="6412"/>
+          <w:tab w:val="left" w:pos="7328"/>
+          <w:tab w:val="left" w:pos="8244"/>
+          <w:tab w:val="left" w:pos="9160"/>
+          <w:tab w:val="left" w:pos="10076"/>
+          <w:tab w:val="left" w:pos="10992"/>
+          <w:tab w:val="left" w:pos="11908"/>
+          <w:tab w:val="left" w:pos="12824"/>
+          <w:tab w:val="left" w:pos="13740"/>
+          <w:tab w:val="left" w:pos="14656"/>
+        </w:tabs>
+        <w:spacing w:after="0" w:line="240" w:lineRule="auto"/>
+        <w:rPr>
+          <w:rFonts w:ascii="Courier New" w:eastAsia="Times New Roman" w:hAnsi="Courier New" w:cs="Courier New"/>
+          <w:sz w:val="20"/>
+          <w:szCs w:val="20"/>
+          <w:lang w:eastAsia="pt-BR"/>
+        </w:rPr>
+      </w:pPr>
+      <w:r>
+        <w:rPr>
+          <w:rFonts w:ascii="Courier New" w:eastAsia="Times New Roman" w:hAnsi="Courier New" w:cs="Courier New"/>
+          <w:sz w:val="20"/>
+          <w:szCs w:val="20"/>
+          <w:lang w:eastAsia="pt-BR"/>
+        </w:rPr>
+        <w:t xml:space="preserve">    </w:t>
+      </w:r>
+      <w:proofErr w:type="spellStart"/>
+      <w:proofErr w:type="gramStart"/>
+      <w:r>
+        <w:rPr>
+          <w:rFonts w:ascii="Courier New" w:eastAsia="Times New Roman" w:hAnsi="Courier New" w:cs="Courier New"/>
+          <w:sz w:val="20"/>
+          <w:szCs w:val="20"/>
+          <w:lang w:eastAsia="pt-BR"/>
+        </w:rPr>
+        <w:t>ignicao</w:t>
+      </w:r>
+      <w:proofErr w:type="spellEnd"/>
+      <w:r>
+        <w:rPr>
+          <w:rFonts w:ascii="Courier New" w:eastAsia="Times New Roman" w:hAnsi="Courier New" w:cs="Courier New"/>
+          <w:sz w:val="20"/>
+          <w:szCs w:val="20"/>
+          <w:lang w:eastAsia="pt-BR"/>
+        </w:rPr>
+        <w:t>(</w:t>
+      </w:r>
+      <w:proofErr w:type="gramEnd"/>
+      <w:r>
+        <w:rPr>
+          <w:rFonts w:ascii="Courier New" w:eastAsia="Times New Roman" w:hAnsi="Courier New" w:cs="Courier New"/>
+          <w:sz w:val="20"/>
+          <w:szCs w:val="20"/>
+          <w:lang w:eastAsia="pt-BR"/>
+        </w:rPr>
+        <w:t>) {</w:t>
+      </w:r>
+    </w:p>
+    <w:p>
+      <w:pPr>
+        <w:tabs>
+          <w:tab w:val="left" w:pos="916"/>
+          <w:tab w:val="left" w:pos="1832"/>
+          <w:tab w:val="left" w:pos="2748"/>
+          <w:tab w:val="left" w:pos="3664"/>
+          <w:tab w:val="left" w:pos="4580"/>
+          <w:tab w:val="left" w:pos="5496"/>
+          <w:tab w:val="left" w:pos="6412"/>
+          <w:tab w:val="left" w:pos="7328"/>
+          <w:tab w:val="left" w:pos="8244"/>
+          <w:tab w:val="left" w:pos="9160"/>
+          <w:tab w:val="left" w:pos="10076"/>
+          <w:tab w:val="left" w:pos="10992"/>
+          <w:tab w:val="left" w:pos="11908"/>
+          <w:tab w:val="left" w:pos="12824"/>
+          <w:tab w:val="left" w:pos="13740"/>
+          <w:tab w:val="left" w:pos="14656"/>
+        </w:tabs>
+        <w:spacing w:after="0" w:line="240" w:lineRule="auto"/>
+        <w:rPr>
+          <w:rFonts w:ascii="Courier New" w:eastAsia="Times New Roman" w:hAnsi="Courier New" w:cs="Courier New"/>
+          <w:sz w:val="20"/>
+          <w:szCs w:val="20"/>
+          <w:lang w:eastAsia="pt-BR"/>
+        </w:rPr>
+      </w:pPr>
+      <w:r>
+        <w:rPr>
+          <w:rFonts w:ascii="Courier New" w:eastAsia="Times New Roman" w:hAnsi="Courier New" w:cs="Courier New"/>
+          <w:sz w:val="20"/>
+          <w:szCs w:val="20"/>
+          <w:lang w:eastAsia="pt-BR"/>
+        </w:rPr>
+        <w:t xml:space="preserve">      // Acessando uma propriedade da classe externa</w:t>
+      </w:r>
+    </w:p>
+    <w:p>
+      <w:pPr>
+        <w:tabs>
+          <w:tab w:val="left" w:pos="916"/>
+          <w:tab w:val="left" w:pos="1832"/>
+          <w:tab w:val="left" w:pos="2748"/>
+          <w:tab w:val="left" w:pos="3664"/>
+          <w:tab w:val="left" w:pos="4580"/>
+          <w:tab w:val="left" w:pos="5496"/>
+          <w:tab w:val="left" w:pos="6412"/>
+          <w:tab w:val="left" w:pos="7328"/>
+          <w:tab w:val="left" w:pos="8244"/>
+          <w:tab w:val="left" w:pos="9160"/>
+          <w:tab w:val="left" w:pos="10076"/>
+          <w:tab w:val="left" w:pos="10992"/>
+          <w:tab w:val="left" w:pos="11908"/>
+          <w:tab w:val="left" w:pos="12824"/>
+          <w:tab w:val="left" w:pos="13740"/>
+          <w:tab w:val="left" w:pos="14656"/>
+        </w:tabs>
+        <w:spacing w:after="0" w:line="240" w:lineRule="auto"/>
+        <w:rPr>
+          <w:rFonts w:ascii="Courier New" w:eastAsia="Times New Roman" w:hAnsi="Courier New" w:cs="Courier New"/>
+          <w:sz w:val="20"/>
+          <w:szCs w:val="20"/>
+          <w:lang w:eastAsia="pt-BR"/>
+        </w:rPr>
+      </w:pPr>
+      <w:r>
+        <w:rPr>
+          <w:rFonts w:ascii="Courier New" w:eastAsia="Times New Roman" w:hAnsi="Courier New" w:cs="Courier New"/>
+          <w:sz w:val="20"/>
+          <w:szCs w:val="20"/>
+          <w:lang w:eastAsia="pt-BR"/>
+        </w:rPr>
+        <w:t xml:space="preserve">      </w:t>
+      </w:r>
+      <w:proofErr w:type="gramStart"/>
+      <w:r>
+        <w:rPr>
+          <w:rFonts w:ascii="Courier New" w:eastAsia="Times New Roman" w:hAnsi="Courier New" w:cs="Courier New"/>
+          <w:sz w:val="20"/>
+          <w:szCs w:val="20"/>
+          <w:lang w:eastAsia="pt-BR"/>
+        </w:rPr>
+        <w:t>console.log(</w:t>
+      </w:r>
+      <w:proofErr w:type="gramEnd"/>
+      <w:r>
+        <w:rPr>
+          <w:rFonts w:ascii="Courier New" w:eastAsia="Times New Roman" w:hAnsi="Courier New" w:cs="Courier New"/>
+          <w:sz w:val="20"/>
+          <w:szCs w:val="20"/>
+          <w:lang w:eastAsia="pt-BR"/>
+        </w:rPr>
+        <w:t>`Dando partida no motor do ${</w:t>
+      </w:r>
+      <w:proofErr w:type="spellStart"/>
+      <w:r>
+        <w:rPr>
+          <w:rFonts w:ascii="Courier New" w:eastAsia="Times New Roman" w:hAnsi="Courier New" w:cs="Courier New"/>
+          <w:sz w:val="20"/>
+          <w:szCs w:val="20"/>
+          <w:lang w:eastAsia="pt-BR"/>
+        </w:rPr>
+        <w:t>this.carroPai.modelo</w:t>
+      </w:r>
+      <w:proofErr w:type="spellEnd"/>
+      <w:r>
+        <w:rPr>
+          <w:rFonts w:ascii="Courier New" w:eastAsia="Times New Roman" w:hAnsi="Courier New" w:cs="Courier New"/>
+          <w:sz w:val="20"/>
+          <w:szCs w:val="20"/>
+          <w:lang w:eastAsia="pt-BR"/>
+        </w:rPr>
+        <w:t>}...`);</w:t>
+      </w:r>
+    </w:p>
+    <w:p>
+      <w:pPr>
+        <w:tabs>
+          <w:tab w:val="left" w:pos="916"/>
+          <w:tab w:val="left" w:pos="1832"/>
+          <w:tab w:val="left" w:pos="2748"/>
+          <w:tab w:val="left" w:pos="3664"/>
+          <w:tab w:val="left" w:pos="4580"/>
+          <w:tab w:val="left" w:pos="5496"/>
+          <w:tab w:val="left" w:pos="6412"/>
+          <w:tab w:val="left" w:pos="7328"/>
+          <w:tab w:val="left" w:pos="8244"/>
+          <w:tab w:val="left" w:pos="9160"/>
+          <w:tab w:val="left" w:pos="10076"/>
+          <w:tab w:val="left" w:pos="10992"/>
+          <w:tab w:val="left" w:pos="11908"/>
+          <w:tab w:val="left" w:pos="12824"/>
+          <w:tab w:val="left" w:pos="13740"/>
+          <w:tab w:val="left" w:pos="14656"/>
+        </w:tabs>
+        <w:spacing w:after="0" w:line="240" w:lineRule="auto"/>
+        <w:rPr>
+          <w:rFonts w:ascii="Courier New" w:eastAsia="Times New Roman" w:hAnsi="Courier New" w:cs="Courier New"/>
+          <w:sz w:val="20"/>
+          <w:szCs w:val="20"/>
+          <w:lang w:eastAsia="pt-BR"/>
+        </w:rPr>
+      </w:pPr>
+      <w:r>
+        <w:rPr>
+          <w:rFonts w:ascii="Courier New" w:eastAsia="Times New Roman" w:hAnsi="Courier New" w:cs="Courier New"/>
+          <w:sz w:val="20"/>
+          <w:szCs w:val="20"/>
+          <w:lang w:eastAsia="pt-BR"/>
+        </w:rPr>
+        <w:t xml:space="preserve">    }</w:t>
+      </w:r>
+    </w:p>
+    <w:p>
+      <w:pPr>
+        <w:tabs>
+          <w:tab w:val="left" w:pos="916"/>
+          <w:tab w:val="left" w:pos="1832"/>
+          <w:tab w:val="left" w:pos="2748"/>
+          <w:tab w:val="left" w:pos="3664"/>
+          <w:tab w:val="left" w:pos="4580"/>
+          <w:tab w:val="left" w:pos="5496"/>
+          <w:tab w:val="left" w:pos="6412"/>
+          <w:tab w:val="left" w:pos="7328"/>
+          <w:tab w:val="left" w:pos="8244"/>
+          <w:tab w:val="left" w:pos="9160"/>
+          <w:tab w:val="left" w:pos="10076"/>
+          <w:tab w:val="left" w:pos="10992"/>
+          <w:tab w:val="left" w:pos="11908"/>
+          <w:tab w:val="left" w:pos="12824"/>
+          <w:tab w:val="left" w:pos="13740"/>
+          <w:tab w:val="left" w:pos="14656"/>
+        </w:tabs>
+        <w:spacing w:after="0" w:line="240" w:lineRule="auto"/>
+        <w:rPr>
+          <w:rFonts w:ascii="Courier New" w:eastAsia="Times New Roman" w:hAnsi="Courier New" w:cs="Courier New"/>
+          <w:sz w:val="20"/>
+          <w:szCs w:val="20"/>
+          <w:lang w:eastAsia="pt-BR"/>
+        </w:rPr>
+      </w:pPr>
+      <w:r>
+        <w:rPr>
+          <w:rFonts w:ascii="Courier New" w:eastAsia="Times New Roman" w:hAnsi="Courier New" w:cs="Courier New"/>
+          <w:sz w:val="20"/>
+          <w:szCs w:val="20"/>
+          <w:lang w:eastAsia="pt-BR"/>
+        </w:rPr>
+        <w:t xml:space="preserve">  }</w:t>
+      </w:r>
+    </w:p>
+    <w:p>
+      <w:pPr>
+        <w:tabs>
+          <w:tab w:val="left" w:pos="916"/>
+          <w:tab w:val="left" w:pos="1832"/>
+          <w:tab w:val="left" w:pos="2748"/>
+          <w:tab w:val="left" w:pos="3664"/>
+          <w:tab w:val="left" w:pos="4580"/>
+          <w:tab w:val="left" w:pos="5496"/>
+          <w:tab w:val="left" w:pos="6412"/>
+          <w:tab w:val="left" w:pos="7328"/>
+          <w:tab w:val="left" w:pos="8244"/>
+          <w:tab w:val="left" w:pos="9160"/>
+          <w:tab w:val="left" w:pos="10076"/>
+          <w:tab w:val="left" w:pos="10992"/>
+          <w:tab w:val="left" w:pos="11908"/>
+          <w:tab w:val="left" w:pos="12824"/>
+          <w:tab w:val="left" w:pos="13740"/>
+          <w:tab w:val="left" w:pos="14656"/>
+        </w:tabs>
+        <w:spacing w:after="0" w:line="240" w:lineRule="auto"/>
+        <w:rPr>
+          <w:rFonts w:ascii="Courier New" w:eastAsia="Times New Roman" w:hAnsi="Courier New" w:cs="Courier New"/>
+          <w:sz w:val="20"/>
+          <w:szCs w:val="20"/>
+          <w:lang w:eastAsia="pt-BR"/>
+        </w:rPr>
+      </w:pPr>
+      <w:r>
+        <w:rPr>
+          <w:rFonts w:ascii="Courier New" w:eastAsia="Times New Roman" w:hAnsi="Courier New" w:cs="Courier New"/>
+          <w:sz w:val="20"/>
+          <w:szCs w:val="20"/>
+          <w:lang w:eastAsia="pt-BR"/>
+        </w:rPr>
+        <w:t>}</w:t>
+      </w:r>
+    </w:p>
+    <w:p>
+      <w:pPr>
+        <w:tabs>
+          <w:tab w:val="left" w:pos="916"/>
+          <w:tab w:val="left" w:pos="1832"/>
+          <w:tab w:val="left" w:pos="2748"/>
+          <w:tab w:val="left" w:pos="3664"/>
+          <w:tab w:val="left" w:pos="4580"/>
+          <w:tab w:val="left" w:pos="5496"/>
+          <w:tab w:val="left" w:pos="6412"/>
+          <w:tab w:val="left" w:pos="7328"/>
+          <w:tab w:val="left" w:pos="8244"/>
+          <w:tab w:val="left" w:pos="9160"/>
+          <w:tab w:val="left" w:pos="10076"/>
+          <w:tab w:val="left" w:pos="10992"/>
+          <w:tab w:val="left" w:pos="11908"/>
+          <w:tab w:val="left" w:pos="12824"/>
+          <w:tab w:val="left" w:pos="13740"/>
+          <w:tab w:val="left" w:pos="14656"/>
+        </w:tabs>
+        <w:spacing w:after="0" w:line="240" w:lineRule="auto"/>
+        <w:rPr>
+          <w:rFonts w:ascii="Courier New" w:eastAsia="Times New Roman" w:hAnsi="Courier New" w:cs="Courier New"/>
+          <w:sz w:val="20"/>
+          <w:szCs w:val="20"/>
+          <w:lang w:eastAsia="pt-BR"/>
+        </w:rPr>
+      </w:pPr>
+    </w:p>
+    <w:p>
+      <w:pPr>
+        <w:tabs>
+          <w:tab w:val="left" w:pos="916"/>
+          <w:tab w:val="left" w:pos="1832"/>
+          <w:tab w:val="left" w:pos="2748"/>
+          <w:tab w:val="left" w:pos="3664"/>
+          <w:tab w:val="left" w:pos="4580"/>
+          <w:tab w:val="left" w:pos="5496"/>
+          <w:tab w:val="left" w:pos="6412"/>
+          <w:tab w:val="left" w:pos="7328"/>
+          <w:tab w:val="left" w:pos="8244"/>
+          <w:tab w:val="left" w:pos="9160"/>
+          <w:tab w:val="left" w:pos="10076"/>
+          <w:tab w:val="left" w:pos="10992"/>
+          <w:tab w:val="left" w:pos="11908"/>
+          <w:tab w:val="left" w:pos="12824"/>
+          <w:tab w:val="left" w:pos="13740"/>
+          <w:tab w:val="left" w:pos="14656"/>
+        </w:tabs>
+        <w:spacing w:after="0" w:line="240" w:lineRule="auto"/>
+        <w:rPr>
+          <w:rFonts w:ascii="Courier New" w:eastAsia="Times New Roman" w:hAnsi="Courier New" w:cs="Courier New"/>
+          <w:sz w:val="20"/>
+          <w:szCs w:val="20"/>
+          <w:lang w:eastAsia="pt-BR"/>
+        </w:rPr>
+      </w:pPr>
+      <w:r>
+        <w:rPr>
+          <w:rFonts w:ascii="Courier New" w:eastAsia="Times New Roman" w:hAnsi="Courier New" w:cs="Courier New"/>
+          <w:sz w:val="20"/>
+          <w:szCs w:val="20"/>
+          <w:lang w:eastAsia="pt-BR"/>
+        </w:rPr>
+        <w:t>// Criando uma instância da classe externa</w:t>
+      </w:r>
+    </w:p>
+    <w:p>
+      <w:pPr>
+        <w:tabs>
+          <w:tab w:val="left" w:pos="916"/>
+          <w:tab w:val="left" w:pos="1832"/>
+          <w:tab w:val="left" w:pos="2748"/>
+          <w:tab w:val="left" w:pos="3664"/>
+          <w:tab w:val="left" w:pos="4580"/>
+          <w:tab w:val="left" w:pos="5496"/>
+          <w:tab w:val="left" w:pos="6412"/>
+          <w:tab w:val="left" w:pos="7328"/>
+          <w:tab w:val="left" w:pos="8244"/>
+          <w:tab w:val="left" w:pos="9160"/>
+          <w:tab w:val="left" w:pos="10076"/>
+          <w:tab w:val="left" w:pos="10992"/>
+          <w:tab w:val="left" w:pos="11908"/>
+          <w:tab w:val="left" w:pos="12824"/>
+          <w:tab w:val="left" w:pos="13740"/>
+          <w:tab w:val="left" w:pos="14656"/>
+        </w:tabs>
+        <w:spacing w:after="0" w:line="240" w:lineRule="auto"/>
+        <w:rPr>
+          <w:rFonts w:ascii="Courier New" w:eastAsia="Times New Roman" w:hAnsi="Courier New" w:cs="Courier New"/>
+          <w:sz w:val="20"/>
+          <w:szCs w:val="20"/>
+          <w:lang w:eastAsia="pt-BR"/>
+        </w:rPr>
+      </w:pPr>
+      <w:proofErr w:type="spellStart"/>
+      <w:r>
+        <w:rPr>
+          <w:rFonts w:ascii="Courier New" w:eastAsia="Times New Roman" w:hAnsi="Courier New" w:cs="Courier New"/>
+          <w:sz w:val="20"/>
+          <w:szCs w:val="20"/>
+          <w:lang w:eastAsia="pt-BR"/>
+        </w:rPr>
+        <w:t>const</w:t>
+      </w:r>
+      <w:proofErr w:type="spellEnd"/>
+      <w:r>
+        <w:rPr>
+          <w:rFonts w:ascii="Courier New" w:eastAsia="Times New Roman" w:hAnsi="Courier New" w:cs="Courier New"/>
+          <w:sz w:val="20"/>
+          <w:szCs w:val="20"/>
+          <w:lang w:eastAsia="pt-BR"/>
+        </w:rPr>
+        <w:t xml:space="preserve"> </w:t>
+      </w:r>
+      <w:proofErr w:type="spellStart"/>
+      <w:r>
+        <w:rPr>
+          <w:rFonts w:ascii="Courier New" w:eastAsia="Times New Roman" w:hAnsi="Courier New" w:cs="Courier New"/>
+          <w:sz w:val="20"/>
+          <w:szCs w:val="20"/>
+          <w:lang w:eastAsia="pt-BR"/>
+        </w:rPr>
+        <w:t>meuCarro</w:t>
+      </w:r>
+      <w:proofErr w:type="spellEnd"/>
+      <w:r>
+        <w:rPr>
+          <w:rFonts w:ascii="Courier New" w:eastAsia="Times New Roman" w:hAnsi="Courier New" w:cs="Courier New"/>
+          <w:sz w:val="20"/>
+          <w:szCs w:val="20"/>
+          <w:lang w:eastAsia="pt-BR"/>
+        </w:rPr>
+        <w:t xml:space="preserve"> = new Carro("Fusca");</w:t>
+      </w:r>
+    </w:p>
+    <w:p>
+      <w:pPr>
+        <w:tabs>
+          <w:tab w:val="left" w:pos="916"/>
+          <w:tab w:val="left" w:pos="1832"/>
+          <w:tab w:val="left" w:pos="2748"/>
+          <w:tab w:val="left" w:pos="3664"/>
+          <w:tab w:val="left" w:pos="4580"/>
+          <w:tab w:val="left" w:pos="5496"/>
+          <w:tab w:val="left" w:pos="6412"/>
+          <w:tab w:val="left" w:pos="7328"/>
+          <w:tab w:val="left" w:pos="8244"/>
+          <w:tab w:val="left" w:pos="9160"/>
+          <w:tab w:val="left" w:pos="10076"/>
+          <w:tab w:val="left" w:pos="10992"/>
+          <w:tab w:val="left" w:pos="11908"/>
+          <w:tab w:val="left" w:pos="12824"/>
+          <w:tab w:val="left" w:pos="13740"/>
+          <w:tab w:val="left" w:pos="14656"/>
+        </w:tabs>
+        <w:spacing w:after="0" w:line="240" w:lineRule="auto"/>
+        <w:rPr>
+          <w:rFonts w:ascii="Courier New" w:eastAsia="Times New Roman" w:hAnsi="Courier New" w:cs="Courier New"/>
+          <w:sz w:val="20"/>
+          <w:szCs w:val="20"/>
+          <w:lang w:eastAsia="pt-BR"/>
+        </w:rPr>
+      </w:pPr>
+      <w:proofErr w:type="spellStart"/>
+      <w:r>
+        <w:rPr>
+          <w:rFonts w:ascii="Courier New" w:eastAsia="Times New Roman" w:hAnsi="Courier New" w:cs="Courier New"/>
+          <w:sz w:val="20"/>
+          <w:szCs w:val="20"/>
+          <w:lang w:eastAsia="pt-BR"/>
+        </w:rPr>
+        <w:t>meuCarro.ligarCarro</w:t>
+      </w:r>
+      <w:proofErr w:type="spellEnd"/>
+      <w:r>
+        <w:rPr>
+          <w:rFonts w:ascii="Courier New" w:eastAsia="Times New Roman" w:hAnsi="Courier New" w:cs="Courier New"/>
+          <w:sz w:val="20"/>
+          <w:szCs w:val="20"/>
+          <w:lang w:eastAsia="pt-BR"/>
+        </w:rPr>
+        <w:t>();</w:t>
+      </w:r>
+    </w:p>
+    <w:p>
+      <w:pPr>
+        <w:tabs>
+          <w:tab w:val="left" w:pos="916"/>
+          <w:tab w:val="left" w:pos="1832"/>
+          <w:tab w:val="left" w:pos="2748"/>
+          <w:tab w:val="left" w:pos="3664"/>
+          <w:tab w:val="left" w:pos="4580"/>
+          <w:tab w:val="left" w:pos="5496"/>
+          <w:tab w:val="left" w:pos="6412"/>
+          <w:tab w:val="left" w:pos="7328"/>
+          <w:tab w:val="left" w:pos="8244"/>
+          <w:tab w:val="left" w:pos="9160"/>
+          <w:tab w:val="left" w:pos="10076"/>
+          <w:tab w:val="left" w:pos="10992"/>
+          <w:tab w:val="left" w:pos="11908"/>
+          <w:tab w:val="left" w:pos="12824"/>
+          <w:tab w:val="left" w:pos="13740"/>
+          <w:tab w:val="left" w:pos="14656"/>
+        </w:tabs>
+        <w:spacing w:after="0" w:line="240" w:lineRule="auto"/>
+        <w:rPr>
+          <w:rFonts w:ascii="Courier New" w:eastAsia="Times New Roman" w:hAnsi="Courier New" w:cs="Courier New"/>
+          <w:sz w:val="20"/>
+          <w:szCs w:val="20"/>
+          <w:lang w:eastAsia="pt-BR"/>
+        </w:rPr>
+      </w:pPr>
+    </w:p>
+    <w:p>
+      <w:pPr>
+        <w:tabs>
+          <w:tab w:val="left" w:pos="916"/>
+          <w:tab w:val="left" w:pos="1832"/>
+          <w:tab w:val="left" w:pos="2748"/>
+          <w:tab w:val="left" w:pos="3664"/>
+          <w:tab w:val="left" w:pos="4580"/>
+          <w:tab w:val="left" w:pos="5496"/>
+          <w:tab w:val="left" w:pos="6412"/>
+          <w:tab w:val="left" w:pos="7328"/>
+          <w:tab w:val="left" w:pos="8244"/>
+          <w:tab w:val="left" w:pos="9160"/>
+          <w:tab w:val="left" w:pos="10076"/>
+          <w:tab w:val="left" w:pos="10992"/>
+          <w:tab w:val="left" w:pos="11908"/>
+          <w:tab w:val="left" w:pos="12824"/>
+          <w:tab w:val="left" w:pos="13740"/>
+          <w:tab w:val="left" w:pos="14656"/>
+        </w:tabs>
+        <w:spacing w:after="0" w:line="240" w:lineRule="auto"/>
+        <w:rPr>
+          <w:rFonts w:ascii="Courier New" w:eastAsia="Times New Roman" w:hAnsi="Courier New" w:cs="Courier New"/>
+          <w:sz w:val="20"/>
+          <w:szCs w:val="20"/>
+          <w:lang w:eastAsia="pt-BR"/>
+        </w:rPr>
+      </w:pPr>
+      <w:r>
+        <w:rPr>
+          <w:rFonts w:ascii="Courier New" w:eastAsia="Times New Roman" w:hAnsi="Courier New" w:cs="Courier New"/>
+          <w:sz w:val="20"/>
+          <w:szCs w:val="20"/>
+          <w:lang w:eastAsia="pt-BR"/>
+        </w:rPr>
+        <w:t>// Não é possível (ou comum) criar um Motor sem um Carro</w:t>
+      </w:r>
+    </w:p>
+    <w:p>
+      <w:pPr>
+        <w:tabs>
+          <w:tab w:val="left" w:pos="916"/>
+          <w:tab w:val="left" w:pos="1832"/>
+          <w:tab w:val="left" w:pos="2748"/>
+          <w:tab w:val="left" w:pos="3664"/>
+          <w:tab w:val="left" w:pos="4580"/>
+          <w:tab w:val="left" w:pos="5496"/>
+          <w:tab w:val="left" w:pos="6412"/>
+          <w:tab w:val="left" w:pos="7328"/>
+          <w:tab w:val="left" w:pos="8244"/>
+          <w:tab w:val="left" w:pos="9160"/>
+          <w:tab w:val="left" w:pos="10076"/>
+          <w:tab w:val="left" w:pos="10992"/>
+          <w:tab w:val="left" w:pos="11908"/>
+          <w:tab w:val="left" w:pos="12824"/>
+          <w:tab w:val="left" w:pos="13740"/>
+          <w:tab w:val="left" w:pos="14656"/>
+        </w:tabs>
+        <w:spacing w:after="0" w:line="240" w:lineRule="auto"/>
+        <w:rPr>
+          <w:rFonts w:ascii="Courier New" w:eastAsia="Times New Roman" w:hAnsi="Courier New" w:cs="Courier New"/>
+          <w:sz w:val="20"/>
+          <w:szCs w:val="20"/>
+          <w:lang w:eastAsia="pt-BR"/>
+        </w:rPr>
+      </w:pPr>
+      <w:r>
+        <w:rPr>
+          <w:rFonts w:ascii="Courier New" w:eastAsia="Times New Roman" w:hAnsi="Courier New" w:cs="Courier New"/>
+          <w:sz w:val="20"/>
+          <w:szCs w:val="20"/>
+          <w:lang w:eastAsia="pt-BR"/>
+        </w:rPr>
+        <w:t xml:space="preserve">// </w:t>
+      </w:r>
+      <w:proofErr w:type="spellStart"/>
+      <w:r>
+        <w:rPr>
+          <w:rFonts w:ascii="Courier New" w:eastAsia="Times New Roman" w:hAnsi="Courier New" w:cs="Courier New"/>
+          <w:sz w:val="20"/>
+          <w:szCs w:val="20"/>
+          <w:lang w:eastAsia="pt-BR"/>
+        </w:rPr>
+        <w:t>let</w:t>
+      </w:r>
+      <w:proofErr w:type="spellEnd"/>
+      <w:r>
+        <w:rPr>
+          <w:rFonts w:ascii="Courier New" w:eastAsia="Times New Roman" w:hAnsi="Courier New" w:cs="Courier New"/>
+          <w:sz w:val="20"/>
+          <w:szCs w:val="20"/>
+          <w:lang w:eastAsia="pt-BR"/>
+        </w:rPr>
+        <w:t xml:space="preserve"> </w:t>
+      </w:r>
+      <w:proofErr w:type="spellStart"/>
+      <w:r>
+        <w:rPr>
+          <w:rFonts w:ascii="Courier New" w:eastAsia="Times New Roman" w:hAnsi="Courier New" w:cs="Courier New"/>
+          <w:sz w:val="20"/>
+          <w:szCs w:val="20"/>
+          <w:lang w:eastAsia="pt-BR"/>
+        </w:rPr>
+        <w:t>motorAvulso</w:t>
+      </w:r>
+      <w:proofErr w:type="spellEnd"/>
+      <w:r>
+        <w:rPr>
+          <w:rFonts w:ascii="Courier New" w:eastAsia="Times New Roman" w:hAnsi="Courier New" w:cs="Courier New"/>
+          <w:sz w:val="20"/>
+          <w:szCs w:val="20"/>
+          <w:lang w:eastAsia="pt-BR"/>
+        </w:rPr>
+        <w:t xml:space="preserve"> = new </w:t>
+      </w:r>
+      <w:proofErr w:type="spellStart"/>
+      <w:r>
+        <w:rPr>
+          <w:rFonts w:ascii="Courier New" w:eastAsia="Times New Roman" w:hAnsi="Courier New" w:cs="Courier New"/>
+          <w:sz w:val="20"/>
+          <w:szCs w:val="20"/>
+          <w:lang w:eastAsia="pt-BR"/>
+        </w:rPr>
+        <w:t>Carro.Motor</w:t>
+      </w:r>
+      <w:proofErr w:type="spellEnd"/>
+      <w:r>
+        <w:rPr>
+          <w:rFonts w:ascii="Courier New" w:eastAsia="Times New Roman" w:hAnsi="Courier New" w:cs="Courier New"/>
+          <w:sz w:val="20"/>
+          <w:szCs w:val="20"/>
+          <w:lang w:eastAsia="pt-BR"/>
+        </w:rPr>
+        <w:t xml:space="preserve">(); // </w:t>
+      </w:r>
+      <w:proofErr w:type="gramStart"/>
+      <w:r>
+        <w:rPr>
+          <w:rFonts w:ascii="Courier New" w:eastAsia="Times New Roman" w:hAnsi="Courier New" w:cs="Courier New"/>
+          <w:sz w:val="20"/>
+          <w:szCs w:val="20"/>
+          <w:lang w:eastAsia="pt-BR"/>
+        </w:rPr>
+        <w:t>Isso</w:t>
+      </w:r>
+      <w:proofErr w:type="gramEnd"/>
+      <w:r>
+        <w:rPr>
+          <w:rFonts w:ascii="Courier New" w:eastAsia="Times New Roman" w:hAnsi="Courier New" w:cs="Courier New"/>
+          <w:sz w:val="20"/>
+          <w:szCs w:val="20"/>
+          <w:lang w:eastAsia="pt-BR"/>
+        </w:rPr>
+        <w:t xml:space="preserve"> daria erro ou seria inconsistente</w:t>
+      </w:r>
+    </w:p>
+    <w:p>
+      <w:pPr>
+        <w:spacing w:before="100" w:beforeAutospacing="1" w:after="100" w:afterAutospacing="1" w:line="240" w:lineRule="auto"/>
+        <w:outlineLvl w:val="2"/>
+        <w:rPr>
+          <w:rFonts w:ascii="Times New Roman" w:eastAsia="Times New Roman" w:hAnsi="Times New Roman" w:cs="Times New Roman"/>
+          <w:b/>
+          <w:bCs/>
+          <w:sz w:val="27"/>
+          <w:szCs w:val="27"/>
+          <w:lang w:eastAsia="pt-BR"/>
+        </w:rPr>
+      </w:pPr>
+      <w:r>
+        <w:rPr>
+          <w:rFonts w:ascii="Times New Roman" w:eastAsia="Times New Roman" w:hAnsi="Times New Roman" w:cs="Times New Roman"/>
+          <w:b/>
+          <w:bCs/>
+          <w:sz w:val="27"/>
+          <w:szCs w:val="27"/>
+          <w:lang w:eastAsia="pt-BR"/>
+        </w:rPr>
+        <w:t>Parte 3 – Classe Anônima (</w:t>
+      </w:r>
+      <w:proofErr w:type="spellStart"/>
+      <w:r>
+        <w:rPr>
+          <w:rFonts w:ascii="Times New Roman" w:eastAsia="Times New Roman" w:hAnsi="Times New Roman" w:cs="Times New Roman"/>
+          <w:b/>
+          <w:bCs/>
+          <w:sz w:val="27"/>
+          <w:szCs w:val="27"/>
+          <w:lang w:eastAsia="pt-BR"/>
+        </w:rPr>
+        <w:t>Class</w:t>
+      </w:r>
+      <w:proofErr w:type="spellEnd"/>
+      <w:r>
+        <w:rPr>
+          <w:rFonts w:ascii="Times New Roman" w:eastAsia="Times New Roman" w:hAnsi="Times New Roman" w:cs="Times New Roman"/>
+          <w:b/>
+          <w:bCs/>
+          <w:sz w:val="27"/>
+          <w:szCs w:val="27"/>
+          <w:lang w:eastAsia="pt-BR"/>
+        </w:rPr>
+        <w:t xml:space="preserve"> </w:t>
+      </w:r>
+      <w:proofErr w:type="spellStart"/>
+      <w:r>
+        <w:rPr>
+          <w:rFonts w:ascii="Times New Roman" w:eastAsia="Times New Roman" w:hAnsi="Times New Roman" w:cs="Times New Roman"/>
+          <w:b/>
+          <w:bCs/>
+          <w:sz w:val="27"/>
+          <w:szCs w:val="27"/>
+          <w:lang w:eastAsia="pt-BR"/>
+        </w:rPr>
+        <w:t>Expressions</w:t>
+      </w:r>
+      <w:proofErr w:type="spellEnd"/>
+      <w:r>
+        <w:rPr>
+          <w:rFonts w:ascii="Times New Roman" w:eastAsia="Times New Roman" w:hAnsi="Times New Roman" w:cs="Times New Roman"/>
+          <w:b/>
+          <w:bCs/>
+          <w:sz w:val="27"/>
+          <w:szCs w:val="27"/>
+          <w:lang w:eastAsia="pt-BR"/>
+        </w:rPr>
+        <w:t>)</w:t>
+      </w:r>
+    </w:p>
+    <w:p>
+      <w:pPr>
+        <w:spacing w:before="100" w:beforeAutospacing="1" w:after="100" w:afterAutospacing="1" w:line="240" w:lineRule="auto"/>
+        <w:outlineLvl w:val="3"/>
+        <w:rPr>
+          <w:rFonts w:ascii="Times New Roman" w:eastAsia="Times New Roman" w:hAnsi="Times New Roman" w:cs="Times New Roman"/>
+          <w:b/>
+          <w:bCs/>
+          <w:sz w:val="24"/>
+          <w:szCs w:val="24"/>
+          <w:lang w:eastAsia="pt-BR"/>
+        </w:rPr>
+      </w:pPr>
+      <w:r>
+        <w:rPr>
+          <w:rFonts w:ascii="Times New Roman" w:eastAsia="Times New Roman" w:hAnsi="Times New Roman" w:cs="Times New Roman"/>
+          <w:b/>
+          <w:bCs/>
+          <w:sz w:val="24"/>
+          <w:szCs w:val="24"/>
+          <w:lang w:eastAsia="pt-BR"/>
+        </w:rPr>
+        <w:t>O que são?</w:t>
+      </w:r>
+    </w:p>
+    <w:p>
+      <w:pPr>
+        <w:spacing w:before="100" w:beforeAutospacing="1" w:after="100" w:afterAutospacing="1" w:line="240" w:lineRule="auto"/>
+        <w:rPr>
+          <w:rFonts w:ascii="Times New Roman" w:eastAsia="Times New Roman" w:hAnsi="Times New Roman" w:cs="Times New Roman"/>
+          <w:sz w:val="24"/>
+          <w:szCs w:val="24"/>
+          <w:lang w:eastAsia="pt-BR"/>
+        </w:rPr>
+      </w:pPr>
+      <w:r>
+        <w:rPr>
+          <w:rFonts w:ascii="Times New Roman" w:eastAsia="Times New Roman" w:hAnsi="Times New Roman" w:cs="Times New Roman"/>
+          <w:sz w:val="24"/>
+          <w:szCs w:val="24"/>
+          <w:lang w:eastAsia="pt-BR"/>
+        </w:rPr>
+        <w:t xml:space="preserve">Uma </w:t>
+      </w:r>
+      <w:r>
+        <w:rPr>
+          <w:rFonts w:ascii="Times New Roman" w:eastAsia="Times New Roman" w:hAnsi="Times New Roman" w:cs="Times New Roman"/>
+          <w:b/>
+          <w:bCs/>
+          <w:sz w:val="24"/>
+          <w:szCs w:val="24"/>
+          <w:lang w:eastAsia="pt-BR"/>
+        </w:rPr>
+        <w:t>classe anônima</w:t>
+      </w:r>
+      <w:r>
+        <w:rPr>
+          <w:rFonts w:ascii="Times New Roman" w:eastAsia="Times New Roman" w:hAnsi="Times New Roman" w:cs="Times New Roman"/>
+          <w:sz w:val="24"/>
+          <w:szCs w:val="24"/>
+          <w:lang w:eastAsia="pt-BR"/>
+        </w:rPr>
+        <w:t xml:space="preserve"> é uma classe que é declarada sem um nome. Em </w:t>
+      </w:r>
+      <w:proofErr w:type="spellStart"/>
+      <w:r>
+        <w:rPr>
+          <w:rFonts w:ascii="Times New Roman" w:eastAsia="Times New Roman" w:hAnsi="Times New Roman" w:cs="Times New Roman"/>
+          <w:sz w:val="24"/>
+          <w:szCs w:val="24"/>
+          <w:lang w:eastAsia="pt-BR"/>
+        </w:rPr>
+        <w:t>JavaScript</w:t>
+      </w:r>
+      <w:proofErr w:type="spellEnd"/>
+      <w:r>
+        <w:rPr>
+          <w:rFonts w:ascii="Times New Roman" w:eastAsia="Times New Roman" w:hAnsi="Times New Roman" w:cs="Times New Roman"/>
+          <w:sz w:val="24"/>
+          <w:szCs w:val="24"/>
+          <w:lang w:eastAsia="pt-BR"/>
+        </w:rPr>
+        <w:t>, isso é feito através de uma "expressão de classe" (</w:t>
+      </w:r>
+      <w:proofErr w:type="spellStart"/>
+      <w:r>
+        <w:rPr>
+          <w:rFonts w:ascii="Courier New" w:eastAsia="Times New Roman" w:hAnsi="Courier New" w:cs="Courier New"/>
+          <w:sz w:val="20"/>
+          <w:szCs w:val="20"/>
+          <w:lang w:eastAsia="pt-BR"/>
+        </w:rPr>
+        <w:t>class</w:t>
+      </w:r>
+      <w:proofErr w:type="spellEnd"/>
+      <w:r>
+        <w:rPr>
+          <w:rFonts w:ascii="Courier New" w:eastAsia="Times New Roman" w:hAnsi="Courier New" w:cs="Courier New"/>
+          <w:sz w:val="20"/>
+          <w:szCs w:val="20"/>
+          <w:lang w:eastAsia="pt-BR"/>
+        </w:rPr>
+        <w:t xml:space="preserve"> </w:t>
+      </w:r>
+      <w:proofErr w:type="gramStart"/>
+      <w:r>
+        <w:rPr>
+          <w:rFonts w:ascii="Courier New" w:eastAsia="Times New Roman" w:hAnsi="Courier New" w:cs="Courier New"/>
+          <w:sz w:val="20"/>
+          <w:szCs w:val="20"/>
+          <w:lang w:eastAsia="pt-BR"/>
+        </w:rPr>
+        <w:t>{ ...</w:t>
+      </w:r>
+      <w:proofErr w:type="gramEnd"/>
+      <w:r>
+        <w:rPr>
+          <w:rFonts w:ascii="Courier New" w:eastAsia="Times New Roman" w:hAnsi="Courier New" w:cs="Courier New"/>
+          <w:sz w:val="20"/>
+          <w:szCs w:val="20"/>
+          <w:lang w:eastAsia="pt-BR"/>
+        </w:rPr>
+        <w:t xml:space="preserve"> }</w:t>
+      </w:r>
+      <w:r>
+        <w:rPr>
+          <w:rFonts w:ascii="Times New Roman" w:eastAsia="Times New Roman" w:hAnsi="Times New Roman" w:cs="Times New Roman"/>
+          <w:sz w:val="24"/>
+          <w:szCs w:val="24"/>
+          <w:lang w:eastAsia="pt-BR"/>
+        </w:rPr>
+        <w:t>). Elas são muito parecidas com as funções anônimas.</w:t>
+      </w:r>
+    </w:p>
+    <w:p>
+      <w:pPr>
+        <w:spacing w:before="100" w:beforeAutospacing="1" w:after="100" w:afterAutospacing="1" w:line="240" w:lineRule="auto"/>
+        <w:outlineLvl w:val="3"/>
+        <w:rPr>
+          <w:rFonts w:ascii="Times New Roman" w:eastAsia="Times New Roman" w:hAnsi="Times New Roman" w:cs="Times New Roman"/>
+          <w:b/>
+          <w:bCs/>
+          <w:sz w:val="24"/>
+          <w:szCs w:val="24"/>
+          <w:lang w:eastAsia="pt-BR"/>
+        </w:rPr>
+      </w:pPr>
+      <w:r>
+        <w:rPr>
+          <w:rFonts w:ascii="Times New Roman" w:eastAsia="Times New Roman" w:hAnsi="Times New Roman" w:cs="Times New Roman"/>
+          <w:b/>
+          <w:bCs/>
+          <w:sz w:val="24"/>
+          <w:szCs w:val="24"/>
+          <w:lang w:eastAsia="pt-BR"/>
+        </w:rPr>
+        <w:t>Vantagem para "Uso Único"</w:t>
+      </w:r>
+    </w:p>
+    <w:p>
+      <w:pPr>
+        <w:spacing w:before="100" w:beforeAutospacing="1" w:after="100" w:afterAutospacing="1" w:line="240" w:lineRule="auto"/>
+        <w:rPr>
+          <w:rFonts w:ascii="Times New Roman" w:eastAsia="Times New Roman" w:hAnsi="Times New Roman" w:cs="Times New Roman"/>
+          <w:sz w:val="24"/>
+          <w:szCs w:val="24"/>
+          <w:lang w:eastAsia="pt-BR"/>
+        </w:rPr>
+      </w:pPr>
+      <w:r>
+        <w:rPr>
+          <w:rFonts w:ascii="Times New Roman" w:eastAsia="Times New Roman" w:hAnsi="Times New Roman" w:cs="Times New Roman"/>
+          <w:sz w:val="24"/>
+          <w:szCs w:val="24"/>
+          <w:lang w:eastAsia="pt-BR"/>
+        </w:rPr>
+        <w:t xml:space="preserve">A principal vantagem é a sua natureza de </w:t>
+      </w:r>
+      <w:r>
+        <w:rPr>
+          <w:rFonts w:ascii="Times New Roman" w:eastAsia="Times New Roman" w:hAnsi="Times New Roman" w:cs="Times New Roman"/>
+          <w:b/>
+          <w:bCs/>
+          <w:sz w:val="24"/>
+          <w:szCs w:val="24"/>
+          <w:lang w:eastAsia="pt-BR"/>
+        </w:rPr>
+        <w:t>"uso único"</w:t>
+      </w:r>
+      <w:r>
+        <w:rPr>
+          <w:rFonts w:ascii="Times New Roman" w:eastAsia="Times New Roman" w:hAnsi="Times New Roman" w:cs="Times New Roman"/>
+          <w:sz w:val="24"/>
+          <w:szCs w:val="24"/>
+          <w:lang w:eastAsia="pt-BR"/>
+        </w:rPr>
+        <w:t>. Elas são perfeitas para situações onde precisamos de uma estrutura de classe específica para uma única tarefa, como passar um objeto com uma determinada estrutura como argumento para uma função, sem a necessidade de criar um nome global para essa classe que só será usada uma vez.</w:t>
+      </w:r>
+    </w:p>
+    <w:p>
+      <w:pPr>
+        <w:spacing w:before="100" w:beforeAutospacing="1" w:after="100" w:afterAutospacing="1" w:line="240" w:lineRule="auto"/>
+        <w:outlineLvl w:val="3"/>
+        <w:rPr>
+          <w:rFonts w:ascii="Times New Roman" w:eastAsia="Times New Roman" w:hAnsi="Times New Roman" w:cs="Times New Roman"/>
+          <w:b/>
+          <w:bCs/>
+          <w:sz w:val="24"/>
+          <w:szCs w:val="24"/>
+          <w:lang w:eastAsia="pt-BR"/>
+        </w:rPr>
+      </w:pPr>
+      <w:r>
+        <w:rPr>
+          <w:rFonts w:ascii="Times New Roman" w:eastAsia="Times New Roman" w:hAnsi="Times New Roman" w:cs="Times New Roman"/>
+          <w:b/>
+          <w:bCs/>
+          <w:sz w:val="24"/>
+          <w:szCs w:val="24"/>
+          <w:lang w:eastAsia="pt-BR"/>
+        </w:rPr>
+        <w:t>Instanciação Direta</w:t>
+      </w:r>
+    </w:p>
+    <w:p>
+      <w:pPr>
+        <w:spacing w:before="100" w:beforeAutospacing="1" w:after="100" w:afterAutospacing="1" w:line="240" w:lineRule="auto"/>
+        <w:rPr>
+          <w:rFonts w:ascii="Times New Roman" w:eastAsia="Times New Roman" w:hAnsi="Times New Roman" w:cs="Times New Roman"/>
+          <w:sz w:val="24"/>
+          <w:szCs w:val="24"/>
+          <w:lang w:eastAsia="pt-BR"/>
+        </w:rPr>
+      </w:pPr>
+      <w:r>
+        <w:rPr>
+          <w:rFonts w:ascii="Times New Roman" w:eastAsia="Times New Roman" w:hAnsi="Times New Roman" w:cs="Times New Roman"/>
+          <w:sz w:val="24"/>
+          <w:szCs w:val="24"/>
+          <w:lang w:eastAsia="pt-BR"/>
+        </w:rPr>
+        <w:t xml:space="preserve">Com uma classe anônima, podemos instanciar um objeto diretamente na mesma linha da declaração da classe. Isso é feito colocando o operador </w:t>
+      </w:r>
+      <w:r>
+        <w:rPr>
+          <w:rFonts w:ascii="Courier New" w:eastAsia="Times New Roman" w:hAnsi="Courier New" w:cs="Courier New"/>
+          <w:sz w:val="20"/>
+          <w:szCs w:val="20"/>
+          <w:lang w:eastAsia="pt-BR"/>
+        </w:rPr>
+        <w:t>new</w:t>
+      </w:r>
+      <w:r>
+        <w:rPr>
+          <w:rFonts w:ascii="Times New Roman" w:eastAsia="Times New Roman" w:hAnsi="Times New Roman" w:cs="Times New Roman"/>
+          <w:sz w:val="24"/>
+          <w:szCs w:val="24"/>
+          <w:lang w:eastAsia="pt-BR"/>
+        </w:rPr>
+        <w:t xml:space="preserve"> antes da expressão </w:t>
+      </w:r>
+      <w:r>
+        <w:rPr>
+          <w:rFonts w:ascii="Courier New" w:eastAsia="Times New Roman" w:hAnsi="Courier New" w:cs="Courier New"/>
+          <w:sz w:val="20"/>
+          <w:szCs w:val="20"/>
+          <w:lang w:eastAsia="pt-BR"/>
+        </w:rPr>
+        <w:t>class</w:t>
+      </w:r>
+      <w:r>
+        <w:rPr>
+          <w:rFonts w:ascii="Times New Roman" w:eastAsia="Times New Roman" w:hAnsi="Times New Roman" w:cs="Times New Roman"/>
+          <w:sz w:val="24"/>
+          <w:szCs w:val="24"/>
+          <w:lang w:eastAsia="pt-BR"/>
+        </w:rPr>
+        <w:t>.</w:t>
+      </w:r>
+    </w:p>
+    <w:p>
+      <w:pPr>
+        <w:spacing w:before="100" w:beforeAutospacing="1" w:after="100" w:afterAutospacing="1" w:line="240" w:lineRule="auto"/>
+        <w:outlineLvl w:val="3"/>
+        <w:rPr>
+          <w:rFonts w:ascii="Times New Roman" w:eastAsia="Times New Roman" w:hAnsi="Times New Roman" w:cs="Times New Roman"/>
+          <w:b/>
+          <w:bCs/>
+          <w:sz w:val="24"/>
+          <w:szCs w:val="24"/>
+          <w:lang w:eastAsia="pt-BR"/>
+        </w:rPr>
+      </w:pPr>
+      <w:r>
+        <w:rPr>
+          <w:rFonts w:ascii="Times New Roman" w:eastAsia="Times New Roman" w:hAnsi="Times New Roman" w:cs="Times New Roman"/>
+          <w:b/>
+          <w:bCs/>
+          <w:sz w:val="24"/>
+          <w:szCs w:val="24"/>
+          <w:lang w:eastAsia="pt-BR"/>
+        </w:rPr>
+        <w:t>Exemplo de Uso</w:t>
+      </w:r>
+    </w:p>
+    <w:p>
+      <w:pPr>
+        <w:spacing w:before="100" w:beforeAutospacing="1" w:after="100" w:afterAutospacing="1" w:line="240" w:lineRule="auto"/>
+        <w:rPr>
+          <w:rFonts w:ascii="Times New Roman" w:eastAsia="Times New Roman" w:hAnsi="Times New Roman" w:cs="Times New Roman"/>
+          <w:sz w:val="24"/>
+          <w:szCs w:val="24"/>
+          <w:lang w:eastAsia="pt-BR"/>
+        </w:rPr>
+      </w:pPr>
+      <w:r>
+        <w:rPr>
+          <w:rFonts w:ascii="Times New Roman" w:eastAsia="Times New Roman" w:hAnsi="Times New Roman" w:cs="Times New Roman"/>
+          <w:sz w:val="24"/>
+          <w:szCs w:val="24"/>
+          <w:lang w:eastAsia="pt-BR"/>
+        </w:rPr>
+        <w:t xml:space="preserve">Imagine que temos uma função que precisa receber um objeto "saudador" que tenha um método </w:t>
+      </w:r>
+      <w:r>
+        <w:rPr>
+          <w:rFonts w:ascii="Courier New" w:eastAsia="Times New Roman" w:hAnsi="Courier New" w:cs="Courier New"/>
+          <w:sz w:val="20"/>
+          <w:szCs w:val="20"/>
+          <w:lang w:eastAsia="pt-BR"/>
+        </w:rPr>
+        <w:t>saudar</w:t>
+      </w:r>
+      <w:r>
+        <w:rPr>
+          <w:rFonts w:ascii="Times New Roman" w:eastAsia="Times New Roman" w:hAnsi="Times New Roman" w:cs="Times New Roman"/>
+          <w:sz w:val="24"/>
+          <w:szCs w:val="24"/>
+          <w:lang w:eastAsia="pt-BR"/>
+        </w:rPr>
+        <w:t xml:space="preserve">. Podemos criar esse objeto rapidamente usando uma classe anônima, sem precisar definir uma classe </w:t>
+      </w:r>
+      <w:r>
+        <w:rPr>
+          <w:rFonts w:ascii="Courier New" w:eastAsia="Times New Roman" w:hAnsi="Courier New" w:cs="Courier New"/>
+          <w:sz w:val="20"/>
+          <w:szCs w:val="20"/>
+          <w:lang w:eastAsia="pt-BR"/>
+        </w:rPr>
+        <w:t>Saudador</w:t>
+      </w:r>
+      <w:r>
+        <w:rPr>
+          <w:rFonts w:ascii="Times New Roman" w:eastAsia="Times New Roman" w:hAnsi="Times New Roman" w:cs="Times New Roman"/>
+          <w:sz w:val="24"/>
+          <w:szCs w:val="24"/>
+          <w:lang w:eastAsia="pt-BR"/>
+        </w:rPr>
+        <w:t xml:space="preserve"> separada.</w:t>
+      </w:r>
+    </w:p>
+    <w:p>
+      <w:pPr>
+        <w:spacing w:after="0" w:line="240" w:lineRule="auto"/>
+        <w:rPr>
+          <w:rFonts w:ascii="Times New Roman" w:eastAsia="Times New Roman" w:hAnsi="Times New Roman" w:cs="Times New Roman"/>
+          <w:sz w:val="24"/>
+          <w:szCs w:val="24"/>
+          <w:lang w:eastAsia="pt-BR"/>
+        </w:rPr>
+      </w:pPr>
+      <w:proofErr w:type="spellStart"/>
+      <w:r>
+        <w:rPr>
+          <w:rFonts w:ascii="Times New Roman" w:eastAsia="Times New Roman" w:hAnsi="Times New Roman" w:cs="Times New Roman"/>
+          <w:sz w:val="24"/>
+          <w:szCs w:val="24"/>
+          <w:lang w:eastAsia="pt-BR"/>
+        </w:rPr>
+        <w:t>JavaScript</w:t>
+      </w:r>
+      <w:proofErr w:type="spellEnd"/>
+    </w:p>
+    <w:p>
+      <w:pPr>
+        <w:tabs>
+          <w:tab w:val="left" w:pos="916"/>
+          <w:tab w:val="left" w:pos="1832"/>
+          <w:tab w:val="left" w:pos="2748"/>
+          <w:tab w:val="left" w:pos="3664"/>
+          <w:tab w:val="left" w:pos="4580"/>
+          <w:tab w:val="left" w:pos="5496"/>
+          <w:tab w:val="left" w:pos="6412"/>
+          <w:tab w:val="left" w:pos="7328"/>
+          <w:tab w:val="left" w:pos="8244"/>
+          <w:tab w:val="left" w:pos="9160"/>
+          <w:tab w:val="left" w:pos="10076"/>
+          <w:tab w:val="left" w:pos="10992"/>
+          <w:tab w:val="left" w:pos="11908"/>
+          <w:tab w:val="left" w:pos="12824"/>
+          <w:tab w:val="left" w:pos="13740"/>
+          <w:tab w:val="left" w:pos="14656"/>
+        </w:tabs>
+        <w:spacing w:after="0" w:line="240" w:lineRule="auto"/>
+        <w:rPr>
+          <w:rFonts w:ascii="Courier New" w:eastAsia="Times New Roman" w:hAnsi="Courier New" w:cs="Courier New"/>
+          <w:sz w:val="20"/>
+          <w:szCs w:val="20"/>
+          <w:lang w:eastAsia="pt-BR"/>
+        </w:rPr>
+      </w:pPr>
+      <w:r>
+        <w:rPr>
+          <w:rFonts w:ascii="Courier New" w:eastAsia="Times New Roman" w:hAnsi="Courier New" w:cs="Courier New"/>
+          <w:sz w:val="20"/>
+          <w:szCs w:val="20"/>
+          <w:lang w:eastAsia="pt-BR"/>
+        </w:rPr>
+        <w:t>// Parte 3: Classe Anônima</w:t>
+      </w:r>
+    </w:p>
+    <w:p>
+      <w:pPr>
+        <w:tabs>
+          <w:tab w:val="left" w:pos="916"/>
+          <w:tab w:val="left" w:pos="1832"/>
+          <w:tab w:val="left" w:pos="2748"/>
+          <w:tab w:val="left" w:pos="3664"/>
+          <w:tab w:val="left" w:pos="4580"/>
+          <w:tab w:val="left" w:pos="5496"/>
+          <w:tab w:val="left" w:pos="6412"/>
+          <w:tab w:val="left" w:pos="7328"/>
+          <w:tab w:val="left" w:pos="8244"/>
+          <w:tab w:val="left" w:pos="9160"/>
+          <w:tab w:val="left" w:pos="10076"/>
+          <w:tab w:val="left" w:pos="10992"/>
+          <w:tab w:val="left" w:pos="11908"/>
+          <w:tab w:val="left" w:pos="12824"/>
+          <w:tab w:val="left" w:pos="13740"/>
+          <w:tab w:val="left" w:pos="14656"/>
+        </w:tabs>
+        <w:spacing w:after="0" w:line="240" w:lineRule="auto"/>
+        <w:rPr>
+          <w:rFonts w:ascii="Courier New" w:eastAsia="Times New Roman" w:hAnsi="Courier New" w:cs="Courier New"/>
+          <w:sz w:val="20"/>
+          <w:szCs w:val="20"/>
+          <w:lang w:eastAsia="pt-BR"/>
+        </w:rPr>
+      </w:pPr>
+    </w:p>
+    <w:p>
+      <w:pPr>
+        <w:tabs>
+          <w:tab w:val="left" w:pos="916"/>
+          <w:tab w:val="left" w:pos="1832"/>
+          <w:tab w:val="left" w:pos="2748"/>
+          <w:tab w:val="left" w:pos="3664"/>
+          <w:tab w:val="left" w:pos="4580"/>
+          <w:tab w:val="left" w:pos="5496"/>
+          <w:tab w:val="left" w:pos="6412"/>
+          <w:tab w:val="left" w:pos="7328"/>
+          <w:tab w:val="left" w:pos="8244"/>
+          <w:tab w:val="left" w:pos="9160"/>
+          <w:tab w:val="left" w:pos="10076"/>
+          <w:tab w:val="left" w:pos="10992"/>
+          <w:tab w:val="left" w:pos="11908"/>
+          <w:tab w:val="left" w:pos="12824"/>
+          <w:tab w:val="left" w:pos="13740"/>
+          <w:tab w:val="left" w:pos="14656"/>
+        </w:tabs>
+        <w:spacing w:after="0" w:line="240" w:lineRule="auto"/>
+        <w:rPr>
+          <w:rFonts w:ascii="Courier New" w:eastAsia="Times New Roman" w:hAnsi="Courier New" w:cs="Courier New"/>
+          <w:sz w:val="20"/>
+          <w:szCs w:val="20"/>
+          <w:lang w:eastAsia="pt-BR"/>
+        </w:rPr>
+      </w:pPr>
+      <w:r>
+        <w:rPr>
+          <w:rFonts w:ascii="Courier New" w:eastAsia="Times New Roman" w:hAnsi="Courier New" w:cs="Courier New"/>
+          <w:sz w:val="20"/>
+          <w:szCs w:val="20"/>
+          <w:lang w:eastAsia="pt-BR"/>
+        </w:rPr>
+        <w:t>// Uma função que espera um objeto com um método "saudar"</w:t>
+      </w:r>
+    </w:p>
+    <w:p>
+      <w:pPr>
+        <w:tabs>
+          <w:tab w:val="left" w:pos="916"/>
+          <w:tab w:val="left" w:pos="1832"/>
+          <w:tab w:val="left" w:pos="2748"/>
+          <w:tab w:val="left" w:pos="3664"/>
+          <w:tab w:val="left" w:pos="4580"/>
+          <w:tab w:val="left" w:pos="5496"/>
+          <w:tab w:val="left" w:pos="6412"/>
+          <w:tab w:val="left" w:pos="7328"/>
+          <w:tab w:val="left" w:pos="8244"/>
+          <w:tab w:val="left" w:pos="9160"/>
+          <w:tab w:val="left" w:pos="10076"/>
+          <w:tab w:val="left" w:pos="10992"/>
+          <w:tab w:val="left" w:pos="11908"/>
+          <w:tab w:val="left" w:pos="12824"/>
+          <w:tab w:val="left" w:pos="13740"/>
+          <w:tab w:val="left" w:pos="14656"/>
+        </w:tabs>
+        <w:spacing w:after="0" w:line="240" w:lineRule="auto"/>
+        <w:rPr>
+          <w:rFonts w:ascii="Courier New" w:eastAsia="Times New Roman" w:hAnsi="Courier New" w:cs="Courier New"/>
+          <w:sz w:val="20"/>
+          <w:szCs w:val="20"/>
+          <w:lang w:eastAsia="pt-BR"/>
+        </w:rPr>
+      </w:pPr>
+      <w:proofErr w:type="spellStart"/>
+      <w:r>
+        <w:rPr>
+          <w:rFonts w:ascii="Courier New" w:eastAsia="Times New Roman" w:hAnsi="Courier New" w:cs="Courier New"/>
+          <w:sz w:val="20"/>
+          <w:szCs w:val="20"/>
+          <w:lang w:eastAsia="pt-BR"/>
+        </w:rPr>
+        <w:t>function</w:t>
+      </w:r>
+      <w:proofErr w:type="spellEnd"/>
+      <w:r>
+        <w:rPr>
+          <w:rFonts w:ascii="Courier New" w:eastAsia="Times New Roman" w:hAnsi="Courier New" w:cs="Courier New"/>
+          <w:sz w:val="20"/>
+          <w:szCs w:val="20"/>
+          <w:lang w:eastAsia="pt-BR"/>
+        </w:rPr>
+        <w:t xml:space="preserve"> </w:t>
+      </w:r>
+      <w:proofErr w:type="spellStart"/>
+      <w:r>
+        <w:rPr>
+          <w:rFonts w:ascii="Courier New" w:eastAsia="Times New Roman" w:hAnsi="Courier New" w:cs="Courier New"/>
+          <w:sz w:val="20"/>
+          <w:szCs w:val="20"/>
+          <w:lang w:eastAsia="pt-BR"/>
+        </w:rPr>
+        <w:t>realizarSaudacao</w:t>
+      </w:r>
+      <w:proofErr w:type="spellEnd"/>
+      <w:r>
+        <w:rPr>
+          <w:rFonts w:ascii="Courier New" w:eastAsia="Times New Roman" w:hAnsi="Courier New" w:cs="Courier New"/>
+          <w:sz w:val="20"/>
+          <w:szCs w:val="20"/>
+          <w:lang w:eastAsia="pt-BR"/>
+        </w:rPr>
+        <w:t>(saudador) {</w:t>
+      </w:r>
+    </w:p>
+    <w:p>
+      <w:pPr>
+        <w:tabs>
+          <w:tab w:val="left" w:pos="916"/>
+          <w:tab w:val="left" w:pos="1832"/>
+          <w:tab w:val="left" w:pos="2748"/>
+          <w:tab w:val="left" w:pos="3664"/>
+          <w:tab w:val="left" w:pos="4580"/>
+          <w:tab w:val="left" w:pos="5496"/>
+          <w:tab w:val="left" w:pos="6412"/>
+          <w:tab w:val="left" w:pos="7328"/>
+          <w:tab w:val="left" w:pos="8244"/>
+          <w:tab w:val="left" w:pos="9160"/>
+          <w:tab w:val="left" w:pos="10076"/>
+          <w:tab w:val="left" w:pos="10992"/>
+          <w:tab w:val="left" w:pos="11908"/>
+          <w:tab w:val="left" w:pos="12824"/>
+          <w:tab w:val="left" w:pos="13740"/>
+          <w:tab w:val="left" w:pos="14656"/>
+        </w:tabs>
+        <w:spacing w:after="0" w:line="240" w:lineRule="auto"/>
+        <w:rPr>
+          <w:rFonts w:ascii="Courier New" w:eastAsia="Times New Roman" w:hAnsi="Courier New" w:cs="Courier New"/>
+          <w:sz w:val="20"/>
+          <w:szCs w:val="20"/>
+          <w:lang w:eastAsia="pt-BR"/>
+        </w:rPr>
+      </w:pPr>
+      <w:r>
+        <w:rPr>
+          <w:rFonts w:ascii="Courier New" w:eastAsia="Times New Roman" w:hAnsi="Courier New" w:cs="Courier New"/>
+          <w:sz w:val="20"/>
+          <w:szCs w:val="20"/>
+          <w:lang w:eastAsia="pt-BR"/>
+        </w:rPr>
+        <w:t xml:space="preserve">  </w:t>
+      </w:r>
+      <w:proofErr w:type="spellStart"/>
+      <w:proofErr w:type="gramStart"/>
+      <w:r>
+        <w:rPr>
+          <w:rFonts w:ascii="Courier New" w:eastAsia="Times New Roman" w:hAnsi="Courier New" w:cs="Courier New"/>
+          <w:sz w:val="20"/>
+          <w:szCs w:val="20"/>
+          <w:lang w:eastAsia="pt-BR"/>
+        </w:rPr>
+        <w:t>saudador.saudar</w:t>
+      </w:r>
+      <w:proofErr w:type="spellEnd"/>
+      <w:proofErr w:type="gramEnd"/>
+      <w:r>
+        <w:rPr>
+          <w:rFonts w:ascii="Courier New" w:eastAsia="Times New Roman" w:hAnsi="Courier New" w:cs="Courier New"/>
+          <w:sz w:val="20"/>
+          <w:szCs w:val="20"/>
+          <w:lang w:eastAsia="pt-BR"/>
+        </w:rPr>
+        <w:t>();</w:t>
+      </w:r>
+    </w:p>
+    <w:p>
+      <w:pPr>
+        <w:tabs>
+          <w:tab w:val="left" w:pos="916"/>
+          <w:tab w:val="left" w:pos="1832"/>
+          <w:tab w:val="left" w:pos="2748"/>
+          <w:tab w:val="left" w:pos="3664"/>
+          <w:tab w:val="left" w:pos="4580"/>
+          <w:tab w:val="left" w:pos="5496"/>
+          <w:tab w:val="left" w:pos="6412"/>
+          <w:tab w:val="left" w:pos="7328"/>
+          <w:tab w:val="left" w:pos="8244"/>
+          <w:tab w:val="left" w:pos="9160"/>
+          <w:tab w:val="left" w:pos="10076"/>
+          <w:tab w:val="left" w:pos="10992"/>
+          <w:tab w:val="left" w:pos="11908"/>
+          <w:tab w:val="left" w:pos="12824"/>
+          <w:tab w:val="left" w:pos="13740"/>
+          <w:tab w:val="left" w:pos="14656"/>
+        </w:tabs>
+        <w:spacing w:after="0" w:line="240" w:lineRule="auto"/>
+        <w:rPr>
+          <w:rFonts w:ascii="Courier New" w:eastAsia="Times New Roman" w:hAnsi="Courier New" w:cs="Courier New"/>
+          <w:sz w:val="20"/>
+          <w:szCs w:val="20"/>
+          <w:lang w:eastAsia="pt-BR"/>
+        </w:rPr>
+      </w:pPr>
+      <w:r>
+        <w:rPr>
+          <w:rFonts w:ascii="Courier New" w:eastAsia="Times New Roman" w:hAnsi="Courier New" w:cs="Courier New"/>
+          <w:sz w:val="20"/>
+          <w:szCs w:val="20"/>
+          <w:lang w:eastAsia="pt-BR"/>
+        </w:rPr>
+        <w:t>}</w:t>
+      </w:r>
+    </w:p>
+    <w:p>
+      <w:pPr>
+        <w:tabs>
+          <w:tab w:val="left" w:pos="916"/>
+          <w:tab w:val="left" w:pos="1832"/>
+          <w:tab w:val="left" w:pos="2748"/>
+          <w:tab w:val="left" w:pos="3664"/>
+          <w:tab w:val="left" w:pos="4580"/>
+          <w:tab w:val="left" w:pos="5496"/>
+          <w:tab w:val="left" w:pos="6412"/>
+          <w:tab w:val="left" w:pos="7328"/>
+          <w:tab w:val="left" w:pos="8244"/>
+          <w:tab w:val="left" w:pos="9160"/>
+          <w:tab w:val="left" w:pos="10076"/>
+          <w:tab w:val="left" w:pos="10992"/>
+          <w:tab w:val="left" w:pos="11908"/>
+          <w:tab w:val="left" w:pos="12824"/>
+          <w:tab w:val="left" w:pos="13740"/>
+          <w:tab w:val="left" w:pos="14656"/>
+        </w:tabs>
+        <w:spacing w:after="0" w:line="240" w:lineRule="auto"/>
+        <w:rPr>
+          <w:rFonts w:ascii="Courier New" w:eastAsia="Times New Roman" w:hAnsi="Courier New" w:cs="Courier New"/>
+          <w:sz w:val="20"/>
+          <w:szCs w:val="20"/>
+          <w:lang w:eastAsia="pt-BR"/>
+        </w:rPr>
+      </w:pPr>
+    </w:p>
+    <w:p>
+      <w:pPr>
+        <w:tabs>
+          <w:tab w:val="left" w:pos="916"/>
+          <w:tab w:val="left" w:pos="1832"/>
+          <w:tab w:val="left" w:pos="2748"/>
+          <w:tab w:val="left" w:pos="3664"/>
+          <w:tab w:val="left" w:pos="4580"/>
+          <w:tab w:val="left" w:pos="5496"/>
+          <w:tab w:val="left" w:pos="6412"/>
+          <w:tab w:val="left" w:pos="7328"/>
+          <w:tab w:val="left" w:pos="8244"/>
+          <w:tab w:val="left" w:pos="9160"/>
+          <w:tab w:val="left" w:pos="10076"/>
+          <w:tab w:val="left" w:pos="10992"/>
+          <w:tab w:val="left" w:pos="11908"/>
+          <w:tab w:val="left" w:pos="12824"/>
+          <w:tab w:val="left" w:pos="13740"/>
+          <w:tab w:val="left" w:pos="14656"/>
+        </w:tabs>
+        <w:spacing w:after="0" w:line="240" w:lineRule="auto"/>
+        <w:rPr>
+          <w:rFonts w:ascii="Courier New" w:eastAsia="Times New Roman" w:hAnsi="Courier New" w:cs="Courier New"/>
+          <w:sz w:val="20"/>
+          <w:szCs w:val="20"/>
+          <w:lang w:eastAsia="pt-BR"/>
+        </w:rPr>
+      </w:pPr>
+      <w:r>
+        <w:rPr>
+          <w:rFonts w:ascii="Courier New" w:eastAsia="Times New Roman" w:hAnsi="Courier New" w:cs="Courier New"/>
+          <w:sz w:val="20"/>
+          <w:szCs w:val="20"/>
+          <w:lang w:eastAsia="pt-BR"/>
+        </w:rPr>
+        <w:t>// Criando e instanciando um objeto a partir de uma classe anônima</w:t>
+      </w:r>
+    </w:p>
+    <w:p>
+      <w:pPr>
+        <w:tabs>
+          <w:tab w:val="left" w:pos="916"/>
+          <w:tab w:val="left" w:pos="1832"/>
+          <w:tab w:val="left" w:pos="2748"/>
+          <w:tab w:val="left" w:pos="3664"/>
+          <w:tab w:val="left" w:pos="4580"/>
+          <w:tab w:val="left" w:pos="5496"/>
+          <w:tab w:val="left" w:pos="6412"/>
+          <w:tab w:val="left" w:pos="7328"/>
+          <w:tab w:val="left" w:pos="8244"/>
+          <w:tab w:val="left" w:pos="9160"/>
+          <w:tab w:val="left" w:pos="10076"/>
+          <w:tab w:val="left" w:pos="10992"/>
+          <w:tab w:val="left" w:pos="11908"/>
+          <w:tab w:val="left" w:pos="12824"/>
+          <w:tab w:val="left" w:pos="13740"/>
+          <w:tab w:val="left" w:pos="14656"/>
+        </w:tabs>
+        <w:spacing w:after="0" w:line="240" w:lineRule="auto"/>
+        <w:rPr>
+          <w:rFonts w:ascii="Courier New" w:eastAsia="Times New Roman" w:hAnsi="Courier New" w:cs="Courier New"/>
+          <w:sz w:val="20"/>
+          <w:szCs w:val="20"/>
+          <w:lang w:eastAsia="pt-BR"/>
+        </w:rPr>
+      </w:pPr>
+      <w:r>
+        <w:rPr>
+          <w:rFonts w:ascii="Courier New" w:eastAsia="Times New Roman" w:hAnsi="Courier New" w:cs="Courier New"/>
+          <w:sz w:val="20"/>
+          <w:szCs w:val="20"/>
+          <w:lang w:eastAsia="pt-BR"/>
+        </w:rPr>
+        <w:t>// e passando-o como argumento para a função.</w:t>
+      </w:r>
+    </w:p>
+    <w:p>
+      <w:pPr>
+        <w:tabs>
+          <w:tab w:val="left" w:pos="916"/>
+          <w:tab w:val="left" w:pos="1832"/>
+          <w:tab w:val="left" w:pos="2748"/>
+          <w:tab w:val="left" w:pos="3664"/>
+          <w:tab w:val="left" w:pos="4580"/>
+          <w:tab w:val="left" w:pos="5496"/>
+          <w:tab w:val="left" w:pos="6412"/>
+          <w:tab w:val="left" w:pos="7328"/>
+          <w:tab w:val="left" w:pos="8244"/>
+          <w:tab w:val="left" w:pos="9160"/>
+          <w:tab w:val="left" w:pos="10076"/>
+          <w:tab w:val="left" w:pos="10992"/>
+          <w:tab w:val="left" w:pos="11908"/>
+          <w:tab w:val="left" w:pos="12824"/>
+          <w:tab w:val="left" w:pos="13740"/>
+          <w:tab w:val="left" w:pos="14656"/>
+        </w:tabs>
+        <w:spacing w:after="0" w:line="240" w:lineRule="auto"/>
+        <w:rPr>
+          <w:rFonts w:ascii="Courier New" w:eastAsia="Times New Roman" w:hAnsi="Courier New" w:cs="Courier New"/>
+          <w:sz w:val="20"/>
+          <w:szCs w:val="20"/>
+          <w:lang w:eastAsia="pt-BR"/>
+        </w:rPr>
+      </w:pPr>
+      <w:proofErr w:type="spellStart"/>
+      <w:proofErr w:type="gramStart"/>
+      <w:r>
+        <w:rPr>
+          <w:rFonts w:ascii="Courier New" w:eastAsia="Times New Roman" w:hAnsi="Courier New" w:cs="Courier New"/>
+          <w:sz w:val="20"/>
+          <w:szCs w:val="20"/>
+          <w:lang w:eastAsia="pt-BR"/>
+        </w:rPr>
+        <w:t>realizarSaudacao</w:t>
+      </w:r>
+      <w:proofErr w:type="spellEnd"/>
+      <w:r>
+        <w:rPr>
+          <w:rFonts w:ascii="Courier New" w:eastAsia="Times New Roman" w:hAnsi="Courier New" w:cs="Courier New"/>
+          <w:sz w:val="20"/>
+          <w:szCs w:val="20"/>
+          <w:lang w:eastAsia="pt-BR"/>
+        </w:rPr>
+        <w:t>(</w:t>
+      </w:r>
+      <w:proofErr w:type="gramEnd"/>
+      <w:r>
+        <w:rPr>
+          <w:rFonts w:ascii="Courier New" w:eastAsia="Times New Roman" w:hAnsi="Courier New" w:cs="Courier New"/>
+          <w:sz w:val="20"/>
+          <w:szCs w:val="20"/>
+          <w:lang w:eastAsia="pt-BR"/>
+        </w:rPr>
+        <w:t xml:space="preserve">new </w:t>
+      </w:r>
+      <w:proofErr w:type="spellStart"/>
+      <w:r>
+        <w:rPr>
+          <w:rFonts w:ascii="Courier New" w:eastAsia="Times New Roman" w:hAnsi="Courier New" w:cs="Courier New"/>
+          <w:sz w:val="20"/>
+          <w:szCs w:val="20"/>
+          <w:lang w:eastAsia="pt-BR"/>
+        </w:rPr>
+        <w:t>class</w:t>
+      </w:r>
+      <w:proofErr w:type="spellEnd"/>
+      <w:r>
+        <w:rPr>
+          <w:rFonts w:ascii="Courier New" w:eastAsia="Times New Roman" w:hAnsi="Courier New" w:cs="Courier New"/>
+          <w:sz w:val="20"/>
+          <w:szCs w:val="20"/>
+          <w:lang w:eastAsia="pt-BR"/>
+        </w:rPr>
+        <w:t xml:space="preserve"> {</w:t>
+      </w:r>
+    </w:p>
+    <w:p>
+      <w:pPr>
+        <w:tabs>
+          <w:tab w:val="left" w:pos="916"/>
+          <w:tab w:val="left" w:pos="1832"/>
+          <w:tab w:val="left" w:pos="2748"/>
+          <w:tab w:val="left" w:pos="3664"/>
+          <w:tab w:val="left" w:pos="4580"/>
+          <w:tab w:val="left" w:pos="5496"/>
+          <w:tab w:val="left" w:pos="6412"/>
+          <w:tab w:val="left" w:pos="7328"/>
+          <w:tab w:val="left" w:pos="8244"/>
+          <w:tab w:val="left" w:pos="9160"/>
+          <w:tab w:val="left" w:pos="10076"/>
+          <w:tab w:val="left" w:pos="10992"/>
+          <w:tab w:val="left" w:pos="11908"/>
+          <w:tab w:val="left" w:pos="12824"/>
+          <w:tab w:val="left" w:pos="13740"/>
+          <w:tab w:val="left" w:pos="14656"/>
+        </w:tabs>
+        <w:spacing w:after="0" w:line="240" w:lineRule="auto"/>
+        <w:rPr>
+          <w:rFonts w:ascii="Courier New" w:eastAsia="Times New Roman" w:hAnsi="Courier New" w:cs="Courier New"/>
+          <w:sz w:val="20"/>
+          <w:szCs w:val="20"/>
+          <w:lang w:eastAsia="pt-BR"/>
+        </w:rPr>
+      </w:pPr>
+      <w:r>
+        <w:rPr>
+          <w:rFonts w:ascii="Courier New" w:eastAsia="Times New Roman" w:hAnsi="Courier New" w:cs="Courier New"/>
+          <w:sz w:val="20"/>
+          <w:szCs w:val="20"/>
+          <w:lang w:eastAsia="pt-BR"/>
+        </w:rPr>
+        <w:t xml:space="preserve">  // A classe não tem nome</w:t>
+      </w:r>
+    </w:p>
+    <w:p>
+      <w:pPr>
+        <w:tabs>
+          <w:tab w:val="left" w:pos="916"/>
+          <w:tab w:val="left" w:pos="1832"/>
+          <w:tab w:val="left" w:pos="2748"/>
+          <w:tab w:val="left" w:pos="3664"/>
+          <w:tab w:val="left" w:pos="4580"/>
+          <w:tab w:val="left" w:pos="5496"/>
+          <w:tab w:val="left" w:pos="6412"/>
+          <w:tab w:val="left" w:pos="7328"/>
+          <w:tab w:val="left" w:pos="8244"/>
+          <w:tab w:val="left" w:pos="9160"/>
+          <w:tab w:val="left" w:pos="10076"/>
+          <w:tab w:val="left" w:pos="10992"/>
+          <w:tab w:val="left" w:pos="11908"/>
+          <w:tab w:val="left" w:pos="12824"/>
+          <w:tab w:val="left" w:pos="13740"/>
+          <w:tab w:val="left" w:pos="14656"/>
+        </w:tabs>
+        <w:spacing w:after="0" w:line="240" w:lineRule="auto"/>
+        <w:rPr>
+          <w:rFonts w:ascii="Courier New" w:eastAsia="Times New Roman" w:hAnsi="Courier New" w:cs="Courier New"/>
+          <w:sz w:val="20"/>
+          <w:szCs w:val="20"/>
+          <w:lang w:eastAsia="pt-BR"/>
+        </w:rPr>
+      </w:pPr>
+      <w:r>
+        <w:rPr>
+          <w:rFonts w:ascii="Courier New" w:eastAsia="Times New Roman" w:hAnsi="Courier New" w:cs="Courier New"/>
+          <w:sz w:val="20"/>
+          <w:szCs w:val="20"/>
+          <w:lang w:eastAsia="pt-BR"/>
+        </w:rPr>
+        <w:t xml:space="preserve">  nome = "Mundo";</w:t>
+      </w:r>
+    </w:p>
+    <w:p>
+      <w:pPr>
+        <w:tabs>
+          <w:tab w:val="left" w:pos="916"/>
+          <w:tab w:val="left" w:pos="1832"/>
+          <w:tab w:val="left" w:pos="2748"/>
+          <w:tab w:val="left" w:pos="3664"/>
+          <w:tab w:val="left" w:pos="4580"/>
+          <w:tab w:val="left" w:pos="5496"/>
+          <w:tab w:val="left" w:pos="6412"/>
+          <w:tab w:val="left" w:pos="7328"/>
+          <w:tab w:val="left" w:pos="8244"/>
+          <w:tab w:val="left" w:pos="9160"/>
+          <w:tab w:val="left" w:pos="10076"/>
+          <w:tab w:val="left" w:pos="10992"/>
+          <w:tab w:val="left" w:pos="11908"/>
+          <w:tab w:val="left" w:pos="12824"/>
+          <w:tab w:val="left" w:pos="13740"/>
+          <w:tab w:val="left" w:pos="14656"/>
+        </w:tabs>
+        <w:spacing w:after="0" w:line="240" w:lineRule="auto"/>
+        <w:rPr>
+          <w:rFonts w:ascii="Courier New" w:eastAsia="Times New Roman" w:hAnsi="Courier New" w:cs="Courier New"/>
+          <w:sz w:val="20"/>
+          <w:szCs w:val="20"/>
+          <w:lang w:eastAsia="pt-BR"/>
+        </w:rPr>
+      </w:pPr>
+    </w:p>
+    <w:p>
+      <w:pPr>
+        <w:tabs>
+          <w:tab w:val="left" w:pos="916"/>
+          <w:tab w:val="left" w:pos="1832"/>
+          <w:tab w:val="left" w:pos="2748"/>
+          <w:tab w:val="left" w:pos="3664"/>
+          <w:tab w:val="left" w:pos="4580"/>
+          <w:tab w:val="left" w:pos="5496"/>
+          <w:tab w:val="left" w:pos="6412"/>
+          <w:tab w:val="left" w:pos="7328"/>
+          <w:tab w:val="left" w:pos="8244"/>
+          <w:tab w:val="left" w:pos="9160"/>
+          <w:tab w:val="left" w:pos="10076"/>
+          <w:tab w:val="left" w:pos="10992"/>
+          <w:tab w:val="left" w:pos="11908"/>
+          <w:tab w:val="left" w:pos="12824"/>
+          <w:tab w:val="left" w:pos="13740"/>
+          <w:tab w:val="left" w:pos="14656"/>
+        </w:tabs>
+        <w:spacing w:after="0" w:line="240" w:lineRule="auto"/>
+        <w:rPr>
+          <w:rFonts w:ascii="Courier New" w:eastAsia="Times New Roman" w:hAnsi="Courier New" w:cs="Courier New"/>
+          <w:sz w:val="20"/>
+          <w:szCs w:val="20"/>
+          <w:lang w:eastAsia="pt-BR"/>
+        </w:rPr>
+      </w:pPr>
+      <w:r>
+        <w:rPr>
+          <w:rFonts w:ascii="Courier New" w:eastAsia="Times New Roman" w:hAnsi="Courier New" w:cs="Courier New"/>
+          <w:sz w:val="20"/>
+          <w:szCs w:val="20"/>
+          <w:lang w:eastAsia="pt-BR"/>
+        </w:rPr>
+        <w:t xml:space="preserve">  </w:t>
+      </w:r>
+      <w:proofErr w:type="gramStart"/>
+      <w:r>
+        <w:rPr>
+          <w:rFonts w:ascii="Courier New" w:eastAsia="Times New Roman" w:hAnsi="Courier New" w:cs="Courier New"/>
+          <w:sz w:val="20"/>
+          <w:szCs w:val="20"/>
+          <w:lang w:eastAsia="pt-BR"/>
+        </w:rPr>
+        <w:t>saudar(</w:t>
+      </w:r>
+      <w:proofErr w:type="gramEnd"/>
+      <w:r>
+        <w:rPr>
+          <w:rFonts w:ascii="Courier New" w:eastAsia="Times New Roman" w:hAnsi="Courier New" w:cs="Courier New"/>
+          <w:sz w:val="20"/>
+          <w:szCs w:val="20"/>
+          <w:lang w:eastAsia="pt-BR"/>
+        </w:rPr>
+        <w:t>) {</w:t>
+      </w:r>
+    </w:p>
+    <w:p>
+      <w:pPr>
+        <w:tabs>
+          <w:tab w:val="left" w:pos="916"/>
+          <w:tab w:val="left" w:pos="1832"/>
+          <w:tab w:val="left" w:pos="2748"/>
+          <w:tab w:val="left" w:pos="3664"/>
+          <w:tab w:val="left" w:pos="4580"/>
+          <w:tab w:val="left" w:pos="5496"/>
+          <w:tab w:val="left" w:pos="6412"/>
+          <w:tab w:val="left" w:pos="7328"/>
+          <w:tab w:val="left" w:pos="8244"/>
+          <w:tab w:val="left" w:pos="9160"/>
+          <w:tab w:val="left" w:pos="10076"/>
+          <w:tab w:val="left" w:pos="10992"/>
+          <w:tab w:val="left" w:pos="11908"/>
+          <w:tab w:val="left" w:pos="12824"/>
+          <w:tab w:val="left" w:pos="13740"/>
+          <w:tab w:val="left" w:pos="14656"/>
+        </w:tabs>
+        <w:spacing w:after="0" w:line="240" w:lineRule="auto"/>
+        <w:rPr>
+          <w:rFonts w:ascii="Courier New" w:eastAsia="Times New Roman" w:hAnsi="Courier New" w:cs="Courier New"/>
+          <w:sz w:val="20"/>
+          <w:szCs w:val="20"/>
+          <w:lang w:eastAsia="pt-BR"/>
+        </w:rPr>
+      </w:pPr>
+      <w:r>
+        <w:rPr>
+          <w:rFonts w:ascii="Courier New" w:eastAsia="Times New Roman" w:hAnsi="Courier New" w:cs="Courier New"/>
+          <w:sz w:val="20"/>
+          <w:szCs w:val="20"/>
+          <w:lang w:eastAsia="pt-BR"/>
+        </w:rPr>
+        <w:t xml:space="preserve">    </w:t>
+      </w:r>
+      <w:proofErr w:type="gramStart"/>
+      <w:r>
+        <w:rPr>
+          <w:rFonts w:ascii="Courier New" w:eastAsia="Times New Roman" w:hAnsi="Courier New" w:cs="Courier New"/>
+          <w:sz w:val="20"/>
+          <w:szCs w:val="20"/>
+          <w:lang w:eastAsia="pt-BR"/>
+        </w:rPr>
+        <w:t>console.log(</w:t>
+      </w:r>
+      <w:proofErr w:type="gramEnd"/>
+      <w:r>
+        <w:rPr>
+          <w:rFonts w:ascii="Courier New" w:eastAsia="Times New Roman" w:hAnsi="Courier New" w:cs="Courier New"/>
+          <w:sz w:val="20"/>
+          <w:szCs w:val="20"/>
+          <w:lang w:eastAsia="pt-BR"/>
+        </w:rPr>
+        <w:t>`Olá, ${</w:t>
+      </w:r>
+      <w:proofErr w:type="spellStart"/>
+      <w:r>
+        <w:rPr>
+          <w:rFonts w:ascii="Courier New" w:eastAsia="Times New Roman" w:hAnsi="Courier New" w:cs="Courier New"/>
+          <w:sz w:val="20"/>
+          <w:szCs w:val="20"/>
+          <w:lang w:eastAsia="pt-BR"/>
+        </w:rPr>
+        <w:t>this.nome</w:t>
+      </w:r>
+      <w:proofErr w:type="spellEnd"/>
+      <w:r>
+        <w:rPr>
+          <w:rFonts w:ascii="Courier New" w:eastAsia="Times New Roman" w:hAnsi="Courier New" w:cs="Courier New"/>
+          <w:sz w:val="20"/>
+          <w:szCs w:val="20"/>
+          <w:lang w:eastAsia="pt-BR"/>
+        </w:rPr>
+        <w:t>}!`);</w:t>
+      </w:r>
+    </w:p>
+    <w:p>
+      <w:pPr>
+        <w:tabs>
+          <w:tab w:val="left" w:pos="916"/>
+          <w:tab w:val="left" w:pos="1832"/>
+          <w:tab w:val="left" w:pos="2748"/>
+          <w:tab w:val="left" w:pos="3664"/>
+          <w:tab w:val="left" w:pos="4580"/>
+          <w:tab w:val="left" w:pos="5496"/>
+          <w:tab w:val="left" w:pos="6412"/>
+          <w:tab w:val="left" w:pos="7328"/>
+          <w:tab w:val="left" w:pos="8244"/>
+          <w:tab w:val="left" w:pos="9160"/>
+          <w:tab w:val="left" w:pos="10076"/>
+          <w:tab w:val="left" w:pos="10992"/>
+          <w:tab w:val="left" w:pos="11908"/>
+          <w:tab w:val="left" w:pos="12824"/>
+          <w:tab w:val="left" w:pos="13740"/>
+          <w:tab w:val="left" w:pos="14656"/>
+        </w:tabs>
+        <w:spacing w:after="0" w:line="240" w:lineRule="auto"/>
+        <w:rPr>
+          <w:rFonts w:ascii="Courier New" w:eastAsia="Times New Roman" w:hAnsi="Courier New" w:cs="Courier New"/>
+          <w:sz w:val="20"/>
+          <w:szCs w:val="20"/>
+          <w:lang w:eastAsia="pt-BR"/>
+        </w:rPr>
+      </w:pPr>
+      <w:r>
+        <w:rPr>
+          <w:rFonts w:ascii="Courier New" w:eastAsia="Times New Roman" w:hAnsi="Courier New" w:cs="Courier New"/>
+          <w:sz w:val="20"/>
+          <w:szCs w:val="20"/>
+          <w:lang w:eastAsia="pt-BR"/>
+        </w:rPr>
+        <w:t xml:space="preserve">  }</w:t>
+      </w:r>
+    </w:p>
+    <w:p>
+      <w:pPr>
+        <w:tabs>
+          <w:tab w:val="left" w:pos="916"/>
+          <w:tab w:val="left" w:pos="1832"/>
+          <w:tab w:val="left" w:pos="2748"/>
+          <w:tab w:val="left" w:pos="3664"/>
+          <w:tab w:val="left" w:pos="4580"/>
+          <w:tab w:val="left" w:pos="5496"/>
+          <w:tab w:val="left" w:pos="6412"/>
+          <w:tab w:val="left" w:pos="7328"/>
+          <w:tab w:val="left" w:pos="8244"/>
+          <w:tab w:val="left" w:pos="9160"/>
+          <w:tab w:val="left" w:pos="10076"/>
+          <w:tab w:val="left" w:pos="10992"/>
+          <w:tab w:val="left" w:pos="11908"/>
+          <w:tab w:val="left" w:pos="12824"/>
+          <w:tab w:val="left" w:pos="13740"/>
+          <w:tab w:val="left" w:pos="14656"/>
+        </w:tabs>
+        <w:spacing w:after="0" w:line="240" w:lineRule="auto"/>
+        <w:rPr>
+          <w:rFonts w:ascii="Courier New" w:eastAsia="Times New Roman" w:hAnsi="Courier New" w:cs="Courier New"/>
+          <w:sz w:val="20"/>
+          <w:szCs w:val="20"/>
+          <w:lang w:eastAsia="pt-BR"/>
+        </w:rPr>
+      </w:pPr>
+      <w:r>
+        <w:rPr>
+          <w:rFonts w:ascii="Courier New" w:eastAsia="Times New Roman" w:hAnsi="Courier New" w:cs="Courier New"/>
+          <w:sz w:val="20"/>
+          <w:szCs w:val="20"/>
+          <w:lang w:eastAsia="pt-BR"/>
+        </w:rPr>
+        <w:t>});</w:t>
+      </w:r>
+    </w:p>
+    <w:p>
+      <w:pPr>
+        <w:tabs>
+          <w:tab w:val="left" w:pos="916"/>
+          <w:tab w:val="left" w:pos="1832"/>
+          <w:tab w:val="left" w:pos="2748"/>
+          <w:tab w:val="left" w:pos="3664"/>
+          <w:tab w:val="left" w:pos="4580"/>
+          <w:tab w:val="left" w:pos="5496"/>
+          <w:tab w:val="left" w:pos="6412"/>
+          <w:tab w:val="left" w:pos="7328"/>
+          <w:tab w:val="left" w:pos="8244"/>
+          <w:tab w:val="left" w:pos="9160"/>
+          <w:tab w:val="left" w:pos="10076"/>
+          <w:tab w:val="left" w:pos="10992"/>
+          <w:tab w:val="left" w:pos="11908"/>
+          <w:tab w:val="left" w:pos="12824"/>
+          <w:tab w:val="left" w:pos="13740"/>
+          <w:tab w:val="left" w:pos="14656"/>
+        </w:tabs>
+        <w:spacing w:after="0" w:line="240" w:lineRule="auto"/>
+        <w:rPr>
+          <w:rFonts w:ascii="Courier New" w:eastAsia="Times New Roman" w:hAnsi="Courier New" w:cs="Courier New"/>
+          <w:sz w:val="20"/>
+          <w:szCs w:val="20"/>
+          <w:lang w:eastAsia="pt-BR"/>
+        </w:rPr>
+      </w:pPr>
+    </w:p>
+    <w:p>
+      <w:pPr>
+        <w:tabs>
+          <w:tab w:val="left" w:pos="916"/>
+          <w:tab w:val="left" w:pos="1832"/>
+          <w:tab w:val="left" w:pos="2748"/>
+          <w:tab w:val="left" w:pos="3664"/>
+          <w:tab w:val="left" w:pos="4580"/>
+          <w:tab w:val="left" w:pos="5496"/>
+          <w:tab w:val="left" w:pos="6412"/>
+          <w:tab w:val="left" w:pos="7328"/>
+          <w:tab w:val="left" w:pos="8244"/>
+          <w:tab w:val="left" w:pos="9160"/>
+          <w:tab w:val="left" w:pos="10076"/>
+          <w:tab w:val="left" w:pos="10992"/>
+          <w:tab w:val="left" w:pos="11908"/>
+          <w:tab w:val="left" w:pos="12824"/>
+          <w:tab w:val="left" w:pos="13740"/>
+          <w:tab w:val="left" w:pos="14656"/>
+        </w:tabs>
+        <w:spacing w:after="0" w:line="240" w:lineRule="auto"/>
+        <w:rPr>
+          <w:rFonts w:ascii="Courier New" w:eastAsia="Times New Roman" w:hAnsi="Courier New" w:cs="Courier New"/>
+          <w:sz w:val="20"/>
+          <w:szCs w:val="20"/>
+          <w:lang w:eastAsia="pt-BR"/>
+        </w:rPr>
+      </w:pPr>
+      <w:r>
+        <w:rPr>
+          <w:rFonts w:ascii="Courier New" w:eastAsia="Times New Roman" w:hAnsi="Courier New" w:cs="Courier New"/>
+          <w:sz w:val="20"/>
+          <w:szCs w:val="20"/>
+          <w:lang w:eastAsia="pt-BR"/>
+        </w:rPr>
+        <w:t>// Outro exemplo: atribuindo a uma variável</w:t>
+      </w:r>
+    </w:p>
+    <w:p>
+      <w:pPr>
+        <w:tabs>
+          <w:tab w:val="left" w:pos="916"/>
+          <w:tab w:val="left" w:pos="1832"/>
+          <w:tab w:val="left" w:pos="2748"/>
+          <w:tab w:val="left" w:pos="3664"/>
+          <w:tab w:val="left" w:pos="4580"/>
+          <w:tab w:val="left" w:pos="5496"/>
+          <w:tab w:val="left" w:pos="6412"/>
+          <w:tab w:val="left" w:pos="7328"/>
+          <w:tab w:val="left" w:pos="8244"/>
+          <w:tab w:val="left" w:pos="9160"/>
+          <w:tab w:val="left" w:pos="10076"/>
+          <w:tab w:val="left" w:pos="10992"/>
+          <w:tab w:val="left" w:pos="11908"/>
+          <w:tab w:val="left" w:pos="12824"/>
+          <w:tab w:val="left" w:pos="13740"/>
+          <w:tab w:val="left" w:pos="14656"/>
+        </w:tabs>
+        <w:spacing w:after="0" w:line="240" w:lineRule="auto"/>
+        <w:rPr>
+          <w:rFonts w:ascii="Courier New" w:eastAsia="Times New Roman" w:hAnsi="Courier New" w:cs="Courier New"/>
+          <w:sz w:val="20"/>
+          <w:szCs w:val="20"/>
+          <w:lang w:eastAsia="pt-BR"/>
+        </w:rPr>
+      </w:pPr>
+      <w:proofErr w:type="spellStart"/>
+      <w:r>
+        <w:rPr>
+          <w:rFonts w:ascii="Courier New" w:eastAsia="Times New Roman" w:hAnsi="Courier New" w:cs="Courier New"/>
+          <w:sz w:val="20"/>
+          <w:szCs w:val="20"/>
+          <w:lang w:eastAsia="pt-BR"/>
+        </w:rPr>
+        <w:t>const</w:t>
+      </w:r>
+      <w:proofErr w:type="spellEnd"/>
+      <w:r>
+        <w:rPr>
+          <w:rFonts w:ascii="Courier New" w:eastAsia="Times New Roman" w:hAnsi="Courier New" w:cs="Courier New"/>
+          <w:sz w:val="20"/>
+          <w:szCs w:val="20"/>
+          <w:lang w:eastAsia="pt-BR"/>
+        </w:rPr>
+        <w:t xml:space="preserve"> </w:t>
+      </w:r>
+      <w:proofErr w:type="spellStart"/>
+      <w:r>
+        <w:rPr>
+          <w:rFonts w:ascii="Courier New" w:eastAsia="Times New Roman" w:hAnsi="Courier New" w:cs="Courier New"/>
+          <w:sz w:val="20"/>
+          <w:szCs w:val="20"/>
+          <w:lang w:eastAsia="pt-BR"/>
+        </w:rPr>
+        <w:t>greeterPersonalizado</w:t>
+      </w:r>
+      <w:proofErr w:type="spellEnd"/>
+      <w:r>
+        <w:rPr>
+          <w:rFonts w:ascii="Courier New" w:eastAsia="Times New Roman" w:hAnsi="Courier New" w:cs="Courier New"/>
+          <w:sz w:val="20"/>
+          <w:szCs w:val="20"/>
+          <w:lang w:eastAsia="pt-BR"/>
+        </w:rPr>
+        <w:t xml:space="preserve"> = </w:t>
+      </w:r>
+      <w:proofErr w:type="spellStart"/>
+      <w:r>
+        <w:rPr>
+          <w:rFonts w:ascii="Courier New" w:eastAsia="Times New Roman" w:hAnsi="Courier New" w:cs="Courier New"/>
+          <w:sz w:val="20"/>
+          <w:szCs w:val="20"/>
+          <w:lang w:eastAsia="pt-BR"/>
+        </w:rPr>
+        <w:t>class</w:t>
+      </w:r>
+      <w:proofErr w:type="spellEnd"/>
+      <w:r>
+        <w:rPr>
+          <w:rFonts w:ascii="Courier New" w:eastAsia="Times New Roman" w:hAnsi="Courier New" w:cs="Courier New"/>
+          <w:sz w:val="20"/>
+          <w:szCs w:val="20"/>
+          <w:lang w:eastAsia="pt-BR"/>
+        </w:rPr>
+        <w:t xml:space="preserve"> {</w:t>
+      </w:r>
+    </w:p>
+    <w:p>
+      <w:pPr>
+        <w:tabs>
+          <w:tab w:val="left" w:pos="916"/>
+          <w:tab w:val="left" w:pos="1832"/>
+          <w:tab w:val="left" w:pos="2748"/>
+          <w:tab w:val="left" w:pos="3664"/>
+          <w:tab w:val="left" w:pos="4580"/>
+          <w:tab w:val="left" w:pos="5496"/>
+          <w:tab w:val="left" w:pos="6412"/>
+          <w:tab w:val="left" w:pos="7328"/>
+          <w:tab w:val="left" w:pos="8244"/>
+          <w:tab w:val="left" w:pos="9160"/>
+          <w:tab w:val="left" w:pos="10076"/>
+          <w:tab w:val="left" w:pos="10992"/>
+          <w:tab w:val="left" w:pos="11908"/>
+          <w:tab w:val="left" w:pos="12824"/>
+          <w:tab w:val="left" w:pos="13740"/>
+          <w:tab w:val="left" w:pos="14656"/>
+        </w:tabs>
+        <w:spacing w:after="0" w:line="240" w:lineRule="auto"/>
+        <w:rPr>
+          <w:rFonts w:ascii="Courier New" w:eastAsia="Times New Roman" w:hAnsi="Courier New" w:cs="Courier New"/>
+          <w:sz w:val="20"/>
+          <w:szCs w:val="20"/>
+          <w:lang w:eastAsia="pt-BR"/>
+        </w:rPr>
+      </w:pPr>
+      <w:r>
+        <w:rPr>
+          <w:rFonts w:ascii="Courier New" w:eastAsia="Times New Roman" w:hAnsi="Courier New" w:cs="Courier New"/>
+          <w:sz w:val="20"/>
+          <w:szCs w:val="20"/>
+          <w:lang w:eastAsia="pt-BR"/>
+        </w:rPr>
+        <w:t xml:space="preserve">    </w:t>
+      </w:r>
+      <w:proofErr w:type="spellStart"/>
+      <w:r>
+        <w:rPr>
+          <w:rFonts w:ascii="Courier New" w:eastAsia="Times New Roman" w:hAnsi="Courier New" w:cs="Courier New"/>
+          <w:sz w:val="20"/>
+          <w:szCs w:val="20"/>
+          <w:lang w:eastAsia="pt-BR"/>
+        </w:rPr>
+        <w:t>constructor</w:t>
+      </w:r>
+      <w:proofErr w:type="spellEnd"/>
+      <w:r>
+        <w:rPr>
+          <w:rFonts w:ascii="Courier New" w:eastAsia="Times New Roman" w:hAnsi="Courier New" w:cs="Courier New"/>
+          <w:sz w:val="20"/>
+          <w:szCs w:val="20"/>
+          <w:lang w:eastAsia="pt-BR"/>
+        </w:rPr>
+        <w:t>(nome) {</w:t>
+      </w:r>
+    </w:p>
+    <w:p>
+      <w:pPr>
+        <w:tabs>
+          <w:tab w:val="left" w:pos="916"/>
+          <w:tab w:val="left" w:pos="1832"/>
+          <w:tab w:val="left" w:pos="2748"/>
+          <w:tab w:val="left" w:pos="3664"/>
+          <w:tab w:val="left" w:pos="4580"/>
+          <w:tab w:val="left" w:pos="5496"/>
+          <w:tab w:val="left" w:pos="6412"/>
+          <w:tab w:val="left" w:pos="7328"/>
+          <w:tab w:val="left" w:pos="8244"/>
+          <w:tab w:val="left" w:pos="9160"/>
+          <w:tab w:val="left" w:pos="10076"/>
+          <w:tab w:val="left" w:pos="10992"/>
+          <w:tab w:val="left" w:pos="11908"/>
+          <w:tab w:val="left" w:pos="12824"/>
+          <w:tab w:val="left" w:pos="13740"/>
+          <w:tab w:val="left" w:pos="14656"/>
+        </w:tabs>
+        <w:spacing w:after="0" w:line="240" w:lineRule="auto"/>
+        <w:rPr>
+          <w:rFonts w:ascii="Courier New" w:eastAsia="Times New Roman" w:hAnsi="Courier New" w:cs="Courier New"/>
+          <w:sz w:val="20"/>
+          <w:szCs w:val="20"/>
+          <w:lang w:eastAsia="pt-BR"/>
+        </w:rPr>
+      </w:pPr>
+      <w:r>
+        <w:rPr>
+          <w:rFonts w:ascii="Courier New" w:eastAsia="Times New Roman" w:hAnsi="Courier New" w:cs="Courier New"/>
+          <w:sz w:val="20"/>
+          <w:szCs w:val="20"/>
+          <w:lang w:eastAsia="pt-BR"/>
+        </w:rPr>
+        <w:lastRenderedPageBreak/>
+        <w:t xml:space="preserve">        </w:t>
+      </w:r>
+      <w:proofErr w:type="spellStart"/>
+      <w:proofErr w:type="gramStart"/>
+      <w:r>
+        <w:rPr>
+          <w:rFonts w:ascii="Courier New" w:eastAsia="Times New Roman" w:hAnsi="Courier New" w:cs="Courier New"/>
+          <w:sz w:val="20"/>
+          <w:szCs w:val="20"/>
+          <w:lang w:eastAsia="pt-BR"/>
+        </w:rPr>
+        <w:t>this.nome</w:t>
+      </w:r>
+      <w:proofErr w:type="spellEnd"/>
+      <w:proofErr w:type="gramEnd"/>
+      <w:r>
+        <w:rPr>
+          <w:rFonts w:ascii="Courier New" w:eastAsia="Times New Roman" w:hAnsi="Courier New" w:cs="Courier New"/>
+          <w:sz w:val="20"/>
+          <w:szCs w:val="20"/>
+          <w:lang w:eastAsia="pt-BR"/>
+        </w:rPr>
+        <w:t xml:space="preserve"> = nome;</w:t>
+      </w:r>
+    </w:p>
+    <w:p>
+      <w:pPr>
+        <w:tabs>
+          <w:tab w:val="left" w:pos="916"/>
+          <w:tab w:val="left" w:pos="1832"/>
+          <w:tab w:val="left" w:pos="2748"/>
+          <w:tab w:val="left" w:pos="3664"/>
+          <w:tab w:val="left" w:pos="4580"/>
+          <w:tab w:val="left" w:pos="5496"/>
+          <w:tab w:val="left" w:pos="6412"/>
+          <w:tab w:val="left" w:pos="7328"/>
+          <w:tab w:val="left" w:pos="8244"/>
+          <w:tab w:val="left" w:pos="9160"/>
+          <w:tab w:val="left" w:pos="10076"/>
+          <w:tab w:val="left" w:pos="10992"/>
+          <w:tab w:val="left" w:pos="11908"/>
+          <w:tab w:val="left" w:pos="12824"/>
+          <w:tab w:val="left" w:pos="13740"/>
+          <w:tab w:val="left" w:pos="14656"/>
+        </w:tabs>
+        <w:spacing w:after="0" w:line="240" w:lineRule="auto"/>
+        <w:rPr>
+          <w:rFonts w:ascii="Courier New" w:eastAsia="Times New Roman" w:hAnsi="Courier New" w:cs="Courier New"/>
+          <w:sz w:val="20"/>
+          <w:szCs w:val="20"/>
+          <w:lang w:eastAsia="pt-BR"/>
+        </w:rPr>
+      </w:pPr>
+      <w:r>
+        <w:rPr>
+          <w:rFonts w:ascii="Courier New" w:eastAsia="Times New Roman" w:hAnsi="Courier New" w:cs="Courier New"/>
+          <w:sz w:val="20"/>
+          <w:szCs w:val="20"/>
+          <w:lang w:eastAsia="pt-BR"/>
+        </w:rPr>
+        <w:t xml:space="preserve">    }</w:t>
+      </w:r>
+    </w:p>
+    <w:p>
+      <w:pPr>
+        <w:tabs>
+          <w:tab w:val="left" w:pos="916"/>
+          <w:tab w:val="left" w:pos="1832"/>
+          <w:tab w:val="left" w:pos="2748"/>
+          <w:tab w:val="left" w:pos="3664"/>
+          <w:tab w:val="left" w:pos="4580"/>
+          <w:tab w:val="left" w:pos="5496"/>
+          <w:tab w:val="left" w:pos="6412"/>
+          <w:tab w:val="left" w:pos="7328"/>
+          <w:tab w:val="left" w:pos="8244"/>
+          <w:tab w:val="left" w:pos="9160"/>
+          <w:tab w:val="left" w:pos="10076"/>
+          <w:tab w:val="left" w:pos="10992"/>
+          <w:tab w:val="left" w:pos="11908"/>
+          <w:tab w:val="left" w:pos="12824"/>
+          <w:tab w:val="left" w:pos="13740"/>
+          <w:tab w:val="left" w:pos="14656"/>
+        </w:tabs>
+        <w:spacing w:after="0" w:line="240" w:lineRule="auto"/>
+        <w:rPr>
+          <w:rFonts w:ascii="Courier New" w:eastAsia="Times New Roman" w:hAnsi="Courier New" w:cs="Courier New"/>
+          <w:sz w:val="20"/>
+          <w:szCs w:val="20"/>
+          <w:lang w:eastAsia="pt-BR"/>
+        </w:rPr>
+      </w:pPr>
+    </w:p>
+    <w:p>
+      <w:pPr>
+        <w:tabs>
+          <w:tab w:val="left" w:pos="916"/>
+          <w:tab w:val="left" w:pos="1832"/>
+          <w:tab w:val="left" w:pos="2748"/>
+          <w:tab w:val="left" w:pos="3664"/>
+          <w:tab w:val="left" w:pos="4580"/>
+          <w:tab w:val="left" w:pos="5496"/>
+          <w:tab w:val="left" w:pos="6412"/>
+          <w:tab w:val="left" w:pos="7328"/>
+          <w:tab w:val="left" w:pos="8244"/>
+          <w:tab w:val="left" w:pos="9160"/>
+          <w:tab w:val="left" w:pos="10076"/>
+          <w:tab w:val="left" w:pos="10992"/>
+          <w:tab w:val="left" w:pos="11908"/>
+          <w:tab w:val="left" w:pos="12824"/>
+          <w:tab w:val="left" w:pos="13740"/>
+          <w:tab w:val="left" w:pos="14656"/>
+        </w:tabs>
+        <w:spacing w:after="0" w:line="240" w:lineRule="auto"/>
+        <w:rPr>
+          <w:rFonts w:ascii="Courier New" w:eastAsia="Times New Roman" w:hAnsi="Courier New" w:cs="Courier New"/>
+          <w:sz w:val="20"/>
+          <w:szCs w:val="20"/>
+          <w:lang w:eastAsia="pt-BR"/>
+        </w:rPr>
+      </w:pPr>
+      <w:r>
+        <w:rPr>
+          <w:rFonts w:ascii="Courier New" w:eastAsia="Times New Roman" w:hAnsi="Courier New" w:cs="Courier New"/>
+          <w:sz w:val="20"/>
+          <w:szCs w:val="20"/>
+          <w:lang w:eastAsia="pt-BR"/>
+        </w:rPr>
+        <w:t xml:space="preserve">    </w:t>
+      </w:r>
+      <w:proofErr w:type="spellStart"/>
+      <w:proofErr w:type="gramStart"/>
+      <w:r>
+        <w:rPr>
+          <w:rFonts w:ascii="Courier New" w:eastAsia="Times New Roman" w:hAnsi="Courier New" w:cs="Courier New"/>
+          <w:sz w:val="20"/>
+          <w:szCs w:val="20"/>
+          <w:lang w:eastAsia="pt-BR"/>
+        </w:rPr>
+        <w:t>dizerOi</w:t>
+      </w:r>
+      <w:proofErr w:type="spellEnd"/>
+      <w:r>
+        <w:rPr>
+          <w:rFonts w:ascii="Courier New" w:eastAsia="Times New Roman" w:hAnsi="Courier New" w:cs="Courier New"/>
+          <w:sz w:val="20"/>
+          <w:szCs w:val="20"/>
+          <w:lang w:eastAsia="pt-BR"/>
+        </w:rPr>
+        <w:t>(</w:t>
+      </w:r>
+      <w:proofErr w:type="gramEnd"/>
+      <w:r>
+        <w:rPr>
+          <w:rFonts w:ascii="Courier New" w:eastAsia="Times New Roman" w:hAnsi="Courier New" w:cs="Courier New"/>
+          <w:sz w:val="20"/>
+          <w:szCs w:val="20"/>
+          <w:lang w:eastAsia="pt-BR"/>
+        </w:rPr>
+        <w:t>) {</w:t>
+      </w:r>
+    </w:p>
+    <w:p>
+      <w:pPr>
+        <w:tabs>
+          <w:tab w:val="left" w:pos="916"/>
+          <w:tab w:val="left" w:pos="1832"/>
+          <w:tab w:val="left" w:pos="2748"/>
+          <w:tab w:val="left" w:pos="3664"/>
+          <w:tab w:val="left" w:pos="4580"/>
+          <w:tab w:val="left" w:pos="5496"/>
+          <w:tab w:val="left" w:pos="6412"/>
+          <w:tab w:val="left" w:pos="7328"/>
+          <w:tab w:val="left" w:pos="8244"/>
+          <w:tab w:val="left" w:pos="9160"/>
+          <w:tab w:val="left" w:pos="10076"/>
+          <w:tab w:val="left" w:pos="10992"/>
+          <w:tab w:val="left" w:pos="11908"/>
+          <w:tab w:val="left" w:pos="12824"/>
+          <w:tab w:val="left" w:pos="13740"/>
+          <w:tab w:val="left" w:pos="14656"/>
+        </w:tabs>
+        <w:spacing w:after="0" w:line="240" w:lineRule="auto"/>
+        <w:rPr>
+          <w:rFonts w:ascii="Courier New" w:eastAsia="Times New Roman" w:hAnsi="Courier New" w:cs="Courier New"/>
+          <w:sz w:val="20"/>
+          <w:szCs w:val="20"/>
+          <w:lang w:eastAsia="pt-BR"/>
+        </w:rPr>
+      </w:pPr>
+      <w:r>
+        <w:rPr>
+          <w:rFonts w:ascii="Courier New" w:eastAsia="Times New Roman" w:hAnsi="Courier New" w:cs="Courier New"/>
+          <w:sz w:val="20"/>
+          <w:szCs w:val="20"/>
+          <w:lang w:eastAsia="pt-BR"/>
+        </w:rPr>
+        <w:t xml:space="preserve">        </w:t>
+      </w:r>
+      <w:proofErr w:type="gramStart"/>
+      <w:r>
+        <w:rPr>
+          <w:rFonts w:ascii="Courier New" w:eastAsia="Times New Roman" w:hAnsi="Courier New" w:cs="Courier New"/>
+          <w:sz w:val="20"/>
+          <w:szCs w:val="20"/>
+          <w:lang w:eastAsia="pt-BR"/>
+        </w:rPr>
+        <w:t>console.log(</w:t>
+      </w:r>
+      <w:proofErr w:type="gramEnd"/>
+      <w:r>
+        <w:rPr>
+          <w:rFonts w:ascii="Courier New" w:eastAsia="Times New Roman" w:hAnsi="Courier New" w:cs="Courier New"/>
+          <w:sz w:val="20"/>
+          <w:szCs w:val="20"/>
+          <w:lang w:eastAsia="pt-BR"/>
+        </w:rPr>
+        <w:t>`Oi, ${</w:t>
+      </w:r>
+      <w:proofErr w:type="spellStart"/>
+      <w:r>
+        <w:rPr>
+          <w:rFonts w:ascii="Courier New" w:eastAsia="Times New Roman" w:hAnsi="Courier New" w:cs="Courier New"/>
+          <w:sz w:val="20"/>
+          <w:szCs w:val="20"/>
+          <w:lang w:eastAsia="pt-BR"/>
+        </w:rPr>
+        <w:t>this.nome</w:t>
+      </w:r>
+      <w:proofErr w:type="spellEnd"/>
+      <w:r>
+        <w:rPr>
+          <w:rFonts w:ascii="Courier New" w:eastAsia="Times New Roman" w:hAnsi="Courier New" w:cs="Courier New"/>
+          <w:sz w:val="20"/>
+          <w:szCs w:val="20"/>
+          <w:lang w:eastAsia="pt-BR"/>
+        </w:rPr>
+        <w:t>}!`);</w:t>
+      </w:r>
+    </w:p>
+    <w:p>
+      <w:pPr>
+        <w:tabs>
+          <w:tab w:val="left" w:pos="916"/>
+          <w:tab w:val="left" w:pos="1832"/>
+          <w:tab w:val="left" w:pos="2748"/>
+          <w:tab w:val="left" w:pos="3664"/>
+          <w:tab w:val="left" w:pos="4580"/>
+          <w:tab w:val="left" w:pos="5496"/>
+          <w:tab w:val="left" w:pos="6412"/>
+          <w:tab w:val="left" w:pos="7328"/>
+          <w:tab w:val="left" w:pos="8244"/>
+          <w:tab w:val="left" w:pos="9160"/>
+          <w:tab w:val="left" w:pos="10076"/>
+          <w:tab w:val="left" w:pos="10992"/>
+          <w:tab w:val="left" w:pos="11908"/>
+          <w:tab w:val="left" w:pos="12824"/>
+          <w:tab w:val="left" w:pos="13740"/>
+          <w:tab w:val="left" w:pos="14656"/>
+        </w:tabs>
+        <w:spacing w:after="0" w:line="240" w:lineRule="auto"/>
+        <w:rPr>
+          <w:rFonts w:ascii="Courier New" w:eastAsia="Times New Roman" w:hAnsi="Courier New" w:cs="Courier New"/>
+          <w:sz w:val="20"/>
+          <w:szCs w:val="20"/>
+          <w:lang w:eastAsia="pt-BR"/>
+        </w:rPr>
+      </w:pPr>
+      <w:r>
+        <w:rPr>
+          <w:rFonts w:ascii="Courier New" w:eastAsia="Times New Roman" w:hAnsi="Courier New" w:cs="Courier New"/>
+          <w:sz w:val="20"/>
+          <w:szCs w:val="20"/>
+          <w:lang w:eastAsia="pt-BR"/>
+        </w:rPr>
+        <w:t xml:space="preserve">    }</w:t>
+      </w:r>
+    </w:p>
+    <w:p>
+      <w:pPr>
+        <w:tabs>
+          <w:tab w:val="left" w:pos="916"/>
+          <w:tab w:val="left" w:pos="1832"/>
+          <w:tab w:val="left" w:pos="2748"/>
+          <w:tab w:val="left" w:pos="3664"/>
+          <w:tab w:val="left" w:pos="4580"/>
+          <w:tab w:val="left" w:pos="5496"/>
+          <w:tab w:val="left" w:pos="6412"/>
+          <w:tab w:val="left" w:pos="7328"/>
+          <w:tab w:val="left" w:pos="8244"/>
+          <w:tab w:val="left" w:pos="9160"/>
+          <w:tab w:val="left" w:pos="10076"/>
+          <w:tab w:val="left" w:pos="10992"/>
+          <w:tab w:val="left" w:pos="11908"/>
+          <w:tab w:val="left" w:pos="12824"/>
+          <w:tab w:val="left" w:pos="13740"/>
+          <w:tab w:val="left" w:pos="14656"/>
+        </w:tabs>
+        <w:spacing w:after="0" w:line="240" w:lineRule="auto"/>
+        <w:rPr>
+          <w:rFonts w:ascii="Courier New" w:eastAsia="Times New Roman" w:hAnsi="Courier New" w:cs="Courier New"/>
+          <w:sz w:val="20"/>
+          <w:szCs w:val="20"/>
+          <w:lang w:eastAsia="pt-BR"/>
+        </w:rPr>
+      </w:pPr>
+      <w:r>
+        <w:rPr>
+          <w:rFonts w:ascii="Courier New" w:eastAsia="Times New Roman" w:hAnsi="Courier New" w:cs="Courier New"/>
+          <w:sz w:val="20"/>
+          <w:szCs w:val="20"/>
+          <w:lang w:eastAsia="pt-BR"/>
+        </w:rPr>
+        <w:t>};</w:t>
+      </w:r>
+    </w:p>
+    <w:p>
+      <w:pPr>
+        <w:tabs>
+          <w:tab w:val="left" w:pos="916"/>
+          <w:tab w:val="left" w:pos="1832"/>
+          <w:tab w:val="left" w:pos="2748"/>
+          <w:tab w:val="left" w:pos="3664"/>
+          <w:tab w:val="left" w:pos="4580"/>
+          <w:tab w:val="left" w:pos="5496"/>
+          <w:tab w:val="left" w:pos="6412"/>
+          <w:tab w:val="left" w:pos="7328"/>
+          <w:tab w:val="left" w:pos="8244"/>
+          <w:tab w:val="left" w:pos="9160"/>
+          <w:tab w:val="left" w:pos="10076"/>
+          <w:tab w:val="left" w:pos="10992"/>
+          <w:tab w:val="left" w:pos="11908"/>
+          <w:tab w:val="left" w:pos="12824"/>
+          <w:tab w:val="left" w:pos="13740"/>
+          <w:tab w:val="left" w:pos="14656"/>
+        </w:tabs>
+        <w:spacing w:after="0" w:line="240" w:lineRule="auto"/>
+        <w:rPr>
+          <w:rFonts w:ascii="Courier New" w:eastAsia="Times New Roman" w:hAnsi="Courier New" w:cs="Courier New"/>
+          <w:sz w:val="20"/>
+          <w:szCs w:val="20"/>
+          <w:lang w:eastAsia="pt-BR"/>
+        </w:rPr>
+      </w:pPr>
+    </w:p>
+    <w:p>
+      <w:pPr>
+        <w:tabs>
+          <w:tab w:val="left" w:pos="916"/>
+          <w:tab w:val="left" w:pos="1832"/>
+          <w:tab w:val="left" w:pos="2748"/>
+          <w:tab w:val="left" w:pos="3664"/>
+          <w:tab w:val="left" w:pos="4580"/>
+          <w:tab w:val="left" w:pos="5496"/>
+          <w:tab w:val="left" w:pos="6412"/>
+          <w:tab w:val="left" w:pos="7328"/>
+          <w:tab w:val="left" w:pos="8244"/>
+          <w:tab w:val="left" w:pos="9160"/>
+          <w:tab w:val="left" w:pos="10076"/>
+          <w:tab w:val="left" w:pos="10992"/>
+          <w:tab w:val="left" w:pos="11908"/>
+          <w:tab w:val="left" w:pos="12824"/>
+          <w:tab w:val="left" w:pos="13740"/>
+          <w:tab w:val="left" w:pos="14656"/>
+        </w:tabs>
+        <w:spacing w:after="0" w:line="240" w:lineRule="auto"/>
+        <w:rPr>
+          <w:rFonts w:ascii="Courier New" w:eastAsia="Times New Roman" w:hAnsi="Courier New" w:cs="Courier New"/>
+          <w:sz w:val="20"/>
+          <w:szCs w:val="20"/>
+          <w:lang w:eastAsia="pt-BR"/>
+        </w:rPr>
+      </w:pPr>
+      <w:proofErr w:type="spellStart"/>
+      <w:r>
+        <w:rPr>
+          <w:rFonts w:ascii="Courier New" w:eastAsia="Times New Roman" w:hAnsi="Courier New" w:cs="Courier New"/>
+          <w:sz w:val="20"/>
+          <w:szCs w:val="20"/>
+          <w:lang w:eastAsia="pt-BR"/>
+        </w:rPr>
+        <w:t>const</w:t>
+      </w:r>
+      <w:proofErr w:type="spellEnd"/>
+      <w:r>
+        <w:rPr>
+          <w:rFonts w:ascii="Courier New" w:eastAsia="Times New Roman" w:hAnsi="Courier New" w:cs="Courier New"/>
+          <w:sz w:val="20"/>
+          <w:szCs w:val="20"/>
+          <w:lang w:eastAsia="pt-BR"/>
+        </w:rPr>
+        <w:t xml:space="preserve"> </w:t>
+      </w:r>
+      <w:proofErr w:type="spellStart"/>
+      <w:r>
+        <w:rPr>
+          <w:rFonts w:ascii="Courier New" w:eastAsia="Times New Roman" w:hAnsi="Courier New" w:cs="Courier New"/>
+          <w:sz w:val="20"/>
+          <w:szCs w:val="20"/>
+          <w:lang w:eastAsia="pt-BR"/>
+        </w:rPr>
+        <w:t>meuGreeter</w:t>
+      </w:r>
+      <w:proofErr w:type="spellEnd"/>
+      <w:r>
+        <w:rPr>
+          <w:rFonts w:ascii="Courier New" w:eastAsia="Times New Roman" w:hAnsi="Courier New" w:cs="Courier New"/>
+          <w:sz w:val="20"/>
+          <w:szCs w:val="20"/>
+          <w:lang w:eastAsia="pt-BR"/>
+        </w:rPr>
+        <w:t xml:space="preserve"> = new </w:t>
+      </w:r>
+      <w:proofErr w:type="spellStart"/>
+      <w:r>
+        <w:rPr>
+          <w:rFonts w:ascii="Courier New" w:eastAsia="Times New Roman" w:hAnsi="Courier New" w:cs="Courier New"/>
+          <w:sz w:val="20"/>
+          <w:szCs w:val="20"/>
+          <w:lang w:eastAsia="pt-BR"/>
+        </w:rPr>
+        <w:t>greeterPersonalizado</w:t>
+      </w:r>
+      <w:proofErr w:type="spellEnd"/>
+      <w:r>
+        <w:rPr>
+          <w:rFonts w:ascii="Courier New" w:eastAsia="Times New Roman" w:hAnsi="Courier New" w:cs="Courier New"/>
+          <w:sz w:val="20"/>
+          <w:szCs w:val="20"/>
+          <w:lang w:eastAsia="pt-BR"/>
+        </w:rPr>
+        <w:t>("Estudante");</w:t>
+      </w:r>
+    </w:p>
+    <w:p>
+      <w:pPr>
+        <w:tabs>
+          <w:tab w:val="left" w:pos="916"/>
+          <w:tab w:val="left" w:pos="1832"/>
+          <w:tab w:val="left" w:pos="2748"/>
+          <w:tab w:val="left" w:pos="3664"/>
+          <w:tab w:val="left" w:pos="4580"/>
+          <w:tab w:val="left" w:pos="5496"/>
+          <w:tab w:val="left" w:pos="6412"/>
+          <w:tab w:val="left" w:pos="7328"/>
+          <w:tab w:val="left" w:pos="8244"/>
+          <w:tab w:val="left" w:pos="9160"/>
+          <w:tab w:val="left" w:pos="10076"/>
+          <w:tab w:val="left" w:pos="10992"/>
+          <w:tab w:val="left" w:pos="11908"/>
+          <w:tab w:val="left" w:pos="12824"/>
+          <w:tab w:val="left" w:pos="13740"/>
+          <w:tab w:val="left" w:pos="14656"/>
+        </w:tabs>
+        <w:spacing w:after="0" w:line="240" w:lineRule="auto"/>
+        <w:rPr>
+          <w:rFonts w:ascii="Courier New" w:eastAsia="Times New Roman" w:hAnsi="Courier New" w:cs="Courier New"/>
+          <w:sz w:val="20"/>
+          <w:szCs w:val="20"/>
+          <w:lang w:eastAsia="pt-BR"/>
+        </w:rPr>
+      </w:pPr>
+      <w:proofErr w:type="spellStart"/>
+      <w:r>
+        <w:rPr>
+          <w:rFonts w:ascii="Courier New" w:eastAsia="Times New Roman" w:hAnsi="Courier New" w:cs="Courier New"/>
+          <w:sz w:val="20"/>
+          <w:szCs w:val="20"/>
+          <w:lang w:eastAsia="pt-BR"/>
+        </w:rPr>
+        <w:t>meuGreeter.dizerOi</w:t>
+      </w:r>
+      <w:proofErr w:type="spellEnd"/>
+      <w:r>
+        <w:rPr>
+          <w:rFonts w:ascii="Courier New" w:eastAsia="Times New Roman" w:hAnsi="Courier New" w:cs="Courier New"/>
+          <w:sz w:val="20"/>
+          <w:szCs w:val="20"/>
+          <w:lang w:eastAsia="pt-BR"/>
+        </w:rPr>
+        <w:t>();</w:t>
+      </w:r>
+    </w:p>
+    <w:p>
       <w:bookmarkStart w:id="0" w:name="_GoBack"/>
       <w:bookmarkEnd w:id="0"/>
     </w:p>
-    <w:p>
-      <w:pPr>
-        <w:numPr>
-          <w:ilvl w:val="0"/>
-          <w:numId w:val="1"/>
-        </w:numPr>
-        <w:shd w:val="clear" w:color="auto" w:fill="FFFFFF"/>
-        <w:spacing w:before="100" w:beforeAutospacing="1" w:after="100" w:afterAutospacing="1" w:line="240" w:lineRule="auto"/>
-        <w:ind w:left="0"/>
-        <w:rPr>
-          <w:rFonts w:ascii="Arial" w:eastAsia="Times New Roman" w:hAnsi="Arial" w:cs="Arial"/>
-          <w:color w:val="3C4043"/>
-          <w:spacing w:val="3"/>
-          <w:sz w:val="21"/>
-          <w:szCs w:val="21"/>
-          <w:lang w:eastAsia="pt-BR"/>
-        </w:rPr>
-      </w:pPr>
-      <w:r>
-        <w:rPr>
-          <w:rFonts w:ascii="Arial" w:eastAsia="Times New Roman" w:hAnsi="Arial" w:cs="Arial"/>
-          <w:b/>
-          <w:bCs/>
-          <w:color w:val="3C4043"/>
-          <w:spacing w:val="3"/>
-          <w:sz w:val="21"/>
-          <w:szCs w:val="21"/>
-          <w:lang w:eastAsia="pt-BR"/>
-        </w:rPr>
-        <w:t>Entenda</w:t>
-      </w:r>
-      <w:r>
-        <w:rPr>
-          <w:rFonts w:ascii="Arial" w:eastAsia="Times New Roman" w:hAnsi="Arial" w:cs="Arial"/>
-          <w:color w:val="3C4043"/>
-          <w:spacing w:val="3"/>
-          <w:sz w:val="21"/>
-          <w:szCs w:val="21"/>
-          <w:lang w:eastAsia="pt-BR"/>
-        </w:rPr>
-        <w:t> sua utilidade como um "contrato" que força uma estrutura nas classes filhas.</w:t>
-      </w:r>
-    </w:p>
-    <w:p>
-      <w:pPr>
-        <w:numPr>
-          <w:ilvl w:val="0"/>
-          <w:numId w:val="1"/>
-        </w:numPr>
-        <w:shd w:val="clear" w:color="auto" w:fill="FFFFFF"/>
-        <w:spacing w:before="100" w:beforeAutospacing="1" w:after="100" w:afterAutospacing="1" w:line="240" w:lineRule="auto"/>
-        <w:ind w:left="0"/>
-        <w:rPr>
-          <w:rFonts w:ascii="Arial" w:eastAsia="Times New Roman" w:hAnsi="Arial" w:cs="Arial"/>
-          <w:color w:val="3C4043"/>
-          <w:spacing w:val="3"/>
-          <w:sz w:val="21"/>
-          <w:szCs w:val="21"/>
-          <w:lang w:eastAsia="pt-BR"/>
-        </w:rPr>
-      </w:pPr>
-      <w:r>
-        <w:rPr>
-          <w:rFonts w:ascii="Arial" w:eastAsia="Times New Roman" w:hAnsi="Arial" w:cs="Arial"/>
-          <w:b/>
-          <w:bCs/>
-          <w:color w:val="3C4043"/>
-          <w:spacing w:val="3"/>
-          <w:sz w:val="21"/>
-          <w:szCs w:val="21"/>
-          <w:lang w:eastAsia="pt-BR"/>
-        </w:rPr>
-        <w:t>Explique</w:t>
-      </w:r>
-      <w:r>
-        <w:rPr>
-          <w:rFonts w:ascii="Arial" w:eastAsia="Times New Roman" w:hAnsi="Arial" w:cs="Arial"/>
-          <w:color w:val="3C4043"/>
-          <w:spacing w:val="3"/>
-          <w:sz w:val="21"/>
-          <w:szCs w:val="21"/>
-          <w:lang w:eastAsia="pt-BR"/>
-        </w:rPr>
-        <w:t> a técnica para impedir sua instanciação e obrigar a implementação de métodos.</w:t>
-      </w:r>
-    </w:p>
-    <w:p>
-      <w:pPr>
-        <w:numPr>
-          <w:ilvl w:val="0"/>
-          <w:numId w:val="1"/>
-        </w:numPr>
-        <w:shd w:val="clear" w:color="auto" w:fill="FFFFFF"/>
-        <w:spacing w:before="100" w:beforeAutospacing="1" w:after="100" w:afterAutospacing="1" w:line="240" w:lineRule="auto"/>
-        <w:ind w:left="0"/>
-        <w:rPr>
-          <w:rFonts w:ascii="Arial" w:eastAsia="Times New Roman" w:hAnsi="Arial" w:cs="Arial"/>
-          <w:color w:val="3C4043"/>
-          <w:spacing w:val="3"/>
-          <w:sz w:val="21"/>
-          <w:szCs w:val="21"/>
-          <w:lang w:eastAsia="pt-BR"/>
-        </w:rPr>
-      </w:pPr>
-      <w:r>
-        <w:rPr>
-          <w:rFonts w:ascii="Arial" w:eastAsia="Times New Roman" w:hAnsi="Arial" w:cs="Arial"/>
-          <w:b/>
-          <w:bCs/>
-          <w:color w:val="3C4043"/>
-          <w:spacing w:val="3"/>
-          <w:sz w:val="21"/>
-          <w:szCs w:val="21"/>
-          <w:lang w:eastAsia="pt-BR"/>
-        </w:rPr>
-        <w:t>Crie um exemplo</w:t>
-      </w:r>
-      <w:r>
-        <w:rPr>
-          <w:rFonts w:ascii="Arial" w:eastAsia="Times New Roman" w:hAnsi="Arial" w:cs="Arial"/>
-          <w:color w:val="3C4043"/>
-          <w:spacing w:val="3"/>
-          <w:sz w:val="21"/>
-          <w:szCs w:val="21"/>
-          <w:lang w:eastAsia="pt-BR"/>
-        </w:rPr>
-        <w:t> simples com uma classe abstrata e duas classes herdeiras.</w:t>
-      </w:r>
-    </w:p>
-    <w:p>
-      <w:pPr>
-        <w:spacing w:after="0" w:line="240" w:lineRule="auto"/>
-        <w:rPr>
-          <w:rFonts w:ascii="Times New Roman" w:eastAsia="Times New Roman" w:hAnsi="Times New Roman" w:cs="Times New Roman"/>
-          <w:sz w:val="24"/>
-          <w:szCs w:val="24"/>
-          <w:lang w:eastAsia="pt-BR"/>
-        </w:rPr>
-      </w:pPr>
-      <w:r>
-        <w:rPr>
-          <w:rFonts w:ascii="Arial" w:eastAsia="Times New Roman" w:hAnsi="Arial" w:cs="Arial"/>
-          <w:b/>
-          <w:bCs/>
-          <w:color w:val="3C4043"/>
-          <w:spacing w:val="3"/>
-          <w:sz w:val="21"/>
-          <w:szCs w:val="21"/>
-          <w:shd w:val="clear" w:color="auto" w:fill="FFFFFF"/>
-          <w:lang w:eastAsia="pt-BR"/>
-        </w:rPr>
-        <w:t>Dica:</w:t>
-      </w:r>
-      <w:r>
-        <w:rPr>
-          <w:rFonts w:ascii="Arial" w:eastAsia="Times New Roman" w:hAnsi="Arial" w:cs="Arial"/>
-          <w:color w:val="3C4043"/>
-          <w:spacing w:val="3"/>
-          <w:sz w:val="21"/>
-          <w:szCs w:val="21"/>
-          <w:shd w:val="clear" w:color="auto" w:fill="FFFFFF"/>
-          <w:lang w:eastAsia="pt-BR"/>
-        </w:rPr>
-        <w:t> Pense na classe abstrata como um "molde" que define a forma, mas não pode ser usado como o produto final.</w:t>
-      </w:r>
-      <w:r>
-        <w:rPr>
-          <w:rFonts w:ascii="Arial" w:eastAsia="Times New Roman" w:hAnsi="Arial" w:cs="Arial"/>
-          <w:color w:val="3C4043"/>
-          <w:spacing w:val="3"/>
-          <w:sz w:val="21"/>
-          <w:szCs w:val="21"/>
-          <w:lang w:eastAsia="pt-BR"/>
-        </w:rPr>
-        <w:br/>
-      </w:r>
-      <w:r>
-        <w:rPr>
-          <w:rFonts w:ascii="Arial" w:eastAsia="Times New Roman" w:hAnsi="Arial" w:cs="Arial"/>
-          <w:color w:val="3C4043"/>
-          <w:spacing w:val="3"/>
-          <w:sz w:val="21"/>
-          <w:szCs w:val="21"/>
-          <w:lang w:eastAsia="pt-BR"/>
-        </w:rPr>
-        <w:br/>
-      </w:r>
-      <w:r>
-        <w:rPr>
-          <w:rFonts w:ascii="Arial" w:eastAsia="Times New Roman" w:hAnsi="Arial" w:cs="Arial"/>
-          <w:b/>
-          <w:bCs/>
-          <w:color w:val="3C4043"/>
-          <w:spacing w:val="3"/>
-          <w:sz w:val="21"/>
-          <w:szCs w:val="21"/>
-          <w:shd w:val="clear" w:color="auto" w:fill="FFFFFF"/>
-          <w:lang w:eastAsia="pt-BR"/>
-        </w:rPr>
-        <w:t>Parte 2 – Classe Interna</w:t>
-      </w:r>
-      <w:r>
-        <w:rPr>
-          <w:rFonts w:ascii="Arial" w:eastAsia="Times New Roman" w:hAnsi="Arial" w:cs="Arial"/>
-          <w:color w:val="3C4043"/>
-          <w:spacing w:val="3"/>
-          <w:sz w:val="21"/>
-          <w:szCs w:val="21"/>
-          <w:lang w:eastAsia="pt-BR"/>
-        </w:rPr>
-        <w:br/>
-      </w:r>
-    </w:p>
-    <w:p>
-      <w:pPr>
-        <w:numPr>
-          <w:ilvl w:val="0"/>
-          <w:numId w:val="2"/>
-        </w:numPr>
-        <w:shd w:val="clear" w:color="auto" w:fill="FFFFFF"/>
-        <w:spacing w:before="100" w:beforeAutospacing="1" w:after="100" w:afterAutospacing="1" w:line="240" w:lineRule="auto"/>
-        <w:ind w:left="0"/>
-        <w:rPr>
-          <w:rFonts w:ascii="Arial" w:eastAsia="Times New Roman" w:hAnsi="Arial" w:cs="Arial"/>
-          <w:color w:val="3C4043"/>
-          <w:spacing w:val="3"/>
-          <w:sz w:val="21"/>
-          <w:szCs w:val="21"/>
-          <w:lang w:eastAsia="pt-BR"/>
-        </w:rPr>
-      </w:pPr>
-      <w:r>
-        <w:rPr>
-          <w:rFonts w:ascii="Arial" w:eastAsia="Times New Roman" w:hAnsi="Arial" w:cs="Arial"/>
-          <w:b/>
-          <w:bCs/>
-          <w:color w:val="3C4043"/>
-          <w:spacing w:val="3"/>
-          <w:sz w:val="21"/>
-          <w:szCs w:val="21"/>
-          <w:lang w:eastAsia="pt-BR"/>
-        </w:rPr>
-        <w:t>Pesquise</w:t>
-      </w:r>
-      <w:r>
-        <w:rPr>
-          <w:rFonts w:ascii="Arial" w:eastAsia="Times New Roman" w:hAnsi="Arial" w:cs="Arial"/>
-          <w:color w:val="3C4043"/>
-          <w:spacing w:val="3"/>
-          <w:sz w:val="21"/>
-          <w:szCs w:val="21"/>
-          <w:lang w:eastAsia="pt-BR"/>
-        </w:rPr>
-        <w:t> o que são classes internas (ou aninhadas).</w:t>
-      </w:r>
-    </w:p>
-    <w:p>
-      <w:pPr>
-        <w:numPr>
-          <w:ilvl w:val="0"/>
-          <w:numId w:val="2"/>
-        </w:numPr>
-        <w:shd w:val="clear" w:color="auto" w:fill="FFFFFF"/>
-        <w:spacing w:before="100" w:beforeAutospacing="1" w:after="100" w:afterAutospacing="1" w:line="240" w:lineRule="auto"/>
-        <w:ind w:left="0"/>
-        <w:rPr>
-          <w:rFonts w:ascii="Arial" w:eastAsia="Times New Roman" w:hAnsi="Arial" w:cs="Arial"/>
-          <w:color w:val="3C4043"/>
-          <w:spacing w:val="3"/>
-          <w:sz w:val="21"/>
-          <w:szCs w:val="21"/>
-          <w:lang w:eastAsia="pt-BR"/>
-        </w:rPr>
-      </w:pPr>
-      <w:r>
-        <w:rPr>
-          <w:rFonts w:ascii="Arial" w:eastAsia="Times New Roman" w:hAnsi="Arial" w:cs="Arial"/>
-          <w:b/>
-          <w:bCs/>
-          <w:color w:val="3C4043"/>
-          <w:spacing w:val="3"/>
-          <w:sz w:val="21"/>
-          <w:szCs w:val="21"/>
-          <w:lang w:eastAsia="pt-BR"/>
-        </w:rPr>
-        <w:t>Descubra</w:t>
-      </w:r>
-      <w:r>
-        <w:rPr>
-          <w:rFonts w:ascii="Arial" w:eastAsia="Times New Roman" w:hAnsi="Arial" w:cs="Arial"/>
-          <w:color w:val="3C4043"/>
-          <w:spacing w:val="3"/>
-          <w:sz w:val="21"/>
-          <w:szCs w:val="21"/>
-          <w:lang w:eastAsia="pt-BR"/>
-        </w:rPr>
-        <w:t> quando são úteis para encapsular funcionalidades relacionadas.</w:t>
-      </w:r>
-    </w:p>
-    <w:p>
-      <w:pPr>
-        <w:numPr>
-          <w:ilvl w:val="0"/>
-          <w:numId w:val="2"/>
-        </w:numPr>
-        <w:shd w:val="clear" w:color="auto" w:fill="FFFFFF"/>
-        <w:spacing w:before="100" w:beforeAutospacing="1" w:after="100" w:afterAutospacing="1" w:line="240" w:lineRule="auto"/>
-        <w:ind w:left="0"/>
-        <w:rPr>
-          <w:rFonts w:ascii="Arial" w:eastAsia="Times New Roman" w:hAnsi="Arial" w:cs="Arial"/>
-          <w:color w:val="3C4043"/>
-          <w:spacing w:val="3"/>
-          <w:sz w:val="21"/>
-          <w:szCs w:val="21"/>
-          <w:lang w:eastAsia="pt-BR"/>
-        </w:rPr>
-      </w:pPr>
-      <w:r>
-        <w:rPr>
-          <w:rFonts w:ascii="Arial" w:eastAsia="Times New Roman" w:hAnsi="Arial" w:cs="Arial"/>
-          <w:b/>
-          <w:bCs/>
-          <w:color w:val="3C4043"/>
-          <w:spacing w:val="3"/>
-          <w:sz w:val="21"/>
-          <w:szCs w:val="21"/>
-          <w:lang w:eastAsia="pt-BR"/>
-        </w:rPr>
-        <w:t>Explique</w:t>
-      </w:r>
-      <w:r>
-        <w:rPr>
-          <w:rFonts w:ascii="Arial" w:eastAsia="Times New Roman" w:hAnsi="Arial" w:cs="Arial"/>
-          <w:color w:val="3C4043"/>
-          <w:spacing w:val="3"/>
-          <w:sz w:val="21"/>
-          <w:szCs w:val="21"/>
-          <w:lang w:eastAsia="pt-BR"/>
-        </w:rPr>
-        <w:t> como a classe interna acessa os membros (propriedades/métodos) da classe externa.</w:t>
-      </w:r>
-    </w:p>
-    <w:p>
-      <w:pPr>
-        <w:numPr>
-          <w:ilvl w:val="0"/>
-          <w:numId w:val="2"/>
-        </w:numPr>
-        <w:shd w:val="clear" w:color="auto" w:fill="FFFFFF"/>
-        <w:spacing w:before="100" w:beforeAutospacing="1" w:after="100" w:afterAutospacing="1" w:line="240" w:lineRule="auto"/>
-        <w:ind w:left="0"/>
-        <w:rPr>
-          <w:rFonts w:ascii="Arial" w:eastAsia="Times New Roman" w:hAnsi="Arial" w:cs="Arial"/>
-          <w:color w:val="3C4043"/>
-          <w:spacing w:val="3"/>
-          <w:sz w:val="21"/>
-          <w:szCs w:val="21"/>
-          <w:lang w:eastAsia="pt-BR"/>
-        </w:rPr>
-      </w:pPr>
-      <w:r>
-        <w:rPr>
-          <w:rFonts w:ascii="Arial" w:eastAsia="Times New Roman" w:hAnsi="Arial" w:cs="Arial"/>
-          <w:b/>
-          <w:bCs/>
-          <w:color w:val="3C4043"/>
-          <w:spacing w:val="3"/>
-          <w:sz w:val="21"/>
-          <w:szCs w:val="21"/>
-          <w:lang w:eastAsia="pt-BR"/>
-        </w:rPr>
-        <w:t>Crie um exemplo</w:t>
-      </w:r>
-      <w:r>
-        <w:rPr>
-          <w:rFonts w:ascii="Arial" w:eastAsia="Times New Roman" w:hAnsi="Arial" w:cs="Arial"/>
-          <w:color w:val="3C4043"/>
-          <w:spacing w:val="3"/>
-          <w:sz w:val="21"/>
-          <w:szCs w:val="21"/>
-          <w:lang w:eastAsia="pt-BR"/>
-        </w:rPr>
-        <w:t> de uma classe que contém e gerencia instâncias de sua classe interna.</w:t>
-      </w:r>
-    </w:p>
-    <w:p>
-      <w:pPr>
-        <w:spacing w:after="0" w:line="240" w:lineRule="auto"/>
-        <w:rPr>
-          <w:rFonts w:ascii="Times New Roman" w:eastAsia="Times New Roman" w:hAnsi="Times New Roman" w:cs="Times New Roman"/>
-          <w:sz w:val="24"/>
-          <w:szCs w:val="24"/>
-          <w:lang w:eastAsia="pt-BR"/>
-        </w:rPr>
-      </w:pPr>
-      <w:r>
-        <w:rPr>
-          <w:rFonts w:ascii="Arial" w:eastAsia="Times New Roman" w:hAnsi="Arial" w:cs="Arial"/>
-          <w:b/>
-          <w:bCs/>
-          <w:color w:val="3C4043"/>
-          <w:spacing w:val="3"/>
-          <w:sz w:val="21"/>
-          <w:szCs w:val="21"/>
-          <w:shd w:val="clear" w:color="auto" w:fill="FFFFFF"/>
-          <w:lang w:eastAsia="pt-BR"/>
-        </w:rPr>
-        <w:t>Parte 3 – Classe Anônima</w:t>
-      </w:r>
-      <w:r>
-        <w:rPr>
-          <w:rFonts w:ascii="Arial" w:eastAsia="Times New Roman" w:hAnsi="Arial" w:cs="Arial"/>
-          <w:color w:val="3C4043"/>
-          <w:spacing w:val="3"/>
-          <w:sz w:val="21"/>
-          <w:szCs w:val="21"/>
-          <w:lang w:eastAsia="pt-BR"/>
-        </w:rPr>
-        <w:br/>
-      </w:r>
-    </w:p>
-    <w:p>
-      <w:pPr>
-        <w:numPr>
-          <w:ilvl w:val="0"/>
-          <w:numId w:val="3"/>
-        </w:numPr>
-        <w:shd w:val="clear" w:color="auto" w:fill="FFFFFF"/>
-        <w:spacing w:before="100" w:beforeAutospacing="1" w:after="100" w:afterAutospacing="1" w:line="240" w:lineRule="auto"/>
-        <w:ind w:left="0"/>
-        <w:rPr>
-          <w:rFonts w:ascii="Arial" w:eastAsia="Times New Roman" w:hAnsi="Arial" w:cs="Arial"/>
-          <w:color w:val="3C4043"/>
-          <w:spacing w:val="3"/>
-          <w:sz w:val="21"/>
-          <w:szCs w:val="21"/>
-          <w:lang w:eastAsia="pt-BR"/>
-        </w:rPr>
-      </w:pPr>
-      <w:r>
-        <w:rPr>
-          <w:rFonts w:ascii="Arial" w:eastAsia="Times New Roman" w:hAnsi="Arial" w:cs="Arial"/>
-          <w:b/>
-          <w:bCs/>
-          <w:color w:val="3C4043"/>
-          <w:spacing w:val="3"/>
-          <w:sz w:val="21"/>
-          <w:szCs w:val="21"/>
-          <w:lang w:eastAsia="pt-BR"/>
-        </w:rPr>
-        <w:t>Pesquise</w:t>
-      </w:r>
-      <w:r>
-        <w:rPr>
-          <w:rFonts w:ascii="Arial" w:eastAsia="Times New Roman" w:hAnsi="Arial" w:cs="Arial"/>
-          <w:color w:val="3C4043"/>
-          <w:spacing w:val="3"/>
-          <w:sz w:val="21"/>
-          <w:szCs w:val="21"/>
-          <w:lang w:eastAsia="pt-BR"/>
-        </w:rPr>
-        <w:t> o que são classes anônimas (</w:t>
-      </w:r>
-      <w:proofErr w:type="spellStart"/>
-      <w:r>
-        <w:rPr>
-          <w:rFonts w:ascii="Arial" w:eastAsia="Times New Roman" w:hAnsi="Arial" w:cs="Arial"/>
-          <w:color w:val="3C4043"/>
-          <w:spacing w:val="3"/>
-          <w:sz w:val="21"/>
-          <w:szCs w:val="21"/>
-          <w:lang w:eastAsia="pt-BR"/>
-        </w:rPr>
-        <w:t>class</w:t>
-      </w:r>
-      <w:proofErr w:type="spellEnd"/>
-      <w:r>
-        <w:rPr>
-          <w:rFonts w:ascii="Arial" w:eastAsia="Times New Roman" w:hAnsi="Arial" w:cs="Arial"/>
-          <w:color w:val="3C4043"/>
-          <w:spacing w:val="3"/>
-          <w:sz w:val="21"/>
-          <w:szCs w:val="21"/>
-          <w:lang w:eastAsia="pt-BR"/>
-        </w:rPr>
-        <w:t xml:space="preserve"> </w:t>
-      </w:r>
-      <w:proofErr w:type="spellStart"/>
-      <w:r>
-        <w:rPr>
-          <w:rFonts w:ascii="Arial" w:eastAsia="Times New Roman" w:hAnsi="Arial" w:cs="Arial"/>
-          <w:color w:val="3C4043"/>
-          <w:spacing w:val="3"/>
-          <w:sz w:val="21"/>
-          <w:szCs w:val="21"/>
-          <w:lang w:eastAsia="pt-BR"/>
-        </w:rPr>
-        <w:t>expressions</w:t>
-      </w:r>
-      <w:proofErr w:type="spellEnd"/>
-      <w:r>
-        <w:rPr>
-          <w:rFonts w:ascii="Arial" w:eastAsia="Times New Roman" w:hAnsi="Arial" w:cs="Arial"/>
-          <w:color w:val="3C4043"/>
-          <w:spacing w:val="3"/>
-          <w:sz w:val="21"/>
-          <w:szCs w:val="21"/>
-          <w:lang w:eastAsia="pt-BR"/>
-        </w:rPr>
-        <w:t>).</w:t>
-      </w:r>
-    </w:p>
-    <w:p>
-      <w:pPr>
-        <w:numPr>
-          <w:ilvl w:val="0"/>
-          <w:numId w:val="3"/>
-        </w:numPr>
-        <w:shd w:val="clear" w:color="auto" w:fill="FFFFFF"/>
-        <w:spacing w:before="100" w:beforeAutospacing="1" w:after="100" w:afterAutospacing="1" w:line="240" w:lineRule="auto"/>
-        <w:ind w:left="0"/>
-        <w:rPr>
-          <w:rFonts w:ascii="Arial" w:eastAsia="Times New Roman" w:hAnsi="Arial" w:cs="Arial"/>
-          <w:color w:val="3C4043"/>
-          <w:spacing w:val="3"/>
-          <w:sz w:val="21"/>
-          <w:szCs w:val="21"/>
-          <w:lang w:eastAsia="pt-BR"/>
-        </w:rPr>
-      </w:pPr>
-      <w:r>
-        <w:rPr>
-          <w:rFonts w:ascii="Arial" w:eastAsia="Times New Roman" w:hAnsi="Arial" w:cs="Arial"/>
-          <w:b/>
-          <w:bCs/>
-          <w:color w:val="3C4043"/>
-          <w:spacing w:val="3"/>
-          <w:sz w:val="21"/>
-          <w:szCs w:val="21"/>
-          <w:lang w:eastAsia="pt-BR"/>
-        </w:rPr>
-        <w:t>Entenda</w:t>
-      </w:r>
-      <w:r>
-        <w:rPr>
-          <w:rFonts w:ascii="Arial" w:eastAsia="Times New Roman" w:hAnsi="Arial" w:cs="Arial"/>
-          <w:color w:val="3C4043"/>
-          <w:spacing w:val="3"/>
-          <w:sz w:val="21"/>
-          <w:szCs w:val="21"/>
-          <w:lang w:eastAsia="pt-BR"/>
-        </w:rPr>
-        <w:t> sua principal vantagem para criar objetos de "uso único".</w:t>
-      </w:r>
-    </w:p>
-    <w:p>
-      <w:pPr>
-        <w:numPr>
-          <w:ilvl w:val="0"/>
-          <w:numId w:val="3"/>
-        </w:numPr>
-        <w:shd w:val="clear" w:color="auto" w:fill="FFFFFF"/>
-        <w:spacing w:before="100" w:beforeAutospacing="1" w:after="100" w:afterAutospacing="1" w:line="240" w:lineRule="auto"/>
-        <w:ind w:left="0"/>
-        <w:rPr>
-          <w:rFonts w:ascii="Arial" w:eastAsia="Times New Roman" w:hAnsi="Arial" w:cs="Arial"/>
-          <w:color w:val="3C4043"/>
-          <w:spacing w:val="3"/>
-          <w:sz w:val="21"/>
-          <w:szCs w:val="21"/>
-          <w:lang w:eastAsia="pt-BR"/>
-        </w:rPr>
-      </w:pPr>
-      <w:r>
-        <w:rPr>
-          <w:rFonts w:ascii="Arial" w:eastAsia="Times New Roman" w:hAnsi="Arial" w:cs="Arial"/>
-          <w:b/>
-          <w:bCs/>
-          <w:color w:val="3C4043"/>
-          <w:spacing w:val="3"/>
-          <w:sz w:val="21"/>
-          <w:szCs w:val="21"/>
-          <w:lang w:eastAsia="pt-BR"/>
-        </w:rPr>
-        <w:t>Explique</w:t>
-      </w:r>
-      <w:r>
-        <w:rPr>
-          <w:rFonts w:ascii="Arial" w:eastAsia="Times New Roman" w:hAnsi="Arial" w:cs="Arial"/>
-          <w:color w:val="3C4043"/>
-          <w:spacing w:val="3"/>
-          <w:sz w:val="21"/>
-          <w:szCs w:val="21"/>
-          <w:lang w:eastAsia="pt-BR"/>
-        </w:rPr>
-        <w:t> como um objeto pode ser instanciado diretamente na declaração da classe.</w:t>
-      </w:r>
-    </w:p>
-    <w:p>
-      <w:pPr>
-        <w:numPr>
-          <w:ilvl w:val="0"/>
-          <w:numId w:val="3"/>
-        </w:numPr>
-        <w:shd w:val="clear" w:color="auto" w:fill="FFFFFF"/>
-        <w:spacing w:before="100" w:beforeAutospacing="1" w:after="100" w:afterAutospacing="1" w:line="240" w:lineRule="auto"/>
-        <w:ind w:left="0"/>
-        <w:rPr>
-          <w:rFonts w:ascii="Arial" w:eastAsia="Times New Roman" w:hAnsi="Arial" w:cs="Arial"/>
-          <w:color w:val="3C4043"/>
-          <w:spacing w:val="3"/>
-          <w:sz w:val="21"/>
-          <w:szCs w:val="21"/>
-          <w:lang w:eastAsia="pt-BR"/>
-        </w:rPr>
-      </w:pPr>
-      <w:r>
-        <w:rPr>
-          <w:rFonts w:ascii="Arial" w:eastAsia="Times New Roman" w:hAnsi="Arial" w:cs="Arial"/>
-          <w:b/>
-          <w:bCs/>
-          <w:color w:val="3C4043"/>
-          <w:spacing w:val="3"/>
-          <w:sz w:val="21"/>
-          <w:szCs w:val="21"/>
-          <w:lang w:eastAsia="pt-BR"/>
-        </w:rPr>
-        <w:t>Crie um exemplo</w:t>
-      </w:r>
-      <w:r>
-        <w:rPr>
-          <w:rFonts w:ascii="Arial" w:eastAsia="Times New Roman" w:hAnsi="Arial" w:cs="Arial"/>
-          <w:color w:val="3C4043"/>
-          <w:spacing w:val="3"/>
-          <w:sz w:val="21"/>
-          <w:szCs w:val="21"/>
-          <w:lang w:eastAsia="pt-BR"/>
-        </w:rPr>
-        <w:t> de uma classe anônima sendo usada por outra parte do código (</w:t>
-      </w:r>
-      <w:proofErr w:type="spellStart"/>
-      <w:r>
-        <w:rPr>
-          <w:rFonts w:ascii="Arial" w:eastAsia="Times New Roman" w:hAnsi="Arial" w:cs="Arial"/>
-          <w:color w:val="3C4043"/>
-          <w:spacing w:val="3"/>
-          <w:sz w:val="21"/>
-          <w:szCs w:val="21"/>
-          <w:lang w:eastAsia="pt-BR"/>
-        </w:rPr>
-        <w:t>ex</w:t>
-      </w:r>
-      <w:proofErr w:type="spellEnd"/>
-      <w:r>
-        <w:rPr>
-          <w:rFonts w:ascii="Arial" w:eastAsia="Times New Roman" w:hAnsi="Arial" w:cs="Arial"/>
-          <w:color w:val="3C4043"/>
-          <w:spacing w:val="3"/>
-          <w:sz w:val="21"/>
-          <w:szCs w:val="21"/>
-          <w:lang w:eastAsia="pt-BR"/>
-        </w:rPr>
-        <w:t>: como argumento de uma função).</w:t>
-      </w:r>
-    </w:p>
-    <w:p/>
     <w:sectPr>
       <w:pgSz w:w="11906" w:h="16838"/>
       <w:pgMar w:top="1417" w:right="1701" w:bottom="1417" w:left="1701" w:header="708" w:footer="708" w:gutter="0"/>
@@ -790,9 +7696,172 @@
 </w:document>
 </file>
 
+<file path=word/endnotes.xml><?xml version="1.0" encoding="utf-8"?>
+<w:endnotes xmlns:wpc="http://schemas.microsoft.com/office/word/2010/wordprocessingCanvas" xmlns:cx="http://schemas.microsoft.com/office/drawing/2014/chartex" xmlns:cx1="http://schemas.microsoft.com/office/drawing/2015/9/8/chartex" xmlns:cx2="http://schemas.microsoft.com/office/drawing/2015/10/21/chartex" xmlns:cx3="http://schemas.microsoft.com/office/drawing/2016/5/9/chartex" xmlns:cx4="http://schemas.microsoft.com/office/drawing/2016/5/10/chartex" xmlns:cx5="http://schemas.microsoft.com/office/drawing/2016/5/11/chartex" xmlns:cx6="http://schemas.microsoft.com/office/drawing/2016/5/12/chartex" xmlns:cx7="http://schemas.microsoft.com/office/drawing/2016/5/13/chartex" xmlns:cx8="http://schemas.microsoft.com/office/drawing/2016/5/14/chartex" xmlns:mc="http://schemas.openxmlformats.org/markup-compatibility/2006" xmlns:aink="http://schemas.microsoft.com/office/drawing/2016/ink" xmlns:am3d="http://schemas.microsoft.com/office/drawing/2017/model3d" xmlns:o="urn:schemas-microsoft-com:office:office" xmlns:r="http://schemas.openxmlformats.org/officeDocument/2006/relationships" xmlns:m="http://schemas.openxmlformats.org/officeDocument/2006/math" xmlns:v="urn:schemas-microsoft-com:vml" xmlns:wp14="http://schemas.microsoft.com/office/word/2010/wordprocessingDrawing" xmlns:wp="http://schemas.openxmlformats.org/drawingml/2006/wordprocessingDrawing" xmlns:w10="urn:schemas-microsoft-com:office:word" xmlns:w="http://schemas.openxmlformats.org/wordprocessingml/2006/main" xmlns:w14="http://schemas.microsoft.com/office/word/2010/wordml" xmlns:w15="http://schemas.microsoft.com/office/word/2012/wordml" xmlns:w16cid="http://schemas.microsoft.com/office/word/2016/wordml/cid" xmlns:w16se="http://schemas.microsoft.com/office/word/2015/wordml/symex" xmlns:wpg="http://schemas.microsoft.com/office/word/2010/wordprocessingGroup" xmlns:wpi="http://schemas.microsoft.com/office/word/2010/wordprocessingInk" xmlns:wne="http://schemas.microsoft.com/office/word/2006/wordml" xmlns:wps="http://schemas.microsoft.com/office/word/2010/wordprocessingShape" mc:Ignorable="w14 w15 w16se w16cid wp14">
+  <w:endnote w:type="separator" w:id="-1">
+    <w:p>
+      <w:pPr>
+        <w:spacing w:after="0" w:line="240" w:lineRule="auto"/>
+      </w:pPr>
+      <w:r>
+        <w:separator/>
+      </w:r>
+    </w:p>
+  </w:endnote>
+  <w:endnote w:type="continuationSeparator" w:id="0">
+    <w:p>
+      <w:pPr>
+        <w:spacing w:after="0" w:line="240" w:lineRule="auto"/>
+      </w:pPr>
+      <w:r>
+        <w:continuationSeparator/>
+      </w:r>
+    </w:p>
+  </w:endnote>
+</w:endnotes>
+</file>
+
+<file path=word/footnotes.xml><?xml version="1.0" encoding="utf-8"?>
+<w:footnotes xmlns:wpc="http://schemas.microsoft.com/office/word/2010/wordprocessingCanvas" xmlns:cx="http://schemas.microsoft.com/office/drawing/2014/chartex" xmlns:cx1="http://schemas.microsoft.com/office/drawing/2015/9/8/chartex" xmlns:cx2="http://schemas.microsoft.com/office/drawing/2015/10/21/chartex" xmlns:cx3="http://schemas.microsoft.com/office/drawing/2016/5/9/chartex" xmlns:cx4="http://schemas.microsoft.com/office/drawing/2016/5/10/chartex" xmlns:cx5="http://schemas.microsoft.com/office/drawing/2016/5/11/chartex" xmlns:cx6="http://schemas.microsoft.com/office/drawing/2016/5/12/chartex" xmlns:cx7="http://schemas.microsoft.com/office/drawing/2016/5/13/chartex" xmlns:cx8="http://schemas.microsoft.com/office/drawing/2016/5/14/chartex" xmlns:mc="http://schemas.openxmlformats.org/markup-compatibility/2006" xmlns:aink="http://schemas.microsoft.com/office/drawing/2016/ink" xmlns:am3d="http://schemas.microsoft.com/office/drawing/2017/model3d" xmlns:o="urn:schemas-microsoft-com:office:office" xmlns:r="http://schemas.openxmlformats.org/officeDocument/2006/relationships" xmlns:m="http://schemas.openxmlformats.org/officeDocument/2006/math" xmlns:v="urn:schemas-microsoft-com:vml" xmlns:wp14="http://schemas.microsoft.com/office/word/2010/wordprocessingDrawing" xmlns:wp="http://schemas.openxmlformats.org/drawingml/2006/wordprocessingDrawing" xmlns:w10="urn:schemas-microsoft-com:office:word" xmlns:w="http://schemas.openxmlformats.org/wordprocessingml/2006/main" xmlns:w14="http://schemas.microsoft.com/office/word/2010/wordml" xmlns:w15="http://schemas.microsoft.com/office/word/2012/wordml" xmlns:w16cid="http://schemas.microsoft.com/office/word/2016/wordml/cid" xmlns:w16se="http://schemas.microsoft.com/office/word/2015/wordml/symex" xmlns:wpg="http://schemas.microsoft.com/office/word/2010/wordprocessingGroup" xmlns:wpi="http://schemas.microsoft.com/office/word/2010/wordprocessingInk" xmlns:wne="http://schemas.microsoft.com/office/word/2006/wordml" xmlns:wps="http://schemas.microsoft.com/office/word/2010/wordprocessingShape" mc:Ignorable="w14 w15 w16se w16cid wp14">
+  <w:footnote w:type="separator" w:id="-1">
+    <w:p>
+      <w:pPr>
+        <w:spacing w:after="0" w:line="240" w:lineRule="auto"/>
+      </w:pPr>
+      <w:r>
+        <w:separator/>
+      </w:r>
+    </w:p>
+  </w:footnote>
+  <w:footnote w:type="continuationSeparator" w:id="0">
+    <w:p>
+      <w:pPr>
+        <w:spacing w:after="0" w:line="240" w:lineRule="auto"/>
+      </w:pPr>
+      <w:r>
+        <w:continuationSeparator/>
+      </w:r>
+    </w:p>
+  </w:footnote>
+</w:footnotes>
+</file>
+
 <file path=word/numbering.xml><?xml version="1.0" encoding="utf-8"?>
 <w:numbering xmlns:wpc="http://schemas.microsoft.com/office/word/2010/wordprocessingCanvas" xmlns:cx="http://schemas.microsoft.com/office/drawing/2014/chartex" xmlns:cx1="http://schemas.microsoft.com/office/drawing/2015/9/8/chartex" xmlns:cx2="http://schemas.microsoft.com/office/drawing/2015/10/21/chartex" xmlns:cx3="http://schemas.microsoft.com/office/drawing/2016/5/9/chartex" xmlns:cx4="http://schemas.microsoft.com/office/drawing/2016/5/10/chartex" xmlns:cx5="http://schemas.microsoft.com/office/drawing/2016/5/11/chartex" xmlns:cx6="http://schemas.microsoft.com/office/drawing/2016/5/12/chartex" xmlns:cx7="http://schemas.microsoft.com/office/drawing/2016/5/13/chartex" xmlns:cx8="http://schemas.microsoft.com/office/drawing/2016/5/14/chartex" xmlns:mc="http://schemas.openxmlformats.org/markup-compatibility/2006" xmlns:aink="http://schemas.microsoft.com/office/drawing/2016/ink" xmlns:am3d="http://schemas.microsoft.com/office/drawing/2017/model3d" xmlns:o="urn:schemas-microsoft-com:office:office" xmlns:r="http://schemas.openxmlformats.org/officeDocument/2006/relationships" xmlns:m="http://schemas.openxmlformats.org/officeDocument/2006/math" xmlns:v="urn:schemas-microsoft-com:vml" xmlns:wp14="http://schemas.microsoft.com/office/word/2010/wordprocessingDrawing" xmlns:wp="http://schemas.openxmlformats.org/drawingml/2006/wordprocessingDrawing" xmlns:w10="urn:schemas-microsoft-com:office:word" xmlns:w="http://schemas.openxmlformats.org/wordprocessingml/2006/main" xmlns:w14="http://schemas.microsoft.com/office/word/2010/wordml" xmlns:w15="http://schemas.microsoft.com/office/word/2012/wordml" xmlns:w16cid="http://schemas.microsoft.com/office/word/2016/wordml/cid" xmlns:w16se="http://schemas.microsoft.com/office/word/2015/wordml/symex" xmlns:wpg="http://schemas.microsoft.com/office/word/2010/wordprocessingGroup" xmlns:wpi="http://schemas.microsoft.com/office/word/2010/wordprocessingInk" xmlns:wne="http://schemas.microsoft.com/office/word/2006/wordml" xmlns:wps="http://schemas.microsoft.com/office/word/2010/wordprocessingShape" mc:Ignorable="w14 w15 w16se w16cid wp14">
   <w:abstractNum w:abstractNumId="0" w15:restartNumberingAfterBreak="0">
+    <w:nsid w:val="24755EEC"/>
+    <w:multiLevelType w:val="multilevel"/>
+    <w:tmpl w:val="9DEE5BD2"/>
+    <w:lvl w:ilvl="0">
+      <w:start w:val="1"/>
+      <w:numFmt w:val="decimal"/>
+      <w:lvlText w:val="%1."/>
+      <w:lvlJc w:val="left"/>
+      <w:pPr>
+        <w:tabs>
+          <w:tab w:val="num" w:pos="720"/>
+        </w:tabs>
+        <w:ind w:left="720" w:hanging="360"/>
+      </w:pPr>
+    </w:lvl>
+    <w:lvl w:ilvl="1" w:tentative="1">
+      <w:start w:val="1"/>
+      <w:numFmt w:val="decimal"/>
+      <w:lvlText w:val="%2."/>
+      <w:lvlJc w:val="left"/>
+      <w:pPr>
+        <w:tabs>
+          <w:tab w:val="num" w:pos="1440"/>
+        </w:tabs>
+        <w:ind w:left="1440" w:hanging="360"/>
+      </w:pPr>
+    </w:lvl>
+    <w:lvl w:ilvl="2" w:tentative="1">
+      <w:start w:val="1"/>
+      <w:numFmt w:val="decimal"/>
+      <w:lvlText w:val="%3."/>
+      <w:lvlJc w:val="left"/>
+      <w:pPr>
+        <w:tabs>
+          <w:tab w:val="num" w:pos="2160"/>
+        </w:tabs>
+        <w:ind w:left="2160" w:hanging="360"/>
+      </w:pPr>
+    </w:lvl>
+    <w:lvl w:ilvl="3" w:tentative="1">
+      <w:start w:val="1"/>
+      <w:numFmt w:val="decimal"/>
+      <w:lvlText w:val="%4."/>
+      <w:lvlJc w:val="left"/>
+      <w:pPr>
+        <w:tabs>
+          <w:tab w:val="num" w:pos="2880"/>
+        </w:tabs>
+        <w:ind w:left="2880" w:hanging="360"/>
+      </w:pPr>
+    </w:lvl>
+    <w:lvl w:ilvl="4" w:tentative="1">
+      <w:start w:val="1"/>
+      <w:numFmt w:val="decimal"/>
+      <w:lvlText w:val="%5."/>
+      <w:lvlJc w:val="left"/>
+      <w:pPr>
+        <w:tabs>
+          <w:tab w:val="num" w:pos="3600"/>
+        </w:tabs>
+        <w:ind w:left="3600" w:hanging="360"/>
+      </w:pPr>
+    </w:lvl>
+    <w:lvl w:ilvl="5" w:tentative="1">
+      <w:start w:val="1"/>
+      <w:numFmt w:val="decimal"/>
+      <w:lvlText w:val="%6."/>
+      <w:lvlJc w:val="left"/>
+      <w:pPr>
+        <w:tabs>
+          <w:tab w:val="num" w:pos="4320"/>
+        </w:tabs>
+        <w:ind w:left="4320" w:hanging="360"/>
+      </w:pPr>
+    </w:lvl>
+    <w:lvl w:ilvl="6" w:tentative="1">
+      <w:start w:val="1"/>
+      <w:numFmt w:val="decimal"/>
+      <w:lvlText w:val="%7."/>
+      <w:lvlJc w:val="left"/>
+      <w:pPr>
+        <w:tabs>
+          <w:tab w:val="num" w:pos="5040"/>
+        </w:tabs>
+        <w:ind w:left="5040" w:hanging="360"/>
+      </w:pPr>
+    </w:lvl>
+    <w:lvl w:ilvl="7" w:tentative="1">
+      <w:start w:val="1"/>
+      <w:numFmt w:val="decimal"/>
+      <w:lvlText w:val="%8."/>
+      <w:lvlJc w:val="left"/>
+      <w:pPr>
+        <w:tabs>
+          <w:tab w:val="num" w:pos="5760"/>
+        </w:tabs>
+        <w:ind w:left="5760" w:hanging="360"/>
+      </w:pPr>
+    </w:lvl>
+    <w:lvl w:ilvl="8" w:tentative="1">
+      <w:start w:val="1"/>
+      <w:numFmt w:val="decimal"/>
+      <w:lvlText w:val="%9."/>
+      <w:lvlJc w:val="left"/>
+      <w:pPr>
+        <w:tabs>
+          <w:tab w:val="num" w:pos="6480"/>
+        </w:tabs>
+        <w:ind w:left="6480" w:hanging="360"/>
+      </w:pPr>
+    </w:lvl>
+  </w:abstractNum>
+  <w:abstractNum w:abstractNumId="1" w15:restartNumberingAfterBreak="0">
     <w:nsid w:val="4BB360D5"/>
     <w:multiLevelType w:val="multilevel"/>
     <w:tmpl w:val="206E96CA"/>
@@ -941,7 +8010,7 @@
       </w:rPr>
     </w:lvl>
   </w:abstractNum>
-  <w:abstractNum w:abstractNumId="1" w15:restartNumberingAfterBreak="0">
+  <w:abstractNum w:abstractNumId="2" w15:restartNumberingAfterBreak="0">
     <w:nsid w:val="68BB27FD"/>
     <w:multiLevelType w:val="multilevel"/>
     <w:tmpl w:val="7F70611C"/>
@@ -1090,7 +8159,7 @@
       </w:rPr>
     </w:lvl>
   </w:abstractNum>
-  <w:abstractNum w:abstractNumId="2" w15:restartNumberingAfterBreak="0">
+  <w:abstractNum w:abstractNumId="3" w15:restartNumberingAfterBreak="0">
     <w:nsid w:val="6B806416"/>
     <w:multiLevelType w:val="multilevel"/>
     <w:tmpl w:val="B7387596"/>
@@ -1240,12 +8309,15 @@
     </w:lvl>
   </w:abstractNum>
   <w:num w:numId="1">
+    <w:abstractNumId w:val="2"/>
+  </w:num>
+  <w:num w:numId="2">
+    <w:abstractNumId w:val="3"/>
+  </w:num>
+  <w:num w:numId="3">
     <w:abstractNumId w:val="1"/>
   </w:num>
-  <w:num w:numId="2">
-    <w:abstractNumId w:val="2"/>
-  </w:num>
-  <w:num w:numId="3">
+  <w:num w:numId="4">
     <w:abstractNumId w:val="0"/>
   </w:num>
 </w:numbering>
@@ -1649,6 +8721,46 @@
     <w:name w:val="Normal"/>
     <w:qFormat/>
   </w:style>
+  <w:style w:type="paragraph" w:styleId="Ttulo3">
+    <w:name w:val="heading 3"/>
+    <w:basedOn w:val="Normal"/>
+    <w:link w:val="Ttulo3Char"/>
+    <w:uiPriority w:val="9"/>
+    <w:qFormat/>
+    <w:rsid w:val="000C0F96"/>
+    <w:pPr>
+      <w:spacing w:before="100" w:beforeAutospacing="1" w:after="100" w:afterAutospacing="1" w:line="240" w:lineRule="auto"/>
+      <w:outlineLvl w:val="2"/>
+    </w:pPr>
+    <w:rPr>
+      <w:rFonts w:ascii="Times New Roman" w:eastAsia="Times New Roman" w:hAnsi="Times New Roman" w:cs="Times New Roman"/>
+      <w:b/>
+      <w:bCs/>
+      <w:sz w:val="27"/>
+      <w:szCs w:val="27"/>
+      <w:lang w:eastAsia="pt-BR"/>
+    </w:rPr>
+  </w:style>
+  <w:style w:type="paragraph" w:styleId="Ttulo4">
+    <w:name w:val="heading 4"/>
+    <w:basedOn w:val="Normal"/>
+    <w:link w:val="Ttulo4Char"/>
+    <w:uiPriority w:val="9"/>
+    <w:qFormat/>
+    <w:rsid w:val="000C0F96"/>
+    <w:pPr>
+      <w:spacing w:before="100" w:beforeAutospacing="1" w:after="100" w:afterAutospacing="1" w:line="240" w:lineRule="auto"/>
+      <w:outlineLvl w:val="3"/>
+    </w:pPr>
+    <w:rPr>
+      <w:rFonts w:ascii="Times New Roman" w:eastAsia="Times New Roman" w:hAnsi="Times New Roman" w:cs="Times New Roman"/>
+      <w:b/>
+      <w:bCs/>
+      <w:sz w:val="24"/>
+      <w:szCs w:val="24"/>
+      <w:lang w:eastAsia="pt-BR"/>
+    </w:rPr>
+  </w:style>
   <w:style w:type="character" w:default="1" w:styleId="Fontepargpadro">
     <w:name w:val="Default Paragraph Font"/>
     <w:uiPriority w:val="1"/>
@@ -1675,6 +8787,225 @@
     <w:uiPriority w:val="99"/>
     <w:semiHidden/>
     <w:unhideWhenUsed/>
+  </w:style>
+  <w:style w:type="paragraph" w:styleId="Cabealho">
+    <w:name w:val="header"/>
+    <w:basedOn w:val="Normal"/>
+    <w:link w:val="CabealhoChar"/>
+    <w:uiPriority w:val="99"/>
+    <w:unhideWhenUsed/>
+    <w:rsid w:val="000C0F96"/>
+    <w:pPr>
+      <w:tabs>
+        <w:tab w:val="center" w:pos="4252"/>
+        <w:tab w:val="right" w:pos="8504"/>
+      </w:tabs>
+      <w:spacing w:after="0" w:line="240" w:lineRule="auto"/>
+    </w:pPr>
+  </w:style>
+  <w:style w:type="character" w:customStyle="1" w:styleId="CabealhoChar">
+    <w:name w:val="Cabeçalho Char"/>
+    <w:basedOn w:val="Fontepargpadro"/>
+    <w:link w:val="Cabealho"/>
+    <w:uiPriority w:val="99"/>
+    <w:rsid w:val="000C0F96"/>
+  </w:style>
+  <w:style w:type="paragraph" w:styleId="Rodap">
+    <w:name w:val="footer"/>
+    <w:basedOn w:val="Normal"/>
+    <w:link w:val="RodapChar"/>
+    <w:uiPriority w:val="99"/>
+    <w:unhideWhenUsed/>
+    <w:rsid w:val="000C0F96"/>
+    <w:pPr>
+      <w:tabs>
+        <w:tab w:val="center" w:pos="4252"/>
+        <w:tab w:val="right" w:pos="8504"/>
+      </w:tabs>
+      <w:spacing w:after="0" w:line="240" w:lineRule="auto"/>
+    </w:pPr>
+  </w:style>
+  <w:style w:type="character" w:customStyle="1" w:styleId="RodapChar">
+    <w:name w:val="Rodapé Char"/>
+    <w:basedOn w:val="Fontepargpadro"/>
+    <w:link w:val="Rodap"/>
+    <w:uiPriority w:val="99"/>
+    <w:rsid w:val="000C0F96"/>
+  </w:style>
+  <w:style w:type="character" w:customStyle="1" w:styleId="Ttulo3Char">
+    <w:name w:val="Título 3 Char"/>
+    <w:basedOn w:val="Fontepargpadro"/>
+    <w:link w:val="Ttulo3"/>
+    <w:uiPriority w:val="9"/>
+    <w:rsid w:val="000C0F96"/>
+    <w:rPr>
+      <w:rFonts w:ascii="Times New Roman" w:eastAsia="Times New Roman" w:hAnsi="Times New Roman" w:cs="Times New Roman"/>
+      <w:b/>
+      <w:bCs/>
+      <w:sz w:val="27"/>
+      <w:szCs w:val="27"/>
+      <w:lang w:eastAsia="pt-BR"/>
+    </w:rPr>
+  </w:style>
+  <w:style w:type="character" w:customStyle="1" w:styleId="Ttulo4Char">
+    <w:name w:val="Título 4 Char"/>
+    <w:basedOn w:val="Fontepargpadro"/>
+    <w:link w:val="Ttulo4"/>
+    <w:uiPriority w:val="9"/>
+    <w:rsid w:val="000C0F96"/>
+    <w:rPr>
+      <w:rFonts w:ascii="Times New Roman" w:eastAsia="Times New Roman" w:hAnsi="Times New Roman" w:cs="Times New Roman"/>
+      <w:b/>
+      <w:bCs/>
+      <w:sz w:val="24"/>
+      <w:szCs w:val="24"/>
+      <w:lang w:eastAsia="pt-BR"/>
+    </w:rPr>
+  </w:style>
+  <w:style w:type="paragraph" w:styleId="NormalWeb">
+    <w:name w:val="Normal (Web)"/>
+    <w:basedOn w:val="Normal"/>
+    <w:uiPriority w:val="99"/>
+    <w:semiHidden/>
+    <w:unhideWhenUsed/>
+    <w:rsid w:val="000C0F96"/>
+    <w:pPr>
+      <w:spacing w:before="100" w:beforeAutospacing="1" w:after="100" w:afterAutospacing="1" w:line="240" w:lineRule="auto"/>
+    </w:pPr>
+    <w:rPr>
+      <w:rFonts w:ascii="Times New Roman" w:eastAsia="Times New Roman" w:hAnsi="Times New Roman" w:cs="Times New Roman"/>
+      <w:sz w:val="24"/>
+      <w:szCs w:val="24"/>
+      <w:lang w:eastAsia="pt-BR"/>
+    </w:rPr>
+  </w:style>
+  <w:style w:type="character" w:styleId="CdigoHTML">
+    <w:name w:val="HTML Code"/>
+    <w:basedOn w:val="Fontepargpadro"/>
+    <w:uiPriority w:val="99"/>
+    <w:semiHidden/>
+    <w:unhideWhenUsed/>
+    <w:rsid w:val="000C0F96"/>
+    <w:rPr>
+      <w:rFonts w:ascii="Courier New" w:eastAsia="Times New Roman" w:hAnsi="Courier New" w:cs="Courier New"/>
+      <w:sz w:val="20"/>
+      <w:szCs w:val="20"/>
+    </w:rPr>
+  </w:style>
+  <w:style w:type="character" w:customStyle="1" w:styleId="ng-tns-c3831953655-27">
+    <w:name w:val="ng-tns-c3831953655-27"/>
+    <w:basedOn w:val="Fontepargpadro"/>
+    <w:rsid w:val="000C0F96"/>
+  </w:style>
+  <w:style w:type="paragraph" w:styleId="Pr-formataoHTML">
+    <w:name w:val="HTML Preformatted"/>
+    <w:basedOn w:val="Normal"/>
+    <w:link w:val="Pr-formataoHTMLChar"/>
+    <w:uiPriority w:val="99"/>
+    <w:semiHidden/>
+    <w:unhideWhenUsed/>
+    <w:rsid w:val="000C0F96"/>
+    <w:pPr>
+      <w:tabs>
+        <w:tab w:val="left" w:pos="916"/>
+        <w:tab w:val="left" w:pos="1832"/>
+        <w:tab w:val="left" w:pos="2748"/>
+        <w:tab w:val="left" w:pos="3664"/>
+        <w:tab w:val="left" w:pos="4580"/>
+        <w:tab w:val="left" w:pos="5496"/>
+        <w:tab w:val="left" w:pos="6412"/>
+        <w:tab w:val="left" w:pos="7328"/>
+        <w:tab w:val="left" w:pos="8244"/>
+        <w:tab w:val="left" w:pos="9160"/>
+        <w:tab w:val="left" w:pos="10076"/>
+        <w:tab w:val="left" w:pos="10992"/>
+        <w:tab w:val="left" w:pos="11908"/>
+        <w:tab w:val="left" w:pos="12824"/>
+        <w:tab w:val="left" w:pos="13740"/>
+        <w:tab w:val="left" w:pos="14656"/>
+      </w:tabs>
+      <w:spacing w:after="0" w:line="240" w:lineRule="auto"/>
+    </w:pPr>
+    <w:rPr>
+      <w:rFonts w:ascii="Courier New" w:eastAsia="Times New Roman" w:hAnsi="Courier New" w:cs="Courier New"/>
+      <w:sz w:val="20"/>
+      <w:szCs w:val="20"/>
+      <w:lang w:eastAsia="pt-BR"/>
+    </w:rPr>
+  </w:style>
+  <w:style w:type="character" w:customStyle="1" w:styleId="Pr-formataoHTMLChar">
+    <w:name w:val="Pré-formatação HTML Char"/>
+    <w:basedOn w:val="Fontepargpadro"/>
+    <w:link w:val="Pr-formataoHTML"/>
+    <w:uiPriority w:val="99"/>
+    <w:semiHidden/>
+    <w:rsid w:val="000C0F96"/>
+    <w:rPr>
+      <w:rFonts w:ascii="Courier New" w:eastAsia="Times New Roman" w:hAnsi="Courier New" w:cs="Courier New"/>
+      <w:sz w:val="20"/>
+      <w:szCs w:val="20"/>
+      <w:lang w:eastAsia="pt-BR"/>
+    </w:rPr>
+  </w:style>
+  <w:style w:type="character" w:customStyle="1" w:styleId="hljs-comment">
+    <w:name w:val="hljs-comment"/>
+    <w:basedOn w:val="Fontepargpadro"/>
+    <w:rsid w:val="000C0F96"/>
+  </w:style>
+  <w:style w:type="character" w:customStyle="1" w:styleId="hljs-class">
+    <w:name w:val="hljs-class"/>
+    <w:basedOn w:val="Fontepargpadro"/>
+    <w:rsid w:val="000C0F96"/>
+  </w:style>
+  <w:style w:type="character" w:customStyle="1" w:styleId="hljs-keyword">
+    <w:name w:val="hljs-keyword"/>
+    <w:basedOn w:val="Fontepargpadro"/>
+    <w:rsid w:val="000C0F96"/>
+  </w:style>
+  <w:style w:type="character" w:customStyle="1" w:styleId="hljs-title">
+    <w:name w:val="hljs-title"/>
+    <w:basedOn w:val="Fontepargpadro"/>
+    <w:rsid w:val="000C0F96"/>
+  </w:style>
+  <w:style w:type="character" w:customStyle="1" w:styleId="hljs-function">
+    <w:name w:val="hljs-function"/>
+    <w:basedOn w:val="Fontepargpadro"/>
+    <w:rsid w:val="000C0F96"/>
+  </w:style>
+  <w:style w:type="character" w:customStyle="1" w:styleId="hljs-params">
+    <w:name w:val="hljs-params"/>
+    <w:basedOn w:val="Fontepargpadro"/>
+    <w:rsid w:val="000C0F96"/>
+  </w:style>
+  <w:style w:type="character" w:customStyle="1" w:styleId="hljs-builtin">
+    <w:name w:val="hljs-built_in"/>
+    <w:basedOn w:val="Fontepargpadro"/>
+    <w:rsid w:val="000C0F96"/>
+  </w:style>
+  <w:style w:type="character" w:customStyle="1" w:styleId="hljs-string">
+    <w:name w:val="hljs-string"/>
+    <w:basedOn w:val="Fontepargpadro"/>
+    <w:rsid w:val="000C0F96"/>
+  </w:style>
+  <w:style w:type="character" w:customStyle="1" w:styleId="hljs-number">
+    <w:name w:val="hljs-number"/>
+    <w:basedOn w:val="Fontepargpadro"/>
+    <w:rsid w:val="000C0F96"/>
+  </w:style>
+  <w:style w:type="character" w:customStyle="1" w:styleId="hljs-subst">
+    <w:name w:val="hljs-subst"/>
+    <w:basedOn w:val="Fontepargpadro"/>
+    <w:rsid w:val="000C0F96"/>
+  </w:style>
+  <w:style w:type="character" w:customStyle="1" w:styleId="ng-tns-c3831953655-28">
+    <w:name w:val="ng-tns-c3831953655-28"/>
+    <w:basedOn w:val="Fontepargpadro"/>
+    <w:rsid w:val="000C0F96"/>
+  </w:style>
+  <w:style w:type="character" w:customStyle="1" w:styleId="ng-tns-c3831953655-29">
+    <w:name w:val="ng-tns-c3831953655-29"/>
+    <w:basedOn w:val="Fontepargpadro"/>
+    <w:rsid w:val="000C0F96"/>
   </w:style>
 </w:styles>
 </file>
